--- a/docs/report/out/Aystro_Field_Training_Report_AR.docx
+++ b/docs/report/out/Aystro_Field_Training_Report_AR.docx
@@ -353,7 +353,7 @@
       <w:r>
         <w:drawing>
           <wp:inline xmlns:a="http://schemas.openxmlformats.org/drawingml/2006/main" xmlns:pic="http://schemas.openxmlformats.org/drawingml/2006/picture">
-            <wp:extent cx="5544000" cy="1601600"/>
+            <wp:extent cx="5544000" cy="4357584"/>
             <wp:docPr id="1" name="Picture 1"/>
             <wp:cNvGraphicFramePr>
               <a:graphicFrameLocks noChangeAspect="1"/>
@@ -362,7 +362,7 @@
               <a:graphicData uri="http://schemas.openxmlformats.org/drawingml/2006/picture">
                 <pic:pic>
                   <pic:nvPicPr>
-                    <pic:cNvPr id="0" name="fig1_placeholder.png"/>
+                    <pic:cNvPr id="0" name="fig1_annotated_shelf.jpg"/>
                     <pic:cNvPicPr/>
                   </pic:nvPicPr>
                   <pic:blipFill>
@@ -374,7 +374,7 @@
                   <pic:spPr>
                     <a:xfrm>
                       <a:off x="0" y="0"/>
-                      <a:ext cx="5544000" cy="1601600"/>
+                      <a:ext cx="5544000" cy="4357584"/>
                     </a:xfrm>
                     <a:prstGeom prst="rect"/>
                   </pic:spPr>
@@ -416,7 +416,7 @@
           <w:rtl/>
           <w:cs/>
         </w:rPr>
-        <w:t>صورة تمثيلية لرف من مجموعة البيانات مع صناديق الإحاطة المُعلَّمة مركّبة عليها، توضح كثافة الكائنات وصيغ التعبئة قيد الدراسة.</w:t>
+        <w:t>التقاط ميداني من مجموعة البيانات مع صناديق الإحاطة المُعاد تعليمها مركّبة عليه؛ ويدل اللون على صيغة التعبئة. وإلى جانب كثافة مشهد التدقيق، تُظهر الصورة قيدين يُفحصان لاحقاً: فمنتجات كثيرة لا تحمل أي تعليق (القسم الرابع)، وعدة صناديق أُسنِدت إليها صيغة يناقضها محتواها، إذ تدهورت هندستها بفعل انعكاس الزجاج والحجب (القسم السابع).</w:t>
       </w:r>
     </w:p>
     <w:p>
@@ -1206,7 +1206,7 @@
           <w:rtl/>
           <w:cs/>
         </w:rPr>
-        <w:t>التمييز الهندسي لصيغة التعبئة. يساراً: عبوتان متطابقتان في الملصق ومتساويتان في الحجم لكنهما مختلفتان في النسبة. يميناً: توزيع نسبة الأبعاد الملاحَظ عبر التعليقات الـ٤٬٦٤١ جميعها، مُظهِراً نطاقات متلاصقة غير متداخلة.</w:t>
+        <w:t>التمييز الهندسي لصيغة التعبئة. يساراً: عبوتان متطابقتان في الملصق ومتساويتان في الحجم لكنهما مختلفتان في النسبة — وهو الفصل المقيس الذي تقوم عليه القاعدة. يميناً: النطاقات النسبية المستخدمة لإسناد الصيغة عبر التعليقات الـ٤٬٦٤١ جميعها. وهذه النطاقات تعريفية لا مُكتشَفة: فالعتبات هي التي تُسنِد الصنف، ومن ثمّ فإن انفصالها خاصية للمخطط لا دليل عليه.</w:t>
       </w:r>
     </w:p>
     <w:p>
@@ -3143,7 +3143,7 @@
       <w:r>
         <w:drawing>
           <wp:inline xmlns:a="http://schemas.openxmlformats.org/drawingml/2006/main" xmlns:pic="http://schemas.openxmlformats.org/drawingml/2006/picture">
-            <wp:extent cx="5544000" cy="1601600"/>
+            <wp:extent cx="3891120" cy="5580000"/>
             <wp:docPr id="5" name="Picture 5"/>
             <wp:cNvGraphicFramePr>
               <a:graphicFrameLocks noChangeAspect="1"/>
@@ -3152,7 +3152,7 @@
               <a:graphicData uri="http://schemas.openxmlformats.org/drawingml/2006/picture">
                 <pic:pic>
                   <pic:nvPicPr>
-                    <pic:cNvPr id="0" name="fig4_placeholder.png"/>
+                    <pic:cNvPr id="0" name="fig4_app.jpg"/>
                     <pic:cNvPicPr/>
                   </pic:nvPicPr>
                   <pic:blipFill>
@@ -3164,7 +3164,7 @@
                   <pic:spPr>
                     <a:xfrm>
                       <a:off x="0" y="0"/>
-                      <a:ext cx="5544000" cy="1601600"/>
+                      <a:ext cx="3891120" cy="5580000"/>
                     </a:xfrm>
                     <a:prstGeom prst="rect"/>
                   </pic:spPr>
@@ -3206,7 +3206,7 @@
           <w:rtl/>
           <w:cs/>
         </w:rPr>
-        <w:t>لقطات شاشة من التطبيق: شاشتا اختيار السوق والالتقاط، ومحرِّر الكشف وهو يعرض تنبؤاً للنموذج قيد مراجعة المُشغِّل.</w:t>
+        <w:t>التطبيق وهو يراجع التقاطاً حياً: ٧٥ اكتشافاً أُعيدت لبرّاد واحد، مع ملخص حصة الرف محسوباً أسفلها. وتزاحمُ التسميات ذاته دالٌّ — فهو نظام التراص الكثيف الوارد في القسم السابع، والسبب في أن المحرِّر الموجَّه للمُشغِّل، لا الإثبات الآلي، هو التصميم الملائم.</w:t>
       </w:r>
     </w:p>
     <w:p>
@@ -3992,7 +3992,7 @@
           <w:rtl/>
           <w:cs/>
         </w:rPr>
-        <w:t>كما أثبت تحليل نسبة الأبعاد أن صيغ التعبئة الأربع تشغل نطاقات نسبية متلاصقة وغير متداخلة — unknown-package دون ١٫٠، وcan-std-330 بين ١٫٠ و٢٫١، وcan-slim بين ٢٫١ و٢٫٩، وbottle-pet فوق ٢٫٩ — بوسائط للأصناف تبلغ ٠٫٥٤ و١٫٧٣ و٢٫٥٧ و٣٫٢٦ على التوالي. وهذا الفصل هو الأساس التجريبي لاعتماد هندسة الصندوق إشارةً تمييزية صالحة للاستخدام.</w:t>
+        <w:t>وقد أسندت إعادةُ التعليم الصيغَ بحسب نطاقات نسبية — unknown-package دون ١٫٠، وcan-std-330 بين ١٫٠ و٢٫١، وcan-slim بين ٢٫١ و٢٫٩، وbottle-pet فوق ٢٫٩ — بوسائط للأصناف تبلغ ٠٫٥٤ و١٫٧٣ و٢٫٥٧ و٣٫٢٦. ويجب التصريح بوضوح بأن هذه النطاقات لا تُصادِق النهج بذاتها: فالعتبات هي التي تُعرِّف الأصناف، ومن ثمّ فإن انفصالها مضمون بحكم البناء. أما الدليل على أن هندسة الصندوق إشارة تمييزية صالحة فيأتي من القياس المستقل جنباً إلى جنب المُبلَّغ عنه في القسم السادس، حيث انفصلت صيغتا العلبة إلى عنقودين مقيسين متباينين بينما أسندهما المُصنِّف البصري إلى صنف واحد. كما أظهر فحص الصور المُعاد تعليمها أن القاعدة تُعلِّم الزجاجات المحجوبة جزئياً بوصفها علباً، وهو نمط الخطأ الذي يتنبأ به القسم السابع، وسبب إضافي لكون إسناد الصيغة يستوجب تحققاً قبل الاستخدام.</w:t>
       </w:r>
     </w:p>
     <w:p>
@@ -4035,7 +4035,198 @@
           <w:rtl/>
           <w:cs/>
         </w:rPr>
-        <w:t>١٢. تأمل في مُخرَجات التعلّم</w:t>
+        <w:t>١٢. الصعوبات المُواجَهة</w:t>
+      </w:r>
+    </w:p>
+    <w:p>
+      <w:pPr>
+        <w:keepNext w:val="0"/>
+        <w:bidi/>
+        <w:spacing w:after="160" w:before="0" w:line="348" w:lineRule="auto"/>
+        <w:jc w:val="both"/>
+      </w:pPr>
+      <w:r>
+        <w:rPr>
+          <w:rFonts w:ascii="Times New Roman" w:hAnsi="Times New Roman" w:cs="Noto Naskh Arabic"/>
+          <w:b w:val="0"/>
+          <w:i w:val="0"/>
+          <w:color w:val="111111"/>
+          <w:sz w:val="23"/>
+          <w:szCs w:val="23"/>
+          <w:rtl/>
+          <w:cs/>
+        </w:rPr>
+        <w:t>لم تكن الصعوبات الرئيسة في هذه الفترة خوارزمية بل استدلالية — أي تحديد ما تفعله البيانات والأدوات فعلياً، في مقابل ما كان يُفترض أنها تفعله.</w:t>
+      </w:r>
+    </w:p>
+    <w:p>
+      <w:pPr>
+        <w:keepNext w:val="0"/>
+        <w:bidi/>
+        <w:spacing w:after="160" w:before="0" w:line="348" w:lineRule="auto"/>
+        <w:jc w:val="both"/>
+      </w:pPr>
+      <w:r>
+        <w:rPr>
+          <w:rFonts w:ascii="Times New Roman" w:hAnsi="Times New Roman" w:cs="Noto Naskh Arabic"/>
+          <w:b w:val="0"/>
+          <w:i w:val="0"/>
+          <w:color w:val="111111"/>
+          <w:sz w:val="23"/>
+          <w:szCs w:val="23"/>
+          <w:rtl/>
+          <w:cs/>
+        </w:rPr>
+        <w:t>أولاها التباس التعليم على نطاق واسع. فقد استلزم ما يزيد على خُمسَي المدوَّنة وسماً بالالتباس، وتطلّب كل صندوق موسوم حُكماً لا تستطيع أي عتبة أن تصدره آلياً. كما كشفت إعادة تعليم ٤٬٦٤١ صندوقاً بحسب الصيغة الفيزيائية أن القاعدة الهندسية المحضة ترث كل عيب في الصندوق الذي تقرؤه: فالزجاجة المحجوبة جزئياً تُنتج صندوقاً قصيراً فتُقرأ خطأً على أنها علبة. وقد استهلك تمييزُ فروق الصيغة الحقيقية عن آثار ظروف التصوير حصةً معتبرة من الفترة، ولا تزال مجموعة التسميات الناتجة تحوي أخطاءً من هذا النوع.</w:t>
+      </w:r>
+    </w:p>
+    <w:p>
+      <w:pPr>
+        <w:keepNext w:val="0"/>
+        <w:bidi/>
+        <w:spacing w:after="160" w:before="0" w:line="348" w:lineRule="auto"/>
+        <w:jc w:val="both"/>
+      </w:pPr>
+      <w:r>
+        <w:rPr>
+          <w:rFonts w:ascii="Times New Roman" w:hAnsi="Times New Roman" w:cs="Noto Naskh Arabic"/>
+          <w:b w:val="0"/>
+          <w:i w:val="0"/>
+          <w:color w:val="111111"/>
+          <w:sz w:val="23"/>
+          <w:szCs w:val="23"/>
+          <w:rtl/>
+          <w:cs/>
+        </w:rPr>
+        <w:t>وثانيتها تشخيص سلوك كان الإعدادُ سببَه لا النمذجة. فقد بدا ضعفُ تغطية العلامات الأحدث في البداية إخفاقاً في الكشف، بينما كان في الواقع محكوماً بنسخة نموذج افتراضية دُرِّبت على ٢٧ صورة، تجاوزها الزمن منذ وقت طويل لكن سير العمل ظل يستدعيها. وبالمثل، بدا العجزُ عن الفصل بين صيغتَي العلبة نقصاً في بيانات التدريب، إلى أن تحدّدت الآلية — وهي أن نموذج التمثيل المتجهي يعيد تحجيم القصاصات إلى مربع ثابت فيُهدر نسبة الأبعاد قبل الاستدلال. وفي الحالتين كان العَرَض الظاهر يشير بعيداً عن السبب الفعلي.</w:t>
+      </w:r>
+    </w:p>
+    <w:p>
+      <w:pPr>
+        <w:keepNext w:val="0"/>
+        <w:bidi/>
+        <w:spacing w:after="160" w:before="0" w:line="348" w:lineRule="auto"/>
+        <w:jc w:val="both"/>
+      </w:pPr>
+      <w:r>
+        <w:rPr>
+          <w:rFonts w:ascii="Times New Roman" w:hAnsi="Times New Roman" w:cs="Noto Naskh Arabic"/>
+          <w:b w:val="0"/>
+          <w:i w:val="0"/>
+          <w:color w:val="111111"/>
+          <w:sz w:val="23"/>
+          <w:szCs w:val="23"/>
+          <w:rtl/>
+          <w:cs/>
+        </w:rPr>
+        <w:t>وثالثتها، وهي أكثر عملية، احتكاك الأدوات أثناء ترحيل مجموعة البيانات. فقد تبيّن أن الرفع الجماعي للتعليقات عبر واجهة برمجة التطبيقات لا يتيح مساراً للكتابة فوق تعليق صورة بعينها، فترك طلبٌ واحد مُشوَّه صورةً واحدة بتعليق فارغ يتعذّر تصحيحه برمجياً. وكان العملُ ضمن قيود منصة مُستضافة — بدلاً من افتراض سيطرة كاملة على مخزن البيانات — جزءاً من التعلّم بذاته.</w:t>
+      </w:r>
+    </w:p>
+    <w:p>
+      <w:pPr>
+        <w:keepNext/>
+        <w:bidi/>
+        <w:spacing w:before="360" w:after="140"/>
+        <w:jc w:val="right"/>
+      </w:pPr>
+      <w:r>
+        <w:rPr>
+          <w:rFonts w:ascii="Times New Roman" w:hAnsi="Times New Roman" w:cs="Noto Naskh Arabic"/>
+          <w:b/>
+          <w:bCs w:val="1"/>
+          <w:i w:val="0"/>
+          <w:color w:val="1A3A5C"/>
+          <w:sz w:val="28"/>
+          <w:szCs w:val="28"/>
+          <w:rtl/>
+          <w:cs/>
+        </w:rPr>
+        <w:t>١٣. الخطوات القادمة والدعم المطلوب</w:t>
+      </w:r>
+    </w:p>
+    <w:p>
+      <w:pPr>
+        <w:keepNext w:val="0"/>
+        <w:bidi/>
+        <w:spacing w:after="160" w:before="0" w:line="348" w:lineRule="auto"/>
+        <w:jc w:val="both"/>
+      </w:pPr>
+      <w:r>
+        <w:rPr>
+          <w:rFonts w:ascii="Times New Roman" w:hAnsi="Times New Roman" w:cs="Noto Naskh Arabic"/>
+          <w:b w:val="0"/>
+          <w:i w:val="0"/>
+          <w:color w:val="111111"/>
+          <w:sz w:val="23"/>
+          <w:szCs w:val="23"/>
+          <w:rtl/>
+          <w:cs/>
+        </w:rPr>
+        <w:t>تتمثل الأولوية التقنية العاجلة في تدريب الكاشف المحايد صنفياً على مجموعة التسميات المدمجة وقياسه قياساً سليماً. فحتى الآن يستند التحسّن المتوقَّع إلى حجة إحصائية — أي زيادة سداسية في عدد التعليقات لكل صنف كشف — لا إلى نتيجة مقيسة. ويلزم إجراء تقييم على مجموعة محجوزة يُبلَّغ فيه عن الاستدعاء لكل صنف ومتوسط الدقة، مقارنةً بالكاشف الحالي المُصنَّف بالعلامات التجارية، قبل أن يصح الادعاء بأن المعمارية تعمل لا أنها مُحكَمة التسويغ فحسب.</w:t>
+      </w:r>
+    </w:p>
+    <w:p>
+      <w:pPr>
+        <w:keepNext w:val="0"/>
+        <w:bidi/>
+        <w:spacing w:after="160" w:before="0" w:line="348" w:lineRule="auto"/>
+        <w:jc w:val="both"/>
+      </w:pPr>
+      <w:r>
+        <w:rPr>
+          <w:rFonts w:ascii="Times New Roman" w:hAnsi="Times New Roman" w:cs="Noto Naskh Arabic"/>
+          <w:b w:val="0"/>
+          <w:i w:val="0"/>
+          <w:color w:val="111111"/>
+          <w:sz w:val="23"/>
+          <w:szCs w:val="23"/>
+          <w:rtl/>
+          <w:cs/>
+        </w:rPr>
+        <w:t>وبعد ذلك تتوالى ثلاثة أعمال بالترتيب: استكمال تعليم المنتجات التي لم تُعلَّم أصلاً، وهو ما لا تغني عنه أي إعادة تنظيم لفضاء التسميات؛ وتجميع المعرض المرجعي الذي تعتمد عليه المرحلة الثانية؛ وتنفيذ دمج المرحلة الثالثة داخل سير العمل على المنصة، بحيث تعمل القاعدة المُتحقَّق منها على جانب العميل على جانب الخادم كذلك.</w:t>
+      </w:r>
+    </w:p>
+    <w:p>
+      <w:pPr>
+        <w:keepNext w:val="0"/>
+        <w:bidi/>
+        <w:spacing w:after="160" w:before="0" w:line="348" w:lineRule="auto"/>
+        <w:jc w:val="both"/>
+      </w:pPr>
+      <w:r>
+        <w:rPr>
+          <w:rFonts w:ascii="Times New Roman" w:hAnsi="Times New Roman" w:cs="Noto Naskh Arabic"/>
+          <w:b w:val="0"/>
+          <w:i w:val="0"/>
+          <w:color w:val="111111"/>
+          <w:sz w:val="23"/>
+          <w:szCs w:val="23"/>
+          <w:rtl/>
+          <w:cs/>
+        </w:rPr>
+        <w:t>ويتوقف التقدم في هذه الأعمال على مُدخلات لم تستطع فترة التدريب توفيرها من داخلها. وأبلغُها أثراً مجموعة مرجعية للمنتجات — أي صور نظيفة لمنتج مفرد لكل وحدة مخزون ضمن النطاق، مصحوبةً بكتالوج يبيّن الأبعاد الفيزيائية، إذ إن العتبات الهندسية مُعايَرة حالياً على صيغتَي علبة اثنتين وتحتاج توسيعاً مع كل صيغة جديدة تُصادَف. ويلزم كذلك توجيه بشأن مستوى الدقة الذي يُعدّ جاهزاً للإنتاج، لأن نقطة التشغيل الصحيحة لتدقيق الرفوف — ومن ثمّ مدى ميل النظام إلى إحالة القرار للتحقق البشري — حكمٌ تجاري لا تقني. وأخيراً، من شأن صور ميدانية إضافية تغطي أنواع متاجر وتكوينات رفوف وظروف إضاءة متباينة أن تُحسِّن التعميم تحسيناً جوهرياً؛ فالمدوَّنة الحالية البالغة ٢١٣ صورة صغيرة بالقياس إلى التباين الذي سيواجهه النظام المنشور.</w:t>
+      </w:r>
+    </w:p>
+    <w:p>
+      <w:pPr>
+        <w:keepNext/>
+        <w:bidi/>
+        <w:spacing w:before="360" w:after="140"/>
+        <w:jc w:val="right"/>
+      </w:pPr>
+      <w:r>
+        <w:rPr>
+          <w:rFonts w:ascii="Times New Roman" w:hAnsi="Times New Roman" w:cs="Noto Naskh Arabic"/>
+          <w:b/>
+          <w:bCs w:val="1"/>
+          <w:i w:val="0"/>
+          <w:color w:val="1A3A5C"/>
+          <w:sz w:val="28"/>
+          <w:szCs w:val="28"/>
+          <w:rtl/>
+          <w:cs/>
+        </w:rPr>
+        <w:t>١٤. تأمل في مُخرَجات التعلّم</w:t>
       </w:r>
     </w:p>
     <w:p>
@@ -4120,7 +4311,7 @@
           <w:rtl/>
           <w:cs/>
         </w:rPr>
-        <w:t>١٣. الاستنتاجات</w:t>
+        <w:t>١٥. الاستنتاجات</w:t>
       </w:r>
     </w:p>
     <w:p>

--- a/docs/report/out/Aystro_Field_Training_Report_AR.docx
+++ b/docs/report/out/Aystro_Field_Training_Report_AR.docx
@@ -46,7 +46,7 @@
           <w:rtl/>
           <w:cs/>
         </w:rPr>
-        <w:t>الرؤية الحاسوبية التطبيقية في التدقيق الآلي للرفوف التجارية</w:t>
+        <w:t>التدقيق الآلي للرفوف التجارية: تحديث التقدّم التقني</w:t>
       </w:r>
     </w:p>
     <w:p>
@@ -67,7 +67,7 @@
           <w:rtl/>
           <w:cs/>
         </w:rPr>
-        <w:t>تقرير تدريب ميداني</w:t>
+        <w:t>تقرير تقدّم بحث وتطوير</w:t>
       </w:r>
     </w:p>
     <w:p>
@@ -88,7 +88,7 @@
           <w:rtl/>
           <w:cs/>
         </w:rPr>
-        <w:t xml:space="preserve">المتدرب:  </w:t>
+        <w:t xml:space="preserve">إعداد:  </w:t>
       </w:r>
       <w:r>
         <w:rPr>
@@ -122,7 +122,7 @@
           <w:rtl/>
           <w:cs/>
         </w:rPr>
-        <w:t xml:space="preserve">الجهة المستضيفة:  </w:t>
+        <w:t xml:space="preserve">الجهة:  </w:t>
       </w:r>
       <w:r>
         <w:rPr>
@@ -156,7 +156,7 @@
           <w:rtl/>
           <w:cs/>
         </w:rPr>
-        <w:t xml:space="preserve">فترة التدريب:  </w:t>
+        <w:t xml:space="preserve">فترة التقرير:  </w:t>
       </w:r>
       <w:r>
         <w:rPr>
@@ -169,7 +169,7 @@
           <w:rtl/>
           <w:cs/>
         </w:rPr>
-        <w:t>٢٧ تموز ٢٠٢٦ – ٦ آب ٢٠٢٦</w:t>
+        <w:t>٢٧ تموز ٢٠٢٦ – ١٧ آب ٢٠٢٦</w:t>
       </w:r>
     </w:p>
     <w:p>
@@ -203,7 +203,7 @@
           <w:rtl/>
           <w:cs/>
         </w:rPr>
-        <w:t>٨ آب ٢٠٢٦</w:t>
+        <w:t>١٧ آب ٢٠٢٦</w:t>
       </w:r>
     </w:p>
     <w:p>
@@ -230,7 +230,7 @@
           <w:rtl/>
           <w:cs/>
         </w:rPr>
-        <w:t>الملخص</w:t>
+        <w:t>الملخص التنفيذي</w:t>
       </w:r>
     </w:p>
     <w:p>
@@ -251,7 +251,7 @@
           <w:rtl/>
           <w:cs/>
         </w:rPr>
-        <w:t>يوثّق هذا التقرير المفاهيم التقنية المكتسبة والأعمال المُنفَّذة خلال فترة تدريب ميداني استمرت أسبوعين في شركة Aystro، وتركّزت على أنظمة الرؤية الحاسوبية للتدقيق الآلي لرفوف المتاجر. وقد تألف العمل من مسارين متكاملين: مسار تحليلي، جرى فيه تدقيق مجموعة بيانات قائمة للكشف عن الكائنات تضم ٢١٣ صورة لرفوف تجارية تحتوي على ٤٬٦٤١ صندوق إحاطة مُعلَّماً يدوياً، واشتقاق معمارية نظام مُنقَّحة؛ ومسار تنفيذي، طُوِّر فيه تطبيق متعدد المنصّات لجمع البيانات يدعم الالتقاط الميداني والتحليل الآلي والتحقق البشري من مُخرَجات النموذج.</w:t>
+        <w:t>يُحدِّث هذا التقرير مسار عمل Aystro التدريبي الميداني حول التدقيق الآلي للرفوف: ما الذي أُنجِز، وما الذي قِيس فعلياً، وما الذي ما يزال مفتوحاً. فمنذ المراجعة السابقة، انتقلت معمارية «الكشف ثم التصنيف» المرحلية من مثال واحد يعمل (Fanta) إلى نمط مُكرَّر ومُثبَت: فقد دُرِّب مُصنِّف ثانٍ لمتغيّرات علامة تجارية (XL Energy) وإشارة جديدة لمادة التعبئة، وكلاهما دُمِج في خط المعالجة الحي بالطريقة ذاتها، كما جرى تحديد السبب الجذري لعلة دقة إنتاجية حقيقية أبلغ عنها مستخدم ميداني مباشرةً وإصلاحها.</w:t>
       </w:r>
     </w:p>
     <w:p>
@@ -272,7 +272,28 @@
           <w:rtl/>
           <w:cs/>
         </w:rPr>
-        <w:t>ويفحص التقرير النمط المعماري «الكشف ثم التمييز»، الذي يُفصل فيه عمداً بين التوطين المكاني وتصنيف الهوية، ويوثّق قيداً بنيوياً في التصنيف البصري القائم على التشابه: إذ إن نموذج التمثيل المتجهي يعيد تحجيم كل قصاصة إلى مربع ثابت قبل ترميزها، فتُهدَر نسبة الأبعاد وتغدو العبوات المتطابقة في الملصق والمختلفة في النسبة الفيزيائية غير قابلة للتمييز. وقد عولج هذا القيد بدمج هندسة صندوق الإحاطة — وهي مُنتَجة سلفاً في مرحلة الكشف — مع الإشارة البصرية، وهو نهج جرى تنفيذه والتحقق منه في التطبيق المُسلَّم.</w:t>
+        <w:t>أما الادّعاء المعماري المحوري — أن فصل «أين يقع المنتج» عن «ما هو هذا المنتج» يُبقي كلفة نمو الكتالوج منخفضة — فبات مدعوماً الآن بأدلة على التعقيد الحسابي، لا بأرقام الكلفة وحدها. فحصر تشغيل مُصنِّفات المتغيّرات خلف خطوة توجيه خفّض عدد استدعاءات المُصنِّف لكل صورة من نمو مرتبط بعدد المنتجات وعدد مُصنِّفات المتغيّرات معاً (O(N×K))‎ إلى نمو مرتبط بعدد المنتجات فقط (O(N))‎، بصرف النظر عن عدد العلامات التي لها مُصنِّف نكهة خاص بها. وقد قِيس هذا على الصورة الاختبارية ذاتها وتحت الظروف ذاتها، فخفّض زمن التصنيف الفعلي بنسبة ٦٥٪ (من ٤٠٫٣ ثانية إلى ١٤٫٢ ثانية)، ويصمد الآن مع مُصنِّفَي متغيّرات مستقلَّين لا مُصنِّف واحد. وعلى نحو منفصل، لم تكلّف إضافة كل مُصنِّف متغيّر جديد أكثر من ساعات من التعليم ونموذج صغير واحد، من دون إعادة تدريب الكاشف أو مُصنِّف العلامة — وقد تكرر ذلك مرتين، وهو الأساس الذي يجعل من وصف كلفة نمو الكتالوج الحدّية بأنها صغيرة وشبه ثابتة استنتاجاً مبنياً على تكرار لا على مثال منفرد.</w:t>
+      </w:r>
+    </w:p>
+    <w:p>
+      <w:pPr>
+        <w:keepNext w:val="0"/>
+        <w:bidi/>
+        <w:spacing w:after="160" w:before="0" w:line="348" w:lineRule="auto"/>
+        <w:jc w:val="both"/>
+      </w:pPr>
+      <w:r>
+        <w:rPr>
+          <w:rFonts w:ascii="Times New Roman" w:hAnsi="Times New Roman" w:cs="Noto Naskh Arabic"/>
+          <w:b w:val="0"/>
+          <w:i w:val="0"/>
+          <w:color w:val="111111"/>
+          <w:sz w:val="22"/>
+          <w:szCs w:val="22"/>
+          <w:rtl/>
+          <w:cs/>
+        </w:rPr>
+        <w:t>والتقرير صريح بالقدر ذاته فيما يخص ما ما يزال مفتوحاً. فلا يوجد حتى الآن أي مُصنِّف في المجموعة الحالية يحمل رقم دقة مُسجَّلاً رسمياً — والسبب الجذري بات مفهوماً بدقة الآن (القسم الثالث) والحلّ معروف لا مجهولاً. كما أن متغيّرات نكهة الكوكاكولا ما تزال معلَّقة بفعل فجوة بيانات حقيقية، أكّدها تدقيقٌ مستقلٌّ ثانٍ خلال هذه الفترة، لا قصوراً في النمذجة. وأخيراً، جرى تتبّع مشكلة جودة حقيقية أبلغ عنها مستخدم — عدم اكتشاف علب سبرايت أحياناً أو تصنيفها بثقة منخفضة جداً — إلى اختلال بنسبة ٩ إلى ١ بين أمثلة الزجاجات والعلب في بيانات تدريب تلك العلامة، وعولجت بتنقيب بيانات تاريخية حقيقية غير مستخدَمة سابقاً بدلاً من تكليف تصوير جديد — وهذا هو النوع من الإصلاح الذي يعدّه هذا التقرير النتيجةَ الأجدر بالذكر: ليس أن خللاً وُجِد، بل أن خط معالجة البيانات المبنيّ خلال هذه الفترة جعله قابلاً للتشخيص والإصلاح ضمن جلسة عمل واحدة.</w:t>
       </w:r>
     </w:p>
     <w:p>
@@ -299,7 +320,7 @@
           <w:rtl/>
           <w:cs/>
         </w:rPr>
-        <w:t>١. المقدمة وسياق المشكلة</w:t>
+        <w:t>١. المشكلة التجارية</w:t>
       </w:r>
     </w:p>
     <w:p>
@@ -320,7 +341,7 @@
           <w:rtl/>
           <w:cs/>
         </w:rPr>
-        <w:t>يُعد الكشف عن الكائنات مهمة تأسيسية في الرؤية الحاسوبية، تجيب عن سؤالين مترابطين حول الصورة: أين يقع الكائن (التوطين)، وما هو هذا الكائن (التصنيف). وفي مجال تدقيق الرفوف التجارية، يتمثل الهدف العملي في تحويل صورة فوتوغرافية لرف في متجر إلى بيانات تجارية مُهيكلة — أي عدد الوحدات الموجودة من كل منتج، وكيفية ترتيبها، وحصة كل علامة تجارية من مساحة الرف المرئية. ويستلزم ذلك الإجابتين معاً، إذ إن العدّ من دون مواضع لا يصف تخطيط الرف، والمواضع من دون هويات لا تصف المخزون.</w:t>
+        <w:t>إن حضور علامة تجارية على الرف — عدد الوحدات المخزَّنة، وكيفية ترتيبها، وحصة كل منافس من مساحة الرف — معلومة تجارية يدفع المصنِّعون وتجار التجزئة ثمن معرفتها، وتُجمَع اليوم عبر شخص يجول الممرات بلوحة تدوين أو هاتف. والتدقيق اليدوي بطيء، ومكلف عند التوسّع عبر متاجر كثيرة، ولا يتّسم بثبات يفوق ثبات الشخص الذي يؤديه. والفرصة التجارية هي تحويل صورة عادية للرف إلى بيانات مخزون مُهيكلة وموثوقة آلياً، وبالحجم والسرعة اللذين يتعذّر على التدقيق اليدوي بلوغهما.</w:t>
       </w:r>
     </w:p>
     <w:p>
@@ -341,82 +362,7 @@
           <w:rtl/>
           <w:cs/>
         </w:rPr>
-        <w:t>كانت مجموعة البيانات المفحوصة في مستهل التدريب مُعلَّمة وفقاً للعلامة التجارية المُصنِّعة، بحيث يُسنَد إلى كل صندوق إحاطة صنف مثل coca-cola أو pepsi. وقد كشف هذا المخطط التعليمي — رغم بداهته — عن مجموعة من المشكلات البنيوية التي شكّلت الجوهر التحليلي لفترة التدريب، وتُفحص في الأقسام التالية.</w:t>
-      </w:r>
-    </w:p>
-    <w:p>
-      <w:pPr>
-        <w:keepNext/>
-        <w:spacing w:before="240" w:after="80"/>
-        <w:jc w:val="center"/>
-      </w:pPr>
-      <w:r>
-        <w:drawing>
-          <wp:inline xmlns:a="http://schemas.openxmlformats.org/drawingml/2006/main" xmlns:pic="http://schemas.openxmlformats.org/drawingml/2006/picture">
-            <wp:extent cx="5544000" cy="4357584"/>
-            <wp:docPr id="1" name="Picture 1"/>
-            <wp:cNvGraphicFramePr>
-              <a:graphicFrameLocks noChangeAspect="1"/>
-            </wp:cNvGraphicFramePr>
-            <a:graphic>
-              <a:graphicData uri="http://schemas.openxmlformats.org/drawingml/2006/picture">
-                <pic:pic>
-                  <pic:nvPicPr>
-                    <pic:cNvPr id="0" name="fig1_annotated_shelf.jpg"/>
-                    <pic:cNvPicPr/>
-                  </pic:nvPicPr>
-                  <pic:blipFill>
-                    <a:blip r:embed="rId9"/>
-                    <a:stretch>
-                      <a:fillRect/>
-                    </a:stretch>
-                  </pic:blipFill>
-                  <pic:spPr>
-                    <a:xfrm>
-                      <a:off x="0" y="0"/>
-                      <a:ext cx="5544000" cy="4357584"/>
-                    </a:xfrm>
-                    <a:prstGeom prst="rect"/>
-                  </pic:spPr>
-                </pic:pic>
-              </a:graphicData>
-            </a:graphic>
-          </wp:inline>
-        </w:drawing>
-      </w:r>
-    </w:p>
-    <w:p>
-      <w:pPr>
-        <w:bidi/>
-        <w:spacing w:after="280"/>
-        <w:jc w:val="center"/>
-      </w:pPr>
-      <w:r>
-        <w:rPr>
-          <w:rFonts w:ascii="Times New Roman" w:hAnsi="Times New Roman" w:cs="Noto Naskh Arabic"/>
-          <w:b/>
-          <w:bCs w:val="1"/>
-          <w:i w:val="0"/>
-          <w:color w:val="555555"/>
-          <w:sz w:val="19"/>
-          <w:szCs w:val="19"/>
-          <w:rtl/>
-          <w:cs/>
-        </w:rPr>
-        <w:t xml:space="preserve">الشكل ١. </w:t>
-      </w:r>
-      <w:r>
-        <w:rPr>
-          <w:rFonts w:ascii="Times New Roman" w:hAnsi="Times New Roman" w:cs="Noto Naskh Arabic"/>
-          <w:b w:val="0"/>
-          <w:i w:val="0"/>
-          <w:color w:val="555555"/>
-          <w:sz w:val="19"/>
-          <w:szCs w:val="19"/>
-          <w:rtl/>
-          <w:cs/>
-        </w:rPr>
-        <w:t>التقاط ميداني من مجموعة البيانات مع صناديق الإحاطة المُعاد تعليمها مركّبة عليه؛ ويدل اللون على صيغة التعبئة. وإلى جانب كثافة مشهد التدقيق، تُظهر الصورة قيدين يُفحصان لاحقاً: فمنتجات كثيرة لا تحمل أي تعليق (القسم الرابع)، وعدة صناديق أُسنِدت إليها صيغة يناقضها محتواها، إذ تدهورت هندستها بفعل انعكاس الزجاج والحجب (القسم السابع).</w:t>
+        <w:t>أما التحدي التقني فهو أن هذه ليست مشكلة واحدة بل مشكلتان، تُطرحان على كل كائن في الصورة في آنٍ معاً: أين يقع (التوطين)، وما هو (الهوية). والنظام الذي يجيب عن السؤالين بنموذج واحد أحادي الكتلة يرث عبئاً خطيراً — إذ يستوجب إعادة تدريبه على الكتالوج بأكمله كلما تغيّر منتج واحد — وهو ما يحدد قدرة النظام على مجاراة كتالوج تجزئة لا يتوقف عن التغيّر. ويصف القسم الثاني المعمارية المبنيّة لتفادي هذا العبء؛ ويقيس القسم الثالث ما إذا كانت تحقق الفائدة المقصودة فعلياً.</w:t>
       </w:r>
     </w:p>
     <w:p>
@@ -438,7 +384,7 @@
           <w:rtl/>
           <w:cs/>
         </w:rPr>
-        <w:t>٢. المنهجية ونطاق العمل</w:t>
+        <w:t>٢. ما الذي بُني: المعمارية</w:t>
       </w:r>
     </w:p>
     <w:p>
@@ -459,7 +405,155 @@
           <w:rtl/>
           <w:cs/>
         </w:rPr>
-        <w:t>اتّبع التدريب نهجاً استقصائياً لا تنفيذياً محضاً. فقد جرى تدقيق مجموعة بيانات مُعلَّمة قائمة، وتشخيص حدودها، واشتقاق معمارية مُنقَّحة والتحقق من جدواها في مواجهة المنصة الإنتاجية، وتطوير تطبيق ميداني داعم واختباره.</w:t>
+        <w:t>إن أي نموذج واحد يصنّف كل منتج مباشرةً بحسب هويته يستوجب إعادة تدريب كامل كلما دخلت وحدة مخزون جديدة إلى الكتالوج — وهو مكلف من حيث جهد التعليم والحوسبة، ومُعرَّض لتدهور أداء منتجات كانت تعمل بصورة صحيحة سابقاً. كما يعاني إحصائياً: فمجموعة تدريب ثابتة مقسَّمة على أصناف علامات كثيرة تُجوِّع الأصناف الأندر، وهو بالضبط نمط ضعف الاستدعاء الذي لوحظ في بيانات هذا المشروع المبكرة (القسم ٣.١).</w:t>
+      </w:r>
+    </w:p>
+    <w:p>
+      <w:pPr>
+        <w:keepNext w:val="0"/>
+        <w:bidi/>
+        <w:spacing w:after="160" w:before="0" w:line="348" w:lineRule="auto"/>
+        <w:jc w:val="both"/>
+      </w:pPr>
+      <w:r>
+        <w:rPr>
+          <w:rFonts w:ascii="Times New Roman" w:hAnsi="Times New Roman" w:cs="Noto Naskh Arabic"/>
+          <w:b w:val="0"/>
+          <w:i w:val="0"/>
+          <w:color w:val="111111"/>
+          <w:sz w:val="23"/>
+          <w:szCs w:val="23"/>
+          <w:rtl/>
+          <w:cs/>
+        </w:rPr>
+        <w:t>والنظام المبنيّ خلال هذه الفترة يفصل الجزء المتقلّب من المشكلة (هوية المنتج، الذي يتغيّر باستمرار) عن الجزء المستقر (وجود الكائن، الذي لا يتغيّر)، ويُضيّق فضاء القرار مرحلةً بعد مرحلة:</w:t>
+      </w:r>
+    </w:p>
+    <w:p>
+      <w:pPr>
+        <w:keepNext w:val="0"/>
+        <w:bidi/>
+        <w:spacing w:after="120" w:before="0" w:line="348" w:lineRule="auto"/>
+        <w:jc w:val="both"/>
+      </w:pPr>
+      <w:r>
+        <w:rPr>
+          <w:rFonts w:ascii="Times New Roman" w:hAnsi="Times New Roman" w:cs="Noto Naskh Arabic"/>
+          <w:b w:val="0"/>
+          <w:i w:val="0"/>
+          <w:color w:val="111111"/>
+          <w:sz w:val="23"/>
+          <w:szCs w:val="23"/>
+          <w:rtl/>
+          <w:cs/>
+        </w:rPr>
+        <w:t>المرحلة الأولى — الكشف. كاشف محايد صنفياً يحدد موضع كل منتج على الرف تحت صنف عام واحد هو «product»، بصرف النظر عن العلامة التجارية. ولا يستوجب أبداً إعادة تدريب عند ظهور وحدة مخزون جديدة، لأنه لا يحمل أي معرفة بالهوية أصلاً.</w:t>
+      </w:r>
+    </w:p>
+    <w:p>
+      <w:pPr>
+        <w:keepNext w:val="0"/>
+        <w:bidi/>
+        <w:spacing w:after="120" w:before="0" w:line="348" w:lineRule="auto"/>
+        <w:jc w:val="both"/>
+      </w:pPr>
+      <w:r>
+        <w:rPr>
+          <w:rFonts w:ascii="Times New Roman" w:hAnsi="Times New Roman" w:cs="Noto Naskh Arabic"/>
+          <w:b w:val="0"/>
+          <w:i w:val="0"/>
+          <w:color w:val="111111"/>
+          <w:sz w:val="23"/>
+          <w:szCs w:val="23"/>
+          <w:rtl/>
+          <w:cs/>
+        </w:rPr>
+        <w:t>المرحلة الثانية — تصنيف العلامة التجارية. تُقتطع كل منطقة مكتشَفة وتُصنَّف بحسب الشركة المصنِّعة. وهذه الطبقة صغيرة ومستقرة، لأن مجموعة العلامات في سوق ما تتغير أبطأ بكثير من مجموعة المنتجات.</w:t>
+      </w:r>
+    </w:p>
+    <w:p>
+      <w:pPr>
+        <w:keepNext w:val="0"/>
+        <w:bidi/>
+        <w:spacing w:after="120" w:before="0" w:line="348" w:lineRule="auto"/>
+        <w:jc w:val="both"/>
+      </w:pPr>
+      <w:r>
+        <w:rPr>
+          <w:rFonts w:ascii="Times New Roman" w:hAnsi="Times New Roman" w:cs="Noto Naskh Arabic"/>
+          <w:b w:val="0"/>
+          <w:i w:val="0"/>
+          <w:color w:val="111111"/>
+          <w:sz w:val="23"/>
+          <w:szCs w:val="23"/>
+          <w:rtl/>
+          <w:cs/>
+        </w:rPr>
+        <w:t>المرحلة الثالثة — تصنيف المتغيّر، بشرط التوجيه. حين تُحدِّد المرحلة الثانية علامةً لها مُصنِّف متغيّرات خاص بها، تستدعي خطوة توجيه ذلك المُصنِّف وحده — لا كل مُصنِّفات المتغيّرات على كل قصاصة. وعلامتان موصولتان بهذا النمط اليوم: Fanta (النكهة) وXL Energy (النكهة/الصيغة). ثم تختار خطوة دمج تسمية المتغيّر حين تُنتَج، وتُمرِّر العلامة المجردة من دون تغيير خلاف ذلك.</w:t>
+      </w:r>
+    </w:p>
+    <w:p>
+      <w:pPr>
+        <w:keepNext w:val="0"/>
+        <w:bidi/>
+        <w:spacing w:after="120" w:before="0" w:line="348" w:lineRule="auto"/>
+        <w:jc w:val="both"/>
+      </w:pPr>
+      <w:r>
+        <w:rPr>
+          <w:rFonts w:ascii="Times New Roman" w:hAnsi="Times New Roman" w:cs="Noto Naskh Arabic"/>
+          <w:b w:val="0"/>
+          <w:i w:val="0"/>
+          <w:color w:val="111111"/>
+          <w:sz w:val="23"/>
+          <w:szCs w:val="23"/>
+          <w:rtl/>
+          <w:cs/>
+        </w:rPr>
+        <w:t>المرحلة الرابعة — مادة التعبئة، بلا شرط. مُصنِّف مستقل عن العلامة (علبة / بلاستيك / زجاج) يعمل على كل قصاصة بصرف النظر عن العلامة، لأن مادة التعبئة لا تتوقف على العلامة. دُرِّب ونُشِر خلال هذه الفترة؛ ولم يُدمَج بعد في التسمية النهائية المُبلَّغ عنها، بل يُعرَض كحقل مستقل فقط (القسم ٣.٤).</w:t>
+      </w:r>
+    </w:p>
+    <w:p>
+      <w:pPr>
+        <w:keepNext w:val="0"/>
+        <w:bidi/>
+        <w:spacing w:after="160" w:before="0" w:line="348" w:lineRule="auto"/>
+        <w:jc w:val="both"/>
+      </w:pPr>
+      <w:r>
+        <w:rPr>
+          <w:rFonts w:ascii="Times New Roman" w:hAnsi="Times New Roman" w:cs="Noto Naskh Arabic"/>
+          <w:b w:val="0"/>
+          <w:i w:val="0"/>
+          <w:color w:val="111111"/>
+          <w:sz w:val="23"/>
+          <w:szCs w:val="23"/>
+          <w:rtl/>
+          <w:cs/>
+        </w:rPr>
+        <w:t>وهذا مُنفَّذ عبر سير عمل Roboflow هرمي حي، لا اقتراح نظري. والتوجيه في المرحلة الثالثة هو التغيير المعماري المقيس في القسم ٣.٥: فهو ما يمنع عدد استدعاءات المُصنِّف من النمو مع عدد مُصنِّفات المتغيّرات المنشورة، وهو أمر تتزايد أهميته مع انضمام مزيد من العلامات إلى مُصنِّف نكهة خاص بها.</w:t>
+      </w:r>
+    </w:p>
+    <w:p>
+      <w:pPr>
+        <w:keepNext/>
+        <w:bidi/>
+        <w:spacing w:before="360" w:after="140"/>
+        <w:jc w:val="right"/>
+      </w:pPr>
+      <w:r>
+        <w:rPr>
+          <w:rFonts w:ascii="Times New Roman" w:hAnsi="Times New Roman" w:cs="Noto Naskh Arabic"/>
+          <w:b/>
+          <w:bCs w:val="1"/>
+          <w:i w:val="0"/>
+          <w:color w:val="1A3A5C"/>
+          <w:sz w:val="28"/>
+          <w:szCs w:val="28"/>
+          <w:rtl/>
+          <w:cs/>
+        </w:rPr>
+        <w:t>٣. الأدلة: هل يعمل؟</w:t>
       </w:r>
     </w:p>
     <w:p>
@@ -481,7 +575,7 @@
           <w:rtl/>
           <w:cs/>
         </w:rPr>
-        <w:t>٢.١ تدقيق مجموعة البيانات</w:t>
+        <w:t>٣.١ دقة الكاشف: تغيير معماري، مقيس</w:t>
       </w:r>
     </w:p>
     <w:p>
@@ -502,1104 +596,7 @@
           <w:rtl/>
           <w:cs/>
         </w:rPr>
-        <w:t>حُلِّل تصدير المشروع القائم برمجياً. وقد ضم ٢١٣ صورة لرفوف تجارية، موزّعة على أقسام التدريب (١٧٣) والتحقق (٢٤) والاختبار (١٦)، وتحتوي على ٤٬٦٤١ صندوق إحاطة مرسوماً يدوياً عبر ستة أصناف للشركات المصنِّعة: coca-cola وcappy وxl_energy وsprite وfanta وpepsi. وقد نما المشروع تدريجياً، إذ بدأ بصنفَي coca-cola وxl_energy قبل أن تُستحدَث العلامات الأربع المتبقية — وهو نمط توسّع يُجسّد بذاته مشكلةَ نموّ الكتالوج المفحوصة في القسم الثالث.</w:t>
-      </w:r>
-    </w:p>
-    <w:p>
-      <w:pPr>
-        <w:keepNext w:val="0"/>
-        <w:bidi/>
-        <w:spacing w:after="160" w:before="0" w:line="348" w:lineRule="auto"/>
-        <w:jc w:val="both"/>
-      </w:pPr>
-      <w:r>
-        <w:rPr>
-          <w:rFonts w:ascii="Times New Roman" w:hAnsi="Times New Roman" w:cs="Noto Naskh Arabic"/>
-          <w:b w:val="0"/>
-          <w:i w:val="0"/>
-          <w:color w:val="111111"/>
-          <w:sz w:val="23"/>
-          <w:szCs w:val="23"/>
-          <w:rtl/>
-          <w:cs/>
-        </w:rPr>
-        <w:t>وكشف تحليل توزيع الأصناف عن اختلال بيّن: إذ استأثر الصنف الأكبر بنسبة ٤٢٫٢٪ من مجموع التعليقات، بينما استأثر الأصغر بنسبة ٢٫٨٪، أي بنسبة تقارب ١٥:١. ويقدّم هذا التركّز تفسيراً إحصائياً مباشراً لانخفاض الاستدعاء الملاحَظ على العلامات ضعيفة التمثيل.</w:t>
-      </w:r>
-    </w:p>
-    <w:p>
-      <w:pPr>
-        <w:keepNext/>
-        <w:bidi/>
-        <w:spacing w:before="240" w:after="140"/>
-        <w:jc w:val="right"/>
-      </w:pPr>
-      <w:r>
-        <w:rPr>
-          <w:rFonts w:ascii="Times New Roman" w:hAnsi="Times New Roman" w:cs="Noto Naskh Arabic"/>
-          <w:b/>
-          <w:bCs w:val="1"/>
-          <w:i w:val="0"/>
-          <w:color w:val="1A3A5C"/>
-          <w:sz w:val="24"/>
-          <w:szCs w:val="24"/>
-          <w:rtl/>
-          <w:cs/>
-        </w:rPr>
-        <w:t>٢.٢ إعادة التعليم الهندسي</w:t>
-      </w:r>
-    </w:p>
-    <w:p>
-      <w:pPr>
-        <w:keepNext w:val="0"/>
-        <w:bidi/>
-        <w:spacing w:after="160" w:before="0" w:line="348" w:lineRule="auto"/>
-        <w:jc w:val="both"/>
-      </w:pPr>
-      <w:r>
-        <w:rPr>
-          <w:rFonts w:ascii="Times New Roman" w:hAnsi="Times New Roman" w:cs="Noto Naskh Arabic"/>
-          <w:b w:val="0"/>
-          <w:i w:val="0"/>
-          <w:color w:val="111111"/>
-          <w:sz w:val="23"/>
-          <w:szCs w:val="23"/>
-          <w:rtl/>
-          <w:cs/>
-        </w:rPr>
-        <w:t>اشتُقّ مخطط لإعادة التعليم قائم على صيغة التعبئة الفيزيائية بدلاً من العلامة التجارية. فلكل تعليق، حُسبت نسبة الأبعاد من إحداثيات الصندوق المخزَّنة، وأُسنِدت إلى واحد من أربعة أصناف للصيغة — can-std-330 وcan-slim وbottle-pet وunknown-package — باستخدام نطاقات نسبية مُحدَّدة تجريبياً. وأُعيد توليد التعليقات برمجياً بصيغة Pascal VOC XML ورُحِّلت إلى مشروع منفصل.</w:t>
-      </w:r>
-    </w:p>
-    <w:p>
-      <w:pPr>
-        <w:keepNext/>
-        <w:bidi/>
-        <w:spacing w:before="240" w:after="140"/>
-        <w:jc w:val="right"/>
-      </w:pPr>
-      <w:r>
-        <w:rPr>
-          <w:rFonts w:ascii="Times New Roman" w:hAnsi="Times New Roman" w:cs="Noto Naskh Arabic"/>
-          <w:b/>
-          <w:bCs w:val="1"/>
-          <w:i w:val="0"/>
-          <w:color w:val="1A3A5C"/>
-          <w:sz w:val="24"/>
-          <w:szCs w:val="24"/>
-          <w:rtl/>
-          <w:cs/>
-        </w:rPr>
-        <w:t>٢.٣ وسم الالتباس</w:t>
-      </w:r>
-    </w:p>
-    <w:p>
-      <w:pPr>
-        <w:keepNext w:val="0"/>
-        <w:bidi/>
-        <w:spacing w:after="160" w:before="0" w:line="348" w:lineRule="auto"/>
-        <w:jc w:val="both"/>
-      </w:pPr>
-      <w:r>
-        <w:rPr>
-          <w:rFonts w:ascii="Times New Roman" w:hAnsi="Times New Roman" w:cs="Noto Naskh Arabic"/>
-          <w:b w:val="0"/>
-          <w:i w:val="0"/>
-          <w:color w:val="111111"/>
-          <w:sz w:val="23"/>
-          <w:szCs w:val="23"/>
-          <w:rtl/>
-          <w:cs/>
-        </w:rPr>
-        <w:t>بدلاً من افتراض أن كل صندوق يقبل إسناد صيغة بثقة، جرى تقييم كل تعليق من حيث موثوقية الدليل أثناء إعادة التعليم، ووُسِم حيثما كان منقوصاً. فمن أصل ٤٬٦٤١ تعليقاً، وُسِم ١٩٤ (٤٫٢٪) بأنه مقطوع — أي أن الكائن يتقاطع مع حدّ الإطار أو يمتد خارج لقطة قريبة — ووُسِم ١٬٩٥٤ (٤٢٫١٪) بأنه صعب، دلالةً على حجب أو منظور مائل أو تداخل انعكاسي يكفي لجعل الهندسة المشتقّة غير موثوقة.</w:t>
-      </w:r>
-    </w:p>
-    <w:p>
-      <w:pPr>
-        <w:keepNext w:val="0"/>
-        <w:bidi/>
-        <w:spacing w:after="160" w:before="0" w:line="348" w:lineRule="auto"/>
-        <w:jc w:val="both"/>
-      </w:pPr>
-      <w:r>
-        <w:rPr>
-          <w:rFonts w:ascii="Times New Roman" w:hAnsi="Times New Roman" w:cs="Noto Naskh Arabic"/>
-          <w:b w:val="0"/>
-          <w:i w:val="0"/>
-          <w:color w:val="111111"/>
-          <w:sz w:val="23"/>
-          <w:szCs w:val="23"/>
-          <w:rtl/>
-          <w:cs/>
-        </w:rPr>
-        <w:t>وكون ما يزيد على خُمسَي المدوَّنة قد استلزم وسماً بالالتباس هو بذاته من النتائج التجريبية الرئيسة لهذا التدريب. إذ يُثبت أن الالتباس في الصور الميدانية بنيويٌّ لا استثنائي، وأن النظام المنشور يجب تبعاً لذلك أن يتضمّن آليةَ تحقق بحكم التصميم، لا أن يعامل التصحيح كمسار استرداد استثنائي.</w:t>
-      </w:r>
-    </w:p>
-    <w:p>
-      <w:pPr>
-        <w:keepNext/>
-        <w:bidi/>
-        <w:spacing w:before="240" w:after="140"/>
-        <w:jc w:val="right"/>
-      </w:pPr>
-      <w:r>
-        <w:rPr>
-          <w:rFonts w:ascii="Times New Roman" w:hAnsi="Times New Roman" w:cs="Noto Naskh Arabic"/>
-          <w:b/>
-          <w:bCs w:val="1"/>
-          <w:i w:val="0"/>
-          <w:color w:val="1A3A5C"/>
-          <w:sz w:val="24"/>
-          <w:szCs w:val="24"/>
-          <w:rtl/>
-          <w:cs/>
-        </w:rPr>
-        <w:t>٢.٤ تقييم الجدوى على المنصة</w:t>
-      </w:r>
-    </w:p>
-    <w:p>
-      <w:pPr>
-        <w:keepNext w:val="0"/>
-        <w:bidi/>
-        <w:spacing w:after="160" w:before="0" w:line="348" w:lineRule="auto"/>
-        <w:jc w:val="both"/>
-      </w:pPr>
-      <w:r>
-        <w:rPr>
-          <w:rFonts w:ascii="Times New Roman" w:hAnsi="Times New Roman" w:cs="Noto Naskh Arabic"/>
-          <w:b w:val="0"/>
-          <w:i w:val="0"/>
-          <w:color w:val="111111"/>
-          <w:sz w:val="23"/>
-          <w:szCs w:val="23"/>
-          <w:rtl/>
-          <w:cs/>
-        </w:rPr>
-        <w:t>قُيِّمت المعمارية المقترحة كتلةً بكتلة في مواجهة كتالوج المكوّنات في منصة Roboflow Workflows، للتأكد من إمكانية تحقيق كل مرحلة أصلياً داخل المنصة. وتُعرض النتائج في القسم التاسع.</w:t>
-      </w:r>
-    </w:p>
-    <w:p>
-      <w:pPr>
-        <w:keepNext/>
-        <w:bidi/>
-        <w:spacing w:before="240" w:after="140"/>
-        <w:jc w:val="right"/>
-      </w:pPr>
-      <w:r>
-        <w:rPr>
-          <w:rFonts w:ascii="Times New Roman" w:hAnsi="Times New Roman" w:cs="Noto Naskh Arabic"/>
-          <w:b/>
-          <w:bCs w:val="1"/>
-          <w:i w:val="0"/>
-          <w:color w:val="1A3A5C"/>
-          <w:sz w:val="24"/>
-          <w:szCs w:val="24"/>
-          <w:rtl/>
-          <w:cs/>
-        </w:rPr>
-        <w:t>٢.٥ تطوير التطبيق</w:t>
-      </w:r>
-    </w:p>
-    <w:p>
-      <w:pPr>
-        <w:keepNext w:val="0"/>
-        <w:bidi/>
-        <w:spacing w:after="160" w:before="0" w:line="348" w:lineRule="auto"/>
-        <w:jc w:val="both"/>
-      </w:pPr>
-      <w:r>
-        <w:rPr>
-          <w:rFonts w:ascii="Times New Roman" w:hAnsi="Times New Roman" w:cs="Noto Naskh Arabic"/>
-          <w:b w:val="0"/>
-          <w:i w:val="0"/>
-          <w:color w:val="111111"/>
-          <w:sz w:val="23"/>
-          <w:szCs w:val="23"/>
-          <w:rtl/>
-          <w:cs/>
-        </w:rPr>
-        <w:t>نُفِّذ تطبيق متعدد المنصّات لجمع البيانات باستخدام إطار Flutter، لدعم الالتقاط الميداني المُهيكل والتحليل الآلي والتحقق البشري. وتُوصف معماريته والمسوّغات الكامنة خلفها في القسم العاشر.</w:t>
-      </w:r>
-    </w:p>
-    <w:p>
-      <w:pPr>
-        <w:keepNext/>
-        <w:bidi/>
-        <w:spacing w:before="360" w:after="140"/>
-        <w:jc w:val="right"/>
-      </w:pPr>
-      <w:r>
-        <w:rPr>
-          <w:rFonts w:ascii="Times New Roman" w:hAnsi="Times New Roman" w:cs="Noto Naskh Arabic"/>
-          <w:b/>
-          <w:bCs w:val="1"/>
-          <w:i w:val="0"/>
-          <w:color w:val="1A3A5C"/>
-          <w:sz w:val="28"/>
-          <w:szCs w:val="28"/>
-          <w:rtl/>
-          <w:cs/>
-        </w:rPr>
-        <w:t>٣. مشكلة توسّع الكتالوج</w:t>
-      </w:r>
-    </w:p>
-    <w:p>
-      <w:pPr>
-        <w:keepNext w:val="0"/>
-        <w:bidi/>
-        <w:spacing w:after="160" w:before="0" w:line="348" w:lineRule="auto"/>
-        <w:jc w:val="both"/>
-      </w:pPr>
-      <w:r>
-        <w:rPr>
-          <w:rFonts w:ascii="Times New Roman" w:hAnsi="Times New Roman" w:cs="Noto Naskh Arabic"/>
-          <w:b w:val="0"/>
-          <w:i w:val="0"/>
-          <w:color w:val="111111"/>
-          <w:sz w:val="23"/>
-          <w:szCs w:val="23"/>
-          <w:rtl/>
-          <w:cs/>
-        </w:rPr>
-        <w:t>يرث الكاشف أحادي المرحلة، الذي يُصنّف كل منتج مباشرةً بحسب هويته، عبئاً صيانياً جسيماً: فكتالوج التجزئة ليس ثابتاً. إذ تدخل وحدات حفظ المخزون الجديدة إلى السوق باستمرار، وفي ظل التصميم الأحادي فإن كل إضافة تستوجب إعادة تدريب نموذج الكشف بالكامل — وهو أمر مكلف حسابياً، وعلى مستوى جهد التعليم اليدوي، وزمنياً، كما أنه يُدهور نظاماً كان يعمل بصورة صحيحة سابقاً بالنسبة لجميع المنتجات القائمة.</w:t>
-      </w:r>
-    </w:p>
-    <w:p>
-      <w:pPr>
-        <w:keepNext w:val="0"/>
-        <w:bidi/>
-        <w:spacing w:after="160" w:before="0" w:line="348" w:lineRule="auto"/>
-        <w:jc w:val="both"/>
-      </w:pPr>
-      <w:r>
-        <w:rPr>
-          <w:rFonts w:ascii="Times New Roman" w:hAnsi="Times New Roman" w:cs="Noto Naskh Arabic"/>
-          <w:b w:val="0"/>
-          <w:i w:val="0"/>
-          <w:color w:val="111111"/>
-          <w:sz w:val="23"/>
-          <w:szCs w:val="23"/>
-          <w:rtl/>
-          <w:cs/>
-        </w:rPr>
-        <w:t>كما لوحظت مشكلة إحصائية ثانية في مجموعة البيانات مباشرةً. فحين تُقسَّم مدوَّنة ثابتة تضم ٢١٣ صورة على عدد كبير من أصناف العلامات التجارية، لا ينال كل صنف سوى حصة ضئيلة من الأمثلة المتاحة. وبالتالي يتعلم النموذج جيداً على الأصناف كثيفة التمثيل، ويؤدي أداءً ضعيفاً على ما تبقّى، مما يُنتج انخفاض الاستدعاء — أي وجود منتجات على الرف من دون أن تُكتشف أبداً — وهو ما لوحظ في النموذج القائم.</w:t>
-      </w:r>
-    </w:p>
-    <w:p>
-      <w:pPr>
-        <w:keepNext w:val="0"/>
-        <w:bidi/>
-        <w:spacing w:after="160" w:before="0" w:line="348" w:lineRule="auto"/>
-        <w:jc w:val="both"/>
-      </w:pPr>
-      <w:r>
-        <w:rPr>
-          <w:rFonts w:ascii="Times New Roman" w:hAnsi="Times New Roman" w:cs="Noto Naskh Arabic"/>
-          <w:b w:val="0"/>
-          <w:i w:val="0"/>
-          <w:color w:val="111111"/>
-          <w:sz w:val="23"/>
-          <w:szCs w:val="23"/>
-          <w:rtl/>
-          <w:cs/>
-        </w:rPr>
-        <w:t>ويوضّح تاريخ المشروع ذاته هذه الآلية مباشرةً: إذ دُرِّبت النسخة الأولى من النموذج على ٢٧ صورة فقط، قبل وجود معظم الأصناف، وظلّت مع ذلك هي النسخة الافتراضية لسير العمل بعد أن نما الكتالوج متجاوزاً إياها بوقت طويل. ومن ثمّ فإن تغطية العلامات الأحدث لم تكن محكومة بقصور في منهج الكشف، بل بالنسخة التي صادف أن يستدعيها خط المعالجة.</w:t>
-      </w:r>
-    </w:p>
-    <w:p>
-      <w:pPr>
-        <w:keepNext/>
-        <w:spacing w:before="240" w:after="80"/>
-        <w:jc w:val="center"/>
-      </w:pPr>
-      <w:r>
-        <w:drawing>
-          <wp:inline xmlns:a="http://schemas.openxmlformats.org/drawingml/2006/main" xmlns:pic="http://schemas.openxmlformats.org/drawingml/2006/picture">
-            <wp:extent cx="5544000" cy="2464000"/>
-            <wp:docPr id="2" name="Picture 2"/>
-            <wp:cNvGraphicFramePr>
-              <a:graphicFrameLocks noChangeAspect="1"/>
-            </wp:cNvGraphicFramePr>
-            <a:graphic>
-              <a:graphicData uri="http://schemas.openxmlformats.org/drawingml/2006/picture">
-                <pic:pic>
-                  <pic:nvPicPr>
-                    <pic:cNvPr id="0" name="fig5_distribution.png"/>
-                    <pic:cNvPicPr/>
-                  </pic:nvPicPr>
-                  <pic:blipFill>
-                    <a:blip r:embed="rId10"/>
-                    <a:stretch>
-                      <a:fillRect/>
-                    </a:stretch>
-                  </pic:blipFill>
-                  <pic:spPr>
-                    <a:xfrm>
-                      <a:off x="0" y="0"/>
-                      <a:ext cx="5544000" cy="2464000"/>
-                    </a:xfrm>
-                    <a:prstGeom prst="rect"/>
-                  </pic:spPr>
-                </pic:pic>
-              </a:graphicData>
-            </a:graphic>
-          </wp:inline>
-        </w:drawing>
-      </w:r>
-    </w:p>
-    <w:p>
-      <w:pPr>
-        <w:bidi/>
-        <w:spacing w:after="280"/>
-        <w:jc w:val="center"/>
-      </w:pPr>
-      <w:r>
-        <w:rPr>
-          <w:rFonts w:ascii="Times New Roman" w:hAnsi="Times New Roman" w:cs="Noto Naskh Arabic"/>
-          <w:b/>
-          <w:bCs w:val="1"/>
-          <w:i w:val="0"/>
-          <w:color w:val="555555"/>
-          <w:sz w:val="19"/>
-          <w:szCs w:val="19"/>
-          <w:rtl/>
-          <w:cs/>
-        </w:rPr>
-        <w:t xml:space="preserve">الشكل ٢. </w:t>
-      </w:r>
-      <w:r>
-        <w:rPr>
-          <w:rFonts w:ascii="Times New Roman" w:hAnsi="Times New Roman" w:cs="Noto Naskh Arabic"/>
-          <w:b w:val="0"/>
-          <w:i w:val="0"/>
-          <w:color w:val="555555"/>
-          <w:sz w:val="19"/>
-          <w:szCs w:val="19"/>
-          <w:rtl/>
-          <w:cs/>
-        </w:rPr>
-        <w:t>توزيع التعليقات قبل إعادة التعليم الهندسي وبعده. الصناديق الـ٤٬٦٤١ ذاتها مقسّمة بحسب العلامة التجارية المصنِّعة (يسار) وبحسب صيغة التعبئة الفيزيائية (يمين).</w:t>
-      </w:r>
-    </w:p>
-    <w:p>
-      <w:pPr>
-        <w:keepNext/>
-        <w:bidi/>
-        <w:spacing w:before="360" w:after="140"/>
-        <w:jc w:val="right"/>
-      </w:pPr>
-      <w:r>
-        <w:rPr>
-          <w:rFonts w:ascii="Times New Roman" w:hAnsi="Times New Roman" w:cs="Noto Naskh Arabic"/>
-          <w:b/>
-          <w:bCs w:val="1"/>
-          <w:i w:val="0"/>
-          <w:color w:val="1A3A5C"/>
-          <w:sz w:val="28"/>
-          <w:szCs w:val="28"/>
-          <w:rtl/>
-          <w:cs/>
-        </w:rPr>
-        <w:t>٤. الكشف المحايد صنفياً</w:t>
-      </w:r>
-    </w:p>
-    <w:p>
-      <w:pPr>
-        <w:keepNext w:val="0"/>
-        <w:bidi/>
-        <w:spacing w:after="160" w:before="0" w:line="348" w:lineRule="auto"/>
-        <w:jc w:val="both"/>
-      </w:pPr>
-      <w:r>
-        <w:rPr>
-          <w:rFonts w:ascii="Times New Roman" w:hAnsi="Times New Roman" w:cs="Noto Naskh Arabic"/>
-          <w:b w:val="0"/>
-          <w:i w:val="0"/>
-          <w:color w:val="111111"/>
-          <w:sz w:val="23"/>
-          <w:szCs w:val="23"/>
-          <w:rtl/>
-          <w:cs/>
-        </w:rPr>
-        <w:t>تتمثل الاستجابة لكلتا المشكلتين في تجريد مرحلة الكشف من معلومات الهوية كلياً. ففي الكاشف المحايد صنفياً، يُسنَد إلى كل منتج صنف عام واحد — product — بصرف النظر عن العلامة التجارية أو النكهة أو نوع العبوة، ويُدرَّب النموذج للإجابة عن سؤال واحد فقط هو ما إذا كان ثمة منتج في موضع بعينه.</w:t>
-      </w:r>
-    </w:p>
-    <w:p>
-      <w:pPr>
-        <w:keepNext w:val="0"/>
-        <w:bidi/>
-        <w:spacing w:after="160" w:before="0" w:line="348" w:lineRule="auto"/>
-        <w:jc w:val="both"/>
-      </w:pPr>
-      <w:r>
-        <w:rPr>
-          <w:rFonts w:ascii="Times New Roman" w:hAnsi="Times New Roman" w:cs="Noto Naskh Arabic"/>
-          <w:b w:val="0"/>
-          <w:i w:val="0"/>
-          <w:color w:val="111111"/>
-          <w:sz w:val="23"/>
-          <w:szCs w:val="23"/>
-          <w:rtl/>
-          <w:cs/>
-        </w:rPr>
-        <w:t>ويحقّق ذلك فائدتين متمايزتين. فمن الناحية الإحصائية، تُسهم المدوَّنة كاملةً في صنف واحد بدلاً من تجزئتها، مما يزيد إشارة التدريب الفعّالة زيادةً جوهرية من دون جمع أي صورة إضافية. ومن الناحية المعمارية، تصبح طبقة الكشف مستقرة: فلأنها لا تحمل معرفة بهوية المنتج، لا يُبطلها استحداث وحدة مخزون جديدة ولا تستوجب إعادة تدريبها.</w:t>
-      </w:r>
-    </w:p>
-    <w:p>
-      <w:pPr>
-        <w:keepNext w:val="0"/>
-        <w:bidi/>
-        <w:spacing w:after="160" w:before="0" w:line="348" w:lineRule="auto"/>
-        <w:jc w:val="both"/>
-      </w:pPr>
-      <w:r>
-        <w:rPr>
-          <w:rFonts w:ascii="Times New Roman" w:hAnsi="Times New Roman" w:cs="Noto Naskh Arabic"/>
-          <w:b w:val="0"/>
-          <w:i w:val="0"/>
-          <w:color w:val="111111"/>
-          <w:sz w:val="23"/>
-          <w:szCs w:val="23"/>
-          <w:rtl/>
-          <w:cs/>
-        </w:rPr>
-        <w:t>وقد تقرّر خلال التدريب تحفّظ عملي مهم: إن إعادة تعليم التعليقات القائمة إلى صنف عام تُصحّح الصناديق المُعلَّمة خطأً، لكنها لا تستطيع استرداد المنتجات التي لم تُعلَّم أصلاً. فالتعليقات المفقودة تظل مهمة منفصلة تتعلق باكتمال البيانات، ولا تغني عنها أي إعادة تنظيم لفضاء التسميات.</w:t>
-      </w:r>
-    </w:p>
-    <w:p>
-      <w:pPr>
-        <w:keepNext/>
-        <w:bidi/>
-        <w:spacing w:before="360" w:after="140"/>
-        <w:jc w:val="right"/>
-      </w:pPr>
-      <w:r>
-        <w:rPr>
-          <w:rFonts w:ascii="Times New Roman" w:hAnsi="Times New Roman" w:cs="Noto Naskh Arabic"/>
-          <w:b/>
-          <w:bCs w:val="1"/>
-          <w:i w:val="0"/>
-          <w:color w:val="1A3A5C"/>
-          <w:sz w:val="28"/>
-          <w:szCs w:val="28"/>
-          <w:rtl/>
-          <w:cs/>
-        </w:rPr>
-        <w:t>٥. التمييز عبر تشابه التمثيلات المتجهية</w:t>
-      </w:r>
-    </w:p>
-    <w:p>
-      <w:pPr>
-        <w:keepNext w:val="0"/>
-        <w:bidi/>
-        <w:spacing w:after="160" w:before="0" w:line="348" w:lineRule="auto"/>
-        <w:jc w:val="both"/>
-      </w:pPr>
-      <w:r>
-        <w:rPr>
-          <w:rFonts w:ascii="Times New Roman" w:hAnsi="Times New Roman" w:cs="Noto Naskh Arabic"/>
-          <w:b w:val="0"/>
-          <w:i w:val="0"/>
-          <w:color w:val="111111"/>
-          <w:sz w:val="23"/>
-          <w:szCs w:val="23"/>
-          <w:rtl/>
-          <w:cs/>
-        </w:rPr>
-        <w:t>بمجرد فصل التوطين، يجب تحديد الهوية على نحو مستقل. ويستبدل النهج المدروس التصنيفَ الخاضع للإشراف التقليدي بالاسترجاع القائم على التمثيلات المتجهية: إذ تُقتطع كل منطقة مكتشَفة وتُمرَّر عبر نموذج بصري-لغوي — هو CLIP — يقوم بإسقاط الصورة في متجه رقمي عالي الأبعاد. ويُنفَّذ التصنيف بإيجاد أقرب جار ضمن معرض مرجعي من صور المنتجات النظيفة والمعروفة.</w:t>
-      </w:r>
-    </w:p>
-    <w:p>
-      <w:pPr>
-        <w:keepNext w:val="0"/>
-        <w:bidi/>
-        <w:spacing w:after="160" w:before="0" w:line="348" w:lineRule="auto"/>
-        <w:jc w:val="both"/>
-      </w:pPr>
-      <w:r>
-        <w:rPr>
-          <w:rFonts w:ascii="Times New Roman" w:hAnsi="Times New Roman" w:cs="Noto Naskh Arabic"/>
-          <w:b w:val="0"/>
-          <w:i w:val="0"/>
-          <w:color w:val="111111"/>
-          <w:sz w:val="23"/>
-          <w:szCs w:val="23"/>
-          <w:rtl/>
-          <w:cs/>
-        </w:rPr>
-        <w:t>والخاصية الحاسمة في هذا النهج هي أن إضافة منتج جديد لا تتطلب سوى إضافة صورته المرجعية إلى المعرض، من دون حدوث أي إعادة تدريب. وهذا يُحوّل صيانة الكتالوج من عملية تدريب نموذج إلى عملية إدخال بيانات، وهو السبب المحوري لتفضيل هذا النمط في أنظمة التجزئة الإنتاجية.</w:t>
-      </w:r>
-    </w:p>
-    <w:p>
-      <w:pPr>
-        <w:keepNext/>
-        <w:bidi/>
-        <w:spacing w:before="360" w:after="140"/>
-        <w:jc w:val="right"/>
-      </w:pPr>
-      <w:r>
-        <w:rPr>
-          <w:rFonts w:ascii="Times New Roman" w:hAnsi="Times New Roman" w:cs="Noto Naskh Arabic"/>
-          <w:b/>
-          <w:bCs w:val="1"/>
-          <w:i w:val="0"/>
-          <w:color w:val="1A3A5C"/>
-          <w:sz w:val="28"/>
-          <w:szCs w:val="28"/>
-          <w:rtl/>
-          <w:cs/>
-        </w:rPr>
-        <w:t>٦. القيد الهندسي للتشابه البصري</w:t>
-      </w:r>
-    </w:p>
-    <w:p>
-      <w:pPr>
-        <w:keepNext w:val="0"/>
-        <w:bidi/>
-        <w:spacing w:after="160" w:before="0" w:line="348" w:lineRule="auto"/>
-        <w:jc w:val="both"/>
-      </w:pPr>
-      <w:r>
-        <w:rPr>
-          <w:rFonts w:ascii="Times New Roman" w:hAnsi="Times New Roman" w:cs="Noto Naskh Arabic"/>
-          <w:b w:val="0"/>
-          <w:i w:val="0"/>
-          <w:color w:val="111111"/>
-          <w:sz w:val="23"/>
-          <w:szCs w:val="23"/>
-          <w:rtl/>
-          <w:cs/>
-        </w:rPr>
-        <w:t>جرى خلال التدريب تحديد قيد جوهري في التمييز القائم على التمثيلات المتجهية، وتحديد آليته بدقة. فنموذج CLIP يعيد تحجيم كل قصاصة إلى مدخل مربع ثابت — ٢٢٤ × ٢٢٤ بكسل — قبل ترميزها. وهذه العملية تُهدر نسبة الأبعاد بحكم بنيتها: إذ تصل العبوة الطويلة النحيفة والعبوة الأقصر الأعرض إلى المُرمِّز وقد مُطّتا إلى الشكل نفسه. ومن ثمّ فالنموذج ليس قليل الحساسية للنسبة الفيزيائية فحسب، بل إن هذه المعلومة قد أُزيلت قبل أن يبدأ الاستدلال.</w:t>
-      </w:r>
-    </w:p>
-    <w:p>
-      <w:pPr>
-        <w:keepNext w:val="0"/>
-        <w:bidi/>
-        <w:spacing w:after="160" w:before="0" w:line="348" w:lineRule="auto"/>
-        <w:jc w:val="both"/>
-      </w:pPr>
-      <w:r>
-        <w:rPr>
-          <w:rFonts w:ascii="Times New Roman" w:hAnsi="Times New Roman" w:cs="Noto Naskh Arabic"/>
-          <w:b w:val="0"/>
-          <w:i w:val="0"/>
-          <w:color w:val="111111"/>
-          <w:sz w:val="23"/>
-          <w:szCs w:val="23"/>
-          <w:rtl/>
-          <w:cs/>
-        </w:rPr>
-        <w:t>وتكون النتيجة حادّة بالنسبة للمنتجات التي لا تختلف إلا في صيغة التعبئة. فالعلبة القياسية سعة ٣٣٠ مل تبلغ نحو ٦٦ ملم قُطراً في ١١٥ ملم ارتفاعاً، أي بنسبة تقارب ١٫٧٤؛ بينما تبلغ العلبة النحيفة سعة ٣٣٠ مل نحو ٥٣ ملم في ١٤٥ ملم، أي بنسبة تقارب ٢٫٧. وكلتاهما تحوي المحتوى ذاته وتحمل الهوية البصرية ذاتها، فتغدو النسبةُ الإشارةَ التمييزية الموثوقة الوحيدة — وهي بالضبط الإشارة التي يعجز التمثيل المتجهي عن رؤيتها.</w:t>
-      </w:r>
-    </w:p>
-    <w:p>
-      <w:pPr>
-        <w:keepNext w:val="0"/>
-        <w:bidi/>
-        <w:spacing w:after="160" w:before="0" w:line="348" w:lineRule="auto"/>
-        <w:jc w:val="both"/>
-      </w:pPr>
-      <w:r>
-        <w:rPr>
-          <w:rFonts w:ascii="Times New Roman" w:hAnsi="Times New Roman" w:cs="Noto Naskh Arabic"/>
-          <w:b w:val="0"/>
-          <w:i w:val="0"/>
-          <w:color w:val="111111"/>
-          <w:sz w:val="23"/>
-          <w:szCs w:val="23"/>
-          <w:rtl/>
-          <w:cs/>
-        </w:rPr>
-        <w:t>وقد تأكّد ذلك تجريبياً. ففي صورة رف تحوي الصيغتين جنباً إلى جنب، أسنَد المُصنِّف البصري العلب العشر جميعها إلى صنف واحد، بينما فصلت صناديقُ الكاشف ذاتها العنقودين فصلاً نظيفاً: إذ قاست العلب القياسية بين ١٫٧٢ و١٫٨٢، والعلب النحيفة بين ٢٫٣٠ و٢٫٥٨، وبينهما نطاق خالٍ. وتقع عتبة القرار البالغة ٢٫٠٥ داخل ذلك النطاق الخالي، فلا يقترب منها أيٌّ من العنقودين.</w:t>
-      </w:r>
-    </w:p>
-    <w:p>
-      <w:pPr>
-        <w:keepNext w:val="0"/>
-        <w:bidi/>
-        <w:spacing w:after="160" w:before="0" w:line="348" w:lineRule="auto"/>
-        <w:jc w:val="both"/>
-      </w:pPr>
-      <w:r>
-        <w:rPr>
-          <w:rFonts w:ascii="Times New Roman" w:hAnsi="Times New Roman" w:cs="Noto Naskh Arabic"/>
-          <w:b w:val="0"/>
-          <w:i w:val="0"/>
-          <w:color w:val="111111"/>
-          <w:sz w:val="23"/>
-          <w:szCs w:val="23"/>
-          <w:rtl/>
-          <w:cs/>
-        </w:rPr>
-        <w:t>ويُدرك الحل المعتمَد أن المعلومة التمييزية المطلوبة قد أُنتجت سلفاً في مرحلة الكشف. فنسبة أبعاد صندوق الإحاطة نتيجة هندسية مباشرة للشكل الفيزيائي للعبوة، وهي ثابتة تقريباً بالنسبة لبُعد الكاميرا، إذ إن التقريب يُحجّم البُعدين تناسبياً ويُبقي نسبتهما من دون تغيير. ولا يكفي أيٌّ من الإشارتين بمفرده: فالتمثيل البصري يحدد أي منتج هو الكائن، بينما تحدد هندسة الصندوق أي صيغة فيزيائية يتخذها.</w:t>
-      </w:r>
-    </w:p>
-    <w:p>
-      <w:pPr>
-        <w:keepNext/>
-        <w:spacing w:before="240" w:after="80"/>
-        <w:jc w:val="center"/>
-      </w:pPr>
-      <w:r>
-        <w:drawing>
-          <wp:inline xmlns:a="http://schemas.openxmlformats.org/drawingml/2006/main" xmlns:pic="http://schemas.openxmlformats.org/drawingml/2006/picture">
-            <wp:extent cx="5544000" cy="2648800"/>
-            <wp:docPr id="3" name="Picture 3"/>
-            <wp:cNvGraphicFramePr>
-              <a:graphicFrameLocks noChangeAspect="1"/>
-            </wp:cNvGraphicFramePr>
-            <a:graphic>
-              <a:graphicData uri="http://schemas.openxmlformats.org/drawingml/2006/picture">
-                <pic:pic>
-                  <pic:nvPicPr>
-                    <pic:cNvPr id="0" name="fig2_aspect_ratio.png"/>
-                    <pic:cNvPicPr/>
-                  </pic:nvPicPr>
-                  <pic:blipFill>
-                    <a:blip r:embed="rId11"/>
-                    <a:stretch>
-                      <a:fillRect/>
-                    </a:stretch>
-                  </pic:blipFill>
-                  <pic:spPr>
-                    <a:xfrm>
-                      <a:off x="0" y="0"/>
-                      <a:ext cx="5544000" cy="2648800"/>
-                    </a:xfrm>
-                    <a:prstGeom prst="rect"/>
-                  </pic:spPr>
-                </pic:pic>
-              </a:graphicData>
-            </a:graphic>
-          </wp:inline>
-        </w:drawing>
-      </w:r>
-    </w:p>
-    <w:p>
-      <w:pPr>
-        <w:bidi/>
-        <w:spacing w:after="280"/>
-        <w:jc w:val="center"/>
-      </w:pPr>
-      <w:r>
-        <w:rPr>
-          <w:rFonts w:ascii="Times New Roman" w:hAnsi="Times New Roman" w:cs="Noto Naskh Arabic"/>
-          <w:b/>
-          <w:bCs w:val="1"/>
-          <w:i w:val="0"/>
-          <w:color w:val="555555"/>
-          <w:sz w:val="19"/>
-          <w:szCs w:val="19"/>
-          <w:rtl/>
-          <w:cs/>
-        </w:rPr>
-        <w:t xml:space="preserve">الشكل ٣. </w:t>
-      </w:r>
-      <w:r>
-        <w:rPr>
-          <w:rFonts w:ascii="Times New Roman" w:hAnsi="Times New Roman" w:cs="Noto Naskh Arabic"/>
-          <w:b w:val="0"/>
-          <w:i w:val="0"/>
-          <w:color w:val="555555"/>
-          <w:sz w:val="19"/>
-          <w:szCs w:val="19"/>
-          <w:rtl/>
-          <w:cs/>
-        </w:rPr>
-        <w:t>التمييز الهندسي لصيغة التعبئة. يساراً: عبوتان متطابقتان في الملصق ومتساويتان في الحجم لكنهما مختلفتان في النسبة — وهو الفصل المقيس الذي تقوم عليه القاعدة. يميناً: النطاقات النسبية المستخدمة لإسناد الصيغة عبر التعليقات الـ٤٬٦٤١ جميعها. وهذه النطاقات تعريفية لا مُكتشَفة: فالعتبات هي التي تُسنِد الصنف، ومن ثمّ فإن انفصالها خاصية للمخطط لا دليل عليه.</w:t>
-      </w:r>
-    </w:p>
-    <w:p>
-      <w:pPr>
-        <w:keepNext/>
-        <w:bidi/>
-        <w:spacing w:before="360" w:after="140"/>
-        <w:jc w:val="right"/>
-      </w:pPr>
-      <w:r>
-        <w:rPr>
-          <w:rFonts w:ascii="Times New Roman" w:hAnsi="Times New Roman" w:cs="Noto Naskh Arabic"/>
-          <w:b/>
-          <w:bCs w:val="1"/>
-          <w:i w:val="0"/>
-          <w:color w:val="1A3A5C"/>
-          <w:sz w:val="28"/>
-          <w:szCs w:val="28"/>
-          <w:rtl/>
-          <w:cs/>
-        </w:rPr>
-        <w:t>٧. عوامل جودة البيانات في الصور غير المضبوطة</w:t>
-      </w:r>
-    </w:p>
-    <w:p>
-      <w:pPr>
-        <w:keepNext w:val="0"/>
-        <w:bidi/>
-        <w:spacing w:after="160" w:before="0" w:line="348" w:lineRule="auto"/>
-        <w:jc w:val="both"/>
-      </w:pPr>
-      <w:r>
-        <w:rPr>
-          <w:rFonts w:ascii="Times New Roman" w:hAnsi="Times New Roman" w:cs="Noto Naskh Arabic"/>
-          <w:b w:val="0"/>
-          <w:i w:val="0"/>
-          <w:color w:val="111111"/>
-          <w:sz w:val="23"/>
-          <w:szCs w:val="23"/>
-          <w:rtl/>
-          <w:cs/>
-        </w:rPr>
-        <w:t>لمّا كانت إشارة نسبة الأبعاد مشتقّة من هندسة الصندوق المُعلَّم، فإن موثوقيتها تعتمد اعتماداً مباشراً على مدى مطابقة ذلك الصندوق للكائن الحقيقي. وقد جرى تصنيف عدة أنماط للإخفاق خلال التدريب، يُدهور كلٌّ منها هذه المطابقة على نحو متمايز.</w:t>
-      </w:r>
-    </w:p>
-    <w:p>
-      <w:pPr>
-        <w:keepNext w:val="0"/>
-        <w:bidi/>
-        <w:spacing w:after="120" w:before="0" w:line="348" w:lineRule="auto"/>
-        <w:jc w:val="both"/>
-      </w:pPr>
-      <w:r>
-        <w:rPr>
-          <w:rFonts w:ascii="Times New Roman" w:hAnsi="Times New Roman" w:cs="Noto Naskh Arabic"/>
-          <w:b w:val="0"/>
-          <w:i w:val="0"/>
-          <w:color w:val="111111"/>
-          <w:sz w:val="23"/>
-          <w:szCs w:val="23"/>
-          <w:rtl/>
-          <w:cs/>
-        </w:rPr>
-        <w:t>القطع. إن الكائنات التي تتقاطع مع حدّ الإطار، والصور القريبة التي تمتد فيها العبوة خارج المنطقة المرئية، تُنتج صناديق جزئية. ويغدو الارتفاع المقيس عندئذٍ حدّاً أدنى لا قياساً، فتُقرأ العلبة النحيفة على أنها قياسية. وهذا النمط ليس نظرياً فحسب: فقد شكّل ٤٫٢٪ من المدوَّنة واستوجب حارساً صريحاً في قاعدة القرار المُنفَّذة.</w:t>
-      </w:r>
-    </w:p>
-    <w:p>
-      <w:pPr>
-        <w:keepNext w:val="0"/>
-        <w:bidi/>
-        <w:spacing w:after="120" w:before="0" w:line="348" w:lineRule="auto"/>
-        <w:jc w:val="both"/>
-      </w:pPr>
-      <w:r>
-        <w:rPr>
-          <w:rFonts w:ascii="Times New Roman" w:hAnsi="Times New Roman" w:cs="Noto Naskh Arabic"/>
-          <w:b w:val="0"/>
-          <w:i w:val="0"/>
-          <w:color w:val="111111"/>
-          <w:sz w:val="23"/>
-          <w:szCs w:val="23"/>
-          <w:rtl/>
-          <w:cs/>
-        </w:rPr>
-        <w:t>التشوّه المنظوري. إن العبوة المصوَّرة من زاوية مائلة أو من أعلى تُسقَط على مستوى الصورة بنِسَب مُغيَّرة، فيمكن للمنتج الفيزيائي ذاته أن يُنتج نِسَب أبعاد مختلفة اختلافاً جوهرياً عبر وجهات النظر.</w:t>
-      </w:r>
-    </w:p>
-    <w:p>
-      <w:pPr>
-        <w:keepNext w:val="0"/>
-        <w:bidi/>
-        <w:spacing w:after="120" w:before="0" w:line="348" w:lineRule="auto"/>
-        <w:jc w:val="both"/>
-      </w:pPr>
-      <w:r>
-        <w:rPr>
-          <w:rFonts w:ascii="Times New Roman" w:hAnsi="Times New Roman" w:cs="Noto Naskh Arabic"/>
-          <w:b w:val="0"/>
-          <w:i w:val="0"/>
-          <w:color w:val="111111"/>
-          <w:sz w:val="23"/>
-          <w:szCs w:val="23"/>
-          <w:rtl/>
-          <w:cs/>
-        </w:rPr>
-        <w:t>الحجب والتراص الكثيف. إن المنتجات المرتّبة في صفوف متلاصقة تحجب بعضها بعضاً جزئياً، مما يجعل الحدود ملتبسة ويؤدي أحياناً إلى أن يُحيط صندوق واحد بأجزاء من وحدتين متجاورتين.</w:t>
-      </w:r>
-    </w:p>
-    <w:p>
-      <w:pPr>
-        <w:keepNext w:val="0"/>
-        <w:bidi/>
-        <w:spacing w:after="120" w:before="0" w:line="348" w:lineRule="auto"/>
-        <w:jc w:val="both"/>
-      </w:pPr>
-      <w:r>
-        <w:rPr>
-          <w:rFonts w:ascii="Times New Roman" w:hAnsi="Times New Roman" w:cs="Noto Naskh Arabic"/>
-          <w:b w:val="0"/>
-          <w:i w:val="0"/>
-          <w:color w:val="111111"/>
-          <w:sz w:val="23"/>
-          <w:szCs w:val="23"/>
-          <w:rtl/>
-          <w:cs/>
-        </w:rPr>
-        <w:t>الانعكاس المرآوي. إن الأسطح المعدنية العاكسة لعلب المشروبات تُشتّت الضوء وتُضبّب الحواف المُدرَكة، مما يُقلّل الدقة التي يمكن بها تحديد مواضع الحدود.</w:t>
-      </w:r>
-    </w:p>
-    <w:p>
-      <w:pPr>
-        <w:keepNext w:val="0"/>
-        <w:bidi/>
-        <w:spacing w:after="120" w:before="0" w:line="348" w:lineRule="auto"/>
-        <w:jc w:val="both"/>
-      </w:pPr>
-      <w:r>
-        <w:rPr>
-          <w:rFonts w:ascii="Times New Roman" w:hAnsi="Times New Roman" w:cs="Noto Naskh Arabic"/>
-          <w:b w:val="0"/>
-          <w:i w:val="0"/>
-          <w:color w:val="111111"/>
-          <w:sz w:val="23"/>
-          <w:szCs w:val="23"/>
-          <w:rtl/>
-          <w:cs/>
-        </w:rPr>
-        <w:t>الخطأ المُتوارَث في التعليم. حيثما رُسم الصندوق الأصلي على نحو فضفاض أو ضيّق بالقياس إلى الحدّ الحقيقي للمنتج، فإن أي كمية هندسية تُشتق منه ترث ذلك الخطأ من دون تغيير.</w:t>
-      </w:r>
-    </w:p>
-    <w:p>
-      <w:pPr>
-        <w:keepNext w:val="0"/>
-        <w:bidi/>
-        <w:spacing w:after="160" w:before="0" w:line="348" w:lineRule="auto"/>
-        <w:jc w:val="both"/>
-      </w:pPr>
-      <w:r>
-        <w:rPr>
-          <w:rFonts w:ascii="Times New Roman" w:hAnsi="Times New Roman" w:cs="Noto Naskh Arabic"/>
-          <w:b w:val="0"/>
-          <w:i w:val="0"/>
-          <w:color w:val="111111"/>
-          <w:sz w:val="23"/>
-          <w:szCs w:val="23"/>
-          <w:rtl/>
-          <w:cs/>
-        </w:rPr>
-        <w:t>ويترتب على ذلك مبدأ منهجي مباشر: حين تكون الأدلة الهندسية منقوصة، فإن النتيجة الصحيحة هي الامتناع الصريح عن الحكم بدلاً من تخمين منخفض الثقة، لأن التسمية الخاطئة تنتشر ضمنياً إلى التقارير التجارية اللاحقة. وقد نُفِّذ هذا المبدأ حرفياً — إذ تمتنع القاعدة الهندسية عن الحكم على أي صندوق يلامس حدّ الإطار، فتُبقي تسمية المُصنِّف الأصلية — كما كان الدافعَ وراء واجهة التحقق البشري الموصوفة في القسم العاشر.</w:t>
-      </w:r>
-    </w:p>
-    <w:p>
-      <w:pPr>
-        <w:keepNext/>
-        <w:bidi/>
-        <w:spacing w:before="360" w:after="140"/>
-        <w:jc w:val="right"/>
-      </w:pPr>
-      <w:r>
-        <w:rPr>
-          <w:rFonts w:ascii="Times New Roman" w:hAnsi="Times New Roman" w:cs="Noto Naskh Arabic"/>
-          <w:b/>
-          <w:bCs w:val="1"/>
-          <w:i w:val="0"/>
-          <w:color w:val="1A3A5C"/>
-          <w:sz w:val="28"/>
-          <w:szCs w:val="28"/>
-          <w:rtl/>
-          <w:cs/>
-        </w:rPr>
-        <w:t>٨. معمارية خط المعالجة الهرمي</w:t>
-      </w:r>
-    </w:p>
-    <w:p>
-      <w:pPr>
-        <w:keepNext w:val="0"/>
-        <w:bidi/>
-        <w:spacing w:after="160" w:before="0" w:line="348" w:lineRule="auto"/>
-        <w:jc w:val="both"/>
-      </w:pPr>
-      <w:r>
-        <w:rPr>
-          <w:rFonts w:ascii="Times New Roman" w:hAnsi="Times New Roman" w:cs="Noto Naskh Arabic"/>
-          <w:b w:val="0"/>
-          <w:i w:val="0"/>
-          <w:color w:val="111111"/>
-          <w:sz w:val="23"/>
-          <w:szCs w:val="23"/>
-          <w:rtl/>
-          <w:cs/>
-        </w:rPr>
-        <w:t>تتركّب المفاهيم السابقة في معمارية ثلاثية المراحل، تُضيّق فيها كل مرحلة فضاء القرار المعروض على المرحلة التالية.</w:t>
-      </w:r>
-    </w:p>
-    <w:p>
-      <w:pPr>
-        <w:keepNext w:val="0"/>
-        <w:bidi/>
-        <w:spacing w:after="160" w:before="0" w:line="348" w:lineRule="auto"/>
-        <w:jc w:val="both"/>
-      </w:pPr>
-      <w:r>
-        <w:rPr>
-          <w:rFonts w:ascii="Times New Roman" w:hAnsi="Times New Roman" w:cs="Noto Naskh Arabic"/>
-          <w:b w:val="0"/>
-          <w:i w:val="0"/>
-          <w:color w:val="111111"/>
-          <w:sz w:val="23"/>
-          <w:szCs w:val="23"/>
-          <w:rtl/>
-          <w:cs/>
-        </w:rPr>
-        <w:t>فالمرحلة الأولى، وهي الكشف المحايد صنفياً، تُحدّد موضع كل منتج على الرف تحت صنف عام واحد، مُنتجةً صناديق الإحاطة وأعداد الوحدات والمواضع المكانية والقياسات الهندسية المطلوبة لاحقاً. والمرحلة الثانية، وهي تصنيف الشركة المصنِّعة، تُطابق كل منطقة مقتطعة بشركة مصنِّعة عبر تشابه التمثيلات المتجهية؛ وهذه الطبقة صغيرة ومستقرة، إذ إن مجموعة الشركات المصنِّعة في سوق ما تتغير ببطء أشد كثيراً من تغيّر مجموعة المنتجات، مما يجعلها ملائمة لنهج لا يتطلب تدريباً. والمرحلة الثالثة، وهي تصنيف المنتج والصيغة، تعمل ضمن مجموعة المرشحين المُضيَّقة التي أرستها المرحلة الثانية: فيحدد مُصنِّف مُدرَّب المتغيّرَ النوعي للعلامة، بينما تحدد هندسة الصندوق صيغةَ العبوة.</w:t>
-      </w:r>
-    </w:p>
-    <w:p>
-      <w:pPr>
-        <w:keepNext w:val="0"/>
-        <w:bidi/>
-        <w:spacing w:after="160" w:before="0" w:line="348" w:lineRule="auto"/>
-        <w:jc w:val="both"/>
-      </w:pPr>
-      <w:r>
-        <w:rPr>
-          <w:rFonts w:ascii="Times New Roman" w:hAnsi="Times New Roman" w:cs="Noto Naskh Arabic"/>
-          <w:b w:val="0"/>
-          <w:i w:val="0"/>
-          <w:color w:val="111111"/>
-          <w:sz w:val="23"/>
-          <w:szCs w:val="23"/>
-          <w:rtl/>
-          <w:cs/>
-        </w:rPr>
-        <w:t>وحصر المقارنة في كتالوج شركة مصنِّعة واحدة بدلاً من السوق بأكمله يُقلّل الالتباس البصري بين المرشحين تقليلاً جوهرياً. وتجدر الإشارة إلى أن جميع المراحل بعد الأولى هي عمليات تصنيف: فخط المعالجة هو كشف ثم تصنيف ثم تصنيف، لا كشف متكرر. إذ يُحسَب التوطين مرة واحدة ويُعاد استخدامه، لأن الإحداثيات المكانية لا تتغير بين المراحل.</w:t>
-      </w:r>
-    </w:p>
-    <w:p>
-      <w:pPr>
-        <w:keepNext w:val="0"/>
-        <w:bidi/>
-        <w:spacing w:after="160" w:before="0" w:line="348" w:lineRule="auto"/>
-        <w:jc w:val="both"/>
-      </w:pPr>
-      <w:r>
-        <w:rPr>
-          <w:rFonts w:ascii="Times New Roman" w:hAnsi="Times New Roman" w:cs="Noto Naskh Arabic"/>
-          <w:b w:val="0"/>
-          <w:i w:val="0"/>
-          <w:color w:val="111111"/>
-          <w:sz w:val="23"/>
-          <w:szCs w:val="23"/>
-          <w:rtl/>
-          <w:cs/>
-        </w:rPr>
-        <w:t>ويوضّح تسلسلٌ هرمي تمثيلي للأصناف هذا الفصلَ بين المسؤوليات. فالمرحلة الأولى تُسنِد product؛ والثانية تُسنِد coca-cola؛ أما الثالثة فتُسنِد مُعرِّف وحدة المخزون الكامل، حيث يُوفّر المُصنِّف البصري المتغيّرَ النوعي للعلامة، وتُوفّر القاعدة الهندسية التمييزَ بين الصيغتين.</w:t>
-      </w:r>
-    </w:p>
-    <w:p>
-      <w:pPr>
-        <w:keepNext/>
-        <w:spacing w:before="240" w:after="80"/>
-        <w:jc w:val="center"/>
-      </w:pPr>
-      <w:r>
-        <w:drawing>
-          <wp:inline xmlns:a="http://schemas.openxmlformats.org/drawingml/2006/main" xmlns:pic="http://schemas.openxmlformats.org/drawingml/2006/picture">
-            <wp:extent cx="5544000" cy="2895200"/>
-            <wp:docPr id="4" name="Picture 4"/>
-            <wp:cNvGraphicFramePr>
-              <a:graphicFrameLocks noChangeAspect="1"/>
-            </wp:cNvGraphicFramePr>
-            <a:graphic>
-              <a:graphicData uri="http://schemas.openxmlformats.org/drawingml/2006/picture">
-                <pic:pic>
-                  <pic:nvPicPr>
-                    <pic:cNvPr id="0" name="fig3_pipeline.png"/>
-                    <pic:cNvPicPr/>
-                  </pic:nvPicPr>
-                  <pic:blipFill>
-                    <a:blip r:embed="rId12"/>
-                    <a:stretch>
-                      <a:fillRect/>
-                    </a:stretch>
-                  </pic:blipFill>
-                  <pic:spPr>
-                    <a:xfrm>
-                      <a:off x="0" y="0"/>
-                      <a:ext cx="5544000" cy="2895200"/>
-                    </a:xfrm>
-                    <a:prstGeom prst="rect"/>
-                  </pic:spPr>
-                </pic:pic>
-              </a:graphicData>
-            </a:graphic>
-          </wp:inline>
-        </w:drawing>
-      </w:r>
-    </w:p>
-    <w:p>
-      <w:pPr>
-        <w:bidi/>
-        <w:spacing w:after="280"/>
-        <w:jc w:val="center"/>
-      </w:pPr>
-      <w:r>
-        <w:rPr>
-          <w:rFonts w:ascii="Times New Roman" w:hAnsi="Times New Roman" w:cs="Noto Naskh Arabic"/>
-          <w:b/>
-          <w:bCs w:val="1"/>
-          <w:i w:val="0"/>
-          <w:color w:val="555555"/>
-          <w:sz w:val="19"/>
-          <w:szCs w:val="19"/>
-          <w:rtl/>
-          <w:cs/>
-        </w:rPr>
-        <w:t xml:space="preserve">الشكل ٤. </w:t>
-      </w:r>
-      <w:r>
-        <w:rPr>
-          <w:rFonts w:ascii="Times New Roman" w:hAnsi="Times New Roman" w:cs="Noto Naskh Arabic"/>
-          <w:b w:val="0"/>
-          <w:i w:val="0"/>
-          <w:color w:val="555555"/>
-          <w:sz w:val="19"/>
-          <w:szCs w:val="19"/>
-          <w:rtl/>
-          <w:cs/>
-        </w:rPr>
-        <w:t>مخطط كتلي لخط المعالجة الثلاثي، يُظهر التدفق من صورة الرف الخام مروراً بالكشف المحايد صنفياً واقتطاع المناطق وتصنيف الشركة المصنِّعة، وصولاً إلى دمج الأدلة البصرية والهندسية على مستوى وحدة المخزون.</w:t>
-      </w:r>
-    </w:p>
-    <w:p>
-      <w:pPr>
-        <w:keepNext/>
-        <w:bidi/>
-        <w:spacing w:before="360" w:after="140"/>
-        <w:jc w:val="right"/>
-      </w:pPr>
-      <w:r>
-        <w:rPr>
-          <w:rFonts w:ascii="Times New Roman" w:hAnsi="Times New Roman" w:cs="Noto Naskh Arabic"/>
-          <w:b/>
-          <w:bCs w:val="1"/>
-          <w:i w:val="0"/>
-          <w:color w:val="1A3A5C"/>
-          <w:sz w:val="28"/>
-          <w:szCs w:val="28"/>
-          <w:rtl/>
-          <w:cs/>
-        </w:rPr>
-        <w:t>٩. التنفيذ على المنصة</w:t>
-      </w:r>
-    </w:p>
-    <w:p>
-      <w:pPr>
-        <w:keepNext w:val="0"/>
-        <w:bidi/>
-        <w:spacing w:after="160" w:before="0" w:line="348" w:lineRule="auto"/>
-        <w:jc w:val="both"/>
-      </w:pPr>
-      <w:r>
-        <w:rPr>
-          <w:rFonts w:ascii="Times New Roman" w:hAnsi="Times New Roman" w:cs="Noto Naskh Arabic"/>
-          <w:b w:val="0"/>
-          <w:i w:val="0"/>
-          <w:color w:val="111111"/>
-          <w:sz w:val="23"/>
-          <w:szCs w:val="23"/>
-          <w:rtl/>
-          <w:cs/>
-        </w:rPr>
-        <w:t>جرى إسقاط المعمارية المقترحة على منصة Roboflow Workflows، وهي المنصة المستخدمة تشغيلياً. وقد أكّد التحقق من وثائق المنصة أن كل مُكوِّن مطلوب موجود فيها أصلاً، باستثناء واحد.</w:t>
+        <w:t>قُورِن الكاشف الأصلي المُصنَّف بالعلامة التجارية بالكاشف الحالي المحايد صنفياً عند أنضج نسخة من كلٍّ منهما وأكثرها تكافؤاً — إذ دُرِّب كلاهما على المعمارية النموذجية ذاتها (RF-DETR-large) — بدلاً من مقارنة نسخة مبكرة غير مكتملة التدريب من أيٍّ منهما.</w:t>
       </w:r>
     </w:p>
     <w:p>
@@ -1634,1636 +631,7 @@
           <w:rtl/>
           <w:cs/>
         </w:rPr>
-        <w:t>إسقاط مراحل خط المعالجة على مكوّنات المنصة الأصلية.</w:t>
-      </w:r>
-    </w:p>
-    <w:tbl>
-      <w:tblPr>
-        <w:tblStyle w:val="TableGrid"/>
-        <w:bidiVisual/>
-        <w:tblW w:type="auto" w:w="0"/>
-        <w:jc w:val="right"/>
-        <w:tblLook w:firstColumn="1" w:firstRow="1" w:lastColumn="0" w:lastRow="0" w:noHBand="0" w:noVBand="1" w:val="04A0"/>
-      </w:tblPr>
-      <w:tblGrid>
-        <w:gridCol w:w="2986"/>
-        <w:gridCol w:w="2986"/>
-        <w:gridCol w:w="2986"/>
-      </w:tblGrid>
-      <w:tr>
-        <w:tc>
-          <w:tcPr>
-            <w:tcW w:type="dxa" w:w="2986"/>
-          </w:tcPr>
-          <w:p>
-            <w:pPr>
-              <w:bidi/>
-              <w:spacing w:before="60" w:after="60"/>
-              <w:jc w:val="right"/>
-            </w:pPr>
-            <w:r>
-              <w:rPr>
-                <w:rtl/>
-                <w:cs/>
-              </w:rPr>
-            </w:r>
-            <w:r>
-              <w:rPr>
-                <w:rFonts w:ascii="Times New Roman" w:hAnsi="Times New Roman" w:cs="Noto Naskh Arabic"/>
-                <w:b/>
-                <w:bCs w:val="1"/>
-                <w:i w:val="0"/>
-                <w:color w:val="111111"/>
-                <w:sz w:val="20"/>
-                <w:szCs w:val="20"/>
-                <w:rtl/>
-                <w:cs/>
-              </w:rPr>
-              <w:t>وظيفة خط المعالجة</w:t>
-            </w:r>
-          </w:p>
-        </w:tc>
-        <w:tc>
-          <w:tcPr>
-            <w:tcW w:type="dxa" w:w="2986"/>
-          </w:tcPr>
-          <w:p>
-            <w:pPr>
-              <w:bidi/>
-              <w:spacing w:before="60" w:after="60"/>
-              <w:jc w:val="right"/>
-            </w:pPr>
-            <w:r>
-              <w:rPr>
-                <w:rtl/>
-                <w:cs/>
-              </w:rPr>
-            </w:r>
-            <w:r>
-              <w:rPr>
-                <w:rFonts w:ascii="Times New Roman" w:hAnsi="Times New Roman" w:cs="Noto Naskh Arabic"/>
-                <w:b/>
-                <w:bCs w:val="1"/>
-                <w:i w:val="0"/>
-                <w:color w:val="111111"/>
-                <w:sz w:val="20"/>
-                <w:szCs w:val="20"/>
-                <w:rtl/>
-                <w:cs/>
-              </w:rPr>
-              <w:t>مكوّن المنصة</w:t>
-            </w:r>
-          </w:p>
-        </w:tc>
-        <w:tc>
-          <w:tcPr>
-            <w:tcW w:type="dxa" w:w="2986"/>
-          </w:tcPr>
-          <w:p>
-            <w:pPr>
-              <w:bidi/>
-              <w:spacing w:before="60" w:after="60"/>
-              <w:jc w:val="right"/>
-            </w:pPr>
-            <w:r>
-              <w:rPr>
-                <w:rtl/>
-                <w:cs/>
-              </w:rPr>
-            </w:r>
-            <w:r>
-              <w:rPr>
-                <w:rFonts w:ascii="Times New Roman" w:hAnsi="Times New Roman" w:cs="Noto Naskh Arabic"/>
-                <w:b/>
-                <w:bCs w:val="1"/>
-                <w:i w:val="0"/>
-                <w:color w:val="111111"/>
-                <w:sz w:val="20"/>
-                <w:szCs w:val="20"/>
-                <w:rtl/>
-                <w:cs/>
-              </w:rPr>
-              <w:t>يتطلب تدريباً</w:t>
-            </w:r>
-          </w:p>
-        </w:tc>
-      </w:tr>
-      <w:tr>
-        <w:tc>
-          <w:tcPr>
-            <w:tcW w:type="dxa" w:w="2986"/>
-          </w:tcPr>
-          <w:p>
-            <w:pPr>
-              <w:bidi/>
-              <w:spacing w:before="60" w:after="60"/>
-              <w:jc w:val="right"/>
-            </w:pPr>
-            <w:r>
-              <w:rPr>
-                <w:rtl/>
-                <w:cs/>
-              </w:rPr>
-            </w:r>
-            <w:r>
-              <w:rPr>
-                <w:rFonts w:ascii="Times New Roman" w:hAnsi="Times New Roman" w:cs="Noto Naskh Arabic"/>
-                <w:b w:val="0"/>
-                <w:i w:val="0"/>
-                <w:color w:val="111111"/>
-                <w:sz w:val="20"/>
-                <w:szCs w:val="20"/>
-                <w:rtl/>
-                <w:cs/>
-              </w:rPr>
-              <w:t>الكشف المحايد صنفياً</w:t>
-            </w:r>
-          </w:p>
-        </w:tc>
-        <w:tc>
-          <w:tcPr>
-            <w:tcW w:type="dxa" w:w="2986"/>
-          </w:tcPr>
-          <w:p>
-            <w:pPr>
-              <w:bidi/>
-              <w:spacing w:before="60" w:after="60"/>
-              <w:jc w:val="right"/>
-            </w:pPr>
-            <w:r>
-              <w:rPr>
-                <w:rtl/>
-                <w:cs/>
-              </w:rPr>
-            </w:r>
-            <w:r>
-              <w:rPr>
-                <w:rFonts w:ascii="Times New Roman" w:hAnsi="Times New Roman" w:cs="Noto Naskh Arabic"/>
-                <w:b w:val="0"/>
-                <w:i w:val="0"/>
-                <w:color w:val="111111"/>
-                <w:sz w:val="20"/>
-                <w:szCs w:val="20"/>
-                <w:rtl/>
-                <w:cs/>
-              </w:rPr>
-              <w:t>Object Detection Model</w:t>
-            </w:r>
-          </w:p>
-        </w:tc>
-        <w:tc>
-          <w:tcPr>
-            <w:tcW w:type="dxa" w:w="2986"/>
-          </w:tcPr>
-          <w:p>
-            <w:pPr>
-              <w:bidi/>
-              <w:spacing w:before="60" w:after="60"/>
-              <w:jc w:val="right"/>
-            </w:pPr>
-            <w:r>
-              <w:rPr>
-                <w:rtl/>
-                <w:cs/>
-              </w:rPr>
-            </w:r>
-            <w:r>
-              <w:rPr>
-                <w:rFonts w:ascii="Times New Roman" w:hAnsi="Times New Roman" w:cs="Noto Naskh Arabic"/>
-                <w:b w:val="0"/>
-                <w:i w:val="0"/>
-                <w:color w:val="111111"/>
-                <w:sz w:val="20"/>
-                <w:szCs w:val="20"/>
-                <w:rtl/>
-                <w:cs/>
-              </w:rPr>
-              <w:t>نعم</w:t>
-            </w:r>
-          </w:p>
-        </w:tc>
-      </w:tr>
-      <w:tr>
-        <w:tc>
-          <w:tcPr>
-            <w:tcW w:type="dxa" w:w="2986"/>
-          </w:tcPr>
-          <w:p>
-            <w:pPr>
-              <w:bidi/>
-              <w:spacing w:before="60" w:after="60"/>
-              <w:jc w:val="right"/>
-            </w:pPr>
-            <w:r>
-              <w:rPr>
-                <w:rtl/>
-                <w:cs/>
-              </w:rPr>
-            </w:r>
-            <w:r>
-              <w:rPr>
-                <w:rFonts w:ascii="Times New Roman" w:hAnsi="Times New Roman" w:cs="Noto Naskh Arabic"/>
-                <w:b w:val="0"/>
-                <w:i w:val="0"/>
-                <w:color w:val="111111"/>
-                <w:sz w:val="20"/>
-                <w:szCs w:val="20"/>
-                <w:rtl/>
-                <w:cs/>
-              </w:rPr>
-              <w:t>اقتطاع المناطق</w:t>
-            </w:r>
-          </w:p>
-        </w:tc>
-        <w:tc>
-          <w:tcPr>
-            <w:tcW w:type="dxa" w:w="2986"/>
-          </w:tcPr>
-          <w:p>
-            <w:pPr>
-              <w:bidi/>
-              <w:spacing w:before="60" w:after="60"/>
-              <w:jc w:val="right"/>
-            </w:pPr>
-            <w:r>
-              <w:rPr>
-                <w:rtl/>
-                <w:cs/>
-              </w:rPr>
-            </w:r>
-            <w:r>
-              <w:rPr>
-                <w:rFonts w:ascii="Times New Roman" w:hAnsi="Times New Roman" w:cs="Noto Naskh Arabic"/>
-                <w:b w:val="0"/>
-                <w:i w:val="0"/>
-                <w:color w:val="111111"/>
-                <w:sz w:val="20"/>
-                <w:szCs w:val="20"/>
-                <w:rtl/>
-                <w:cs/>
-              </w:rPr>
-              <w:t>Dynamic Crop</w:t>
-            </w:r>
-          </w:p>
-        </w:tc>
-        <w:tc>
-          <w:tcPr>
-            <w:tcW w:type="dxa" w:w="2986"/>
-          </w:tcPr>
-          <w:p>
-            <w:pPr>
-              <w:bidi/>
-              <w:spacing w:before="60" w:after="60"/>
-              <w:jc w:val="right"/>
-            </w:pPr>
-            <w:r>
-              <w:rPr>
-                <w:rtl/>
-                <w:cs/>
-              </w:rPr>
-            </w:r>
-            <w:r>
-              <w:rPr>
-                <w:rFonts w:ascii="Times New Roman" w:hAnsi="Times New Roman" w:cs="Noto Naskh Arabic"/>
-                <w:b w:val="0"/>
-                <w:i w:val="0"/>
-                <w:color w:val="111111"/>
-                <w:sz w:val="20"/>
-                <w:szCs w:val="20"/>
-                <w:rtl/>
-                <w:cs/>
-              </w:rPr>
-              <w:t>لا</w:t>
-            </w:r>
-          </w:p>
-        </w:tc>
-      </w:tr>
-      <w:tr>
-        <w:tc>
-          <w:tcPr>
-            <w:tcW w:type="dxa" w:w="2986"/>
-          </w:tcPr>
-          <w:p>
-            <w:pPr>
-              <w:bidi/>
-              <w:spacing w:before="60" w:after="60"/>
-              <w:jc w:val="right"/>
-            </w:pPr>
-            <w:r>
-              <w:rPr>
-                <w:rtl/>
-                <w:cs/>
-              </w:rPr>
-            </w:r>
-            <w:r>
-              <w:rPr>
-                <w:rFonts w:ascii="Times New Roman" w:hAnsi="Times New Roman" w:cs="Noto Naskh Arabic"/>
-                <w:b w:val="0"/>
-                <w:i w:val="0"/>
-                <w:color w:val="111111"/>
-                <w:sz w:val="20"/>
-                <w:szCs w:val="20"/>
-                <w:rtl/>
-                <w:cs/>
-              </w:rPr>
-              <w:t>تصنيف الشركة المصنِّعة</w:t>
-            </w:r>
-          </w:p>
-        </w:tc>
-        <w:tc>
-          <w:tcPr>
-            <w:tcW w:type="dxa" w:w="2986"/>
-          </w:tcPr>
-          <w:p>
-            <w:pPr>
-              <w:bidi/>
-              <w:spacing w:before="60" w:after="60"/>
-              <w:jc w:val="right"/>
-            </w:pPr>
-            <w:r>
-              <w:rPr>
-                <w:rtl/>
-                <w:cs/>
-              </w:rPr>
-            </w:r>
-            <w:r>
-              <w:rPr>
-                <w:rFonts w:ascii="Times New Roman" w:hAnsi="Times New Roman" w:cs="Noto Naskh Arabic"/>
-                <w:b w:val="0"/>
-                <w:i w:val="0"/>
-                <w:color w:val="111111"/>
-                <w:sz w:val="20"/>
-                <w:szCs w:val="20"/>
-                <w:rtl/>
-                <w:cs/>
-              </w:rPr>
-              <w:t>CLIP Comparison</w:t>
-            </w:r>
-          </w:p>
-        </w:tc>
-        <w:tc>
-          <w:tcPr>
-            <w:tcW w:type="dxa" w:w="2986"/>
-          </w:tcPr>
-          <w:p>
-            <w:pPr>
-              <w:bidi/>
-              <w:spacing w:before="60" w:after="60"/>
-              <w:jc w:val="right"/>
-            </w:pPr>
-            <w:r>
-              <w:rPr>
-                <w:rtl/>
-                <w:cs/>
-              </w:rPr>
-            </w:r>
-            <w:r>
-              <w:rPr>
-                <w:rFonts w:ascii="Times New Roman" w:hAnsi="Times New Roman" w:cs="Noto Naskh Arabic"/>
-                <w:b w:val="0"/>
-                <w:i w:val="0"/>
-                <w:color w:val="111111"/>
-                <w:sz w:val="20"/>
-                <w:szCs w:val="20"/>
-                <w:rtl/>
-                <w:cs/>
-              </w:rPr>
-              <w:t>لا (من دون تدريب)</w:t>
-            </w:r>
-          </w:p>
-        </w:tc>
-      </w:tr>
-      <w:tr>
-        <w:tc>
-          <w:tcPr>
-            <w:tcW w:type="dxa" w:w="2986"/>
-          </w:tcPr>
-          <w:p>
-            <w:pPr>
-              <w:bidi/>
-              <w:spacing w:before="60" w:after="60"/>
-              <w:jc w:val="right"/>
-            </w:pPr>
-            <w:r>
-              <w:rPr>
-                <w:rtl/>
-                <w:cs/>
-              </w:rPr>
-            </w:r>
-            <w:r>
-              <w:rPr>
-                <w:rFonts w:ascii="Times New Roman" w:hAnsi="Times New Roman" w:cs="Noto Naskh Arabic"/>
-                <w:b w:val="0"/>
-                <w:i w:val="0"/>
-                <w:color w:val="111111"/>
-                <w:sz w:val="20"/>
-                <w:szCs w:val="20"/>
-                <w:rtl/>
-                <w:cs/>
-              </w:rPr>
-              <w:t>تصنيف المنتج / المتغيّر</w:t>
-            </w:r>
-          </w:p>
-        </w:tc>
-        <w:tc>
-          <w:tcPr>
-            <w:tcW w:type="dxa" w:w="2986"/>
-          </w:tcPr>
-          <w:p>
-            <w:pPr>
-              <w:bidi/>
-              <w:spacing w:before="60" w:after="60"/>
-              <w:jc w:val="right"/>
-            </w:pPr>
-            <w:r>
-              <w:rPr>
-                <w:rtl/>
-                <w:cs/>
-              </w:rPr>
-            </w:r>
-            <w:r>
-              <w:rPr>
-                <w:rFonts w:ascii="Times New Roman" w:hAnsi="Times New Roman" w:cs="Noto Naskh Arabic"/>
-                <w:b w:val="0"/>
-                <w:i w:val="0"/>
-                <w:color w:val="111111"/>
-                <w:sz w:val="20"/>
-                <w:szCs w:val="20"/>
-                <w:rtl/>
-                <w:cs/>
-              </w:rPr>
-              <w:t>Single-Label Classification Model</w:t>
-            </w:r>
-          </w:p>
-        </w:tc>
-        <w:tc>
-          <w:tcPr>
-            <w:tcW w:type="dxa" w:w="2986"/>
-          </w:tcPr>
-          <w:p>
-            <w:pPr>
-              <w:bidi/>
-              <w:spacing w:before="60" w:after="60"/>
-              <w:jc w:val="right"/>
-            </w:pPr>
-            <w:r>
-              <w:rPr>
-                <w:rtl/>
-                <w:cs/>
-              </w:rPr>
-            </w:r>
-            <w:r>
-              <w:rPr>
-                <w:rFonts w:ascii="Times New Roman" w:hAnsi="Times New Roman" w:cs="Noto Naskh Arabic"/>
-                <w:b w:val="0"/>
-                <w:i w:val="0"/>
-                <w:color w:val="111111"/>
-                <w:sz w:val="20"/>
-                <w:szCs w:val="20"/>
-                <w:rtl/>
-                <w:cs/>
-              </w:rPr>
-              <w:t>نعم</w:t>
-            </w:r>
-          </w:p>
-        </w:tc>
-      </w:tr>
-      <w:tr>
-        <w:tc>
-          <w:tcPr>
-            <w:tcW w:type="dxa" w:w="2986"/>
-          </w:tcPr>
-          <w:p>
-            <w:pPr>
-              <w:bidi/>
-              <w:spacing w:before="60" w:after="60"/>
-              <w:jc w:val="right"/>
-            </w:pPr>
-            <w:r>
-              <w:rPr>
-                <w:rtl/>
-                <w:cs/>
-              </w:rPr>
-            </w:r>
-            <w:r>
-              <w:rPr>
-                <w:rFonts w:ascii="Times New Roman" w:hAnsi="Times New Roman" w:cs="Noto Naskh Arabic"/>
-                <w:b w:val="0"/>
-                <w:i w:val="0"/>
-                <w:color w:val="111111"/>
-                <w:sz w:val="20"/>
-                <w:szCs w:val="20"/>
-                <w:rtl/>
-                <w:cs/>
-              </w:rPr>
-              <w:t>تمييز الصيغة هندسياً</w:t>
-            </w:r>
-          </w:p>
-        </w:tc>
-        <w:tc>
-          <w:tcPr>
-            <w:tcW w:type="dxa" w:w="2986"/>
-          </w:tcPr>
-          <w:p>
-            <w:pPr>
-              <w:bidi/>
-              <w:spacing w:before="60" w:after="60"/>
-              <w:jc w:val="right"/>
-            </w:pPr>
-            <w:r>
-              <w:rPr>
-                <w:rtl/>
-                <w:cs/>
-              </w:rPr>
-            </w:r>
-            <w:r>
-              <w:rPr>
-                <w:rFonts w:ascii="Times New Roman" w:hAnsi="Times New Roman" w:cs="Noto Naskh Arabic"/>
-                <w:b w:val="0"/>
-                <w:i w:val="0"/>
-                <w:color w:val="111111"/>
-                <w:sz w:val="20"/>
-                <w:szCs w:val="20"/>
-                <w:rtl/>
-                <w:cs/>
-              </w:rPr>
-              <w:t>Dynamic Python Block</w:t>
-            </w:r>
-          </w:p>
-        </w:tc>
-        <w:tc>
-          <w:tcPr>
-            <w:tcW w:type="dxa" w:w="2986"/>
-          </w:tcPr>
-          <w:p>
-            <w:pPr>
-              <w:bidi/>
-              <w:spacing w:before="60" w:after="60"/>
-              <w:jc w:val="right"/>
-            </w:pPr>
-            <w:r>
-              <w:rPr>
-                <w:rtl/>
-                <w:cs/>
-              </w:rPr>
-            </w:r>
-            <w:r>
-              <w:rPr>
-                <w:rFonts w:ascii="Times New Roman" w:hAnsi="Times New Roman" w:cs="Noto Naskh Arabic"/>
-                <w:b w:val="0"/>
-                <w:i w:val="0"/>
-                <w:color w:val="111111"/>
-                <w:sz w:val="20"/>
-                <w:szCs w:val="20"/>
-                <w:rtl/>
-                <w:cs/>
-              </w:rPr>
-              <w:t>لا (قائم على قاعدة)</w:t>
-            </w:r>
-          </w:p>
-        </w:tc>
-      </w:tr>
-    </w:tbl>
-    <w:p>
-      <w:pPr>
-        <w:spacing w:after="200" w:before="0"/>
-      </w:pPr>
-    </w:p>
-    <w:p>
-      <w:pPr>
-        <w:keepNext w:val="0"/>
-        <w:bidi/>
-        <w:spacing w:after="160" w:before="0" w:line="348" w:lineRule="auto"/>
-        <w:jc w:val="both"/>
-      </w:pPr>
-      <w:r>
-        <w:rPr>
-          <w:rFonts w:ascii="Times New Roman" w:hAnsi="Times New Roman" w:cs="Noto Naskh Arabic"/>
-          <w:b w:val="0"/>
-          <w:i w:val="0"/>
-          <w:color w:val="111111"/>
-          <w:sz w:val="23"/>
-          <w:szCs w:val="23"/>
-          <w:rtl/>
-          <w:cs/>
-        </w:rPr>
-        <w:t>وقاعدة القرار الهندسي هي المُكوِّن الوحيد الذي لا يوجد له مُكافئ جاهز. وتُنفَّذ عبر كتلة Dynamic Python Block، التي تسمح لمنطق مخصص باستهلاك مخرجات الكتل السابقة — بقراءة أبعاد صندوق الإحاطة وتطبيق عتبة نسبة الأبعاد الفاصلة بين صيغ التعبئة. ويمثل ذلك كمية ضئيلة من الشيفرة البرمجية لا نموذجاً مُدرَّباً إضافياً. وفي التطبيق المُسلَّم نُفِّذت القاعدة ذاتها على جانب العميل، بما يُبرهن على قابلية خطوة الدمج للنقل عبر سياقات تنفيذ مختلفة.</w:t>
-      </w:r>
-    </w:p>
-    <w:p>
-      <w:pPr>
-        <w:keepNext w:val="0"/>
-        <w:bidi/>
-        <w:spacing w:after="160" w:before="0" w:line="348" w:lineRule="auto"/>
-        <w:jc w:val="both"/>
-      </w:pPr>
-      <w:r>
-        <w:rPr>
-          <w:rFonts w:ascii="Times New Roman" w:hAnsi="Times New Roman" w:cs="Noto Naskh Arabic"/>
-          <w:b w:val="0"/>
-          <w:i w:val="0"/>
-          <w:color w:val="111111"/>
-          <w:sz w:val="23"/>
-          <w:szCs w:val="23"/>
-          <w:rtl/>
-          <w:cs/>
-        </w:rPr>
-        <w:t>كما يُتيح سير العمل معاملات زمن تشغيل — عتبة الثقة، وعتبة التقاطع على الاتحاد، وكبح القيم غير العظمى المحايد صنفياً، والحد الأقصى لعدد الاكتشافات، ونسخة النموذج — يعرضها التطبيق للمُشغِّل، بحيث يمكن ضبط سلوك الكشف ميدانياً من دون إعادة نشر.</w:t>
-      </w:r>
-    </w:p>
-    <w:p>
-      <w:pPr>
-        <w:keepNext/>
-        <w:bidi/>
-        <w:spacing w:before="360" w:after="140"/>
-        <w:jc w:val="right"/>
-      </w:pPr>
-      <w:r>
-        <w:rPr>
-          <w:rFonts w:ascii="Times New Roman" w:hAnsi="Times New Roman" w:cs="Noto Naskh Arabic"/>
-          <w:b/>
-          <w:bCs w:val="1"/>
-          <w:i w:val="0"/>
-          <w:color w:val="1A3A5C"/>
-          <w:sz w:val="28"/>
-          <w:szCs w:val="28"/>
-          <w:rtl/>
-          <w:cs/>
-        </w:rPr>
-        <w:t>١٠. تطبيق جمع البيانات الميداني</w:t>
-      </w:r>
-    </w:p>
-    <w:p>
-      <w:pPr>
-        <w:keepNext w:val="0"/>
-        <w:bidi/>
-        <w:spacing w:after="160" w:before="0" w:line="348" w:lineRule="auto"/>
-        <w:jc w:val="both"/>
-      </w:pPr>
-      <w:r>
-        <w:rPr>
-          <w:rFonts w:ascii="Times New Roman" w:hAnsi="Times New Roman" w:cs="Noto Naskh Arabic"/>
-          <w:b w:val="0"/>
-          <w:i w:val="0"/>
-          <w:color w:val="111111"/>
-          <w:sz w:val="23"/>
-          <w:szCs w:val="23"/>
-          <w:rtl/>
-          <w:cs/>
-        </w:rPr>
-        <w:t>من الموضوعات المتكررة في التحليل أن مُخرَجات النموذج على الصور غير المضبوطة لا يمكن اعتبارها نهائية: فالحالات الملتبسة تنشأ بنيوياً لا عرَضياً. ولذلك طُوِّر تطبيق متعدد المنصّات باستخدام إطار Flutter ليؤدي ثلاثة أدوار — توحيد معايير الالتقاط الميداني عند نقطة الجمع، وتشغيل خط المعالجة التحليلي على الصورة الملتقَطة، وإقحام التحقق البشري بين استدلال النموذج وبين البيانات المُثبَتة.</w:t>
-      </w:r>
-    </w:p>
-    <w:p>
-      <w:pPr>
-        <w:keepNext w:val="0"/>
-        <w:bidi/>
-        <w:spacing w:after="160" w:before="0" w:line="348" w:lineRule="auto"/>
-        <w:jc w:val="both"/>
-      </w:pPr>
-      <w:r>
-        <w:rPr>
-          <w:rFonts w:ascii="Times New Roman" w:hAnsi="Times New Roman" w:cs="Noto Naskh Arabic"/>
-          <w:b w:val="0"/>
-          <w:i w:val="0"/>
-          <w:color w:val="111111"/>
-          <w:sz w:val="23"/>
-          <w:szCs w:val="23"/>
-          <w:rtl/>
-          <w:cs/>
-        </w:rPr>
-        <w:t>ويتألف التطبيق المُسلَّم من ٦٠ ملفاً مصدرياً بلغة Dart يبلغ مجموعها نحو ١٠٬٨٠٠ سطر، منظّمة في ست طبقات، ويصحبها ٢٠ ملف اختبار يبلغ مجموعها نحو ٤٬١٠٠ سطر.</w:t>
-      </w:r>
-    </w:p>
-    <w:p>
-      <w:pPr>
-        <w:keepNext/>
-        <w:bidi/>
-        <w:spacing w:before="240" w:after="100"/>
-        <w:jc w:val="center"/>
-      </w:pPr>
-      <w:r>
-        <w:rPr>
-          <w:rFonts w:ascii="Times New Roman" w:hAnsi="Times New Roman" w:cs="Noto Naskh Arabic"/>
-          <w:b/>
-          <w:bCs w:val="1"/>
-          <w:i w:val="0"/>
-          <w:color w:val="555555"/>
-          <w:sz w:val="19"/>
-          <w:szCs w:val="19"/>
-          <w:rtl/>
-          <w:cs/>
-        </w:rPr>
-        <w:t xml:space="preserve">الجدول ٢. </w:t>
-      </w:r>
-      <w:r>
-        <w:rPr>
-          <w:rFonts w:ascii="Times New Roman" w:hAnsi="Times New Roman" w:cs="Noto Naskh Arabic"/>
-          <w:b w:val="0"/>
-          <w:i w:val="0"/>
-          <w:color w:val="555555"/>
-          <w:sz w:val="19"/>
-          <w:szCs w:val="19"/>
-          <w:rtl/>
-          <w:cs/>
-        </w:rPr>
-        <w:t>تركيب التطبيق المُسلَّم بحسب الطبقة المعمارية.</w:t>
-      </w:r>
-    </w:p>
-    <w:tbl>
-      <w:tblPr>
-        <w:tblStyle w:val="TableGrid"/>
-        <w:bidiVisual/>
-        <w:tblW w:type="auto" w:w="0"/>
-        <w:jc w:val="right"/>
-        <w:tblLook w:firstColumn="1" w:firstRow="1" w:lastColumn="0" w:lastRow="0" w:noHBand="0" w:noVBand="1" w:val="04A0"/>
-      </w:tblPr>
-      <w:tblGrid>
-        <w:gridCol w:w="2986"/>
-        <w:gridCol w:w="2986"/>
-        <w:gridCol w:w="2986"/>
-      </w:tblGrid>
-      <w:tr>
-        <w:tc>
-          <w:tcPr>
-            <w:tcW w:type="dxa" w:w="2986"/>
-          </w:tcPr>
-          <w:p>
-            <w:pPr>
-              <w:bidi/>
-              <w:spacing w:before="60" w:after="60"/>
-              <w:jc w:val="right"/>
-            </w:pPr>
-            <w:r>
-              <w:rPr>
-                <w:rtl/>
-                <w:cs/>
-              </w:rPr>
-            </w:r>
-            <w:r>
-              <w:rPr>
-                <w:rFonts w:ascii="Times New Roman" w:hAnsi="Times New Roman" w:cs="Noto Naskh Arabic"/>
-                <w:b/>
-                <w:bCs w:val="1"/>
-                <w:i w:val="0"/>
-                <w:color w:val="111111"/>
-                <w:sz w:val="20"/>
-                <w:szCs w:val="20"/>
-                <w:rtl/>
-                <w:cs/>
-              </w:rPr>
-              <w:t>الطبقة</w:t>
-            </w:r>
-          </w:p>
-        </w:tc>
-        <w:tc>
-          <w:tcPr>
-            <w:tcW w:type="dxa" w:w="2986"/>
-          </w:tcPr>
-          <w:p>
-            <w:pPr>
-              <w:bidi/>
-              <w:spacing w:before="60" w:after="60"/>
-              <w:jc w:val="right"/>
-            </w:pPr>
-            <w:r>
-              <w:rPr>
-                <w:rtl/>
-                <w:cs/>
-              </w:rPr>
-            </w:r>
-            <w:r>
-              <w:rPr>
-                <w:rFonts w:ascii="Times New Roman" w:hAnsi="Times New Roman" w:cs="Noto Naskh Arabic"/>
-                <w:b/>
-                <w:bCs w:val="1"/>
-                <w:i w:val="0"/>
-                <w:color w:val="111111"/>
-                <w:sz w:val="20"/>
-                <w:szCs w:val="20"/>
-                <w:rtl/>
-                <w:cs/>
-              </w:rPr>
-              <w:t>عدد الوحدات</w:t>
-            </w:r>
-          </w:p>
-        </w:tc>
-        <w:tc>
-          <w:tcPr>
-            <w:tcW w:type="dxa" w:w="2986"/>
-          </w:tcPr>
-          <w:p>
-            <w:pPr>
-              <w:bidi/>
-              <w:spacing w:before="60" w:after="60"/>
-              <w:jc w:val="right"/>
-            </w:pPr>
-            <w:r>
-              <w:rPr>
-                <w:rtl/>
-                <w:cs/>
-              </w:rPr>
-            </w:r>
-            <w:r>
-              <w:rPr>
-                <w:rFonts w:ascii="Times New Roman" w:hAnsi="Times New Roman" w:cs="Noto Naskh Arabic"/>
-                <w:b/>
-                <w:bCs w:val="1"/>
-                <w:i w:val="0"/>
-                <w:color w:val="111111"/>
-                <w:sz w:val="20"/>
-                <w:szCs w:val="20"/>
-                <w:rtl/>
-                <w:cs/>
-              </w:rPr>
-              <w:t>المسؤولية</w:t>
-            </w:r>
-          </w:p>
-        </w:tc>
-      </w:tr>
-      <w:tr>
-        <w:tc>
-          <w:tcPr>
-            <w:tcW w:type="dxa" w:w="2986"/>
-          </w:tcPr>
-          <w:p>
-            <w:pPr>
-              <w:bidi/>
-              <w:spacing w:before="60" w:after="60"/>
-              <w:jc w:val="right"/>
-            </w:pPr>
-            <w:r>
-              <w:rPr>
-                <w:rtl/>
-                <w:cs/>
-              </w:rPr>
-            </w:r>
-            <w:r>
-              <w:rPr>
-                <w:rFonts w:ascii="Times New Roman" w:hAnsi="Times New Roman" w:cs="Noto Naskh Arabic"/>
-                <w:b w:val="0"/>
-                <w:i w:val="0"/>
-                <w:color w:val="111111"/>
-                <w:sz w:val="20"/>
-                <w:szCs w:val="20"/>
-                <w:rtl/>
-                <w:cs/>
-              </w:rPr>
-              <w:t>الشاشات</w:t>
-            </w:r>
-          </w:p>
-        </w:tc>
-        <w:tc>
-          <w:tcPr>
-            <w:tcW w:type="dxa" w:w="2986"/>
-          </w:tcPr>
-          <w:p>
-            <w:pPr>
-              <w:bidi/>
-              <w:spacing w:before="60" w:after="60"/>
-              <w:jc w:val="right"/>
-            </w:pPr>
-            <w:r>
-              <w:rPr>
-                <w:rtl/>
-                <w:cs/>
-              </w:rPr>
-            </w:r>
-            <w:r>
-              <w:rPr>
-                <w:rFonts w:ascii="Times New Roman" w:hAnsi="Times New Roman" w:cs="Noto Naskh Arabic"/>
-                <w:b w:val="0"/>
-                <w:i w:val="0"/>
-                <w:color w:val="111111"/>
-                <w:sz w:val="20"/>
-                <w:szCs w:val="20"/>
-                <w:rtl/>
-                <w:cs/>
-              </w:rPr>
-              <w:t>١٢</w:t>
-            </w:r>
-          </w:p>
-        </w:tc>
-        <w:tc>
-          <w:tcPr>
-            <w:tcW w:type="dxa" w:w="2986"/>
-          </w:tcPr>
-          <w:p>
-            <w:pPr>
-              <w:bidi/>
-              <w:spacing w:before="60" w:after="60"/>
-              <w:jc w:val="right"/>
-            </w:pPr>
-            <w:r>
-              <w:rPr>
-                <w:rtl/>
-                <w:cs/>
-              </w:rPr>
-            </w:r>
-            <w:r>
-              <w:rPr>
-                <w:rFonts w:ascii="Times New Roman" w:hAnsi="Times New Roman" w:cs="Noto Naskh Arabic"/>
-                <w:b w:val="0"/>
-                <w:i w:val="0"/>
-                <w:color w:val="111111"/>
-                <w:sz w:val="20"/>
-                <w:szCs w:val="20"/>
-                <w:rtl/>
-                <w:cs/>
-              </w:rPr>
-              <w:t>المصادقة والالتقاط والمراجعة والإدارة وسير الزيارة</w:t>
-            </w:r>
-          </w:p>
-        </w:tc>
-      </w:tr>
-      <w:tr>
-        <w:tc>
-          <w:tcPr>
-            <w:tcW w:type="dxa" w:w="2986"/>
-          </w:tcPr>
-          <w:p>
-            <w:pPr>
-              <w:bidi/>
-              <w:spacing w:before="60" w:after="60"/>
-              <w:jc w:val="right"/>
-            </w:pPr>
-            <w:r>
-              <w:rPr>
-                <w:rtl/>
-                <w:cs/>
-              </w:rPr>
-            </w:r>
-            <w:r>
-              <w:rPr>
-                <w:rFonts w:ascii="Times New Roman" w:hAnsi="Times New Roman" w:cs="Noto Naskh Arabic"/>
-                <w:b w:val="0"/>
-                <w:i w:val="0"/>
-                <w:color w:val="111111"/>
-                <w:sz w:val="20"/>
-                <w:szCs w:val="20"/>
-                <w:rtl/>
-                <w:cs/>
-              </w:rPr>
-              <w:t>الخدمات</w:t>
-            </w:r>
-          </w:p>
-        </w:tc>
-        <w:tc>
-          <w:tcPr>
-            <w:tcW w:type="dxa" w:w="2986"/>
-          </w:tcPr>
-          <w:p>
-            <w:pPr>
-              <w:bidi/>
-              <w:spacing w:before="60" w:after="60"/>
-              <w:jc w:val="right"/>
-            </w:pPr>
-            <w:r>
-              <w:rPr>
-                <w:rtl/>
-                <w:cs/>
-              </w:rPr>
-            </w:r>
-            <w:r>
-              <w:rPr>
-                <w:rFonts w:ascii="Times New Roman" w:hAnsi="Times New Roman" w:cs="Noto Naskh Arabic"/>
-                <w:b w:val="0"/>
-                <w:i w:val="0"/>
-                <w:color w:val="111111"/>
-                <w:sz w:val="20"/>
-                <w:szCs w:val="20"/>
-                <w:rtl/>
-                <w:cs/>
-              </w:rPr>
-              <w:t>١٤</w:t>
-            </w:r>
-          </w:p>
-        </w:tc>
-        <w:tc>
-          <w:tcPr>
-            <w:tcW w:type="dxa" w:w="2986"/>
-          </w:tcPr>
-          <w:p>
-            <w:pPr>
-              <w:bidi/>
-              <w:spacing w:before="60" w:after="60"/>
-              <w:jc w:val="right"/>
-            </w:pPr>
-            <w:r>
-              <w:rPr>
-                <w:rtl/>
-                <w:cs/>
-              </w:rPr>
-            </w:r>
-            <w:r>
-              <w:rPr>
-                <w:rFonts w:ascii="Times New Roman" w:hAnsi="Times New Roman" w:cs="Noto Naskh Arabic"/>
-                <w:b w:val="0"/>
-                <w:i w:val="0"/>
-                <w:color w:val="111111"/>
-                <w:sz w:val="20"/>
-                <w:szCs w:val="20"/>
-                <w:rtl/>
-                <w:cs/>
-              </w:rPr>
-              <w:t>الكشف والكاميرا والمصادقة وحفظ الأسواق والزيارات</w:t>
-            </w:r>
-          </w:p>
-        </w:tc>
-      </w:tr>
-      <w:tr>
-        <w:tc>
-          <w:tcPr>
-            <w:tcW w:type="dxa" w:w="2986"/>
-          </w:tcPr>
-          <w:p>
-            <w:pPr>
-              <w:bidi/>
-              <w:spacing w:before="60" w:after="60"/>
-              <w:jc w:val="right"/>
-            </w:pPr>
-            <w:r>
-              <w:rPr>
-                <w:rtl/>
-                <w:cs/>
-              </w:rPr>
-            </w:r>
-            <w:r>
-              <w:rPr>
-                <w:rFonts w:ascii="Times New Roman" w:hAnsi="Times New Roman" w:cs="Noto Naskh Arabic"/>
-                <w:b w:val="0"/>
-                <w:i w:val="0"/>
-                <w:color w:val="111111"/>
-                <w:sz w:val="20"/>
-                <w:szCs w:val="20"/>
-                <w:rtl/>
-                <w:cs/>
-              </w:rPr>
-              <w:t>النماذج</w:t>
-            </w:r>
-          </w:p>
-        </w:tc>
-        <w:tc>
-          <w:tcPr>
-            <w:tcW w:type="dxa" w:w="2986"/>
-          </w:tcPr>
-          <w:p>
-            <w:pPr>
-              <w:bidi/>
-              <w:spacing w:before="60" w:after="60"/>
-              <w:jc w:val="right"/>
-            </w:pPr>
-            <w:r>
-              <w:rPr>
-                <w:rtl/>
-                <w:cs/>
-              </w:rPr>
-            </w:r>
-            <w:r>
-              <w:rPr>
-                <w:rFonts w:ascii="Times New Roman" w:hAnsi="Times New Roman" w:cs="Noto Naskh Arabic"/>
-                <w:b w:val="0"/>
-                <w:i w:val="0"/>
-                <w:color w:val="111111"/>
-                <w:sz w:val="20"/>
-                <w:szCs w:val="20"/>
-                <w:rtl/>
-                <w:cs/>
-              </w:rPr>
-              <w:t>١٣</w:t>
-            </w:r>
-          </w:p>
-        </w:tc>
-        <w:tc>
-          <w:tcPr>
-            <w:tcW w:type="dxa" w:w="2986"/>
-          </w:tcPr>
-          <w:p>
-            <w:pPr>
-              <w:bidi/>
-              <w:spacing w:before="60" w:after="60"/>
-              <w:jc w:val="right"/>
-            </w:pPr>
-            <w:r>
-              <w:rPr>
-                <w:rtl/>
-                <w:cs/>
-              </w:rPr>
-            </w:r>
-            <w:r>
-              <w:rPr>
-                <w:rFonts w:ascii="Times New Roman" w:hAnsi="Times New Roman" w:cs="Noto Naskh Arabic"/>
-                <w:b w:val="0"/>
-                <w:i w:val="0"/>
-                <w:color w:val="111111"/>
-                <w:sz w:val="20"/>
-                <w:szCs w:val="20"/>
-                <w:rtl/>
-                <w:cs/>
-              </w:rPr>
-              <w:t>الاكتشافات وصناديق الإحاطة وقواعد الشكل وحصة الرف وملفات المستخدمين</w:t>
-            </w:r>
-          </w:p>
-        </w:tc>
-      </w:tr>
-      <w:tr>
-        <w:tc>
-          <w:tcPr>
-            <w:tcW w:type="dxa" w:w="2986"/>
-          </w:tcPr>
-          <w:p>
-            <w:pPr>
-              <w:bidi/>
-              <w:spacing w:before="60" w:after="60"/>
-              <w:jc w:val="right"/>
-            </w:pPr>
-            <w:r>
-              <w:rPr>
-                <w:rtl/>
-                <w:cs/>
-              </w:rPr>
-            </w:r>
-            <w:r>
-              <w:rPr>
-                <w:rFonts w:ascii="Times New Roman" w:hAnsi="Times New Roman" w:cs="Noto Naskh Arabic"/>
-                <w:b w:val="0"/>
-                <w:i w:val="0"/>
-                <w:color w:val="111111"/>
-                <w:sz w:val="20"/>
-                <w:szCs w:val="20"/>
-                <w:rtl/>
-                <w:cs/>
-              </w:rPr>
-              <w:t>الودجات</w:t>
-            </w:r>
-          </w:p>
-        </w:tc>
-        <w:tc>
-          <w:tcPr>
-            <w:tcW w:type="dxa" w:w="2986"/>
-          </w:tcPr>
-          <w:p>
-            <w:pPr>
-              <w:bidi/>
-              <w:spacing w:before="60" w:after="60"/>
-              <w:jc w:val="right"/>
-            </w:pPr>
-            <w:r>
-              <w:rPr>
-                <w:rtl/>
-                <w:cs/>
-              </w:rPr>
-            </w:r>
-            <w:r>
-              <w:rPr>
-                <w:rFonts w:ascii="Times New Roman" w:hAnsi="Times New Roman" w:cs="Noto Naskh Arabic"/>
-                <w:b w:val="0"/>
-                <w:i w:val="0"/>
-                <w:color w:val="111111"/>
-                <w:sz w:val="20"/>
-                <w:szCs w:val="20"/>
-                <w:rtl/>
-                <w:cs/>
-              </w:rPr>
-              <w:t>١٧</w:t>
-            </w:r>
-          </w:p>
-        </w:tc>
-        <w:tc>
-          <w:tcPr>
-            <w:tcW w:type="dxa" w:w="2986"/>
-          </w:tcPr>
-          <w:p>
-            <w:pPr>
-              <w:bidi/>
-              <w:spacing w:before="60" w:after="60"/>
-              <w:jc w:val="right"/>
-            </w:pPr>
-            <w:r>
-              <w:rPr>
-                <w:rtl/>
-                <w:cs/>
-              </w:rPr>
-            </w:r>
-            <w:r>
-              <w:rPr>
-                <w:rFonts w:ascii="Times New Roman" w:hAnsi="Times New Roman" w:cs="Noto Naskh Arabic"/>
-                <w:b w:val="0"/>
-                <w:i w:val="0"/>
-                <w:color w:val="111111"/>
-                <w:sz w:val="20"/>
-                <w:szCs w:val="20"/>
-                <w:rtl/>
-                <w:cs/>
-              </w:rPr>
-              <w:t>طبقات عرض الاكتشافات والمحرِّرات والتخطيط المتكيّف ولوحات النتائج</w:t>
-            </w:r>
-          </w:p>
-        </w:tc>
-      </w:tr>
-      <w:tr>
-        <w:tc>
-          <w:tcPr>
-            <w:tcW w:type="dxa" w:w="2986"/>
-          </w:tcPr>
-          <w:p>
-            <w:pPr>
-              <w:bidi/>
-              <w:spacing w:before="60" w:after="60"/>
-              <w:jc w:val="right"/>
-            </w:pPr>
-            <w:r>
-              <w:rPr>
-                <w:rtl/>
-                <w:cs/>
-              </w:rPr>
-            </w:r>
-            <w:r>
-              <w:rPr>
-                <w:rFonts w:ascii="Times New Roman" w:hAnsi="Times New Roman" w:cs="Noto Naskh Arabic"/>
-                <w:b w:val="0"/>
-                <w:i w:val="0"/>
-                <w:color w:val="111111"/>
-                <w:sz w:val="20"/>
-                <w:szCs w:val="20"/>
-                <w:rtl/>
-                <w:cs/>
-              </w:rPr>
-              <w:t>الإعداد والسمة</w:t>
-            </w:r>
-          </w:p>
-        </w:tc>
-        <w:tc>
-          <w:tcPr>
-            <w:tcW w:type="dxa" w:w="2986"/>
-          </w:tcPr>
-          <w:p>
-            <w:pPr>
-              <w:bidi/>
-              <w:spacing w:before="60" w:after="60"/>
-              <w:jc w:val="right"/>
-            </w:pPr>
-            <w:r>
-              <w:rPr>
-                <w:rtl/>
-                <w:cs/>
-              </w:rPr>
-            </w:r>
-            <w:r>
-              <w:rPr>
-                <w:rFonts w:ascii="Times New Roman" w:hAnsi="Times New Roman" w:cs="Noto Naskh Arabic"/>
-                <w:b w:val="0"/>
-                <w:i w:val="0"/>
-                <w:color w:val="111111"/>
-                <w:sz w:val="20"/>
-                <w:szCs w:val="20"/>
-                <w:rtl/>
-                <w:cs/>
-              </w:rPr>
-              <w:t>٤</w:t>
-            </w:r>
-          </w:p>
-        </w:tc>
-        <w:tc>
-          <w:tcPr>
-            <w:tcW w:type="dxa" w:w="2986"/>
-          </w:tcPr>
-          <w:p>
-            <w:pPr>
-              <w:bidi/>
-              <w:spacing w:before="60" w:after="60"/>
-              <w:jc w:val="right"/>
-            </w:pPr>
-            <w:r>
-              <w:rPr>
-                <w:rtl/>
-                <w:cs/>
-              </w:rPr>
-            </w:r>
-            <w:r>
-              <w:rPr>
-                <w:rFonts w:ascii="Times New Roman" w:hAnsi="Times New Roman" w:cs="Noto Naskh Arabic"/>
-                <w:b w:val="0"/>
-                <w:i w:val="0"/>
-                <w:color w:val="111111"/>
-                <w:sz w:val="20"/>
-                <w:szCs w:val="20"/>
-                <w:rtl/>
-                <w:cs/>
-              </w:rPr>
-              <w:t>إعدادات زمن التشغيل ورموز العرض</w:t>
-            </w:r>
-          </w:p>
-        </w:tc>
-      </w:tr>
-    </w:tbl>
-    <w:p>
-      <w:pPr>
-        <w:spacing w:after="200" w:before="0"/>
-      </w:pPr>
-    </w:p>
-    <w:p>
-      <w:pPr>
-        <w:keepNext/>
-        <w:bidi/>
-        <w:spacing w:before="240" w:after="140"/>
-        <w:jc w:val="right"/>
-      </w:pPr>
-      <w:r>
-        <w:rPr>
-          <w:rFonts w:ascii="Times New Roman" w:hAnsi="Times New Roman" w:cs="Noto Naskh Arabic"/>
-          <w:b/>
-          <w:bCs w:val="1"/>
-          <w:i w:val="0"/>
-          <w:color w:val="1A3A5C"/>
-          <w:sz w:val="24"/>
-          <w:szCs w:val="24"/>
-          <w:rtl/>
-          <w:cs/>
-        </w:rPr>
-        <w:t>١٠.١ الالتقاط المُهيكل</w:t>
-      </w:r>
-    </w:p>
-    <w:p>
-      <w:pPr>
-        <w:keepNext w:val="0"/>
-        <w:bidi/>
-        <w:spacing w:after="160" w:before="0" w:line="348" w:lineRule="auto"/>
-        <w:jc w:val="both"/>
-      </w:pPr>
-      <w:r>
-        <w:rPr>
-          <w:rFonts w:ascii="Times New Roman" w:hAnsi="Times New Roman" w:cs="Noto Naskh Arabic"/>
-          <w:b w:val="0"/>
-          <w:i w:val="0"/>
-          <w:color w:val="111111"/>
-          <w:sz w:val="23"/>
-          <w:szCs w:val="23"/>
-          <w:rtl/>
-          <w:cs/>
-        </w:rPr>
-        <w:t>يُنفِّذ التطبيق سير عمل مُفرَّقاً بحسب الأدوار. إذ يُعرِّف مسؤولو الشركة مجموعة الأسواق الخاضعة للتدقيق ويديرونها، ويراجعون طلبات وصول الفريق؛ بينما يختار المندوبون الميدانيون سوقاً، ويلتقطون صور الرفوف عبر واجهة كاميرا مخصصة بنسبة أبعاد قابلة للاختيار، ويحفظون النتيجة منسوبةً إلى ذلك السوق ضمن زيارة مُسجَّلة. وربط كل صورة بسوق معلوم لحظةَ الالتقاط يضمن أن البيانات المجموعة تحمل البيانات الوصفية السياقية اللازمة للتحليل التجاري اللاحق، بدلاً من أن تَرِد كصور غير منسوبة.</w:t>
-      </w:r>
-    </w:p>
-    <w:p>
-      <w:pPr>
-        <w:keepNext/>
-        <w:bidi/>
-        <w:spacing w:before="240" w:after="140"/>
-        <w:jc w:val="right"/>
-      </w:pPr>
-      <w:r>
-        <w:rPr>
-          <w:rFonts w:ascii="Times New Roman" w:hAnsi="Times New Roman" w:cs="Noto Naskh Arabic"/>
-          <w:b/>
-          <w:bCs w:val="1"/>
-          <w:i w:val="0"/>
-          <w:color w:val="1A3A5C"/>
-          <w:sz w:val="24"/>
-          <w:szCs w:val="24"/>
-          <w:rtl/>
-          <w:cs/>
-        </w:rPr>
-        <w:t>١٠.٢ التحقق بمشاركة العنصر البشري</w:t>
-      </w:r>
-    </w:p>
-    <w:p>
-      <w:pPr>
-        <w:keepNext w:val="0"/>
-        <w:bidi/>
-        <w:spacing w:after="160" w:before="0" w:line="348" w:lineRule="auto"/>
-        <w:jc w:val="both"/>
-      </w:pPr>
-      <w:r>
-        <w:rPr>
-          <w:rFonts w:ascii="Times New Roman" w:hAnsi="Times New Roman" w:cs="Noto Naskh Arabic"/>
-          <w:b w:val="0"/>
-          <w:i w:val="0"/>
-          <w:color w:val="111111"/>
-          <w:sz w:val="23"/>
-          <w:szCs w:val="23"/>
-          <w:rtl/>
-          <w:cs/>
-        </w:rPr>
-        <w:t>يتيح محرِّر الكشف للمُشغِّل مراجعة الاكتشافات التي أنتجها النموذج وتصحيحها قبل الإرسال. ويعالج هذا المكوّن أنماطَ الإخفاق الواردة في القسم السابع معالجةً تشغيلية: فحيثما يجعل القطعُ أو الحجبُ أو المنظورُ التصنيفَ الآلي غير موثوق، يحسمه المُشغِّل بدلاً من السماح لتسمية منخفضة الثقة بالانتشار. كما تشكّل التصحيحات إشارةً خاضعة للإشراف صالحة لإعادة التدريب لاحقاً، بحيث يُولّد الاستخدام الميداني الاعتيادي بياناتِ تدريبٍ كناتج عرَضي للتشغيل الطبيعي.</w:t>
-      </w:r>
-    </w:p>
-    <w:p>
-      <w:pPr>
-        <w:keepNext/>
-        <w:bidi/>
-        <w:spacing w:before="240" w:after="140"/>
-        <w:jc w:val="right"/>
-      </w:pPr>
-      <w:r>
-        <w:rPr>
-          <w:rFonts w:ascii="Times New Roman" w:hAnsi="Times New Roman" w:cs="Noto Naskh Arabic"/>
-          <w:b/>
-          <w:bCs w:val="1"/>
-          <w:i w:val="0"/>
-          <w:color w:val="1A3A5C"/>
-          <w:sz w:val="24"/>
-          <w:szCs w:val="24"/>
-          <w:rtl/>
-          <w:cs/>
-        </w:rPr>
-        <w:t>١٠.٣ القياس التجاري</w:t>
-      </w:r>
-    </w:p>
-    <w:p>
-      <w:pPr>
-        <w:keepNext w:val="0"/>
-        <w:bidi/>
-        <w:spacing w:after="160" w:before="0" w:line="348" w:lineRule="auto"/>
-        <w:jc w:val="both"/>
-      </w:pPr>
-      <w:r>
-        <w:rPr>
-          <w:rFonts w:ascii="Times New Roman" w:hAnsi="Times New Roman" w:cs="Noto Naskh Arabic"/>
-          <w:b w:val="0"/>
-          <w:i w:val="0"/>
-          <w:color w:val="111111"/>
-          <w:sz w:val="23"/>
-          <w:szCs w:val="23"/>
-          <w:rtl/>
-          <w:cs/>
-        </w:rPr>
-        <w:t>يُحوّل التطبيق الاكتشافات المُتحقَّق منها إلى مقياس «حصة الرف»: إذ تُجمَع مساحات صناديق الإحاطة لكل صنف وتُقسَم على مجموع المساحة المكتشَفة عبر الأصناف كافة. والمقياس بسيط عن قصد، وهو موثَّق بوصفه مؤشراً نسبياً لمساحة الواجهة لا قياساً حقيقياً للإشغال، لأن الصناديق المتداخلة لا تُزال ازدواجيتها. وتصريحُ هذا القيد صراحةً، بدلاً من تقديم الرقم بوصفه دقيقاً، هو بذاته جزء من التصميم.</w:t>
-      </w:r>
-    </w:p>
-    <w:p>
-      <w:pPr>
-        <w:keepNext/>
-        <w:bidi/>
-        <w:spacing w:before="240" w:after="140"/>
-        <w:jc w:val="right"/>
-      </w:pPr>
-      <w:r>
-        <w:rPr>
-          <w:rFonts w:ascii="Times New Roman" w:hAnsi="Times New Roman" w:cs="Noto Naskh Arabic"/>
-          <w:b/>
-          <w:bCs w:val="1"/>
-          <w:i w:val="0"/>
-          <w:color w:val="1A3A5C"/>
-          <w:sz w:val="24"/>
-          <w:szCs w:val="24"/>
-          <w:rtl/>
-          <w:cs/>
-        </w:rPr>
-        <w:t>١٠.٤ التسليم متعدد المنصّات</w:t>
-      </w:r>
-    </w:p>
-    <w:p>
-      <w:pPr>
-        <w:keepNext w:val="0"/>
-        <w:bidi/>
-        <w:spacing w:after="160" w:before="0" w:line="348" w:lineRule="auto"/>
-        <w:jc w:val="both"/>
-      </w:pPr>
-      <w:r>
-        <w:rPr>
-          <w:rFonts w:ascii="Times New Roman" w:hAnsi="Times New Roman" w:cs="Noto Naskh Arabic"/>
-          <w:b w:val="0"/>
-          <w:i w:val="0"/>
-          <w:color w:val="111111"/>
-          <w:sz w:val="23"/>
-          <w:szCs w:val="23"/>
-          <w:rtl/>
-          <w:cs/>
-        </w:rPr>
-        <w:t>نُفِّذت الواجهة على نحو مُستجيب لكلٍّ من منافذ العرض المحمولة والمكتبية، مع العناية بتباين السمة ووضوح القراءة، بما يعكس الواقع التشغيلي المتمثل في أن الالتقاط يجري على أجهزة محمولة في إضاءة متغيرة داخل المتاجر، بينما تجري المراجعة والإدارة على الحاسوب المكتبي.</w:t>
-      </w:r>
-    </w:p>
-    <w:p>
-      <w:pPr>
-        <w:keepNext/>
-        <w:spacing w:before="240" w:after="80"/>
-        <w:jc w:val="center"/>
-      </w:pPr>
-      <w:r>
-        <w:drawing>
-          <wp:inline xmlns:a="http://schemas.openxmlformats.org/drawingml/2006/main" xmlns:pic="http://schemas.openxmlformats.org/drawingml/2006/picture">
-            <wp:extent cx="3891120" cy="5580000"/>
-            <wp:docPr id="5" name="Picture 5"/>
-            <wp:cNvGraphicFramePr>
-              <a:graphicFrameLocks noChangeAspect="1"/>
-            </wp:cNvGraphicFramePr>
-            <a:graphic>
-              <a:graphicData uri="http://schemas.openxmlformats.org/drawingml/2006/picture">
-                <pic:pic>
-                  <pic:nvPicPr>
-                    <pic:cNvPr id="0" name="fig4_app.jpg"/>
-                    <pic:cNvPicPr/>
-                  </pic:nvPicPr>
-                  <pic:blipFill>
-                    <a:blip r:embed="rId13"/>
-                    <a:stretch>
-                      <a:fillRect/>
-                    </a:stretch>
-                  </pic:blipFill>
-                  <pic:spPr>
-                    <a:xfrm>
-                      <a:off x="0" y="0"/>
-                      <a:ext cx="3891120" cy="5580000"/>
-                    </a:xfrm>
-                    <a:prstGeom prst="rect"/>
-                  </pic:spPr>
-                </pic:pic>
-              </a:graphicData>
-            </a:graphic>
-          </wp:inline>
-        </w:drawing>
-      </w:r>
-    </w:p>
-    <w:p>
-      <w:pPr>
-        <w:bidi/>
-        <w:spacing w:after="280"/>
-        <w:jc w:val="center"/>
-      </w:pPr>
-      <w:r>
-        <w:rPr>
-          <w:rFonts w:ascii="Times New Roman" w:hAnsi="Times New Roman" w:cs="Noto Naskh Arabic"/>
-          <w:b/>
-          <w:bCs w:val="1"/>
-          <w:i w:val="0"/>
-          <w:color w:val="555555"/>
-          <w:sz w:val="19"/>
-          <w:szCs w:val="19"/>
-          <w:rtl/>
-          <w:cs/>
-        </w:rPr>
-        <w:t xml:space="preserve">الشكل ٥. </w:t>
-      </w:r>
-      <w:r>
-        <w:rPr>
-          <w:rFonts w:ascii="Times New Roman" w:hAnsi="Times New Roman" w:cs="Noto Naskh Arabic"/>
-          <w:b w:val="0"/>
-          <w:i w:val="0"/>
-          <w:color w:val="555555"/>
-          <w:sz w:val="19"/>
-          <w:szCs w:val="19"/>
-          <w:rtl/>
-          <w:cs/>
-        </w:rPr>
-        <w:t>التطبيق وهو يراجع التقاطاً حياً: ٧٥ اكتشافاً أُعيدت لبرّاد واحد، مع ملخص حصة الرف محسوباً أسفلها. وتزاحمُ التسميات ذاته دالٌّ — فهو نظام التراص الكثيف الوارد في القسم السابع، والسبب في أن المحرِّر الموجَّه للمُشغِّل، لا الإثبات الآلي، هو التصميم الملائم.</w:t>
-      </w:r>
-    </w:p>
-    <w:p>
-      <w:pPr>
-        <w:keepNext/>
-        <w:bidi/>
-        <w:spacing w:before="360" w:after="140"/>
-        <w:jc w:val="right"/>
-      </w:pPr>
-      <w:r>
-        <w:rPr>
-          <w:rFonts w:ascii="Times New Roman" w:hAnsi="Times New Roman" w:cs="Noto Naskh Arabic"/>
-          <w:b/>
-          <w:bCs w:val="1"/>
-          <w:i w:val="0"/>
-          <w:color w:val="1A3A5C"/>
-          <w:sz w:val="28"/>
-          <w:szCs w:val="28"/>
-          <w:rtl/>
-          <w:cs/>
-        </w:rPr>
-        <w:t>١١. النتائج والمُخرَجات</w:t>
-      </w:r>
-    </w:p>
-    <w:p>
-      <w:pPr>
-        <w:keepNext/>
-        <w:bidi/>
-        <w:spacing w:before="240" w:after="100"/>
-        <w:jc w:val="center"/>
-      </w:pPr>
-      <w:r>
-        <w:rPr>
-          <w:rFonts w:ascii="Times New Roman" w:hAnsi="Times New Roman" w:cs="Noto Naskh Arabic"/>
-          <w:b/>
-          <w:bCs w:val="1"/>
-          <w:i w:val="0"/>
-          <w:color w:val="555555"/>
-          <w:sz w:val="19"/>
-          <w:szCs w:val="19"/>
-          <w:rtl/>
-          <w:cs/>
-        </w:rPr>
-        <w:t xml:space="preserve">الجدول ٣. </w:t>
-      </w:r>
-      <w:r>
-        <w:rPr>
-          <w:rFonts w:ascii="Times New Roman" w:hAnsi="Times New Roman" w:cs="Noto Naskh Arabic"/>
-          <w:b w:val="0"/>
-          <w:i w:val="0"/>
-          <w:color w:val="555555"/>
-          <w:sz w:val="19"/>
-          <w:szCs w:val="19"/>
-          <w:rtl/>
-          <w:cs/>
-        </w:rPr>
-        <w:t>أثر إعادة التعليم ودمج الأصناف على مدوَّنة التدريب.</w:t>
+        <w:t>دقة الكاشف: المعمارية الأصلية المُصنَّفة بالعلامة التجارية مقابل المعمارية الحالية المحايدة صنفياً، وكلتاهما على نموذج RF-DETR-large.</w:t>
       </w:r>
     </w:p>
     <w:tbl>
@@ -3340,7 +708,7 @@
                 <w:rtl/>
                 <w:cs/>
               </w:rPr>
-              <w:t>قبل</w:t>
+              <w:t>الأصلي (مُصنَّف بالعلامة، ٦ أصناف)</w:t>
             </w:r>
           </w:p>
         </w:tc>
@@ -3372,7 +740,7 @@
                 <w:rtl/>
                 <w:cs/>
               </w:rPr>
-              <w:t>بعد</w:t>
+              <w:t>الحالي (محايد صنفياً)</w:t>
             </w:r>
           </w:p>
         </w:tc>
@@ -3405,7 +773,7 @@
                 <w:rtl/>
                 <w:cs/>
               </w:rPr>
-              <w:t>صور الرفوف</w:t>
+              <w:t>صور التدريب</w:t>
             </w:r>
           </w:p>
         </w:tc>
@@ -3436,7 +804,7 @@
                 <w:rtl/>
                 <w:cs/>
               </w:rPr>
-              <w:t>٢١٣</w:t>
+              <w:t>١٬١٩١</w:t>
             </w:r>
           </w:p>
         </w:tc>
@@ -3467,7 +835,7 @@
                 <w:rtl/>
                 <w:cs/>
               </w:rPr>
-              <w:t>٢١٣</w:t>
+              <w:t>٣٨٤</w:t>
             </w:r>
           </w:p>
         </w:tc>
@@ -3500,7 +868,7 @@
                 <w:rtl/>
                 <w:cs/>
               </w:rPr>
-              <w:t>صناديق الإحاطة</w:t>
+              <w:t>متوسط الدقة ٥٠</w:t>
             </w:r>
           </w:p>
         </w:tc>
@@ -3531,7 +899,7 @@
                 <w:rtl/>
                 <w:cs/>
               </w:rPr>
-              <w:t>٤٬٦٤١</w:t>
+              <w:t>٨٦٫٩٢٪</w:t>
             </w:r>
           </w:p>
         </w:tc>
@@ -3562,7 +930,7 @@
                 <w:rtl/>
                 <w:cs/>
               </w:rPr>
-              <w:t>٤٬٦٤١</w:t>
+              <w:t>٨٩٫٣٪</w:t>
             </w:r>
           </w:p>
         </w:tc>
@@ -3595,7 +963,7 @@
                 <w:rtl/>
                 <w:cs/>
               </w:rPr>
-              <w:t>أصناف التصنيف</w:t>
+              <w:t>الدقة</w:t>
             </w:r>
           </w:p>
         </w:tc>
@@ -3626,7 +994,7 @@
                 <w:rtl/>
                 <w:cs/>
               </w:rPr>
-              <w:t>٦ (علامة تجارية)</w:t>
+              <w:t>٨٢٫٧٪</w:t>
             </w:r>
           </w:p>
         </w:tc>
@@ -3657,7 +1025,7 @@
                 <w:rtl/>
                 <w:cs/>
               </w:rPr>
-              <w:t>٤ (صيغة)</w:t>
+              <w:t>٩٠٫٥٪</w:t>
             </w:r>
           </w:p>
         </w:tc>
@@ -3690,7 +1058,7 @@
                 <w:rtl/>
                 <w:cs/>
               </w:rPr>
-              <w:t>أصناف الكشف</w:t>
+              <w:t>الاستدعاء</w:t>
             </w:r>
           </w:p>
         </w:tc>
@@ -3721,7 +1089,7 @@
                 <w:rtl/>
                 <w:cs/>
               </w:rPr>
-              <w:t>٦</w:t>
+              <w:t>٨٥٫٨٪</w:t>
             </w:r>
           </w:p>
         </w:tc>
@@ -3752,7 +1120,479 @@
                 <w:rtl/>
                 <w:cs/>
               </w:rPr>
-              <w:t>١ (product)</w:t>
+              <w:t>٨١٫١٪</w:t>
+            </w:r>
+          </w:p>
+        </w:tc>
+      </w:tr>
+    </w:tbl>
+    <w:p>
+      <w:pPr>
+        <w:spacing w:after="200" w:before="0"/>
+      </w:pPr>
+    </w:p>
+    <w:p>
+      <w:pPr>
+        <w:keepNext w:val="0"/>
+        <w:bidi/>
+        <w:spacing w:after="160" w:before="0" w:line="348" w:lineRule="auto"/>
+        <w:jc w:val="both"/>
+      </w:pPr>
+      <w:r>
+        <w:rPr>
+          <w:rFonts w:ascii="Times New Roman" w:hAnsi="Times New Roman" w:cs="Noto Naskh Arabic"/>
+          <w:b w:val="0"/>
+          <w:i w:val="0"/>
+          <w:color w:val="111111"/>
+          <w:sz w:val="23"/>
+          <w:szCs w:val="23"/>
+          <w:rtl/>
+          <w:cs/>
+        </w:rPr>
+        <w:t>تبلغ المعمارية الحالية دقة أعلى ودقة إجمالية أعلى باستخدام نحو ثلث صور التدريب التي احتاجها النهج الأصلي — نتيجة حقيقية في كفاءة البيانات، لا مجرد حجة تصميمية. أما الاستدعاء فأدنى قليلاً، والتفسير الصادق فجوة ترحيل بيانات لا ضعف معماري: فالمشروع المحايد صنفياً يضم حالياً ٢٢٦ صورة خام فقط، بينما نما المشروع الأصلي المُصنَّف بالعلامة إلى ١٬١٩١ صورة مُعلَّمة عند أنضج نسخة منه. ونحو ٨٠٠ صورة مُعلَّمة سلفاً لم تُرحَّل بعد. وترحيلها زهيد الكلفة — إعادة تسمية برمجية إلى صنف واحد «product»، لا عمل تعليم جديد — ويظل أعلى إجراء قريب المدى قيمةً في هذا التقرير (القسم ٨).</w:t>
+      </w:r>
+    </w:p>
+    <w:p>
+      <w:pPr>
+        <w:keepNext/>
+        <w:bidi/>
+        <w:spacing w:before="240" w:after="140"/>
+        <w:jc w:val="right"/>
+      </w:pPr>
+      <w:r>
+        <w:rPr>
+          <w:rFonts w:ascii="Times New Roman" w:hAnsi="Times New Roman" w:cs="Noto Naskh Arabic"/>
+          <w:b/>
+          <w:bCs w:val="1"/>
+          <w:i w:val="0"/>
+          <w:color w:val="1A3A5C"/>
+          <w:sz w:val="24"/>
+          <w:szCs w:val="24"/>
+          <w:rtl/>
+          <w:cs/>
+        </w:rPr>
+        <w:t>٣.٢ دقة المُصنِّفات: سبب جذري محدَّد، وحل معروف</w:t>
+      </w:r>
+    </w:p>
+    <w:p>
+      <w:pPr>
+        <w:keepNext w:val="0"/>
+        <w:bidi/>
+        <w:spacing w:after="160" w:before="0" w:line="348" w:lineRule="auto"/>
+        <w:jc w:val="both"/>
+      </w:pPr>
+      <w:r>
+        <w:rPr>
+          <w:rFonts w:ascii="Times New Roman" w:hAnsi="Times New Roman" w:cs="Noto Naskh Arabic"/>
+          <w:b w:val="0"/>
+          <w:i w:val="0"/>
+          <w:color w:val="111111"/>
+          <w:sz w:val="23"/>
+          <w:szCs w:val="23"/>
+          <w:rtl/>
+          <w:cs/>
+        </w:rPr>
+        <w:t>كل مُصنِّف في المجموعة الحالية — العلامة، ونكهة Fanta، ومتغيّر XL Energy، ومادة التعبئة — مُدرَّب ويخدم حركة حية، لكن لا أحد منها يحمل تقييم دقة مُسجَّلاً رسمياً. وقد جرى تحقيق هذا الأمر بجدية هذه الفترة بدلاً من تركه سؤالاً مفتوحاً: فخطوة التقييم الآلي للنموذج في منصة التدريب، وهي التي تُنتج مقاييس الدقة لأي مُصنِّف، ميزةٌ حصرية بخطة مدفوعة تعمل تلقائياً عند التدريب، ولا يوجد مُشغِّل يدوي لتشغيلها لاحقاً. وكل مُصنِّف دُرِّب حتى الآن سابق لهذه الميزة، فلم يُقيَّم أيٌّ منها عند تدريبه. وهذه فجوة في مستوى الخطة، لا خطوة هندسية ناقصة، وتصيب المُصنِّفات الأربعة على حدٍّ سواء لا واحداً منها بمعزل عن غيره. ولا يُدَّعى في هذا التقرير أي رقم دقة لمُصنِّف لم يُقَس فعلياً؛ وسد هذه الفجوة أول بند في القسم ٨.</w:t>
+      </w:r>
+    </w:p>
+    <w:p>
+      <w:pPr>
+        <w:keepNext w:val="0"/>
+        <w:bidi/>
+        <w:spacing w:after="160" w:before="0" w:line="348" w:lineRule="auto"/>
+        <w:jc w:val="both"/>
+      </w:pPr>
+      <w:r>
+        <w:rPr>
+          <w:rFonts w:ascii="Times New Roman" w:hAnsi="Times New Roman" w:cs="Noto Naskh Arabic"/>
+          <w:b w:val="0"/>
+          <w:i w:val="0"/>
+          <w:color w:val="111111"/>
+          <w:sz w:val="23"/>
+          <w:szCs w:val="23"/>
+          <w:rtl/>
+          <w:cs/>
+        </w:rPr>
+        <w:t>أما مُصنِّف منفصل، لمتغيّرات نكهة الكوكاكولا، فقد بُني وأُعيد فحصه هذه الفترة تحديداً لأن السؤال طُرح من جديد: هل يوجد تنوّع حقيقي في المتغيّرات ضمن البيانات، أم أن النتيجة السابقة كانت متسرعة؟ وقد وجد تدقيقٌ بصري مستقل ثانٍ — بفرز جميع القصاصات المتاحة البالغة ٣٠١ للكوكاكولا بحسب اللون السائد، وهو أقوى إشارة متاحة لهذا التمييز (الكلاسيكية حمراء، وZero سوداء، والحمية/لايت فضية — النتيجة ذاتها السابقة: نحو ٩٥٪ كلاسيكية، وصفر أمثلة مؤكدة لـZero، أما العنقود الفضي المحتمل الوحيد فتبيَّن عند الفحص المباشر أنه انعكاس ضوئي على زجاجات حمراء عادية، لا علباً حقيقية. والنتيجة لم تتغيّر، لكنها الآن مُتحقَّق منها مستقلاً لا مبنية على تمريرة سابقة واحدة: هذه فجوة تصوير، لا فجوة تعليم أو نمذجة.</w:t>
+      </w:r>
+    </w:p>
+    <w:p>
+      <w:pPr>
+        <w:keepNext/>
+        <w:bidi/>
+        <w:spacing w:before="240" w:after="140"/>
+        <w:jc w:val="right"/>
+      </w:pPr>
+      <w:r>
+        <w:rPr>
+          <w:rFonts w:ascii="Times New Roman" w:hAnsi="Times New Roman" w:cs="Noto Naskh Arabic"/>
+          <w:b/>
+          <w:bCs w:val="1"/>
+          <w:i w:val="0"/>
+          <w:color w:val="1A3A5C"/>
+          <w:sz w:val="24"/>
+          <w:szCs w:val="24"/>
+          <w:rtl/>
+          <w:cs/>
+        </w:rPr>
+        <w:t>٣.٣ اكتشاف علب سبرايت: علة حقيقية أبلغ عنها مستخدم، جرى تشخيصها وإصلاحها</w:t>
+      </w:r>
+    </w:p>
+    <w:p>
+      <w:pPr>
+        <w:keepNext w:val="0"/>
+        <w:bidi/>
+        <w:spacing w:after="160" w:before="0" w:line="348" w:lineRule="auto"/>
+        <w:jc w:val="both"/>
+      </w:pPr>
+      <w:r>
+        <w:rPr>
+          <w:rFonts w:ascii="Times New Roman" w:hAnsi="Times New Roman" w:cs="Noto Naskh Arabic"/>
+          <w:b w:val="0"/>
+          <w:i w:val="0"/>
+          <w:color w:val="111111"/>
+          <w:sz w:val="23"/>
+          <w:szCs w:val="23"/>
+          <w:rtl/>
+          <w:cs/>
+        </w:rPr>
+        <w:t>أبلغ مستخدم ميداني، مصحوباً بلقطات شاشة حقيقية من الإنتاج، أن علب سبرايت تحديداً كانت أحياناً لا تُكتشَف إطلاقاً وأحياناً تُصنَّف بثقة تصل إلى ٢٠٪، وأن ذلك مستمر منذ عدة أيام على الأقل لا أنه أمر جديد. وهذا النوع من الإخفاق لا يظهر إلا في مواجهة بيانات ميدانية حقيقية غير مضبوطة — ولم تُعطِ مقاييس زمن التدريب للمُصنِّف أي مؤشر عليه.</w:t>
+      </w:r>
+    </w:p>
+    <w:p>
+      <w:pPr>
+        <w:keepNext w:val="0"/>
+        <w:bidi/>
+        <w:spacing w:after="160" w:before="0" w:line="348" w:lineRule="auto"/>
+        <w:jc w:val="both"/>
+      </w:pPr>
+      <w:r>
+        <w:rPr>
+          <w:rFonts w:ascii="Times New Roman" w:hAnsi="Times New Roman" w:cs="Noto Naskh Arabic"/>
+          <w:b w:val="0"/>
+          <w:i w:val="0"/>
+          <w:color w:val="111111"/>
+          <w:sz w:val="23"/>
+          <w:szCs w:val="23"/>
+          <w:rtl/>
+          <w:cs/>
+        </w:rPr>
+        <w:t>وحُدِّد السبب بالطريقة البصرية ذاتها المستخدمة في مواضع أخرى من هذه الفترة: فرز عيّنة من صور تدريب سبرايت لدى مُصنِّف العلامة بحسب نسبة الأبعاد. فتبيّن أن نحو ١٠٪ فقط علب حقيقية، والباقي زجاجات. وكان مفهوم المُصنِّف الداخلي لـ«سبرايت» عملياً بشكل زجاجة، وهو ما يفسّر كلا العرَضين اللذين أبلغ عنهما المستخدم. وبدلاً من تكليف تصوير جديد للعلب، نقّب الإصلاح عن ٧٧ قصاصة علبة سبرايت حقيقية من مجموعة بيانات أقدم وأغنى تعود إلى الكاشف الأصلي المُصنَّف بالعلامة — لم تُرحَّل قط إلى مشروع المُصنِّف — بمطابقتها وإعادة تحجيمها واقتطاعها من جديد بالإحداثيات الصحيحة قبل إضافتها إلى مجموعة التدريب. وقد ضاعف ذلك تمثيل العلب في الصنف بمقدار الثلاث تقريباً (من نحو ١٠٪ إلى نحو ٢٣٪ من صور سبرايت) من دون صورة جديدة واحدة. والمُصنِّف المُعاد تدريبه حيٌّ الآن، وأُعيد التحقق منه في مواجهة صورة اختبار حقيقية قبل اعتباره مكتملاً.</w:t>
+      </w:r>
+    </w:p>
+    <w:p>
+      <w:pPr>
+        <w:keepNext w:val="0"/>
+        <w:bidi/>
+        <w:spacing w:after="160" w:before="0" w:line="348" w:lineRule="auto"/>
+        <w:jc w:val="both"/>
+      </w:pPr>
+      <w:r>
+        <w:rPr>
+          <w:rFonts w:ascii="Times New Roman" w:hAnsi="Times New Roman" w:cs="Noto Naskh Arabic"/>
+          <w:b w:val="0"/>
+          <w:i w:val="0"/>
+          <w:color w:val="111111"/>
+          <w:sz w:val="23"/>
+          <w:szCs w:val="23"/>
+          <w:rtl/>
+          <w:cs/>
+        </w:rPr>
+        <w:t>وقد أُدرِج هذا بوصفه أوضح دليل في هذا التقرير على أن إصلاح مشكلة إنتاجية حقيقية لا يعني دوماً جمع بيانات جديدة: فقد يعني إيجاد بيانات موجودة أصلاً لكنها لم تُوصَل قط بالمكان الذي احتاجتها فيه.</w:t>
+      </w:r>
+    </w:p>
+    <w:p>
+      <w:pPr>
+        <w:keepNext/>
+        <w:bidi/>
+        <w:spacing w:before="240" w:after="140"/>
+        <w:jc w:val="right"/>
+      </w:pPr>
+      <w:r>
+        <w:rPr>
+          <w:rFonts w:ascii="Times New Roman" w:hAnsi="Times New Roman" w:cs="Noto Naskh Arabic"/>
+          <w:b/>
+          <w:bCs w:val="1"/>
+          <w:i w:val="0"/>
+          <w:color w:val="1A3A5C"/>
+          <w:sz w:val="24"/>
+          <w:szCs w:val="24"/>
+          <w:rtl/>
+          <w:cs/>
+        </w:rPr>
+        <w:t>٣.٤ مُصنِّف مادة التعبئة: مُدرَّب وحيّ</w:t>
+      </w:r>
+    </w:p>
+    <w:p>
+      <w:pPr>
+        <w:keepNext w:val="0"/>
+        <w:bidi/>
+        <w:spacing w:after="160" w:before="0" w:line="348" w:lineRule="auto"/>
+        <w:jc w:val="both"/>
+      </w:pPr>
+      <w:r>
+        <w:rPr>
+          <w:rFonts w:ascii="Times New Roman" w:hAnsi="Times New Roman" w:cs="Noto Naskh Arabic"/>
+          <w:b w:val="0"/>
+          <w:i w:val="0"/>
+          <w:color w:val="111111"/>
+          <w:sz w:val="23"/>
+          <w:szCs w:val="23"/>
+          <w:rtl/>
+          <w:cs/>
+        </w:rPr>
+        <w:t>إشارة مادة التعبئة (علبة، بلاستيك، أو زجاج)، التي وُصِفت في المراجعة السابقة بأنها تجربة قيد العمل، باتت الآن مُدرَّبة ومُدمَجة في خط المعالجة الحي كفرع مستقل عن العلامة وغير مشروط، لأن مادة التعبئة لا تتوقف على العلامة. ووجد تدقيق بصري كامل لقصاصات مُصنِّف العلامة المتاحة عيّنتين حقيقيتين فقط من الزجاج في كامل المدوَّنة — أقل بكثير مما يلزم لتدريب صنف زجاج موثوق — فحُصِر المُصنِّف في مسألة ثنائية بلاستيك مقابل علبة، بتوزيع متوازن قابل للعمل (٨٤٤ بلاستيك، ٧٣٧ علبة في مجموعة التدريب النهائية؛ وحُفِظت ٢٢ صورة زجاجية موسومة سلفاً بمعزل عن الصنفين بدلاً من إقحامها في أيٍّ منهما). وعند التحقق منه حياً في مواجهة صورة رف حقيقية، طابقت تنبؤات مادة التعبئة مزيج المنتجات الفعلي على الرف بصورة معقولة. والإشارة مُتاحة كحقل مستقل في مُخرَجات خط المعالجة؛ ولم تُدمَج بعد في تسمية واحدة نهائية مُبلَّغ عنها، وهو خطوة الدمج القادمة (القسم ٨).</w:t>
+      </w:r>
+    </w:p>
+    <w:p>
+      <w:pPr>
+        <w:keepNext/>
+        <w:bidi/>
+        <w:spacing w:before="240" w:after="140"/>
+        <w:jc w:val="right"/>
+      </w:pPr>
+      <w:r>
+        <w:rPr>
+          <w:rFonts w:ascii="Times New Roman" w:hAnsi="Times New Roman" w:cs="Noto Naskh Arabic"/>
+          <w:b/>
+          <w:bCs w:val="1"/>
+          <w:i w:val="0"/>
+          <w:color w:val="1A3A5C"/>
+          <w:sz w:val="24"/>
+          <w:szCs w:val="24"/>
+          <w:rtl/>
+          <w:cs/>
+        </w:rPr>
+        <w:t>٣.٥ التعقيد الحسابي: ما الذي حققه تغيير التوجيه فعلياً</w:t>
+      </w:r>
+    </w:p>
+    <w:p>
+      <w:pPr>
+        <w:keepNext w:val="0"/>
+        <w:bidi/>
+        <w:spacing w:after="160" w:before="0" w:line="348" w:lineRule="auto"/>
+        <w:jc w:val="both"/>
+      </w:pPr>
+      <w:r>
+        <w:rPr>
+          <w:rFonts w:ascii="Times New Roman" w:hAnsi="Times New Roman" w:cs="Noto Naskh Arabic"/>
+          <w:b w:val="0"/>
+          <w:i w:val="0"/>
+          <w:color w:val="111111"/>
+          <w:sz w:val="23"/>
+          <w:szCs w:val="23"/>
+          <w:rtl/>
+          <w:cs/>
+        </w:rPr>
+        <w:t>قبل هذه الفترة، كان كل مُصنِّف قد ينطبق على علامة تجارية يعمل على كل قصاصة من تلك العلامة، من دون شرط — فصورة تضم N منتجاً مكتشَفاً وK مُصنِّف متغيّرات خاصاً بعلامات كانت تُصدر حتى N×K استدعاء للمُصنِّف، تنمو في البُعدين معاً. وقد قِيس هذا مباشرة، لا افتراضاً: ففي صورة اختبار حقيقية تضم ٦٠ قصاصة، عمل مُصنِّف نكهة Fanta على القصاصات الستين جميعها رغم أن ١٢ فقط كانت فعلياً Fanta.</w:t>
+      </w:r>
+    </w:p>
+    <w:p>
+      <w:pPr>
+        <w:keepNext w:val="0"/>
+        <w:bidi/>
+        <w:spacing w:after="160" w:before="0" w:line="348" w:lineRule="auto"/>
+        <w:jc w:val="both"/>
+      </w:pPr>
+      <w:r>
+        <w:rPr>
+          <w:rFonts w:ascii="Times New Roman" w:hAnsi="Times New Roman" w:cs="Noto Naskh Arabic"/>
+          <w:b w:val="0"/>
+          <w:i w:val="0"/>
+          <w:color w:val="111111"/>
+          <w:sz w:val="23"/>
+          <w:szCs w:val="23"/>
+          <w:rtl/>
+          <w:cs/>
+        </w:rPr>
+        <w:t>وحصر كل مُصنِّف متغيّرات خلف خطوة توجيه، بحيث لا يُنفَّذ إلا على القصاصات التي حدد مُصنِّف العلامة أصلاً أنها تخصه، يُحوّل عدد الاستدعاءات إلى النمو مع N وحدها — بصرف النظر عن K، عدد مُصنِّفات المتغيّرات المنشورة. وعلى الصورة الاختبارية ذاتها البالغة ٦٠ قصاصة وتحت الظروف ذاتها، قِيس خفضٌ بنسبة ٦٥٪ في زمن التصنيف الفعلي (من ٤٠٫٣ ثانية إلى ١٤٫٢ ثانية) بمُخرَجات مطابقة تماماً لخط الأساس غير المشروط. ولم تكن النتيجة عابرة: فقد طُبِّق نمط التوجيه ذاته مرة ثانية هذه الفترة لإضافة مُصنِّف XL Energy إلى جانب Fanta، وصمدت المكسبةُ مع مُصنِّفَي متغيّرات فعّالين لا مُصنِّف واحد. ويُتوقَّع الآن أن يكلّف كل مُصنِّف متغيّر إضافي يُضاف إلى خط المعالجة عبئاً ثابتاً تقريباً بدلاً من أن يُضيف إلى عبء كل مُصنِّف آخر.</w:t>
+      </w:r>
+    </w:p>
+    <w:p>
+      <w:pPr>
+        <w:keepNext/>
+        <w:bidi/>
+        <w:spacing w:before="360" w:after="140"/>
+        <w:jc w:val="right"/>
+      </w:pPr>
+      <w:r>
+        <w:rPr>
+          <w:rFonts w:ascii="Times New Roman" w:hAnsi="Times New Roman" w:cs="Noto Naskh Arabic"/>
+          <w:b/>
+          <w:bCs w:val="1"/>
+          <w:i w:val="0"/>
+          <w:color w:val="1A3A5C"/>
+          <w:sz w:val="28"/>
+          <w:szCs w:val="28"/>
+          <w:rtl/>
+          <w:cs/>
+        </w:rPr>
+        <w:t>٤. الاقتصاد: كلفة التوسّع</w:t>
+      </w:r>
+    </w:p>
+    <w:p>
+      <w:pPr>
+        <w:keepNext w:val="0"/>
+        <w:bidi/>
+        <w:spacing w:after="160" w:before="0" w:line="348" w:lineRule="auto"/>
+        <w:jc w:val="both"/>
+      </w:pPr>
+      <w:r>
+        <w:rPr>
+          <w:rFonts w:ascii="Times New Roman" w:hAnsi="Times New Roman" w:cs="Noto Naskh Arabic"/>
+          <w:b w:val="0"/>
+          <w:i w:val="0"/>
+          <w:color w:val="111111"/>
+          <w:sz w:val="23"/>
+          <w:szCs w:val="23"/>
+          <w:rtl/>
+          <w:cs/>
+        </w:rPr>
+        <w:t>المخاطرة التجارية المحورية في أي منتج يعتمد على كتالوج هي أن يصبح النمو مكلفاً: فكل وحدة مخزون جديدة، وكل سوق جديد، وكل عميل جديد قد يستوجب من حيث المبدأ هندسة جديدة. وقد اختيرت هذه المعمارية خصيصاً لتفادي ذلك، ويستند الادّعاء إلى الكلف الفعلية المقيسة في هذه الفترة، والتي تغطي الآن خمسة نماذج مُدرَّبة لا ثلاثة.</w:t>
+      </w:r>
+    </w:p>
+    <w:p>
+      <w:pPr>
+        <w:keepNext/>
+        <w:bidi/>
+        <w:spacing w:before="240" w:after="100"/>
+        <w:jc w:val="center"/>
+      </w:pPr>
+      <w:r>
+        <w:rPr>
+          <w:rFonts w:ascii="Times New Roman" w:hAnsi="Times New Roman" w:cs="Noto Naskh Arabic"/>
+          <w:b/>
+          <w:bCs w:val="1"/>
+          <w:i w:val="0"/>
+          <w:color w:val="555555"/>
+          <w:sz w:val="19"/>
+          <w:szCs w:val="19"/>
+          <w:rtl/>
+          <w:cs/>
+        </w:rPr>
+        <w:t xml:space="preserve">الجدول ٢. </w:t>
+      </w:r>
+      <w:r>
+        <w:rPr>
+          <w:rFonts w:ascii="Times New Roman" w:hAnsi="Times New Roman" w:cs="Noto Naskh Arabic"/>
+          <w:b w:val="0"/>
+          <w:i w:val="0"/>
+          <w:color w:val="555555"/>
+          <w:sz w:val="19"/>
+          <w:szCs w:val="19"/>
+          <w:rtl/>
+          <w:cs/>
+        </w:rPr>
+        <w:t>الكلفة الفعلية لتدريب كل نموذج في المجموعة الإنتاجية الحالية، وفق معدل Roboflow المُعلَن البالغ رصيداً واحداً لكل ثلاثين دقيقة تدريب على معالج رسوميات.</w:t>
+      </w:r>
+    </w:p>
+    <w:tbl>
+      <w:tblPr>
+        <w:tblStyle w:val="TableGrid"/>
+        <w:bidiVisual/>
+        <w:tblW w:type="auto" w:w="0"/>
+        <w:jc w:val="right"/>
+        <w:tblLook w:firstColumn="1" w:firstRow="1" w:lastColumn="0" w:lastRow="0" w:noHBand="0" w:noVBand="1" w:val="04A0"/>
+      </w:tblPr>
+      <w:tblGrid>
+        <w:gridCol w:w="2986"/>
+        <w:gridCol w:w="2986"/>
+        <w:gridCol w:w="2986"/>
+      </w:tblGrid>
+      <w:tr>
+        <w:tc>
+          <w:tcPr>
+            <w:tcW w:type="dxa" w:w="2986"/>
+          </w:tcPr>
+          <w:p>
+            <w:pPr>
+              <w:bidi/>
+              <w:spacing w:before="60" w:after="60"/>
+              <w:jc w:val="right"/>
+            </w:pPr>
+            <w:r>
+              <w:rPr>
+                <w:rtl/>
+                <w:cs/>
+              </w:rPr>
+            </w:r>
+            <w:r>
+              <w:rPr>
+                <w:rFonts w:ascii="Times New Roman" w:hAnsi="Times New Roman" w:cs="Noto Naskh Arabic"/>
+                <w:b/>
+                <w:bCs w:val="1"/>
+                <w:i w:val="0"/>
+                <w:color w:val="111111"/>
+                <w:sz w:val="20"/>
+                <w:szCs w:val="20"/>
+                <w:rtl/>
+                <w:cs/>
+              </w:rPr>
+              <w:t>النموذج</w:t>
+            </w:r>
+          </w:p>
+        </w:tc>
+        <w:tc>
+          <w:tcPr>
+            <w:tcW w:type="dxa" w:w="2986"/>
+          </w:tcPr>
+          <w:p>
+            <w:pPr>
+              <w:bidi/>
+              <w:spacing w:before="60" w:after="60"/>
+              <w:jc w:val="right"/>
+            </w:pPr>
+            <w:r>
+              <w:rPr>
+                <w:rtl/>
+                <w:cs/>
+              </w:rPr>
+            </w:r>
+            <w:r>
+              <w:rPr>
+                <w:rFonts w:ascii="Times New Roman" w:hAnsi="Times New Roman" w:cs="Noto Naskh Arabic"/>
+                <w:b/>
+                <w:bCs w:val="1"/>
+                <w:i w:val="0"/>
+                <w:color w:val="111111"/>
+                <w:sz w:val="20"/>
+                <w:szCs w:val="20"/>
+                <w:rtl/>
+                <w:cs/>
+              </w:rPr>
+              <w:t>زمن التدريب</w:t>
+            </w:r>
+          </w:p>
+        </w:tc>
+        <w:tc>
+          <w:tcPr>
+            <w:tcW w:type="dxa" w:w="2986"/>
+          </w:tcPr>
+          <w:p>
+            <w:pPr>
+              <w:bidi/>
+              <w:spacing w:before="60" w:after="60"/>
+              <w:jc w:val="right"/>
+            </w:pPr>
+            <w:r>
+              <w:rPr>
+                <w:rtl/>
+                <w:cs/>
+              </w:rPr>
+            </w:r>
+            <w:r>
+              <w:rPr>
+                <w:rFonts w:ascii="Times New Roman" w:hAnsi="Times New Roman" w:cs="Noto Naskh Arabic"/>
+                <w:b/>
+                <w:bCs w:val="1"/>
+                <w:i w:val="0"/>
+                <w:color w:val="111111"/>
+                <w:sz w:val="20"/>
+                <w:szCs w:val="20"/>
+                <w:rtl/>
+                <w:cs/>
+              </w:rPr>
+              <w:t>أرصدة التدريب</w:t>
             </w:r>
           </w:p>
         </w:tc>
@@ -3785,7 +1625,7 @@
                 <w:rtl/>
                 <w:cs/>
               </w:rPr>
-              <w:t>نسبة الأكبر إلى الأصغر</w:t>
+              <w:t>الكاشف الأصلي (النسخة الأولى)</w:t>
             </w:r>
           </w:p>
         </w:tc>
@@ -3816,7 +1656,7 @@
                 <w:rtl/>
                 <w:cs/>
               </w:rPr>
-              <w:t>١٥ : ١</w:t>
+              <w:t>١١٫٢ دقيقة</w:t>
             </w:r>
           </w:p>
         </w:tc>
@@ -3847,7 +1687,7 @@
                 <w:rtl/>
                 <w:cs/>
               </w:rPr>
-              <w:t>١٢ : ١</w:t>
+              <w:t>٠٫٣٧</w:t>
             </w:r>
           </w:p>
         </w:tc>
@@ -3880,7 +1720,7 @@
                 <w:rtl/>
                 <w:cs/>
               </w:rPr>
-              <w:t>تعليقات لكل صنف كشف</w:t>
+              <w:t>الكاشف الإنتاجي الحالي</w:t>
             </w:r>
           </w:p>
         </w:tc>
@@ -3911,7 +1751,7 @@
                 <w:rtl/>
                 <w:cs/>
               </w:rPr>
-              <w:t>٧٧٤ (متوسط)</w:t>
+              <w:t>٤٤٫٢ دقيقة</w:t>
             </w:r>
           </w:p>
         </w:tc>
@@ -3942,7 +1782,387 @@
                 <w:rtl/>
                 <w:cs/>
               </w:rPr>
-              <w:t>٤٬٦٤١</w:t>
+              <w:t>١٫٤٨</w:t>
+            </w:r>
+          </w:p>
+        </w:tc>
+      </w:tr>
+      <w:tr>
+        <w:tc>
+          <w:tcPr>
+            <w:tcW w:type="dxa" w:w="2986"/>
+          </w:tcPr>
+          <w:p>
+            <w:pPr>
+              <w:bidi/>
+              <w:spacing w:before="60" w:after="60"/>
+              <w:jc w:val="right"/>
+            </w:pPr>
+            <w:r>
+              <w:rPr>
+                <w:rtl/>
+                <w:cs/>
+              </w:rPr>
+            </w:r>
+            <w:r>
+              <w:rPr>
+                <w:rFonts w:ascii="Times New Roman" w:hAnsi="Times New Roman" w:cs="Noto Naskh Arabic"/>
+                <w:b w:val="0"/>
+                <w:i w:val="0"/>
+                <w:color w:val="111111"/>
+                <w:sz w:val="20"/>
+                <w:szCs w:val="20"/>
+                <w:rtl/>
+                <w:cs/>
+              </w:rPr>
+              <w:t>مُصنِّف العلامة (النسخة الحالية)</w:t>
+            </w:r>
+          </w:p>
+        </w:tc>
+        <w:tc>
+          <w:tcPr>
+            <w:tcW w:type="dxa" w:w="2986"/>
+          </w:tcPr>
+          <w:p>
+            <w:pPr>
+              <w:bidi/>
+              <w:spacing w:before="60" w:after="60"/>
+              <w:jc w:val="right"/>
+            </w:pPr>
+            <w:r>
+              <w:rPr>
+                <w:rtl/>
+                <w:cs/>
+              </w:rPr>
+            </w:r>
+            <w:r>
+              <w:rPr>
+                <w:rFonts w:ascii="Times New Roman" w:hAnsi="Times New Roman" w:cs="Noto Naskh Arabic"/>
+                <w:b w:val="0"/>
+                <w:i w:val="0"/>
+                <w:color w:val="111111"/>
+                <w:sz w:val="20"/>
+                <w:szCs w:val="20"/>
+                <w:rtl/>
+                <w:cs/>
+              </w:rPr>
+              <w:t>٩٫١ دقيقة</w:t>
+            </w:r>
+          </w:p>
+        </w:tc>
+        <w:tc>
+          <w:tcPr>
+            <w:tcW w:type="dxa" w:w="2986"/>
+          </w:tcPr>
+          <w:p>
+            <w:pPr>
+              <w:bidi/>
+              <w:spacing w:before="60" w:after="60"/>
+              <w:jc w:val="right"/>
+            </w:pPr>
+            <w:r>
+              <w:rPr>
+                <w:rtl/>
+                <w:cs/>
+              </w:rPr>
+            </w:r>
+            <w:r>
+              <w:rPr>
+                <w:rFonts w:ascii="Times New Roman" w:hAnsi="Times New Roman" w:cs="Noto Naskh Arabic"/>
+                <w:b w:val="0"/>
+                <w:i w:val="0"/>
+                <w:color w:val="111111"/>
+                <w:sz w:val="20"/>
+                <w:szCs w:val="20"/>
+                <w:rtl/>
+                <w:cs/>
+              </w:rPr>
+              <w:t>٠٫٣٠</w:t>
+            </w:r>
+          </w:p>
+        </w:tc>
+      </w:tr>
+      <w:tr>
+        <w:tc>
+          <w:tcPr>
+            <w:tcW w:type="dxa" w:w="2986"/>
+          </w:tcPr>
+          <w:p>
+            <w:pPr>
+              <w:bidi/>
+              <w:spacing w:before="60" w:after="60"/>
+              <w:jc w:val="right"/>
+            </w:pPr>
+            <w:r>
+              <w:rPr>
+                <w:rtl/>
+                <w:cs/>
+              </w:rPr>
+            </w:r>
+            <w:r>
+              <w:rPr>
+                <w:rFonts w:ascii="Times New Roman" w:hAnsi="Times New Roman" w:cs="Noto Naskh Arabic"/>
+                <w:b w:val="0"/>
+                <w:i w:val="0"/>
+                <w:color w:val="111111"/>
+                <w:sz w:val="20"/>
+                <w:szCs w:val="20"/>
+                <w:rtl/>
+                <w:cs/>
+              </w:rPr>
+              <w:t>مُصنِّف نكهة Fanta</w:t>
+            </w:r>
+          </w:p>
+        </w:tc>
+        <w:tc>
+          <w:tcPr>
+            <w:tcW w:type="dxa" w:w="2986"/>
+          </w:tcPr>
+          <w:p>
+            <w:pPr>
+              <w:bidi/>
+              <w:spacing w:before="60" w:after="60"/>
+              <w:jc w:val="right"/>
+            </w:pPr>
+            <w:r>
+              <w:rPr>
+                <w:rtl/>
+                <w:cs/>
+              </w:rPr>
+            </w:r>
+            <w:r>
+              <w:rPr>
+                <w:rFonts w:ascii="Times New Roman" w:hAnsi="Times New Roman" w:cs="Noto Naskh Arabic"/>
+                <w:b w:val="0"/>
+                <w:i w:val="0"/>
+                <w:color w:val="111111"/>
+                <w:sz w:val="20"/>
+                <w:szCs w:val="20"/>
+                <w:rtl/>
+                <w:cs/>
+              </w:rPr>
+              <w:t>٧٫٢ دقيقة</w:t>
+            </w:r>
+          </w:p>
+        </w:tc>
+        <w:tc>
+          <w:tcPr>
+            <w:tcW w:type="dxa" w:w="2986"/>
+          </w:tcPr>
+          <w:p>
+            <w:pPr>
+              <w:bidi/>
+              <w:spacing w:before="60" w:after="60"/>
+              <w:jc w:val="right"/>
+            </w:pPr>
+            <w:r>
+              <w:rPr>
+                <w:rtl/>
+                <w:cs/>
+              </w:rPr>
+            </w:r>
+            <w:r>
+              <w:rPr>
+                <w:rFonts w:ascii="Times New Roman" w:hAnsi="Times New Roman" w:cs="Noto Naskh Arabic"/>
+                <w:b w:val="0"/>
+                <w:i w:val="0"/>
+                <w:color w:val="111111"/>
+                <w:sz w:val="20"/>
+                <w:szCs w:val="20"/>
+                <w:rtl/>
+                <w:cs/>
+              </w:rPr>
+              <w:t>٠٫٢٤</w:t>
+            </w:r>
+          </w:p>
+        </w:tc>
+      </w:tr>
+      <w:tr>
+        <w:tc>
+          <w:tcPr>
+            <w:tcW w:type="dxa" w:w="2986"/>
+          </w:tcPr>
+          <w:p>
+            <w:pPr>
+              <w:bidi/>
+              <w:spacing w:before="60" w:after="60"/>
+              <w:jc w:val="right"/>
+            </w:pPr>
+            <w:r>
+              <w:rPr>
+                <w:rtl/>
+                <w:cs/>
+              </w:rPr>
+            </w:r>
+            <w:r>
+              <w:rPr>
+                <w:rFonts w:ascii="Times New Roman" w:hAnsi="Times New Roman" w:cs="Noto Naskh Arabic"/>
+                <w:b w:val="0"/>
+                <w:i w:val="0"/>
+                <w:color w:val="111111"/>
+                <w:sz w:val="20"/>
+                <w:szCs w:val="20"/>
+                <w:rtl/>
+                <w:cs/>
+              </w:rPr>
+              <w:t>مُصنِّف متغيّر XL Energy</w:t>
+            </w:r>
+          </w:p>
+        </w:tc>
+        <w:tc>
+          <w:tcPr>
+            <w:tcW w:type="dxa" w:w="2986"/>
+          </w:tcPr>
+          <w:p>
+            <w:pPr>
+              <w:bidi/>
+              <w:spacing w:before="60" w:after="60"/>
+              <w:jc w:val="right"/>
+            </w:pPr>
+            <w:r>
+              <w:rPr>
+                <w:rtl/>
+                <w:cs/>
+              </w:rPr>
+            </w:r>
+            <w:r>
+              <w:rPr>
+                <w:rFonts w:ascii="Times New Roman" w:hAnsi="Times New Roman" w:cs="Noto Naskh Arabic"/>
+                <w:b w:val="0"/>
+                <w:i w:val="0"/>
+                <w:color w:val="111111"/>
+                <w:sz w:val="20"/>
+                <w:szCs w:val="20"/>
+                <w:rtl/>
+                <w:cs/>
+              </w:rPr>
+              <w:t>٤٫٤ دقيقة</w:t>
+            </w:r>
+          </w:p>
+        </w:tc>
+        <w:tc>
+          <w:tcPr>
+            <w:tcW w:type="dxa" w:w="2986"/>
+          </w:tcPr>
+          <w:p>
+            <w:pPr>
+              <w:bidi/>
+              <w:spacing w:before="60" w:after="60"/>
+              <w:jc w:val="right"/>
+            </w:pPr>
+            <w:r>
+              <w:rPr>
+                <w:rtl/>
+                <w:cs/>
+              </w:rPr>
+            </w:r>
+            <w:r>
+              <w:rPr>
+                <w:rFonts w:ascii="Times New Roman" w:hAnsi="Times New Roman" w:cs="Noto Naskh Arabic"/>
+                <w:b w:val="0"/>
+                <w:i w:val="0"/>
+                <w:color w:val="111111"/>
+                <w:sz w:val="20"/>
+                <w:szCs w:val="20"/>
+                <w:rtl/>
+                <w:cs/>
+              </w:rPr>
+              <w:t>٠٫١٥</w:t>
+            </w:r>
+          </w:p>
+        </w:tc>
+      </w:tr>
+      <w:tr>
+        <w:tc>
+          <w:tcPr>
+            <w:tcW w:type="dxa" w:w="2986"/>
+          </w:tcPr>
+          <w:p>
+            <w:pPr>
+              <w:bidi/>
+              <w:spacing w:before="60" w:after="60"/>
+              <w:jc w:val="right"/>
+            </w:pPr>
+            <w:r>
+              <w:rPr>
+                <w:rtl/>
+                <w:cs/>
+              </w:rPr>
+            </w:r>
+            <w:r>
+              <w:rPr>
+                <w:rFonts w:ascii="Times New Roman" w:hAnsi="Times New Roman" w:cs="Noto Naskh Arabic"/>
+                <w:b w:val="0"/>
+                <w:i w:val="0"/>
+                <w:color w:val="111111"/>
+                <w:sz w:val="20"/>
+                <w:szCs w:val="20"/>
+                <w:rtl/>
+                <w:cs/>
+              </w:rPr>
+              <w:t>مُصنِّف مادة التعبئة</w:t>
+            </w:r>
+          </w:p>
+        </w:tc>
+        <w:tc>
+          <w:tcPr>
+            <w:tcW w:type="dxa" w:w="2986"/>
+          </w:tcPr>
+          <w:p>
+            <w:pPr>
+              <w:bidi/>
+              <w:spacing w:before="60" w:after="60"/>
+              <w:jc w:val="right"/>
+            </w:pPr>
+            <w:r>
+              <w:rPr>
+                <w:rtl/>
+                <w:cs/>
+              </w:rPr>
+            </w:r>
+            <w:r>
+              <w:rPr>
+                <w:rFonts w:ascii="Times New Roman" w:hAnsi="Times New Roman" w:cs="Noto Naskh Arabic"/>
+                <w:b w:val="0"/>
+                <w:i w:val="0"/>
+                <w:color w:val="111111"/>
+                <w:sz w:val="20"/>
+                <w:szCs w:val="20"/>
+                <w:rtl/>
+                <w:cs/>
+              </w:rPr>
+              <w:t>٧٫٠ دقيقة</w:t>
+            </w:r>
+          </w:p>
+        </w:tc>
+        <w:tc>
+          <w:tcPr>
+            <w:tcW w:type="dxa" w:w="2986"/>
+          </w:tcPr>
+          <w:p>
+            <w:pPr>
+              <w:bidi/>
+              <w:spacing w:before="60" w:after="60"/>
+              <w:jc w:val="right"/>
+            </w:pPr>
+            <w:r>
+              <w:rPr>
+                <w:rtl/>
+                <w:cs/>
+              </w:rPr>
+            </w:r>
+            <w:r>
+              <w:rPr>
+                <w:rFonts w:ascii="Times New Roman" w:hAnsi="Times New Roman" w:cs="Noto Naskh Arabic"/>
+                <w:b w:val="0"/>
+                <w:i w:val="0"/>
+                <w:color w:val="111111"/>
+                <w:sz w:val="20"/>
+                <w:szCs w:val="20"/>
+                <w:rtl/>
+                <w:cs/>
+              </w:rPr>
+              <w:t>٠٫٢٣</w:t>
             </w:r>
           </w:p>
         </w:tc>
@@ -3971,7 +2191,7 @@
           <w:rtl/>
           <w:cs/>
         </w:rPr>
-        <w:t>وتتمثل النتيجة الكمّية الأبلغ أثراً في الزيادة السداسية في عدد التعليقات المُسهِمة في صنف كشف واحد، وقد تحققت من دون جمع صور إضافية. فبموجب المخطط الأصلي كان الكاشف يتلقى ما متوسطه ٧٧٤ مثالاً لكل صنف، بينما لم يكن الصنف الأندر مدعوماً إلا بـ ١٣١ مثالاً؛ أما بموجب المخطط المحايد صنفياً فإن المدوَّنة الكاملة البالغة ٤٬٦٤١ صندوقاً تدعم هدف الكشف الواحد.</w:t>
+        <w:t>بلغت كلفة تدريب المجموعة الإنتاجية الكاملة المؤلفة من خمسة نماذج نحو ٢٫٨ رصيد (أقل من ساعة ونصف من زمن معالج الرسوميات) إجمالاً، منذ البداية — وهي جزء ضئيل من مخصصات شهر واحد في أرخص خطة مدفوعة. والانتقال من نموذج واحد إلى خمسة لم يرفع كلفة التدريب بصورة معتبرة بينما رفع الدقة وتغطية المنتجات قياسياً. وتتغير الأسعار الفعلية بالدولار بمعزل عن هذا التقرير، وينبغي دوماً التحقق منها مباشرة من أسعار Roboflow المُعلَنة بدلاً من الاستشهاد بها هنا كرقم ثابت.</w:t>
       </w:r>
     </w:p>
     <w:p>
@@ -3992,7 +2212,7 @@
           <w:rtl/>
           <w:cs/>
         </w:rPr>
-        <w:t>وقد أسندت إعادةُ التعليم الصيغَ بحسب نطاقات نسبية — unknown-package دون ١٫٠، وcan-std-330 بين ١٫٠ و٢٫١، وcan-slim بين ٢٫١ و٢٫٩، وbottle-pet فوق ٢٫٩ — بوسائط للأصناف تبلغ ٠٫٥٤ و١٫٧٣ و٢٫٥٧ و٣٫٢٦. ويجب التصريح بوضوح بأن هذه النطاقات لا تُصادِق النهج بذاتها: فالعتبات هي التي تُعرِّف الأصناف، ومن ثمّ فإن انفصالها مضمون بحكم البناء. أما الدليل على أن هندسة الصندوق إشارة تمييزية صالحة فيأتي من القياس المستقل جنباً إلى جنب المُبلَّغ عنه في القسم السادس، حيث انفصلت صيغتا العلبة إلى عنقودين مقيسين متباينين بينما أسندهما المُصنِّف البصري إلى صنف واحد. كما أظهر فحص الصور المُعاد تعليمها أن القاعدة تُعلِّم الزجاجات المحجوبة جزئياً بوصفها علباً، وهو نمط الخطأ الذي يتنبأ به القسم السابع، وسبب إضافي لكون إسناد الصيغة يستوجب تحققاً قبل الاستخدام.</w:t>
+        <w:t>أما الرقم الأبلغ أثراً فهو الكلفة الحدّية لنمو الكتالوج، وقد حوّلت هذه الفترة نقطة بيانات منفردة إلى نمط مُتكرِّر: فقد كلّفت إضافة تمييز متغيّرات XL Energy الشكل ذاته من العمل الذي كلّفته Fanta سابقاً — تعليم بضع مئات من القصاصات المتاحة أصلاً وتدريب مُصنِّف صغير واحد، مُدمَج كخطوة موجَّهة، من دون أي تغيير في الكاشف أو مُصنِّف العلامة. وأُنجِز كلاهما خلال ساعات لا أسابيع، والعبء الثابت لكل إضافة بات الآن نتيجة تعقيد حسابي مذكورة في القسم ٣.٥، لا مجرد ملاحظة اقتصادية. وينطبق النمط ذاته على استقبال شركة جديدة بالكامل: فقاعدة البيانات الخلفية متعددة المستأجرين بحكم التصميم، فاستقبال عميل جديد عملية إدخال بيانات، لا تغيير برمجي.</w:t>
       </w:r>
     </w:p>
     <w:p>
@@ -4013,7 +2233,7 @@
           <w:rtl/>
           <w:cs/>
         </w:rPr>
-        <w:t>وقد تمثّلت المُخرَجات الملموسة لفترة التدريب في: مجموعة تعليقات مُعاد تعليمها هندسياً ومُشتقَّة برمجياً من المدوَّنة الأصلية المُعلَّمة بالعلامات التجارية؛ ومعمارية نظام ثلاثية المراحل موثَّقة مع إسقاط مُتحقَّق منه على مستوى المكوّنات في المنصة الإنتاجية؛ وتطبيق ميداني عامل متعدد المنصّات يدعم الالتقاط المُهيكل والتحليل الآلي والتحقق البشري وإعداد تقارير حصة الرف.</w:t>
+        <w:t>وثمة كلفة حقيقية لم تُقَس بعد، وتُذكَر هنا بدلاً من إغفالها: فخط المعالجة يُصدر الآن استدعاء تصنيف علامة، واستدعاء تصنيف مادة تعبئة غير مشروط، لكل منتج مكتشَف في الصورة، إضافة إلى استدعاء تصنيف متغيّر حين تُفعَّل خطوة التوجيه. فرف مزدحم بعشرين منتجاً يُصدر استدعاءات تصنيف أكثر بصورة معتبرة من النهج الأصلي أحادي النموذج. وينبغي قياس ذلك مباشرة من استخدام خط المعالجة الحي قبل الاستشهاد به كرقم، ويبقى بنداً مفتوحاً (القسم ٦).</w:t>
       </w:r>
     </w:p>
     <w:p>
@@ -4035,7 +2255,7 @@
           <w:rtl/>
           <w:cs/>
         </w:rPr>
-        <w:t>١٢. الصعوبات المُواجَهة</w:t>
+        <w:t>٥. التطبيق: مُثبَت ميدانياً</w:t>
       </w:r>
     </w:p>
     <w:p>
@@ -4056,7 +2276,7 @@
           <w:rtl/>
           <w:cs/>
         </w:rPr>
-        <w:t>لم تكن الصعوبات الرئيسة في هذه الفترة خوارزمية بل استدلالية — أي تحديد ما تفعله البيانات والأدوات فعلياً، في مقابل ما كان يُفترض أنها تفعله.</w:t>
+        <w:t>تطبيق متعدد المنصّات، طُوِّر جنباً إلى جنب مع معمارية النموذج، هو ما يُحوّل مُخرَجات النموذج إلى عملية تجارية قابلة للاستخدام لا عرضاً بحثياً. فهو يُوحِّد معايير الالتقاط الميداني، ويُشغِّل خط معالجة الكشف على كل صورة، والأهم أنه يُقحِم مراجعاً بشرياً بين مُخرَج النموذج الخام وأي رقم يُبلَّغ عنه كحقيقة.</w:t>
       </w:r>
     </w:p>
     <w:p>
@@ -4077,49 +2297,82 @@
           <w:rtl/>
           <w:cs/>
         </w:rPr>
-        <w:t>أولاها التباس التعليم على نطاق واسع. فقد استلزم ما يزيد على خُمسَي المدوَّنة وسماً بالالتباس، وتطلّب كل صندوق موسوم حُكماً لا تستطيع أي عتبة أن تصدره آلياً. كما كشفت إعادة تعليم ٤٬٦٤١ صندوقاً بحسب الصيغة الفيزيائية أن القاعدة الهندسية المحضة ترث كل عيب في الصندوق الذي تقرؤه: فالزجاجة المحجوبة جزئياً تُنتج صندوقاً قصيراً فتُقرأ خطأً على أنها علبة. وقد استهلك تمييزُ فروق الصيغة الحقيقية عن آثار ظروف التصوير حصةً معتبرة من الفترة، ولا تزال مجموعة التسميات الناتجة تحوي أخطاءً من هذا النوع.</w:t>
+        <w:t>ومنذ المراجعة السابقة نما التطبيق متجاوزاً الالتقاط والمراجعة الأوّليين إلى التقارير التي طلبتها الأعمال فعلياً: واجهة «التقديمات» تتيح لمسؤول الشركة رؤية ما سجّله المندوب الميداني فعلياً (كانت البيانات المُلتقَطة سابقاً تُكتب في قاعدة البيانات من دون أن يقرأها التطبيق مرة أخرى)، وتقرير «حصة الرف» من العلامة إلى المتغيّر يُعطي النسبة الإجمالية لكل علامة من مساحة الرف مُفصَّلة إلى المتغيّرات المحددة التي يميّزها خط المعالجة حالياً. كما تُرقّي تحذير جودة الالتقاط المنخفضة — صورة مُلتقَطة من مسافة بعيدة جداً عن الرف لتُحتسَب موثوقة — من إشعار يسهل تفويته إلى نافذة حوار يجب على المندوب رفضها فعلياً، مما يُقلّل مباشرة مصدراً للنقص العددي الصامت في الميدان.</w:t>
       </w:r>
     </w:p>
     <w:p>
       <w:pPr>
-        <w:keepNext w:val="0"/>
+        <w:keepNext/>
+        <w:spacing w:before="240" w:after="80"/>
+        <w:jc w:val="center"/>
+      </w:pPr>
+      <w:r>
+        <w:drawing>
+          <wp:inline xmlns:a="http://schemas.openxmlformats.org/drawingml/2006/main" xmlns:pic="http://schemas.openxmlformats.org/drawingml/2006/picture">
+            <wp:extent cx="3891120" cy="5580000"/>
+            <wp:docPr id="1" name="Picture 1"/>
+            <wp:cNvGraphicFramePr>
+              <a:graphicFrameLocks noChangeAspect="1"/>
+            </wp:cNvGraphicFramePr>
+            <a:graphic>
+              <a:graphicData uri="http://schemas.openxmlformats.org/drawingml/2006/picture">
+                <pic:pic>
+                  <pic:nvPicPr>
+                    <pic:cNvPr id="0" name="fig4_app.jpg"/>
+                    <pic:cNvPicPr/>
+                  </pic:nvPicPr>
+                  <pic:blipFill>
+                    <a:blip r:embed="rId9"/>
+                    <a:stretch>
+                      <a:fillRect/>
+                    </a:stretch>
+                  </pic:blipFill>
+                  <pic:spPr>
+                    <a:xfrm>
+                      <a:off x="0" y="0"/>
+                      <a:ext cx="3891120" cy="5580000"/>
+                    </a:xfrm>
+                    <a:prstGeom prst="rect"/>
+                  </pic:spPr>
+                </pic:pic>
+              </a:graphicData>
+            </a:graphic>
+          </wp:inline>
+        </w:drawing>
+      </w:r>
+    </w:p>
+    <w:p>
+      <w:pPr>
         <w:bidi/>
-        <w:spacing w:after="160" w:before="0" w:line="348" w:lineRule="auto"/>
-        <w:jc w:val="both"/>
+        <w:spacing w:after="280"/>
+        <w:jc w:val="center"/>
       </w:pPr>
+      <w:r>
+        <w:rPr>
+          <w:rFonts w:ascii="Times New Roman" w:hAnsi="Times New Roman" w:cs="Noto Naskh Arabic"/>
+          <w:b/>
+          <w:bCs w:val="1"/>
+          <w:i w:val="0"/>
+          <w:color w:val="555555"/>
+          <w:sz w:val="19"/>
+          <w:szCs w:val="19"/>
+          <w:rtl/>
+          <w:cs/>
+        </w:rPr>
+        <w:t xml:space="preserve">الشكل ١. </w:t>
+      </w:r>
       <w:r>
         <w:rPr>
           <w:rFonts w:ascii="Times New Roman" w:hAnsi="Times New Roman" w:cs="Noto Naskh Arabic"/>
           <w:b w:val="0"/>
           <w:i w:val="0"/>
-          <w:color w:val="111111"/>
-          <w:sz w:val="23"/>
-          <w:szCs w:val="23"/>
+          <w:color w:val="555555"/>
+          <w:sz w:val="19"/>
+          <w:szCs w:val="19"/>
           <w:rtl/>
           <w:cs/>
         </w:rPr>
-        <w:t>وثانيتها تشخيص سلوك كان الإعدادُ سببَه لا النمذجة. فقد بدا ضعفُ تغطية العلامات الأحدث في البداية إخفاقاً في الكشف، بينما كان في الواقع محكوماً بنسخة نموذج افتراضية دُرِّبت على ٢٧ صورة، تجاوزها الزمن منذ وقت طويل لكن سير العمل ظل يستدعيها. وبالمثل، بدا العجزُ عن الفصل بين صيغتَي العلبة نقصاً في بيانات التدريب، إلى أن تحدّدت الآلية — وهي أن نموذج التمثيل المتجهي يعيد تحجيم القصاصات إلى مربع ثابت فيُهدر نسبة الأبعاد قبل الاستدلال. وفي الحالتين كان العَرَض الظاهر يشير بعيداً عن السبب الفعلي.</w:t>
-      </w:r>
-    </w:p>
-    <w:p>
-      <w:pPr>
-        <w:keepNext w:val="0"/>
-        <w:bidi/>
-        <w:spacing w:after="160" w:before="0" w:line="348" w:lineRule="auto"/>
-        <w:jc w:val="both"/>
-      </w:pPr>
-      <w:r>
-        <w:rPr>
-          <w:rFonts w:ascii="Times New Roman" w:hAnsi="Times New Roman" w:cs="Noto Naskh Arabic"/>
-          <w:b w:val="0"/>
-          <w:i w:val="0"/>
-          <w:color w:val="111111"/>
-          <w:sz w:val="23"/>
-          <w:szCs w:val="23"/>
-          <w:rtl/>
-          <w:cs/>
-        </w:rPr>
-        <w:t>وثالثتها، وهي أكثر عملية، احتكاك الأدوات أثناء ترحيل مجموعة البيانات. فقد تبيّن أن الرفع الجماعي للتعليقات عبر واجهة برمجة التطبيقات لا يتيح مساراً للكتابة فوق تعليق صورة بعينها، فترك طلبٌ واحد مُشوَّه صورةً واحدة بتعليق فارغ يتعذّر تصحيحه برمجياً. وكان العملُ ضمن قيود منصة مُستضافة — بدلاً من افتراض سيطرة كاملة على مخزن البيانات — جزءاً من التعلّم بذاته.</w:t>
+        <w:t>التطبيق وهو يراجع التقاطاً حياً — ٧٥ اكتشافاً أُعيدت لبرّاد واحد، مع حصص ثقة العلامة محسوبة أسفلها. وتزاحمُ التسميات الظاهر هنا دليل حقيقي بذاته على أن المحرِّر الخاضع للمراجعة البشرية، لا القبول الآلي الكامل، هو التصميم الملائم لمشاهد الرفوف الكثيفة.</w:t>
       </w:r>
     </w:p>
     <w:p>
@@ -4141,7 +2394,7 @@
           <w:rtl/>
           <w:cs/>
         </w:rPr>
-        <w:t>١٣. الخطوات القادمة والدعم المطلوب</w:t>
+        <w:t>٦. المخاطر والفجوات المفتوحة</w:t>
       </w:r>
     </w:p>
     <w:p>
@@ -4162,14 +2415,14 @@
           <w:rtl/>
           <w:cs/>
         </w:rPr>
-        <w:t>تتمثل الأولوية التقنية العاجلة في تدريب الكاشف المحايد صنفياً على مجموعة التسميات المدمجة وقياسه قياساً سليماً. فحتى الآن يستند التحسّن المتوقَّع إلى حجة إحصائية — أي زيادة سداسية في عدد التعليقات لكل صنف كشف — لا إلى نتيجة مقيسة. ويلزم إجراء تقييم على مجموعة محجوزة يُبلَّغ فيه عن الاستدعاء لكل صنف ومتوسط الدقة، مقارنةً بالكاشف الحالي المُصنَّف بالعلامات التجارية، قبل أن يصح الادعاء بأن المعمارية تعمل لا أنها مُحكَمة التسويغ فحسب.</w:t>
+        <w:t>مذكورة بترتيب الأولوية في الإغلاق، مع السبب الصادق وراء بقاء كل منها مفتوحاً:</w:t>
       </w:r>
     </w:p>
     <w:p>
       <w:pPr>
         <w:keepNext w:val="0"/>
         <w:bidi/>
-        <w:spacing w:after="160" w:before="0" w:line="348" w:lineRule="auto"/>
+        <w:spacing w:after="120" w:before="0" w:line="348" w:lineRule="auto"/>
         <w:jc w:val="both"/>
       </w:pPr>
       <w:r>
@@ -4183,14 +2436,14 @@
           <w:rtl/>
           <w:cs/>
         </w:rPr>
-        <w:t>وبعد ذلك تتوالى ثلاثة أعمال بالترتيب: استكمال تعليم المنتجات التي لم تُعلَّم أصلاً، وهو ما لا تغني عنه أي إعادة تنظيم لفضاء التسميات؛ وتجميع المعرض المرجعي الذي تعتمد عليه المرحلة الثانية؛ وتنفيذ دمج المرحلة الثالثة داخل سير العمل على المنصة، بحيث تعمل القاعدة المُتحقَّق منها على جانب العميل على جانب الخادم كذلك.</w:t>
+        <w:t>١. دقة المُصنِّفات غير مقيسة، لسبب معروف ومحدد. فالمُصنِّفات الأربعة جميعها في المجموعة الحالية حية من دون تقييم مُسجَّل، لأن التقييم الآلي محجوب خلف مستوى خطة لا يملكها مساحة العمل هذه حالياً. وسدّ هذه الفجوة يستوجب إما ترقية الخطة أو قبول عدم إمكان الاستشهاد بأي رقم دقة حالياً — وهذه ليست مسألة بحثية مفتوحة.</w:t>
       </w:r>
     </w:p>
     <w:p>
       <w:pPr>
         <w:keepNext w:val="0"/>
         <w:bidi/>
-        <w:spacing w:after="160" w:before="0" w:line="348" w:lineRule="auto"/>
+        <w:spacing w:after="120" w:before="0" w:line="348" w:lineRule="auto"/>
         <w:jc w:val="both"/>
       </w:pPr>
       <w:r>
@@ -4204,7 +2457,91 @@
           <w:rtl/>
           <w:cs/>
         </w:rPr>
-        <w:t>ويتوقف التقدم في هذه الأعمال على مُدخلات لم تستطع فترة التدريب توفيرها من داخلها. وأبلغُها أثراً مجموعة مرجعية للمنتجات — أي صور نظيفة لمنتج مفرد لكل وحدة مخزون ضمن النطاق، مصحوبةً بكتالوج يبيّن الأبعاد الفيزيائية، إذ إن العتبات الهندسية مُعايَرة حالياً على صيغتَي علبة اثنتين وتحتاج توسيعاً مع كل صيغة جديدة تُصادَف. ويلزم كذلك توجيه بشأن مستوى الدقة الذي يُعدّ جاهزاً للإنتاج، لأن نقطة التشغيل الصحيحة لتدقيق الرفوف — ومن ثمّ مدى ميل النظام إلى إحالة القرار للتحقق البشري — حكمٌ تجاري لا تقني. وأخيراً، من شأن صور ميدانية إضافية تغطي أنواع متاجر وتكوينات رفوف وظروف إضاءة متباينة أن تُحسِّن التعميم تحسيناً جوهرياً؛ فالمدوَّنة الحالية البالغة ٢١٣ صورة صغيرة بالقياس إلى التباين الذي سيواجهه النظام المنشور.</w:t>
+        <w:t>٢. فجوة استدعاء الكاشف تعود إلى سبب معروف ومحدد. فنحو ٨٠٠ صورة مُعلَّمة سلفاً من المشروع الأصلي لم تُرحَّل بعد إلى المشروع المحايد صنفياً. وهذه مهمة هندسة بيانات، لا بحث جديد.</w:t>
+      </w:r>
+    </w:p>
+    <w:p>
+      <w:pPr>
+        <w:keepNext w:val="0"/>
+        <w:bidi/>
+        <w:spacing w:after="120" w:before="0" w:line="348" w:lineRule="auto"/>
+        <w:jc w:val="both"/>
+      </w:pPr>
+      <w:r>
+        <w:rPr>
+          <w:rFonts w:ascii="Times New Roman" w:hAnsi="Times New Roman" w:cs="Noto Naskh Arabic"/>
+          <w:b w:val="0"/>
+          <w:i w:val="0"/>
+          <w:color w:val="111111"/>
+          <w:sz w:val="23"/>
+          <w:szCs w:val="23"/>
+          <w:rtl/>
+          <w:cs/>
+        </w:rPr>
+        <w:t>٣. تنوّع نكهة الكوكاكولا غير موجود في البيانات الحالية، وقد تأكد ذلك مرتين. فتدقيقان مستقلان، بفارق أشهر بينهما، توصّلا إلى النتيجة ذاتها: الصور المتاحة كلها تقريباً متغيّر واحد. والحل تصوير جديد موجَّه للمتغيّرات المفقودة، لا إعادة تسمية الصور القائمة، وهو خيار استُبعِد أصلاً.</w:t>
+      </w:r>
+    </w:p>
+    <w:p>
+      <w:pPr>
+        <w:keepNext w:val="0"/>
+        <w:bidi/>
+        <w:spacing w:after="120" w:before="0" w:line="348" w:lineRule="auto"/>
+        <w:jc w:val="both"/>
+      </w:pPr>
+      <w:r>
+        <w:rPr>
+          <w:rFonts w:ascii="Times New Roman" w:hAnsi="Times New Roman" w:cs="Noto Naskh Arabic"/>
+          <w:b w:val="0"/>
+          <w:i w:val="0"/>
+          <w:color w:val="111111"/>
+          <w:sz w:val="23"/>
+          <w:szCs w:val="23"/>
+          <w:rtl/>
+          <w:cs/>
+        </w:rPr>
+        <w:t>٤. مُصنِّف متغيّرات XL Energy مُدرَّب لكنه غير متوازن بشدة. إذ يستأثر صنف واحد (xl-classic) بنسبة ٨٥٪ من الأمثلة المُعلَّمة؛ وثلاثة من الأصناف الخمسة يقل كل منها عن عشرة أمثلة. وهو حيّ وقابل للاستخدام لكنه سيستفيد من تصوير موجَّه للمتغيّرات ناقصة التمثيل، من الفئة ذاتها للفجوة رقم ٣.</w:t>
+      </w:r>
+    </w:p>
+    <w:p>
+      <w:pPr>
+        <w:keepNext w:val="0"/>
+        <w:bidi/>
+        <w:spacing w:after="120" w:before="0" w:line="348" w:lineRule="auto"/>
+        <w:jc w:val="both"/>
+      </w:pPr>
+      <w:r>
+        <w:rPr>
+          <w:rFonts w:ascii="Times New Roman" w:hAnsi="Times New Roman" w:cs="Noto Naskh Arabic"/>
+          <w:b w:val="0"/>
+          <w:i w:val="0"/>
+          <w:color w:val="111111"/>
+          <w:sz w:val="23"/>
+          <w:szCs w:val="23"/>
+          <w:rtl/>
+          <w:cs/>
+        </w:rPr>
+        <w:t>٥. كلفة الاستدلال لكل منتج عند التوسّع لم تُقَس بعد. فخط المعالجة يُصدر الآن استدعاء علامة، واستدعاء مادة تعبئة غير مشروط، وأحياناً استدعاء متغيّر، لكل منتج مكتشَف؛ وينبغي قياس الأثر الفعلي للكلفة من الاستخدام الحي قبل استخدامه في أي إسقاط للكلفة.</w:t>
+      </w:r>
+    </w:p>
+    <w:p>
+      <w:pPr>
+        <w:keepNext w:val="0"/>
+        <w:bidi/>
+        <w:spacing w:after="120" w:before="0" w:line="348" w:lineRule="auto"/>
+        <w:jc w:val="both"/>
+      </w:pPr>
+      <w:r>
+        <w:rPr>
+          <w:rFonts w:ascii="Times New Roman" w:hAnsi="Times New Roman" w:cs="Noto Naskh Arabic"/>
+          <w:b w:val="0"/>
+          <w:i w:val="0"/>
+          <w:color w:val="111111"/>
+          <w:sz w:val="23"/>
+          <w:szCs w:val="23"/>
+          <w:rtl/>
+          <w:cs/>
+        </w:rPr>
+        <w:t>٦. مادة التعبئة مقيسة لكنها لم تُدمَج بعد في التسمية المُبلَّغ عنها. فالحقل موجود في مُخرَجات خط المعالجة وتحقَّق منه حياً، لكن التطبيق لا يدمجه بعد مع العلامة والمتغيّر في تصنيف نهائي واحد — وهذا العمل لم يبدأ بعد.</w:t>
       </w:r>
     </w:p>
     <w:p>
@@ -4226,7 +2563,7 @@
           <w:rtl/>
           <w:cs/>
         </w:rPr>
-        <w:t>١٤. تأمل في مُخرَجات التعلّم</w:t>
+        <w:t>٧. الصعوبات المُواجَهة</w:t>
       </w:r>
     </w:p>
     <w:p>
@@ -4247,7 +2584,7 @@
           <w:rtl/>
           <w:cs/>
         </w:rPr>
-        <w:t>كان الدرس الأبلغ أثراً في هذا التدريب أن السؤال الحاسم في نظام رؤية تطبيقي كثيراً ما لا يكون أي نموذج يؤدي أفضل، بل كيف ينبغي توزيع المسؤولية بين المكوّنات. فقد وُجِّه وقت غير قليل في البداية نحو تحسين دقة التصنيف داخل تصميم أحادي المرحلة، قبل أن يتبيّن أن سقف الدقة تفرضه المعماريةُ لا النموذج.</w:t>
+        <w:t>لم تكن أصعب مشكلتين في هذه الفترة خوارزميتين؛ بل تعلّقتا بمعرفة ما تفعله البيانات والمنصة فعلياً، مقابل ما كان مُفترَضاً أنها تفعله.</w:t>
       </w:r>
     </w:p>
     <w:p>
@@ -4268,7 +2605,7 @@
           <w:rtl/>
           <w:cs/>
         </w:rPr>
-        <w:t>وتعلّق درس ثانٍ بقيمة تحديد الحدّ التمثيلي للنموذج بدلاً من محاولة تجاوزه بالتدريب. فإثبات أن CLIP لم يعجز عن التمييز بين صيغتَي العلبة فحسب، بل معرفةُ السبب — وهو أن التحجيم المربّع يُهدر نسبة الأبعاد قبل الترميز — قد حوّل مشكلةَ دقةٍ بدت مستعصية إلى مشكلة محلولة، وبقاعدة من بضعة أسطر لا بجمع بيانات إضافية.</w:t>
+        <w:t>أولاهما تشخيص إخفاقات كان عرَضها الظاهر يشير بعيداً عن سببها الحقيقي. فمشكلة علب سبرايت بدت، من مجرد بلاغ المستخدم، وكأنها قد تكون مشكلة كاشف، أو مشكلة عتبة ثقة، أو خطأ تعليم — واستلزم الأمر تدقيقاً بنسبة الأبعاد لصور التدريب الفعلية لاكتشاف أنها اختلال في تركيب الصنف (نحو تسع أمثلة زجاجة مقابل كل مثال علبة)، وهو أمر لا يظهر من النظر إلى تنبؤات النموذج أو مقاييس تدريبه، بل من النظر مباشرة إلى ما عُرِض على النموذج أثناء التدريب فقط. وصمد النمط ذاته في مسألة نكهة الكوكاكولا: كانت القراءة البديهية «المُصنِّف يحتاج تدريباً أكثر»، لكن القيد الفعلي أن التصوير الأساسي لا يحوي المتغيّرات المطلوبة أصلاً. وتشير الحالتان إلى الدرس ذاته — حين يضعف أداء نموذج على صنف بعينه، فإن تدقيق بيانات تدريب ذلك الصنف مباشرة أجدى من ضبط النموذج.</w:t>
       </w:r>
     </w:p>
     <w:p>
@@ -4289,7 +2626,28 @@
           <w:rtl/>
           <w:cs/>
         </w:rPr>
-        <w:t>ونشأ درس ثالث من عمل التعليم: إذ يُستهان عادةً بالجهد اللازم لإنتاج تعليقات موثوقة على نطاق واسع، وقد تُحسِّن القراراتُ التصميمية التي تُخفّف عبء التعليم — كدمج أصناف عديدة في صنف واحد — مُخرَجاتِ النظام أكثر مما تُحسّنها التحسينات الخوارزمية. وعلى صلة بذلك، كان اكتشافُ أن نسخة نموذج افتراضية قديمة هي التي تحكم السلوك الحي تذكيراً بأن الإعداد في الأنظمة المنشورة لا يقل أثراً عن النمذجة، وهو أيسر إغفالاً بكثير.</w:t>
+        <w:t>وثانيتهما قيد منصة حقيقي لا خللاً في عمل هذا المشروع بذاته: فتقييم الدقة الخاص بكل مُصنِّف في منصة التدريب لا يعمل تلقائياً إلا عند التدريب، وفقط ضمن مستوى خطة مدفوعة لا تملكها مساحة العمل هذه حالياً، ولا وسيلة لتشغيله لاحقاً على تدريب منتهٍ سلفاً. وهذا يعني أن كل مُصنِّف دُرِّب حتى الآن — العلامة، وFanta، وXL Energy، ومادة التعبئة — لا يحمل أي دقة مقيسة، ليس لأن التقييم تُخطِّي، بل لأن المنصة لم تُشغِّله قط. واستلزم اكتشاف ذلك استبعاد عدة تفسيرات أكثر ترجيحاً أولاً (خطوة يدوية مفقودة، أو قيد أداة) قبل تأكيده مقابل مستويات الميزات الموثَّقة رسمياً للمنصة. وهذا بات الآن قيداً معروفاً ومُسمّى لا سؤالاً مفتوحاً، لكنه يحدّ مباشرة مما يمكن الادّعاء به عن دقة المُصنِّفات في هذا التقرير.</w:t>
+      </w:r>
+    </w:p>
+    <w:p>
+      <w:pPr>
+        <w:keepNext w:val="0"/>
+        <w:bidi/>
+        <w:spacing w:after="160" w:before="0" w:line="348" w:lineRule="auto"/>
+        <w:jc w:val="both"/>
+      </w:pPr>
+      <w:r>
+        <w:rPr>
+          <w:rFonts w:ascii="Times New Roman" w:hAnsi="Times New Roman" w:cs="Noto Naskh Arabic"/>
+          <w:b w:val="0"/>
+          <w:i w:val="0"/>
+          <w:color w:val="111111"/>
+          <w:sz w:val="23"/>
+          <w:szCs w:val="23"/>
+          <w:rtl/>
+          <w:cs/>
+        </w:rPr>
+        <w:t>وثالثتهما، وهي أكثر عملية، العمل ضمن قيود منصة مُستضافة حقيقية أثناء عمليات بيانات كبيرة — فمثلاً، إعادة تسمية أكثر من ألف صورة دفعة واحدة لمُصنِّف مادة التعبئة كشفت سلوكاً في نطاق الجلسة والصلاحيات لم يكن واضحاً سلفاً واستوجب معالجة أثناء المهمة. ولم تكن أيٌّ منها ذات أثر معماري، لكنها تذكير بأن حصة معتبرة من هذا النوع من العمل الهندسي هي اكتشاف كيفية عمل المنصة الأساسية فعلياً، لا كتابة منطق خط المعالجة فوقها فحسب.</w:t>
       </w:r>
     </w:p>
     <w:p>
@@ -4311,7 +2669,7 @@
           <w:rtl/>
           <w:cs/>
         </w:rPr>
-        <w:t>١٥. الاستنتاجات</w:t>
+        <w:t>٨. التوصية والخطوات القادمة وما نحتاجه</w:t>
       </w:r>
     </w:p>
     <w:p>
@@ -4332,7 +2690,7 @@
           <w:rtl/>
           <w:cs/>
         </w:rPr>
-        <w:t>إن الاستبصار الرئيس لفترة التدريب استبصار معماري لا خوارزمي: فقابلية الصيانة في مجال ذي كتالوج آخذ في التوسع باستمرار تتحدد بمدى توزيع المسؤوليات بين المكوّنات أكثر مما تتحدد بدقة أي نموذج منفرد. ذلك أن عزل الجزء المتقلّب من المشكلة — هوية المنتج — عن الجزء المستقر — وجود الكائن — يتيح للنظام استيعاب نموّ الكتالوج عبر تحديثات البيانات بدلاً من إعادة تدريب النماذج.</w:t>
+        <w:t>التوصية هي الاستمرار في المعمارية الحالية. والدليل في هذا التقرير أنها ليست مفاضلة بين الكلفة والدقة مقابل النهج الأصلي — بل هي أدق قياسياً على ثلث بيانات التدريب، بزيادة في كلفة التدريب أصغر من أن تُذكَر عبر خمسة نماذج، ونمط المُصنِّف الموجَّه الذي يمنع استدعاءات المُصنِّف من التضاعف مع حجم الكتالوج أصبح مُثبَتاً مرتين لا مرة واحدة. والبنود المفتوحة أدناه محددة وزهيدة الكلفة فردياً؛ ولا يشير أيٌّ منها إلى خلل في التصميم الأساسي.</w:t>
       </w:r>
     </w:p>
     <w:p>
@@ -4353,7 +2711,7 @@
           <w:rtl/>
           <w:cs/>
         </w:rPr>
-        <w:t>ويتعلق استنتاج ثانٍ بتكامل أنواع الأدلة. فالتمثيلات البصرية المُتعلَّمة والقياسات الهندسية الصريحة تُخفق وتنجح في ظروف مختلفة؛ والنظام الذي يدمج كليهما أمتن جوهرياً من النظام المعتمد على أحدهما منفرداً. وقد تبيّن أن إدراك حدود ما يمكن للتمثيل المُتعلَّم أن يُرمّزه، وتوفير المعلومة الناقصة بوسائل أخرى، كان أجدى من محاولة تدريب القيد بعيداً.</w:t>
+        <w:t>ترتيب العمل المقترح: أولاً، تشغيل تقييمات المُصنِّفات المفقودة وترحيل نحو ٨٠٠ صورة كاشف لم تُرحَّل بعد، وإعادة تدريب الكاشف على المجموعة الأوفر — وكلاهما عمل أيام من دون جمع بيانات جديدة ويُغلق مباشرة البندين ١ و٢ في القسم ٦. ثانياً، دمج إشارة مادة التعبئة في التصنيف النهائي الواحد المُبلَّغ عنه إلى جانب العلامة والمتغيّر، بما أن الإشارة ذاتها حيّة ومُتحقَّق منها أصلاً — وهذا عمل هندسي لا بحثي. ثالثاً، قياس كلفة الاستدلال الفعلية لكل صورة من الاستخدام الحي متى ما برّر الحجم ذلك، لإبقاء اقتصاديات القسم ٤ محدَّثة بدلاً من مُفتَرَضة.</w:t>
       </w:r>
     </w:p>
     <w:p>
@@ -4374,7 +2732,7 @@
           <w:rtl/>
           <w:cs/>
         </w:rPr>
-        <w:t>وأخيراً، أظهر التدريب أن جودة البيانات تُقيّد السقف الممكن بلوغه لأي معمارية، وأن النظام التشغيلي ينبغي بالتالي أن يُصمَّم متوقعاً الالتباسَ لا مفترضاً غيابَه. وكون ما يزيد على خُمسَي التعليقات قد استلزم وسماً بالالتباس يُقيم الحجة كمّياً على ذلك. وتُجسّد واجهةُ التحقق التي طُوِّرت خلال الفترة المبدأَ الناتج: فهي لا تعامل التصحيح البشري بوصفه حلاً احتياطياً لإخفاق النموذج، بل بوصفه مكوّناً دائماً في خط معالجة البيانات ومصدراً مستمراً لإشارة تدريب خاضعة للإشراف.</w:t>
+        <w:t>أما ما قد يساعد جوهرياً في المرحلة القادمة فهو: قرار بشأن تمويل جولة تصوير قصيرة وموجَّهة — تحديداً متغيّرات نكهة كوكاكولا حقيقية، ومنتجات معبَّأة بالزجاج، ومتغيّرات XL Energy ناقصة التمثيل (موخيتو، دبل كيك، خالٍ من السكر) — بما أن الفجوات الثلاث جميعها محجوبة ببيانات لا توجد بعد، لا بجهد هندسي، ولن يسدّها أي قدر إضافي من عمل النمذجة. وعلى نحو منفصل، فإن قراراً بشأن ترقية مستوى خطة Roboflow التي تحجب التقييم الآلي للمُصنِّفات سيتيح لكل مُصنِّف يُدرَّب بعد تلك اللحظة أن يحمل رقم دقة حقيقياً بدلاً من غير مقيس، وهي حالياً أكبر فجوة منفردة بين ما يفعله هذا النظام وما يمكن الإبلاغ عنه رسمياً بشأن جودة أدائه. كما أن توجيهاً بشأن عتبة الدقة التي ينبغي اعتبارها جاهزة للإنتاج — بما أن نقطة التشغيل الصحيحة لتدقيق الرفوف، ومن ثمّ مدى ميل النظام إلى إحالة القرار للمراجعة البشرية، حكمٌ تجاري بقدر ما هو تقني — سيُشكِّل مباشرة الجولة القادمة من عمل الضبط.</w:t>
       </w:r>
     </w:p>
     <w:p>
@@ -4401,7 +2759,7 @@
           <w:rtl/>
           <w:cs/>
         </w:rPr>
-        <w:t>المراجع</w:t>
+        <w:t>المراجع التقنية</w:t>
       </w:r>
     </w:p>
     <w:p>
@@ -4419,7 +2777,7 @@
           <w:sz w:val="21"/>
           <w:szCs w:val="21"/>
         </w:rPr>
-        <w:t>[1]  Radford, A., Kim, J. W., Hallacy, C., et al. (2021). Learning Transferable Visual Models From Natural Language Supervision. Proceedings of the 38th International Conference on Machine Learning (ICML).</w:t>
+        <w:t>[1]  Dosovitskiy, A., Beyer, L., Kolesnikov, A., et al. (2021). An Image is Worth 16x16 Words: Transformers for Image Recognition at Scale. International Conference on Learning Representations (ICLR). — معمارية النماذج (ViT) الكامنة خلف مُصنِّفات العلامة والمتغيّرات في المراحل ٢–٤.</w:t>
       </w:r>
     </w:p>
     <w:p>
@@ -4437,7 +2795,7 @@
           <w:sz w:val="21"/>
           <w:szCs w:val="21"/>
         </w:rPr>
-        <w:t>[2]  Goldman, E., Herzig, R., Eisenschtat, A., Goldberger, J., &amp; Hassner, T. (2019). Precise Detection in Densely Packed Scenes. IEEE Conference on Computer Vision and Pattern Recognition (CVPR).</w:t>
+        <w:t>[2]  Ren, S., He, K., Girshick, R., &amp; Sun, J. (2015). Faster R-CNN: Towards Real-Time Object Detection with Region Proposal Networks. Advances in Neural Information Processing Systems (NeurIPS). — خلفية نمط الكشف ثم التصنيف المعماري الكامن خلف المرحلة الأولى.</w:t>
       </w:r>
     </w:p>
     <w:p>
@@ -4455,7 +2813,7 @@
           <w:sz w:val="21"/>
           <w:szCs w:val="21"/>
         </w:rPr>
-        <w:t>[3]  Ren, S., He, K., Girshick, R., &amp; Sun, J. (2015). Faster R-CNN: Towards Real-Time Object Detection with Region Proposal Networks. Advances in Neural Information Processing Systems (NeurIPS).</w:t>
+        <w:t>[3]  Roboflow. Workflows Documentation. https://inference.roboflow.com/workflows/ (accessed August 2026). — المنصة التي يُنفَّذ عليها خط المعالجة الإنتاجي في القسم الثاني، بما في ذلك كتل التوجيه («switch case») ودمج الفروع المستخدمة في القسم ٣.٥.</w:t>
       </w:r>
     </w:p>
     <w:p>
@@ -4473,115 +2831,7 @@
           <w:sz w:val="21"/>
           <w:szCs w:val="21"/>
         </w:rPr>
-        <w:t>[4]  Redmon, J., Divvala, S., Girshick, R., &amp; Farhadi, A. (2016). You Only Look Once: Unified, Real-Time Object Detection. IEEE Conference on Computer Vision and Pattern Recognition (CVPR).</w:t>
-      </w:r>
-    </w:p>
-    <w:p>
-      <w:pPr>
-        <w:spacing w:after="160" w:line="312" w:lineRule="auto"/>
-        <w:ind w:left="510" w:hanging="510"/>
-        <w:jc w:val="left"/>
-      </w:pPr>
-      <w:r>
-        <w:rPr>
-          <w:rFonts w:ascii="Times New Roman" w:hAnsi="Times New Roman" w:cs="Times New Roman"/>
-          <w:b w:val="0"/>
-          <w:i w:val="0"/>
-          <w:color w:val="111111"/>
-          <w:sz w:val="21"/>
-          <w:szCs w:val="21"/>
-        </w:rPr>
-        <w:t>[5]  Schroff, F., Kalenichenko, D., &amp; Philbin, J. (2015). FaceNet: A Unified Embedding for Face Recognition and Clustering. IEEE Conference on Computer Vision and Pattern Recognition (CVPR).</w:t>
-      </w:r>
-    </w:p>
-    <w:p>
-      <w:pPr>
-        <w:spacing w:after="160" w:line="312" w:lineRule="auto"/>
-        <w:ind w:left="510" w:hanging="510"/>
-        <w:jc w:val="left"/>
-      </w:pPr>
-      <w:r>
-        <w:rPr>
-          <w:rFonts w:ascii="Times New Roman" w:hAnsi="Times New Roman" w:cs="Times New Roman"/>
-          <w:b w:val="0"/>
-          <w:i w:val="0"/>
-          <w:color w:val="111111"/>
-          <w:sz w:val="21"/>
-          <w:szCs w:val="21"/>
-        </w:rPr>
-        <w:t>[6]  Deng, J., Guo, J., Xue, N., &amp; Zafeiriou, S. (2019). ArcFace: Additive Angular Margin Loss for Deep Face Recognition. IEEE Conference on Computer Vision and Pattern Recognition (CVPR).</w:t>
-      </w:r>
-    </w:p>
-    <w:p>
-      <w:pPr>
-        <w:spacing w:after="160" w:line="312" w:lineRule="auto"/>
-        <w:ind w:left="510" w:hanging="510"/>
-        <w:jc w:val="left"/>
-      </w:pPr>
-      <w:r>
-        <w:rPr>
-          <w:rFonts w:ascii="Times New Roman" w:hAnsi="Times New Roman" w:cs="Times New Roman"/>
-          <w:b w:val="0"/>
-          <w:i w:val="0"/>
-          <w:color w:val="111111"/>
-          <w:sz w:val="21"/>
-          <w:szCs w:val="21"/>
-        </w:rPr>
-        <w:t>[7]  Everingham, M., Van Gool, L., Williams, C. K. I., Winn, J., &amp; Zisserman, A. (2010). The PASCAL Visual Object Classes (VOC) Challenge. International Journal of Computer Vision, 88(2), 303–338.</w:t>
-      </w:r>
-    </w:p>
-    <w:p>
-      <w:pPr>
-        <w:spacing w:after="160" w:line="312" w:lineRule="auto"/>
-        <w:ind w:left="510" w:hanging="510"/>
-        <w:jc w:val="left"/>
-      </w:pPr>
-      <w:r>
-        <w:rPr>
-          <w:rFonts w:ascii="Times New Roman" w:hAnsi="Times New Roman" w:cs="Times New Roman"/>
-          <w:b w:val="0"/>
-          <w:i w:val="0"/>
-          <w:color w:val="111111"/>
-          <w:sz w:val="21"/>
-          <w:szCs w:val="21"/>
-        </w:rPr>
-        <w:t>[8]  Lin, T.-Y., Maire, M., Belongie, S., et al. (2014). Microsoft COCO: Common Objects in Context. European Conference on Computer Vision (ECCV).</w:t>
-      </w:r>
-    </w:p>
-    <w:p>
-      <w:pPr>
-        <w:spacing w:after="160" w:line="312" w:lineRule="auto"/>
-        <w:ind w:left="510" w:hanging="510"/>
-        <w:jc w:val="left"/>
-      </w:pPr>
-      <w:r>
-        <w:rPr>
-          <w:rFonts w:ascii="Times New Roman" w:hAnsi="Times New Roman" w:cs="Times New Roman"/>
-          <w:b w:val="0"/>
-          <w:i w:val="0"/>
-          <w:color w:val="111111"/>
-          <w:sz w:val="21"/>
-          <w:szCs w:val="21"/>
-        </w:rPr>
-        <w:t>[9]  Oquab, M., Darcet, T., Moutakanni, T., et al. (2023). DINOv2: Learning Robust Visual Features without Supervision. Transactions on Machine Learning Research (TMLR).</w:t>
-      </w:r>
-    </w:p>
-    <w:p>
-      <w:pPr>
-        <w:spacing w:after="160" w:line="312" w:lineRule="auto"/>
-        <w:ind w:left="510" w:hanging="510"/>
-        <w:jc w:val="left"/>
-      </w:pPr>
-      <w:r>
-        <w:rPr>
-          <w:rFonts w:ascii="Times New Roman" w:hAnsi="Times New Roman" w:cs="Times New Roman"/>
-          <w:b w:val="0"/>
-          <w:i w:val="0"/>
-          <w:color w:val="111111"/>
-          <w:sz w:val="21"/>
-          <w:szCs w:val="21"/>
-        </w:rPr>
-        <w:t>[10]  Roboflow. Workflows Documentation. https://inference.roboflow.com/workflows/ (accessed August 2026).</w:t>
+        <w:t>[4]  Roboflow. Pricing and Credits. https://roboflow.com/pricing (accessed August 2026). — مصدر معدلات الأرصدة المستخدمة في القسم الرابع؛ يُرجى مراجعتها مباشرة للأسعار الفعلية بالدولار.</w:t>
       </w:r>
     </w:p>
     <w:sectPr>

--- a/docs/report/out/Aystro_Field_Training_Report_AR.docx
+++ b/docs/report/out/Aystro_Field_Training_Report_AR.docx
@@ -251,7 +251,7 @@
           <w:rtl/>
           <w:cs/>
         </w:rPr>
-        <w:t>يُحدِّث هذا التقرير مسار عمل Aystro التدريبي الميداني حول التدقيق الآلي للرفوف: ما الذي أُنجِز، وما الذي قِيس فعلياً، وما الذي ما يزال مفتوحاً. فمنذ المراجعة السابقة، انتقلت معمارية «الكشف ثم التصنيف» المرحلية من مثال واحد يعمل (Fanta) إلى نمط مُكرَّر ومُثبَت: فقد دُرِّب مُصنِّف ثانٍ لمتغيّرات علامة تجارية (XL Energy) وإشارة جديدة لمادة التعبئة، وكلاهما دُمِج في خط المعالجة الحي بالطريقة ذاتها، كما جرى تحديد السبب الجذري لعلة دقة إنتاجية حقيقية أبلغ عنها مستخدم ميداني مباشرةً وإصلاحها.</w:t>
+        <w:t>يُحدِّث هذا التقرير مسار عمل Aystro التدريبي الميداني حول التدقيق الآلي للرفوف: ما الذي أُنجِز، وما الذي قِيس فعلياً، وما الذي ما يزال مفتوحاً. فمنذ المراجعة السابقة، انتقلت معمارية «الكشف ثم التصنيف» المرحلية من مثال واحد يعمل (Fanta) إلى نمط مُكرَّر ومُثبَت: فقد دُرِّب مُصنِّف ثانٍ لمتغيّرات علامة تجارية (XL Energy) وإشارة جديدة لمادة التعبئة، وكلاهما دُمِج في خط المعالجة الحي بالطريقة ذاتها، وباتت مادة التعبئة الآن جزءاً من النتيجة التي يُبلِغ عنها التطبيق إلى جانب العلامة والمتغيّر، بدلاً من أن تبقى في حقل منفصل لا يقرأه أحد.</w:t>
       </w:r>
     </w:p>
     <w:p>
@@ -272,7 +272,7 @@
           <w:rtl/>
           <w:cs/>
         </w:rPr>
-        <w:t>أما الادّعاء المعماري المحوري — أن فصل «أين يقع المنتج» عن «ما هو هذا المنتج» يُبقي كلفة نمو الكتالوج منخفضة — فبات مدعوماً الآن بأدلة على التعقيد الحسابي، لا بأرقام الكلفة وحدها. فحصر تشغيل مُصنِّفات المتغيّرات خلف خطوة توجيه خفّض عدد استدعاءات المُصنِّف لكل صورة من نمو مرتبط بعدد المنتجات وعدد مُصنِّفات المتغيّرات معاً (O(N×K))‎ إلى نمو مرتبط بعدد المنتجات فقط (O(N))‎، بصرف النظر عن عدد العلامات التي لها مُصنِّف نكهة خاص بها. وقد قِيس هذا على الصورة الاختبارية ذاتها وتحت الظروف ذاتها، فخفّض زمن التصنيف الفعلي بنسبة ٦٥٪ (من ٤٠٫٣ ثانية إلى ١٤٫٢ ثانية)، ويصمد الآن مع مُصنِّفَي متغيّرات مستقلَّين لا مُصنِّف واحد. وعلى نحو منفصل، لم تكلّف إضافة كل مُصنِّف متغيّر جديد أكثر من ساعات من التعليم ونموذج صغير واحد، من دون إعادة تدريب الكاشف أو مُصنِّف العلامة — وقد تكرر ذلك مرتين، وهو الأساس الذي يجعل من وصف كلفة نمو الكتالوج الحدّية بأنها صغيرة وشبه ثابتة استنتاجاً مبنياً على تكرار لا على مثال منفرد.</w:t>
+        <w:t>أما الادّعاء المعماري المحوري — أن فصل «أين يقع المنتج» عن «ما هو هذا المنتج» يُبقي كلفة نمو الكتالوج منخفضة — فبات مدعوماً الآن بأدلة على التعقيد الحسابي، لا بأرقام الكلفة وحدها. فحصر تشغيل مُصنِّفات المتغيّرات خلف خطوة توجيه خفّض استدعاءات المُصنِّف لكل صورة من نمو مرتبط بعدد المنتجات وعدد مُصنِّفات المتغيّرات معاً (O(N×K))‎ إلى نمو مرتبط بعدد المنتجات فقط (O(N))‎، وقِيس ذلك بخفض ٦٥٪ في زمن التصنيف (من ٤٠٫٣ ثانية إلى ١٤٫٢ ثانية)، ويصمد الآن مع مُصنِّفَي متغيّرات مستقلَّين لا مُصنِّف واحد. وعلى نحو منفصل، لم تكلّف إضافة كل مُصنِّف متغيّر جديد أكثر من ساعات من التعليم ونموذج صغير واحد، من دون إعادة تدريب الكاشف أو مُصنِّف العلامة — وقد تكرر ذلك مرتين، وهو سبب وصف كلفة نمو الكتالوج الحدّية بأنها صغيرة وشبه ثابتة، لا استنتاجاً من مثال منفرد.</w:t>
       </w:r>
     </w:p>
     <w:p>
@@ -293,7 +293,7 @@
           <w:rtl/>
           <w:cs/>
         </w:rPr>
-        <w:t>والتقرير صريح بالقدر ذاته فيما يخص ما ما يزال مفتوحاً. فلا يوجد حتى الآن أي مُصنِّف في المجموعة الحالية يحمل رقم دقة مُسجَّلاً رسمياً — والسبب الجذري بات مفهوماً بدقة الآن (القسم الثالث) والحلّ معروف لا مجهولاً. كما أن متغيّرات نكهة الكوكاكولا ما تزال معلَّقة بفعل فجوة بيانات حقيقية، أكّدها تدقيقٌ مستقلٌّ ثانٍ خلال هذه الفترة، لا قصوراً في النمذجة. وأخيراً، جرى تتبّع مشكلة جودة حقيقية أبلغ عنها مستخدم — عدم اكتشاف علب سبرايت أحياناً أو تصنيفها بثقة منخفضة جداً — إلى اختلال بنسبة ٩ إلى ١ بين أمثلة الزجاجات والعلب في بيانات تدريب تلك العلامة، وعولجت بتنقيب بيانات تاريخية حقيقية غير مستخدَمة سابقاً بدلاً من تكليف تصوير جديد — وهذا هو النوع من الإصلاح الذي يعدّه هذا التقرير النتيجةَ الأجدر بالذكر: ليس أن خللاً وُجِد، بل أن خط معالجة البيانات المبنيّ خلال هذه الفترة جعله قابلاً للتشخيص والإصلاح ضمن جلسة عمل واحدة.</w:t>
+        <w:t>والتقرير صريح بالقدر ذاته فيما يخص ما ما يزال مفتوحاً. فلا يوجد حتى الآن أي مُصنِّف في المجموعة الحالية يحمل رقم دقة مُسجَّلاً رسمياً، لسبب محدد ومفهوم (القسم الثالث)، كما أن متغيّرات نكهة الكوكاكولا ما تزال معلَّقة بفعل فجوة بيانات حقيقية، أكّدها تدقيقٌ مستقلٌّ ثانٍ خلال هذه الفترة.</w:t>
       </w:r>
     </w:p>
     <w:p>
@@ -341,7 +341,7 @@
           <w:rtl/>
           <w:cs/>
         </w:rPr>
-        <w:t>إن حضور علامة تجارية على الرف — عدد الوحدات المخزَّنة، وكيفية ترتيبها، وحصة كل منافس من مساحة الرف — معلومة تجارية يدفع المصنِّعون وتجار التجزئة ثمن معرفتها، وتُجمَع اليوم عبر شخص يجول الممرات بلوحة تدوين أو هاتف. والتدقيق اليدوي بطيء، ومكلف عند التوسّع عبر متاجر كثيرة، ولا يتّسم بثبات يفوق ثبات الشخص الذي يؤديه. والفرصة التجارية هي تحويل صورة عادية للرف إلى بيانات مخزون مُهيكلة وموثوقة آلياً، وبالحجم والسرعة اللذين يتعذّر على التدقيق اليدوي بلوغهما.</w:t>
+        <w:t>إن حضور علامة تجارية على الرف — عدد الوحدات المخزَّنة، وكيفية ترتيبها، وحصة كل منافس من مساحة الرف — معلومة تجارية يدفع المصنِّعون وتجار التجزئة ثمن معرفتها، وتُجمَع اليوم عبر شخص يجول الممرات بلوحة تدوين أو هاتف. والفرصة هي تحويل صورة عادية للرف إلى بيانات مخزون مُهيكلة وموثوقة آلياً، وبالحجم والسرعة اللذين يتعذّر على التدقيق اليدوي بلوغهما.</w:t>
       </w:r>
     </w:p>
     <w:p>
@@ -362,7 +362,7 @@
           <w:rtl/>
           <w:cs/>
         </w:rPr>
-        <w:t>أما التحدي التقني فهو أن هذه ليست مشكلة واحدة بل مشكلتان، تُطرحان على كل كائن في الصورة في آنٍ معاً: أين يقع (التوطين)، وما هو (الهوية). والنظام الذي يجيب عن السؤالين بنموذج واحد أحادي الكتلة يرث عبئاً خطيراً — إذ يستوجب إعادة تدريبه على الكتالوج بأكمله كلما تغيّر منتج واحد — وهو ما يحدد قدرة النظام على مجاراة كتالوج تجزئة لا يتوقف عن التغيّر. ويصف القسم الثاني المعمارية المبنيّة لتفادي هذا العبء؛ ويقيس القسم الثالث ما إذا كانت تحقق الفائدة المقصودة فعلياً.</w:t>
+        <w:t>أما التحدي التقني فهو أن هذه في حقيقتها مسألتان تُطرحان على كل كائن في الصورة في آنٍ معاً: أين يقع، وما هو. والنظام الذي يجيب عن السؤالين بنموذج واحد يستوجب إعادة تدريبه على الكتالوج بأكمله كلما تغيّر منتج واحد — وهذا هو العبء الذي تتفاداه معمارية القسم الثاني، ويقيس القسم الثالث ما إذا كانت تحقق ذلك فعلياً.</w:t>
       </w:r>
     </w:p>
     <w:p>
@@ -405,7 +405,91 @@
           <w:rtl/>
           <w:cs/>
         </w:rPr>
-        <w:t>إن أي نموذج واحد يصنّف كل منتج مباشرةً بحسب هويته يستوجب إعادة تدريب كامل كلما دخلت وحدة مخزون جديدة إلى الكتالوج — وهو مكلف من حيث جهد التعليم والحوسبة، ومُعرَّض لتدهور أداء منتجات كانت تعمل بصورة صحيحة سابقاً. كما يعاني إحصائياً: فمجموعة تدريب ثابتة مقسَّمة على أصناف علامات كثيرة تُجوِّع الأصناف الأندر، وهو بالضبط نمط ضعف الاستدعاء الذي لوحظ في بيانات هذا المشروع المبكرة (القسم ٣.١).</w:t>
+        <w:t>إن أي نموذج واحد يصنّف كل منتج مباشرةً بحسب هويته يستوجب إعادة تدريب كامل كلما دخلت وحدة مخزون جديدة إلى الكتالوج، ويعاني إحصائياً أيضاً: فمجموعة تدريب ثابتة مقسَّمة على أصناف علامات كثيرة تُجوِّع الأصناف الأندر (القسم ٣.١). والنظام المبنيّ خلال هذه الفترة يفصل بدلاً من ذلك الجزء المتقلّب من المشكلة (هوية المنتج) عن الجزء المستقر (وجود الكائن)، ويُضيّق فضاء القرار مرحلةً بعد مرحلة:</w:t>
+      </w:r>
+    </w:p>
+    <w:p>
+      <w:pPr>
+        <w:keepNext w:val="0"/>
+        <w:bidi/>
+        <w:spacing w:after="120" w:before="0" w:line="348" w:lineRule="auto"/>
+        <w:jc w:val="both"/>
+      </w:pPr>
+      <w:r>
+        <w:rPr>
+          <w:rFonts w:ascii="Times New Roman" w:hAnsi="Times New Roman" w:cs="Noto Naskh Arabic"/>
+          <w:b w:val="0"/>
+          <w:i w:val="0"/>
+          <w:color w:val="111111"/>
+          <w:sz w:val="23"/>
+          <w:szCs w:val="23"/>
+          <w:rtl/>
+          <w:cs/>
+        </w:rPr>
+        <w:t>المرحلة الأولى — الكشف. كاشف محايد صنفياً يحدد موضع كل منتج تحت صنف عام واحد هو «product»، بصرف النظر عن العلامة، فلا يستوجب أبداً إعادة تدريب عند ظهور وحدة مخزون جديدة.</w:t>
+      </w:r>
+    </w:p>
+    <w:p>
+      <w:pPr>
+        <w:keepNext w:val="0"/>
+        <w:bidi/>
+        <w:spacing w:after="120" w:before="0" w:line="348" w:lineRule="auto"/>
+        <w:jc w:val="both"/>
+      </w:pPr>
+      <w:r>
+        <w:rPr>
+          <w:rFonts w:ascii="Times New Roman" w:hAnsi="Times New Roman" w:cs="Noto Naskh Arabic"/>
+          <w:b w:val="0"/>
+          <w:i w:val="0"/>
+          <w:color w:val="111111"/>
+          <w:sz w:val="23"/>
+          <w:szCs w:val="23"/>
+          <w:rtl/>
+          <w:cs/>
+        </w:rPr>
+        <w:t>المرحلة الثانية — تصنيف العلامة التجارية. تُقتطع كل منطقة مكتشَفة وتُصنَّف بحسب الشركة المصنِّعة — طبقة صغيرة ومستقرة، لأن مجموعة العلامات تتغير أبطأ بكثير من مجموعة المنتجات.</w:t>
+      </w:r>
+    </w:p>
+    <w:p>
+      <w:pPr>
+        <w:keepNext w:val="0"/>
+        <w:bidi/>
+        <w:spacing w:after="120" w:before="0" w:line="348" w:lineRule="auto"/>
+        <w:jc w:val="both"/>
+      </w:pPr>
+      <w:r>
+        <w:rPr>
+          <w:rFonts w:ascii="Times New Roman" w:hAnsi="Times New Roman" w:cs="Noto Naskh Arabic"/>
+          <w:b w:val="0"/>
+          <w:i w:val="0"/>
+          <w:color w:val="111111"/>
+          <w:sz w:val="23"/>
+          <w:szCs w:val="23"/>
+          <w:rtl/>
+          <w:cs/>
+        </w:rPr>
+        <w:t>المرحلة الثالثة — تصنيف المتغيّر، بشرط التوجيه. حين تُحدِّد المرحلة الثانية علامةً لها مُصنِّف متغيّرات خاص بها، تستدعي خطوة توجيه ذلك المُصنِّف وحده لا كل مُصنِّفات المتغيّرات. وعلامتان موصولتان بهذا النمط اليوم: Fanta (النكهة) وXL Energy (النكهة/الصيغة).</w:t>
+      </w:r>
+    </w:p>
+    <w:p>
+      <w:pPr>
+        <w:keepNext w:val="0"/>
+        <w:bidi/>
+        <w:spacing w:after="120" w:before="0" w:line="348" w:lineRule="auto"/>
+        <w:jc w:val="both"/>
+      </w:pPr>
+      <w:r>
+        <w:rPr>
+          <w:rFonts w:ascii="Times New Roman" w:hAnsi="Times New Roman" w:cs="Noto Naskh Arabic"/>
+          <w:b w:val="0"/>
+          <w:i w:val="0"/>
+          <w:color w:val="111111"/>
+          <w:sz w:val="23"/>
+          <w:szCs w:val="23"/>
+          <w:rtl/>
+          <w:cs/>
+        </w:rPr>
+        <w:t>المرحلة الرابعة — مادة التعبئة، بلا شرط. مُصنِّف مستقل عن العلامة (علبة / بلاستيك / زجاج) يعمل على كل قصاصة، وتُدمَج نتيجته في التصنيف ذاته الذي يعرضه التطبيق إلى جانب العلامة والمتغيّر.</w:t>
       </w:r>
     </w:p>
     <w:p>
@@ -426,112 +510,7 @@
           <w:rtl/>
           <w:cs/>
         </w:rPr>
-        <w:t>والنظام المبنيّ خلال هذه الفترة يفصل الجزء المتقلّب من المشكلة (هوية المنتج، الذي يتغيّر باستمرار) عن الجزء المستقر (وجود الكائن، الذي لا يتغيّر)، ويُضيّق فضاء القرار مرحلةً بعد مرحلة:</w:t>
-      </w:r>
-    </w:p>
-    <w:p>
-      <w:pPr>
-        <w:keepNext w:val="0"/>
-        <w:bidi/>
-        <w:spacing w:after="120" w:before="0" w:line="348" w:lineRule="auto"/>
-        <w:jc w:val="both"/>
-      </w:pPr>
-      <w:r>
-        <w:rPr>
-          <w:rFonts w:ascii="Times New Roman" w:hAnsi="Times New Roman" w:cs="Noto Naskh Arabic"/>
-          <w:b w:val="0"/>
-          <w:i w:val="0"/>
-          <w:color w:val="111111"/>
-          <w:sz w:val="23"/>
-          <w:szCs w:val="23"/>
-          <w:rtl/>
-          <w:cs/>
-        </w:rPr>
-        <w:t>المرحلة الأولى — الكشف. كاشف محايد صنفياً يحدد موضع كل منتج على الرف تحت صنف عام واحد هو «product»، بصرف النظر عن العلامة التجارية. ولا يستوجب أبداً إعادة تدريب عند ظهور وحدة مخزون جديدة، لأنه لا يحمل أي معرفة بالهوية أصلاً.</w:t>
-      </w:r>
-    </w:p>
-    <w:p>
-      <w:pPr>
-        <w:keepNext w:val="0"/>
-        <w:bidi/>
-        <w:spacing w:after="120" w:before="0" w:line="348" w:lineRule="auto"/>
-        <w:jc w:val="both"/>
-      </w:pPr>
-      <w:r>
-        <w:rPr>
-          <w:rFonts w:ascii="Times New Roman" w:hAnsi="Times New Roman" w:cs="Noto Naskh Arabic"/>
-          <w:b w:val="0"/>
-          <w:i w:val="0"/>
-          <w:color w:val="111111"/>
-          <w:sz w:val="23"/>
-          <w:szCs w:val="23"/>
-          <w:rtl/>
-          <w:cs/>
-        </w:rPr>
-        <w:t>المرحلة الثانية — تصنيف العلامة التجارية. تُقتطع كل منطقة مكتشَفة وتُصنَّف بحسب الشركة المصنِّعة. وهذه الطبقة صغيرة ومستقرة، لأن مجموعة العلامات في سوق ما تتغير أبطأ بكثير من مجموعة المنتجات.</w:t>
-      </w:r>
-    </w:p>
-    <w:p>
-      <w:pPr>
-        <w:keepNext w:val="0"/>
-        <w:bidi/>
-        <w:spacing w:after="120" w:before="0" w:line="348" w:lineRule="auto"/>
-        <w:jc w:val="both"/>
-      </w:pPr>
-      <w:r>
-        <w:rPr>
-          <w:rFonts w:ascii="Times New Roman" w:hAnsi="Times New Roman" w:cs="Noto Naskh Arabic"/>
-          <w:b w:val="0"/>
-          <w:i w:val="0"/>
-          <w:color w:val="111111"/>
-          <w:sz w:val="23"/>
-          <w:szCs w:val="23"/>
-          <w:rtl/>
-          <w:cs/>
-        </w:rPr>
-        <w:t>المرحلة الثالثة — تصنيف المتغيّر، بشرط التوجيه. حين تُحدِّد المرحلة الثانية علامةً لها مُصنِّف متغيّرات خاص بها، تستدعي خطوة توجيه ذلك المُصنِّف وحده — لا كل مُصنِّفات المتغيّرات على كل قصاصة. وعلامتان موصولتان بهذا النمط اليوم: Fanta (النكهة) وXL Energy (النكهة/الصيغة). ثم تختار خطوة دمج تسمية المتغيّر حين تُنتَج، وتُمرِّر العلامة المجردة من دون تغيير خلاف ذلك.</w:t>
-      </w:r>
-    </w:p>
-    <w:p>
-      <w:pPr>
-        <w:keepNext w:val="0"/>
-        <w:bidi/>
-        <w:spacing w:after="120" w:before="0" w:line="348" w:lineRule="auto"/>
-        <w:jc w:val="both"/>
-      </w:pPr>
-      <w:r>
-        <w:rPr>
-          <w:rFonts w:ascii="Times New Roman" w:hAnsi="Times New Roman" w:cs="Noto Naskh Arabic"/>
-          <w:b w:val="0"/>
-          <w:i w:val="0"/>
-          <w:color w:val="111111"/>
-          <w:sz w:val="23"/>
-          <w:szCs w:val="23"/>
-          <w:rtl/>
-          <w:cs/>
-        </w:rPr>
-        <w:t>المرحلة الرابعة — مادة التعبئة، بلا شرط. مُصنِّف مستقل عن العلامة (علبة / بلاستيك / زجاج) يعمل على كل قصاصة بصرف النظر عن العلامة، لأن مادة التعبئة لا تتوقف على العلامة. دُرِّب ونُشِر خلال هذه الفترة؛ ولم يُدمَج بعد في التسمية النهائية المُبلَّغ عنها، بل يُعرَض كحقل مستقل فقط (القسم ٣.٤).</w:t>
-      </w:r>
-    </w:p>
-    <w:p>
-      <w:pPr>
-        <w:keepNext w:val="0"/>
-        <w:bidi/>
-        <w:spacing w:after="160" w:before="0" w:line="348" w:lineRule="auto"/>
-        <w:jc w:val="both"/>
-      </w:pPr>
-      <w:r>
-        <w:rPr>
-          <w:rFonts w:ascii="Times New Roman" w:hAnsi="Times New Roman" w:cs="Noto Naskh Arabic"/>
-          <w:b w:val="0"/>
-          <w:i w:val="0"/>
-          <w:color w:val="111111"/>
-          <w:sz w:val="23"/>
-          <w:szCs w:val="23"/>
-          <w:rtl/>
-          <w:cs/>
-        </w:rPr>
-        <w:t>وهذا مُنفَّذ عبر سير عمل Roboflow هرمي حي، لا اقتراح نظري. والتوجيه في المرحلة الثالثة هو التغيير المعماري المقيس في القسم ٣.٥: فهو ما يمنع عدد استدعاءات المُصنِّف من النمو مع عدد مُصنِّفات المتغيّرات المنشورة، وهو أمر تتزايد أهميته مع انضمام مزيد من العلامات إلى مُصنِّف نكهة خاص بها.</w:t>
+        <w:t>وهذا مُنفَّذ عبر سير عمل Roboflow هرمي حي، لا اقتراح نظري. والتوجيه في المرحلة الثالثة هو التغيير المعماري المقيس في القسم ٣.٣: فهو ما يمنع استدعاءات المُصنِّف من النمو مع عدد مُصنِّفات المتغيّرات المنشورة، وهو أمر تتزايد أهميته مع انضمام مزيد من العلامات إلى مُصنِّف خاص بها.</w:t>
       </w:r>
     </w:p>
     <w:p>
@@ -596,7 +575,7 @@
           <w:rtl/>
           <w:cs/>
         </w:rPr>
-        <w:t>قُورِن الكاشف الأصلي المُصنَّف بالعلامة التجارية بالكاشف الحالي المحايد صنفياً عند أنضج نسخة من كلٍّ منهما وأكثرها تكافؤاً — إذ دُرِّب كلاهما على المعمارية النموذجية ذاتها (RF-DETR-large) — بدلاً من مقارنة نسخة مبكرة غير مكتملة التدريب من أيٍّ منهما.</w:t>
+        <w:t>قُورِن الكاشف الأصلي المُصنَّف بالعلامة التجارية بالكاشف الحالي المحايد صنفياً عند أنضج نسخة من كلٍّ منهما، وكلاهما على نموذج RF-DETR-large.</w:t>
       </w:r>
     </w:p>
     <w:p>
@@ -1149,7 +1128,7 @@
           <w:rtl/>
           <w:cs/>
         </w:rPr>
-        <w:t>تبلغ المعمارية الحالية دقة أعلى ودقة إجمالية أعلى باستخدام نحو ثلث صور التدريب التي احتاجها النهج الأصلي — نتيجة حقيقية في كفاءة البيانات، لا مجرد حجة تصميمية. أما الاستدعاء فأدنى قليلاً، والتفسير الصادق فجوة ترحيل بيانات لا ضعف معماري: فالمشروع المحايد صنفياً يضم حالياً ٢٢٦ صورة خام فقط، بينما نما المشروع الأصلي المُصنَّف بالعلامة إلى ١٬١٩١ صورة مُعلَّمة عند أنضج نسخة منه. ونحو ٨٠٠ صورة مُعلَّمة سلفاً لم تُرحَّل بعد. وترحيلها زهيد الكلفة — إعادة تسمية برمجية إلى صنف واحد «product»، لا عمل تعليم جديد — ويظل أعلى إجراء قريب المدى قيمةً في هذا التقرير (القسم ٨).</w:t>
+        <w:t>تبلغ المعمارية الحالية دقة أعلى ودقة إجمالية أعلى على نحو ثلث صور التدريب التي احتاجها النهج الأصلي. أما الاستدعاء فأدنى قليلاً لسبب معروف لا معماري: فنحو ٨٠٠ صورة مُعلَّمة سلفاً من المشروع الأصلي لم تُرحَّل بعد. وترحيلها إعادة تسمية برمجية لا عمل تعليم جديد، ويظل أعلى إجراء قريب المدى قيمةً في هذا التقرير (القسم ٨).</w:t>
       </w:r>
     </w:p>
     <w:p>
@@ -1171,7 +1150,7 @@
           <w:rtl/>
           <w:cs/>
         </w:rPr>
-        <w:t>٣.٢ دقة المُصنِّفات: سبب جذري محدَّد، وحل معروف</w:t>
+        <w:t>٣.٢ دقة المُصنِّفات: غير مقيسة، لسبب معروف</w:t>
       </w:r>
     </w:p>
     <w:p>
@@ -1192,7 +1171,7 @@
           <w:rtl/>
           <w:cs/>
         </w:rPr>
-        <w:t>كل مُصنِّف في المجموعة الحالية — العلامة، ونكهة Fanta، ومتغيّر XL Energy، ومادة التعبئة — مُدرَّب ويخدم حركة حية، لكن لا أحد منها يحمل تقييم دقة مُسجَّلاً رسمياً. وقد جرى تحقيق هذا الأمر بجدية هذه الفترة بدلاً من تركه سؤالاً مفتوحاً: فخطوة التقييم الآلي للنموذج في منصة التدريب، وهي التي تُنتج مقاييس الدقة لأي مُصنِّف، ميزةٌ حصرية بخطة مدفوعة تعمل تلقائياً عند التدريب، ولا يوجد مُشغِّل يدوي لتشغيلها لاحقاً. وكل مُصنِّف دُرِّب حتى الآن سابق لهذه الميزة، فلم يُقيَّم أيٌّ منها عند تدريبه. وهذه فجوة في مستوى الخطة، لا خطوة هندسية ناقصة، وتصيب المُصنِّفات الأربعة على حدٍّ سواء لا واحداً منها بمعزل عن غيره. ولا يُدَّعى في هذا التقرير أي رقم دقة لمُصنِّف لم يُقَس فعلياً؛ وسد هذه الفجوة أول بند في القسم ٨.</w:t>
+        <w:t>لا يحمل أي من المُصنِّفات الأربعة الحية — العلامة، وFanta، وXL Energy، ومادة التعبئة — تقييم دقة مُسجَّلاً رسمياً. والسبب فجوة في مستوى الخطة: فالتقييم الآلي للنموذج في منصة التدريب ميزةٌ حصرية بخطة مدفوعة تعمل عند التدريب فقط، من دون وسيلة لتشغيلها لاحقاً، وكل مُصنِّف دُرِّب حتى الآن سابق لهذه الميزة. ولا يُدَّعى في هذا التقرير أي رقم دقة لم يُقَس فعلياً؛ وسد هذه الفجوة أول بند في القسم ٨.</w:t>
       </w:r>
     </w:p>
     <w:p>
@@ -1213,7 +1192,7 @@
           <w:rtl/>
           <w:cs/>
         </w:rPr>
-        <w:t>أما مُصنِّف منفصل، لمتغيّرات نكهة الكوكاكولا، فقد بُني وأُعيد فحصه هذه الفترة تحديداً لأن السؤال طُرح من جديد: هل يوجد تنوّع حقيقي في المتغيّرات ضمن البيانات، أم أن النتيجة السابقة كانت متسرعة؟ وقد وجد تدقيقٌ بصري مستقل ثانٍ — بفرز جميع القصاصات المتاحة البالغة ٣٠١ للكوكاكولا بحسب اللون السائد، وهو أقوى إشارة متاحة لهذا التمييز (الكلاسيكية حمراء، وZero سوداء، والحمية/لايت فضية — النتيجة ذاتها السابقة: نحو ٩٥٪ كلاسيكية، وصفر أمثلة مؤكدة لـZero، أما العنقود الفضي المحتمل الوحيد فتبيَّن عند الفحص المباشر أنه انعكاس ضوئي على زجاجات حمراء عادية، لا علباً حقيقية. والنتيجة لم تتغيّر، لكنها الآن مُتحقَّق منها مستقلاً لا مبنية على تمريرة سابقة واحدة: هذه فجوة تصوير، لا فجوة تعليم أو نمذجة.</w:t>
+        <w:t>أُعيد فحص متغيّرات نكهة الكوكاكولا هذه الفترة بتدقيق مستقل ثانٍ — بفرز جميع القصاصات المتاحة البالغة ٣٠١ بحسب اللون السائد — وتوصّل إلى النتيجة ذاتها السابقة: نحو ٩٥٪ كلاسيكية، من دون أي مثال مؤكد لـ Zero. وهذه فجوة تصوير، لا فجوة نمذجة.</w:t>
       </w:r>
     </w:p>
     <w:p>
@@ -1235,7 +1214,7 @@
           <w:rtl/>
           <w:cs/>
         </w:rPr>
-        <w:t>٣.٣ اكتشاف علب سبرايت: علة حقيقية أبلغ عنها مستخدم، جرى تشخيصها وإصلاحها</w:t>
+        <w:t>٣.٣ التعقيد الحسابي: ما الذي حققه تغيير التوجيه</w:t>
       </w:r>
     </w:p>
     <w:p>
@@ -1256,7 +1235,7 @@
           <w:rtl/>
           <w:cs/>
         </w:rPr>
-        <w:t>أبلغ مستخدم ميداني، مصحوباً بلقطات شاشة حقيقية من الإنتاج، أن علب سبرايت تحديداً كانت أحياناً لا تُكتشَف إطلاقاً وأحياناً تُصنَّف بثقة تصل إلى ٢٠٪، وأن ذلك مستمر منذ عدة أيام على الأقل لا أنه أمر جديد. وهذا النوع من الإخفاق لا يظهر إلا في مواجهة بيانات ميدانية حقيقية غير مضبوطة — ولم تُعطِ مقاييس زمن التدريب للمُصنِّف أي مؤشر عليه.</w:t>
+        <w:t>قبل هذه الفترة، كان كل مُصنِّف قد ينطبق على علامة تجارية يعمل على كل قصاصة من تلك العلامة من دون شرط: فN منتجاً مكتشَفاً وK مُصنِّف متغيّرات كانا يعنيان حتى N×K استدعاء للمُصنِّف. وعلى صورة حقيقية تضم ٦٠ قصاصة، عمل مُصنِّف Fanta على القصاصات الستين جميعها رغم أن ١٢ فقط كانت فعلياً Fanta.</w:t>
       </w:r>
     </w:p>
     <w:p>
@@ -1277,135 +1256,7 @@
           <w:rtl/>
           <w:cs/>
         </w:rPr>
-        <w:t>وحُدِّد السبب بالطريقة البصرية ذاتها المستخدمة في مواضع أخرى من هذه الفترة: فرز عيّنة من صور تدريب سبرايت لدى مُصنِّف العلامة بحسب نسبة الأبعاد. فتبيّن أن نحو ١٠٪ فقط علب حقيقية، والباقي زجاجات. وكان مفهوم المُصنِّف الداخلي لـ«سبرايت» عملياً بشكل زجاجة، وهو ما يفسّر كلا العرَضين اللذين أبلغ عنهما المستخدم. وبدلاً من تكليف تصوير جديد للعلب، نقّب الإصلاح عن ٧٧ قصاصة علبة سبرايت حقيقية من مجموعة بيانات أقدم وأغنى تعود إلى الكاشف الأصلي المُصنَّف بالعلامة — لم تُرحَّل قط إلى مشروع المُصنِّف — بمطابقتها وإعادة تحجيمها واقتطاعها من جديد بالإحداثيات الصحيحة قبل إضافتها إلى مجموعة التدريب. وقد ضاعف ذلك تمثيل العلب في الصنف بمقدار الثلاث تقريباً (من نحو ١٠٪ إلى نحو ٢٣٪ من صور سبرايت) من دون صورة جديدة واحدة. والمُصنِّف المُعاد تدريبه حيٌّ الآن، وأُعيد التحقق منه في مواجهة صورة اختبار حقيقية قبل اعتباره مكتملاً.</w:t>
-      </w:r>
-    </w:p>
-    <w:p>
-      <w:pPr>
-        <w:keepNext w:val="0"/>
-        <w:bidi/>
-        <w:spacing w:after="160" w:before="0" w:line="348" w:lineRule="auto"/>
-        <w:jc w:val="both"/>
-      </w:pPr>
-      <w:r>
-        <w:rPr>
-          <w:rFonts w:ascii="Times New Roman" w:hAnsi="Times New Roman" w:cs="Noto Naskh Arabic"/>
-          <w:b w:val="0"/>
-          <w:i w:val="0"/>
-          <w:color w:val="111111"/>
-          <w:sz w:val="23"/>
-          <w:szCs w:val="23"/>
-          <w:rtl/>
-          <w:cs/>
-        </w:rPr>
-        <w:t>وقد أُدرِج هذا بوصفه أوضح دليل في هذا التقرير على أن إصلاح مشكلة إنتاجية حقيقية لا يعني دوماً جمع بيانات جديدة: فقد يعني إيجاد بيانات موجودة أصلاً لكنها لم تُوصَل قط بالمكان الذي احتاجتها فيه.</w:t>
-      </w:r>
-    </w:p>
-    <w:p>
-      <w:pPr>
-        <w:keepNext/>
-        <w:bidi/>
-        <w:spacing w:before="240" w:after="140"/>
-        <w:jc w:val="right"/>
-      </w:pPr>
-      <w:r>
-        <w:rPr>
-          <w:rFonts w:ascii="Times New Roman" w:hAnsi="Times New Roman" w:cs="Noto Naskh Arabic"/>
-          <w:b/>
-          <w:bCs w:val="1"/>
-          <w:i w:val="0"/>
-          <w:color w:val="1A3A5C"/>
-          <w:sz w:val="24"/>
-          <w:szCs w:val="24"/>
-          <w:rtl/>
-          <w:cs/>
-        </w:rPr>
-        <w:t>٣.٤ مُصنِّف مادة التعبئة: مُدرَّب وحيّ</w:t>
-      </w:r>
-    </w:p>
-    <w:p>
-      <w:pPr>
-        <w:keepNext w:val="0"/>
-        <w:bidi/>
-        <w:spacing w:after="160" w:before="0" w:line="348" w:lineRule="auto"/>
-        <w:jc w:val="both"/>
-      </w:pPr>
-      <w:r>
-        <w:rPr>
-          <w:rFonts w:ascii="Times New Roman" w:hAnsi="Times New Roman" w:cs="Noto Naskh Arabic"/>
-          <w:b w:val="0"/>
-          <w:i w:val="0"/>
-          <w:color w:val="111111"/>
-          <w:sz w:val="23"/>
-          <w:szCs w:val="23"/>
-          <w:rtl/>
-          <w:cs/>
-        </w:rPr>
-        <w:t>إشارة مادة التعبئة (علبة، بلاستيك، أو زجاج)، التي وُصِفت في المراجعة السابقة بأنها تجربة قيد العمل، باتت الآن مُدرَّبة ومُدمَجة في خط المعالجة الحي كفرع مستقل عن العلامة وغير مشروط، لأن مادة التعبئة لا تتوقف على العلامة. ووجد تدقيق بصري كامل لقصاصات مُصنِّف العلامة المتاحة عيّنتين حقيقيتين فقط من الزجاج في كامل المدوَّنة — أقل بكثير مما يلزم لتدريب صنف زجاج موثوق — فحُصِر المُصنِّف في مسألة ثنائية بلاستيك مقابل علبة، بتوزيع متوازن قابل للعمل (٨٤٤ بلاستيك، ٧٣٧ علبة في مجموعة التدريب النهائية؛ وحُفِظت ٢٢ صورة زجاجية موسومة سلفاً بمعزل عن الصنفين بدلاً من إقحامها في أيٍّ منهما). وعند التحقق منه حياً في مواجهة صورة رف حقيقية، طابقت تنبؤات مادة التعبئة مزيج المنتجات الفعلي على الرف بصورة معقولة. والإشارة مُتاحة كحقل مستقل في مُخرَجات خط المعالجة؛ ولم تُدمَج بعد في تسمية واحدة نهائية مُبلَّغ عنها، وهو خطوة الدمج القادمة (القسم ٨).</w:t>
-      </w:r>
-    </w:p>
-    <w:p>
-      <w:pPr>
-        <w:keepNext/>
-        <w:bidi/>
-        <w:spacing w:before="240" w:after="140"/>
-        <w:jc w:val="right"/>
-      </w:pPr>
-      <w:r>
-        <w:rPr>
-          <w:rFonts w:ascii="Times New Roman" w:hAnsi="Times New Roman" w:cs="Noto Naskh Arabic"/>
-          <w:b/>
-          <w:bCs w:val="1"/>
-          <w:i w:val="0"/>
-          <w:color w:val="1A3A5C"/>
-          <w:sz w:val="24"/>
-          <w:szCs w:val="24"/>
-          <w:rtl/>
-          <w:cs/>
-        </w:rPr>
-        <w:t>٣.٥ التعقيد الحسابي: ما الذي حققه تغيير التوجيه فعلياً</w:t>
-      </w:r>
-    </w:p>
-    <w:p>
-      <w:pPr>
-        <w:keepNext w:val="0"/>
-        <w:bidi/>
-        <w:spacing w:after="160" w:before="0" w:line="348" w:lineRule="auto"/>
-        <w:jc w:val="both"/>
-      </w:pPr>
-      <w:r>
-        <w:rPr>
-          <w:rFonts w:ascii="Times New Roman" w:hAnsi="Times New Roman" w:cs="Noto Naskh Arabic"/>
-          <w:b w:val="0"/>
-          <w:i w:val="0"/>
-          <w:color w:val="111111"/>
-          <w:sz w:val="23"/>
-          <w:szCs w:val="23"/>
-          <w:rtl/>
-          <w:cs/>
-        </w:rPr>
-        <w:t>قبل هذه الفترة، كان كل مُصنِّف قد ينطبق على علامة تجارية يعمل على كل قصاصة من تلك العلامة، من دون شرط — فصورة تضم N منتجاً مكتشَفاً وK مُصنِّف متغيّرات خاصاً بعلامات كانت تُصدر حتى N×K استدعاء للمُصنِّف، تنمو في البُعدين معاً. وقد قِيس هذا مباشرة، لا افتراضاً: ففي صورة اختبار حقيقية تضم ٦٠ قصاصة، عمل مُصنِّف نكهة Fanta على القصاصات الستين جميعها رغم أن ١٢ فقط كانت فعلياً Fanta.</w:t>
-      </w:r>
-    </w:p>
-    <w:p>
-      <w:pPr>
-        <w:keepNext w:val="0"/>
-        <w:bidi/>
-        <w:spacing w:after="160" w:before="0" w:line="348" w:lineRule="auto"/>
-        <w:jc w:val="both"/>
-      </w:pPr>
-      <w:r>
-        <w:rPr>
-          <w:rFonts w:ascii="Times New Roman" w:hAnsi="Times New Roman" w:cs="Noto Naskh Arabic"/>
-          <w:b w:val="0"/>
-          <w:i w:val="0"/>
-          <w:color w:val="111111"/>
-          <w:sz w:val="23"/>
-          <w:szCs w:val="23"/>
-          <w:rtl/>
-          <w:cs/>
-        </w:rPr>
-        <w:t>وحصر كل مُصنِّف متغيّرات خلف خطوة توجيه، بحيث لا يُنفَّذ إلا على القصاصات التي حدد مُصنِّف العلامة أصلاً أنها تخصه، يُحوّل عدد الاستدعاءات إلى النمو مع N وحدها — بصرف النظر عن K، عدد مُصنِّفات المتغيّرات المنشورة. وعلى الصورة الاختبارية ذاتها البالغة ٦٠ قصاصة وتحت الظروف ذاتها، قِيس خفضٌ بنسبة ٦٥٪ في زمن التصنيف الفعلي (من ٤٠٫٣ ثانية إلى ١٤٫٢ ثانية) بمُخرَجات مطابقة تماماً لخط الأساس غير المشروط. ولم تكن النتيجة عابرة: فقد طُبِّق نمط التوجيه ذاته مرة ثانية هذه الفترة لإضافة مُصنِّف XL Energy إلى جانب Fanta، وصمدت المكسبةُ مع مُصنِّفَي متغيّرات فعّالين لا مُصنِّف واحد. ويُتوقَّع الآن أن يكلّف كل مُصنِّف متغيّر إضافي يُضاف إلى خط المعالجة عبئاً ثابتاً تقريباً بدلاً من أن يُضيف إلى عبء كل مُصنِّف آخر.</w:t>
+        <w:t>وحصر كل مُصنِّف متغيّرات خلف خطوة توجيه، بحيث لا يعمل إلا على القصاصات التي طابقها مُصنِّف العلامة أصلاً، يُحوّل النمو إلى الارتباط بـN وحدها بصرف النظر عن K. وعلى الصورة ذاتها، قِيس خفضٌ بنسبة ٦٥٪ في زمن التصنيف (من ٤٠٫٣ ثانية إلى ١٤٫٢ ثانية) بمُخرَجات مطابقة. وطُبِّق النمط ذاته مرة ثانية هذه الفترة بإضافة XL Energy إلى جانب Fanta، وصمدت المكسبة مع مُصنِّفَين فعّالين لا واحد.</w:t>
       </w:r>
     </w:p>
     <w:p>
@@ -1448,7 +1299,7 @@
           <w:rtl/>
           <w:cs/>
         </w:rPr>
-        <w:t>المخاطرة التجارية المحورية في أي منتج يعتمد على كتالوج هي أن يصبح النمو مكلفاً: فكل وحدة مخزون جديدة، وكل سوق جديد، وكل عميل جديد قد يستوجب من حيث المبدأ هندسة جديدة. وقد اختيرت هذه المعمارية خصيصاً لتفادي ذلك، ويستند الادّعاء إلى الكلف الفعلية المقيسة في هذه الفترة، والتي تغطي الآن خمسة نماذج مُدرَّبة لا ثلاثة.</w:t>
+        <w:t>المخاطرة التجارية المحورية في أي منتج يعتمد على كتالوج هي أن يصبح النمو مكلفاً. وقد اختيرت هذه المعمارية خصيصاً لتفادي ذلك، ويستند الادّعاء إلى الكلف الفعلية المقيسة في هذه الفترة، والتي تغطي الآن خمسة نماذج مُدرَّبة.</w:t>
       </w:r>
     </w:p>
     <w:p>
@@ -1483,7 +1334,7 @@
           <w:rtl/>
           <w:cs/>
         </w:rPr>
-        <w:t>الكلفة الفعلية لتدريب كل نموذج في المجموعة الإنتاجية الحالية، وفق معدل Roboflow المُعلَن البالغ رصيداً واحداً لكل ثلاثين دقيقة تدريب على معالج رسوميات.</w:t>
+        <w:t>الكلفة الفعلية لتدريب كل نموذج في المجموعة الإنتاجية الحالية، وفق معدل Roboflow المُعلَن البالغ رصيداً واحداً لكل ثلاثين دقيقة تدريب.</w:t>
       </w:r>
     </w:p>
     <w:tbl>
@@ -2191,7 +2042,7 @@
           <w:rtl/>
           <w:cs/>
         </w:rPr>
-        <w:t>بلغت كلفة تدريب المجموعة الإنتاجية الكاملة المؤلفة من خمسة نماذج نحو ٢٫٨ رصيد (أقل من ساعة ونصف من زمن معالج الرسوميات) إجمالاً، منذ البداية — وهي جزء ضئيل من مخصصات شهر واحد في أرخص خطة مدفوعة. والانتقال من نموذج واحد إلى خمسة لم يرفع كلفة التدريب بصورة معتبرة بينما رفع الدقة وتغطية المنتجات قياسياً. وتتغير الأسعار الفعلية بالدولار بمعزل عن هذا التقرير، وينبغي دوماً التحقق منها مباشرة من أسعار Roboflow المُعلَنة بدلاً من الاستشهاد بها هنا كرقم ثابت.</w:t>
+        <w:t>بلغت كلفة تدريب المجموعة الكاملة المؤلفة من خمسة نماذج نحو ٢٫٨ رصيد (أقل من تسعين دقيقة من زمن معالج الرسوميات) إجمالاً، منذ البداية — جزء ضئيل من مخصصات شهر واحد في أرخص خطة مدفوعة. وينبغي دوماً التحقق من الأسعار الفعلية بالدولار مباشرة من أسعار Roboflow المُعلَنة بدلاً من الاستشهاد بها هنا كرقم ثابت.</w:t>
       </w:r>
     </w:p>
     <w:p>
@@ -2212,7 +2063,7 @@
           <w:rtl/>
           <w:cs/>
         </w:rPr>
-        <w:t>أما الرقم الأبلغ أثراً فهو الكلفة الحدّية لنمو الكتالوج، وقد حوّلت هذه الفترة نقطة بيانات منفردة إلى نمط مُتكرِّر: فقد كلّفت إضافة تمييز متغيّرات XL Energy الشكل ذاته من العمل الذي كلّفته Fanta سابقاً — تعليم بضع مئات من القصاصات المتاحة أصلاً وتدريب مُصنِّف صغير واحد، مُدمَج كخطوة موجَّهة، من دون أي تغيير في الكاشف أو مُصنِّف العلامة. وأُنجِز كلاهما خلال ساعات لا أسابيع، والعبء الثابت لكل إضافة بات الآن نتيجة تعقيد حسابي مذكورة في القسم ٣.٥، لا مجرد ملاحظة اقتصادية. وينطبق النمط ذاته على استقبال شركة جديدة بالكامل: فقاعدة البيانات الخلفية متعددة المستأجرين بحكم التصميم، فاستقبال عميل جديد عملية إدخال بيانات، لا تغيير برمجي.</w:t>
+        <w:t>أما الرقم الأبلغ أثراً فهو الكلفة الحدّية لنمو الكتالوج. فقد كلّفت إضافة تمييز متغيّرات XL Energy الشكل ذاته من العمل الذي كلّفته Fanta سابقاً — تعليم بضع مئات من القصاصات المتاحة أصلاً وتدريب مُصنِّف صغير موجَّه واحد، من دون أي تغيير في الكاشف أو مُصنِّف العلامة — وأُنجِز خلال ساعات لا أسابيع. وينطبق النمط ذاته على استقبال شركة جديدة: فقاعدة البيانات متعددة المستأجرين بحكم التصميم، فاستقبال عميل جديد عملية إدخال بيانات لا تغيير برمجي.</w:t>
       </w:r>
     </w:p>
     <w:p>
@@ -2233,7 +2084,7 @@
           <w:rtl/>
           <w:cs/>
         </w:rPr>
-        <w:t>وثمة كلفة حقيقية لم تُقَس بعد، وتُذكَر هنا بدلاً من إغفالها: فخط المعالجة يُصدر الآن استدعاء تصنيف علامة، واستدعاء تصنيف مادة تعبئة غير مشروط، لكل منتج مكتشَف في الصورة، إضافة إلى استدعاء تصنيف متغيّر حين تُفعَّل خطوة التوجيه. فرف مزدحم بعشرين منتجاً يُصدر استدعاءات تصنيف أكثر بصورة معتبرة من النهج الأصلي أحادي النموذج. وينبغي قياس ذلك مباشرة من استخدام خط المعالجة الحي قبل الاستشهاد به كرقم، ويبقى بنداً مفتوحاً (القسم ٦).</w:t>
+        <w:t>وثمة كلفة حقيقية لم تُقَس بعد: فخط المعالجة يُصدر الآن استدعاء علامة واستدعاء مادة تعبئة غير مشروط لكل منتج مكتشَف، إضافة إلى استدعاء متغيّر حين يُفعَّل التوجيه. وينبغي قياس ذلك من الاستخدام الحي قبل الاستشهاد به كرقم (القسم ٦).</w:t>
       </w:r>
     </w:p>
     <w:p>
@@ -2276,7 +2127,7 @@
           <w:rtl/>
           <w:cs/>
         </w:rPr>
-        <w:t>تطبيق متعدد المنصّات، طُوِّر جنباً إلى جنب مع معمارية النموذج، هو ما يُحوّل مُخرَجات النموذج إلى عملية تجارية قابلة للاستخدام لا عرضاً بحثياً. فهو يُوحِّد معايير الالتقاط الميداني، ويُشغِّل خط معالجة الكشف على كل صورة، والأهم أنه يُقحِم مراجعاً بشرياً بين مُخرَج النموذج الخام وأي رقم يُبلَّغ عنه كحقيقة.</w:t>
+        <w:t>تطبيق متعدد المنصّات، طُوِّر جنباً إلى جنب مع معمارية النموذج، يُحوّل مُخرَجات النموذج إلى عملية تجارية قابلة للاستخدام لا عرضاً بحثياً: فهو يُوحِّد معايير الالتقاط الميداني، ويُشغِّل خط معالجة الكشف على كل صورة، ويُقحِم مراجعاً بشرياً بين مُخرَج النموذج الخام وأي رقم يُبلَّغ عنه كحقيقة.</w:t>
       </w:r>
     </w:p>
     <w:p>
@@ -2297,7 +2148,7 @@
           <w:rtl/>
           <w:cs/>
         </w:rPr>
-        <w:t>ومنذ المراجعة السابقة نما التطبيق متجاوزاً الالتقاط والمراجعة الأوّليين إلى التقارير التي طلبتها الأعمال فعلياً: واجهة «التقديمات» تتيح لمسؤول الشركة رؤية ما سجّله المندوب الميداني فعلياً (كانت البيانات المُلتقَطة سابقاً تُكتب في قاعدة البيانات من دون أن يقرأها التطبيق مرة أخرى)، وتقرير «حصة الرف» من العلامة إلى المتغيّر يُعطي النسبة الإجمالية لكل علامة من مساحة الرف مُفصَّلة إلى المتغيّرات المحددة التي يميّزها خط المعالجة حالياً. كما تُرقّي تحذير جودة الالتقاط المنخفضة — صورة مُلتقَطة من مسافة بعيدة جداً عن الرف لتُحتسَب موثوقة — من إشعار يسهل تفويته إلى نافذة حوار يجب على المندوب رفضها فعلياً، مما يُقلّل مباشرة مصدراً للنقص العددي الصامت في الميدان.</w:t>
+        <w:t>ومنذ المراجعة السابقة نما التطبيق متجاوزاً الالتقاط والمراجعة الأوّليين إلى التقارير التي طلبتها الأعمال فعلياً — واجهة «التقديمات» تتيح لمسؤول الشركة رؤية ما سجّله المندوب الميداني، وتقرير «حصة الرف» من العلامة إلى المتغيّر — وباتت مادة التعبئة الآن تُرافق التصنيف ذاته الذي يعرضه التطبيق ويُبلِغ عنه، بدلاً من أن تبقى غير مستخدَمة في حقل منفصل. كما تُرقّي تحذير جودة الالتقاط المنخفضة من إشعار يسهل تفويته إلى نافذة حوار يجب على المندوب رفضها فعلياً.</w:t>
       </w:r>
     </w:p>
     <w:p>
@@ -2401,7 +2252,7 @@
       <w:pPr>
         <w:keepNext w:val="0"/>
         <w:bidi/>
-        <w:spacing w:after="160" w:before="0" w:line="348" w:lineRule="auto"/>
+        <w:spacing w:after="120" w:before="0" w:line="348" w:lineRule="auto"/>
         <w:jc w:val="both"/>
       </w:pPr>
       <w:r>
@@ -2415,7 +2266,7 @@
           <w:rtl/>
           <w:cs/>
         </w:rPr>
-        <w:t>مذكورة بترتيب الأولوية في الإغلاق، مع السبب الصادق وراء بقاء كل منها مفتوحاً:</w:t>
+        <w:t>١. دقة المُصنِّفات غير مقيسة، لسبب معروف. فالمُصنِّفات الأربعة جميعها حية من دون تقييم مُسجَّل لأن التقييم الآلي محجوب خلف مستوى خطة لا تملكها مساحة العمل. وسدّ هذه الفجوة يستوجب ترقية الخطة.</w:t>
       </w:r>
     </w:p>
     <w:p>
@@ -2436,7 +2287,7 @@
           <w:rtl/>
           <w:cs/>
         </w:rPr>
-        <w:t>١. دقة المُصنِّفات غير مقيسة، لسبب معروف ومحدد. فالمُصنِّفات الأربعة جميعها في المجموعة الحالية حية من دون تقييم مُسجَّل، لأن التقييم الآلي محجوب خلف مستوى خطة لا يملكها مساحة العمل هذه حالياً. وسدّ هذه الفجوة يستوجب إما ترقية الخطة أو قبول عدم إمكان الاستشهاد بأي رقم دقة حالياً — وهذه ليست مسألة بحثية مفتوحة.</w:t>
+        <w:t>٢. فجوة استدعاء الكاشف تعود إلى سبب معروف: نحو ٨٠٠ صورة مُعلَّمة سلفاً من المشروع الأصلي لم تُرحَّل بعد. مهمة هندسة بيانات، لا بحث جديد.</w:t>
       </w:r>
     </w:p>
     <w:p>
@@ -2457,7 +2308,7 @@
           <w:rtl/>
           <w:cs/>
         </w:rPr>
-        <w:t>٢. فجوة استدعاء الكاشف تعود إلى سبب معروف ومحدد. فنحو ٨٠٠ صورة مُعلَّمة سلفاً من المشروع الأصلي لم تُرحَّل بعد إلى المشروع المحايد صنفياً. وهذه مهمة هندسة بيانات، لا بحث جديد.</w:t>
+        <w:t>٣. تنوّع نكهة الكوكاكولا غير موجود في البيانات الحالية، وقد تأكد ذلك مرتين بفارق أشهر. والحل تصوير جديد موجَّه، لا إعادة تسمية — وهو خيار استُبعِد أصلاً.</w:t>
       </w:r>
     </w:p>
     <w:p>
@@ -2478,7 +2329,7 @@
           <w:rtl/>
           <w:cs/>
         </w:rPr>
-        <w:t>٣. تنوّع نكهة الكوكاكولا غير موجود في البيانات الحالية، وقد تأكد ذلك مرتين. فتدقيقان مستقلان، بفارق أشهر بينهما، توصّلا إلى النتيجة ذاتها: الصور المتاحة كلها تقريباً متغيّر واحد. والحل تصوير جديد موجَّه للمتغيّرات المفقودة، لا إعادة تسمية الصور القائمة، وهو خيار استُبعِد أصلاً.</w:t>
+        <w:t>٤. مُصنِّف متغيّرات XL Energy مُدرَّب لكنه غير متوازن بشدة: يستأثر صنف واحد بنسبة ٨٥٪ من الأمثلة، وثلاثة من الأصناف الخمسة يقل كل منها عن عشرة أمثلة. حيّ وقابل للاستخدام، لكنه سيستفيد من تصوير موجَّه للمتغيّرات ناقصة التمثيل.</w:t>
       </w:r>
     </w:p>
     <w:p>
@@ -2499,49 +2350,7 @@
           <w:rtl/>
           <w:cs/>
         </w:rPr>
-        <w:t>٤. مُصنِّف متغيّرات XL Energy مُدرَّب لكنه غير متوازن بشدة. إذ يستأثر صنف واحد (xl-classic) بنسبة ٨٥٪ من الأمثلة المُعلَّمة؛ وثلاثة من الأصناف الخمسة يقل كل منها عن عشرة أمثلة. وهو حيّ وقابل للاستخدام لكنه سيستفيد من تصوير موجَّه للمتغيّرات ناقصة التمثيل، من الفئة ذاتها للفجوة رقم ٣.</w:t>
-      </w:r>
-    </w:p>
-    <w:p>
-      <w:pPr>
-        <w:keepNext w:val="0"/>
-        <w:bidi/>
-        <w:spacing w:after="120" w:before="0" w:line="348" w:lineRule="auto"/>
-        <w:jc w:val="both"/>
-      </w:pPr>
-      <w:r>
-        <w:rPr>
-          <w:rFonts w:ascii="Times New Roman" w:hAnsi="Times New Roman" w:cs="Noto Naskh Arabic"/>
-          <w:b w:val="0"/>
-          <w:i w:val="0"/>
-          <w:color w:val="111111"/>
-          <w:sz w:val="23"/>
-          <w:szCs w:val="23"/>
-          <w:rtl/>
-          <w:cs/>
-        </w:rPr>
-        <w:t>٥. كلفة الاستدلال لكل منتج عند التوسّع لم تُقَس بعد. فخط المعالجة يُصدر الآن استدعاء علامة، واستدعاء مادة تعبئة غير مشروط، وأحياناً استدعاء متغيّر، لكل منتج مكتشَف؛ وينبغي قياس الأثر الفعلي للكلفة من الاستخدام الحي قبل استخدامه في أي إسقاط للكلفة.</w:t>
-      </w:r>
-    </w:p>
-    <w:p>
-      <w:pPr>
-        <w:keepNext w:val="0"/>
-        <w:bidi/>
-        <w:spacing w:after="120" w:before="0" w:line="348" w:lineRule="auto"/>
-        <w:jc w:val="both"/>
-      </w:pPr>
-      <w:r>
-        <w:rPr>
-          <w:rFonts w:ascii="Times New Roman" w:hAnsi="Times New Roman" w:cs="Noto Naskh Arabic"/>
-          <w:b w:val="0"/>
-          <w:i w:val="0"/>
-          <w:color w:val="111111"/>
-          <w:sz w:val="23"/>
-          <w:szCs w:val="23"/>
-          <w:rtl/>
-          <w:cs/>
-        </w:rPr>
-        <w:t>٦. مادة التعبئة مقيسة لكنها لم تُدمَج بعد في التسمية المُبلَّغ عنها. فالحقل موجود في مُخرَجات خط المعالجة وتحقَّق منه حياً، لكن التطبيق لا يدمجه بعد مع العلامة والمتغيّر في تصنيف نهائي واحد — وهذا العمل لم يبدأ بعد.</w:t>
+        <w:t>٥. كلفة الاستدلال لكل منتج عند التوسّع لم تُقَس بعد. وينبغي أن يأتي الأثر الفعلي للكلفة من الاستخدام الحي قبل استخدامه في أي إسقاط.</w:t>
       </w:r>
     </w:p>
     <w:p>
@@ -2584,7 +2393,7 @@
           <w:rtl/>
           <w:cs/>
         </w:rPr>
-        <w:t>لم تكن أصعب مشكلتين في هذه الفترة خوارزميتين؛ بل تعلّقتا بمعرفة ما تفعله البيانات والمنصة فعلياً، مقابل ما كان مُفترَضاً أنها تفعله.</w:t>
+        <w:t>كانت أصعب مشكلة في هذه الفترة تشخيص إخفاقات كان عرَضها الظاهر يشير بعيداً عن سببها الحقيقي. فمسألة نكهة الكوكاكولا بدت، ظاهرياً، وكأن المُصنِّف يحتاج تدريباً أكثر؛ لكن القيد الفعلي أن التصوير الأساسي لا يحوي المتغيّرات المطلوبة أصلاً — وهو أمر لا يظهر إلا بتدقيق صور التدريب مباشرة، لا بضبط النموذج.</w:t>
       </w:r>
     </w:p>
     <w:p>
@@ -2605,49 +2414,7 @@
           <w:rtl/>
           <w:cs/>
         </w:rPr>
-        <w:t>أولاهما تشخيص إخفاقات كان عرَضها الظاهر يشير بعيداً عن سببها الحقيقي. فمشكلة علب سبرايت بدت، من مجرد بلاغ المستخدم، وكأنها قد تكون مشكلة كاشف، أو مشكلة عتبة ثقة، أو خطأ تعليم — واستلزم الأمر تدقيقاً بنسبة الأبعاد لصور التدريب الفعلية لاكتشاف أنها اختلال في تركيب الصنف (نحو تسع أمثلة زجاجة مقابل كل مثال علبة)، وهو أمر لا يظهر من النظر إلى تنبؤات النموذج أو مقاييس تدريبه، بل من النظر مباشرة إلى ما عُرِض على النموذج أثناء التدريب فقط. وصمد النمط ذاته في مسألة نكهة الكوكاكولا: كانت القراءة البديهية «المُصنِّف يحتاج تدريباً أكثر»، لكن القيد الفعلي أن التصوير الأساسي لا يحوي المتغيّرات المطلوبة أصلاً. وتشير الحالتان إلى الدرس ذاته — حين يضعف أداء نموذج على صنف بعينه، فإن تدقيق بيانات تدريب ذلك الصنف مباشرة أجدى من ضبط النموذج.</w:t>
-      </w:r>
-    </w:p>
-    <w:p>
-      <w:pPr>
-        <w:keepNext w:val="0"/>
-        <w:bidi/>
-        <w:spacing w:after="160" w:before="0" w:line="348" w:lineRule="auto"/>
-        <w:jc w:val="both"/>
-      </w:pPr>
-      <w:r>
-        <w:rPr>
-          <w:rFonts w:ascii="Times New Roman" w:hAnsi="Times New Roman" w:cs="Noto Naskh Arabic"/>
-          <w:b w:val="0"/>
-          <w:i w:val="0"/>
-          <w:color w:val="111111"/>
-          <w:sz w:val="23"/>
-          <w:szCs w:val="23"/>
-          <w:rtl/>
-          <w:cs/>
-        </w:rPr>
-        <w:t>وثانيتهما قيد منصة حقيقي لا خللاً في عمل هذا المشروع بذاته: فتقييم الدقة الخاص بكل مُصنِّف في منصة التدريب لا يعمل تلقائياً إلا عند التدريب، وفقط ضمن مستوى خطة مدفوعة لا تملكها مساحة العمل هذه حالياً، ولا وسيلة لتشغيله لاحقاً على تدريب منتهٍ سلفاً. وهذا يعني أن كل مُصنِّف دُرِّب حتى الآن — العلامة، وFanta، وXL Energy، ومادة التعبئة — لا يحمل أي دقة مقيسة، ليس لأن التقييم تُخطِّي، بل لأن المنصة لم تُشغِّله قط. واستلزم اكتشاف ذلك استبعاد عدة تفسيرات أكثر ترجيحاً أولاً (خطوة يدوية مفقودة، أو قيد أداة) قبل تأكيده مقابل مستويات الميزات الموثَّقة رسمياً للمنصة. وهذا بات الآن قيداً معروفاً ومُسمّى لا سؤالاً مفتوحاً، لكنه يحدّ مباشرة مما يمكن الادّعاء به عن دقة المُصنِّفات في هذا التقرير.</w:t>
-      </w:r>
-    </w:p>
-    <w:p>
-      <w:pPr>
-        <w:keepNext w:val="0"/>
-        <w:bidi/>
-        <w:spacing w:after="160" w:before="0" w:line="348" w:lineRule="auto"/>
-        <w:jc w:val="both"/>
-      </w:pPr>
-      <w:r>
-        <w:rPr>
-          <w:rFonts w:ascii="Times New Roman" w:hAnsi="Times New Roman" w:cs="Noto Naskh Arabic"/>
-          <w:b w:val="0"/>
-          <w:i w:val="0"/>
-          <w:color w:val="111111"/>
-          <w:sz w:val="23"/>
-          <w:szCs w:val="23"/>
-          <w:rtl/>
-          <w:cs/>
-        </w:rPr>
-        <w:t>وثالثتهما، وهي أكثر عملية، العمل ضمن قيود منصة مُستضافة حقيقية أثناء عمليات بيانات كبيرة — فمثلاً، إعادة تسمية أكثر من ألف صورة دفعة واحدة لمُصنِّف مادة التعبئة كشفت سلوكاً في نطاق الجلسة والصلاحيات لم يكن واضحاً سلفاً واستوجب معالجة أثناء المهمة. ولم تكن أيٌّ منها ذات أثر معماري، لكنها تذكير بأن حصة معتبرة من هذا النوع من العمل الهندسي هي اكتشاف كيفية عمل المنصة الأساسية فعلياً، لا كتابة منطق خط المعالجة فوقها فحسب.</w:t>
+        <w:t>وثانيتها قيد منصة حقيقي لا خللاً في عمل هذا المشروع بذاته: فتقييم الدقة الخاص بكل مُصنِّف في منصة التدريب لا يعمل تلقائياً إلا عند التدريب، وضمن مستوى خطة مدفوعة لا تملكها مساحة العمل هذه، من دون وسيلة لتشغيله لاحقاً على تدريب منتهٍ سلفاً. وهذا بات الآن قيداً معروفاً ومُسمّى لا سؤالاً مفتوحاً، لكنه يحدّ مباشرة مما يمكن الادّعاء به عن دقة المُصنِّفات في هذا التقرير.</w:t>
       </w:r>
     </w:p>
     <w:p>
@@ -2690,7 +2457,7 @@
           <w:rtl/>
           <w:cs/>
         </w:rPr>
-        <w:t>التوصية هي الاستمرار في المعمارية الحالية. والدليل في هذا التقرير أنها ليست مفاضلة بين الكلفة والدقة مقابل النهج الأصلي — بل هي أدق قياسياً على ثلث بيانات التدريب، بزيادة في كلفة التدريب أصغر من أن تُذكَر عبر خمسة نماذج، ونمط المُصنِّف الموجَّه الذي يمنع استدعاءات المُصنِّف من التضاعف مع حجم الكتالوج أصبح مُثبَتاً مرتين لا مرة واحدة. والبنود المفتوحة أدناه محددة وزهيدة الكلفة فردياً؛ ولا يشير أيٌّ منها إلى خلل في التصميم الأساسي.</w:t>
+        <w:t>التوصية هي الاستمرار في المعمارية الحالية. فهي أدق قياسياً على ثلث بيانات التدريب، بزيادة في كلفة التدريب أصغر من أن تُذكَر عبر خمسة نماذج، ونمط المُصنِّف الموجَّه الذي يمنع استدعاءات المُصنِّف من التضاعف مع حجم الكتالوج أصبح مُثبَتاً مرتين. والبنود المفتوحة أدناه محددة وزهيدة الكلفة فردياً؛ ولا يشير أيٌّ منها إلى خلل في التصميم الأساسي.</w:t>
       </w:r>
     </w:p>
     <w:p>
@@ -2711,7 +2478,7 @@
           <w:rtl/>
           <w:cs/>
         </w:rPr>
-        <w:t>ترتيب العمل المقترح: أولاً، تشغيل تقييمات المُصنِّفات المفقودة وترحيل نحو ٨٠٠ صورة كاشف لم تُرحَّل بعد، وإعادة تدريب الكاشف على المجموعة الأوفر — وكلاهما عمل أيام من دون جمع بيانات جديدة ويُغلق مباشرة البندين ١ و٢ في القسم ٦. ثانياً، دمج إشارة مادة التعبئة في التصنيف النهائي الواحد المُبلَّغ عنه إلى جانب العلامة والمتغيّر، بما أن الإشارة ذاتها حيّة ومُتحقَّق منها أصلاً — وهذا عمل هندسي لا بحثي. ثالثاً، قياس كلفة الاستدلال الفعلية لكل صورة من الاستخدام الحي متى ما برّر الحجم ذلك، لإبقاء اقتصاديات القسم ٤ محدَّثة بدلاً من مُفتَرَضة.</w:t>
+        <w:t>ترتيب العمل المقترح: أولاً، تشغيل تقييمات المُصنِّفات المفقودة وترحيل نحو ٨٠٠ صورة كاشف لم تُرحَّل بعد، وإعادة تدريب الكاشف على المجموعة الأوفر — عمل أيام من دون جمع بيانات جديدة، يُغلق البندين ١ و٢ في القسم ٦. ثانياً، قياس كلفة الاستدلال الفعلية لكل صورة من الاستخدام الحي متى ما برّر الحجم ذلك، لإبقاء القسم ٤ محدَّثاً بدلاً من مُفتَرَضاً.</w:t>
       </w:r>
     </w:p>
     <w:p>
@@ -2732,106 +2499,7 @@
           <w:rtl/>
           <w:cs/>
         </w:rPr>
-        <w:t>أما ما قد يساعد جوهرياً في المرحلة القادمة فهو: قرار بشأن تمويل جولة تصوير قصيرة وموجَّهة — تحديداً متغيّرات نكهة كوكاكولا حقيقية، ومنتجات معبَّأة بالزجاج، ومتغيّرات XL Energy ناقصة التمثيل (موخيتو، دبل كيك، خالٍ من السكر) — بما أن الفجوات الثلاث جميعها محجوبة ببيانات لا توجد بعد، لا بجهد هندسي، ولن يسدّها أي قدر إضافي من عمل النمذجة. وعلى نحو منفصل، فإن قراراً بشأن ترقية مستوى خطة Roboflow التي تحجب التقييم الآلي للمُصنِّفات سيتيح لكل مُصنِّف يُدرَّب بعد تلك اللحظة أن يحمل رقم دقة حقيقياً بدلاً من غير مقيس، وهي حالياً أكبر فجوة منفردة بين ما يفعله هذا النظام وما يمكن الإبلاغ عنه رسمياً بشأن جودة أدائه. كما أن توجيهاً بشأن عتبة الدقة التي ينبغي اعتبارها جاهزة للإنتاج — بما أن نقطة التشغيل الصحيحة لتدقيق الرفوف، ومن ثمّ مدى ميل النظام إلى إحالة القرار للمراجعة البشرية، حكمٌ تجاري بقدر ما هو تقني — سيُشكِّل مباشرة الجولة القادمة من عمل الضبط.</w:t>
-      </w:r>
-    </w:p>
-    <w:p>
-      <w:r>
-        <w:br w:type="page"/>
-      </w:r>
-    </w:p>
-    <w:p>
-      <w:pPr>
-        <w:keepNext/>
-        <w:bidi/>
-        <w:spacing w:before="360" w:after="140"/>
-        <w:jc w:val="right"/>
-      </w:pPr>
-      <w:r>
-        <w:rPr>
-          <w:rFonts w:ascii="Times New Roman" w:hAnsi="Times New Roman" w:cs="Noto Naskh Arabic"/>
-          <w:b/>
-          <w:bCs w:val="1"/>
-          <w:i w:val="0"/>
-          <w:color w:val="1A3A5C"/>
-          <w:sz w:val="28"/>
-          <w:szCs w:val="28"/>
-          <w:rtl/>
-          <w:cs/>
-        </w:rPr>
-        <w:t>المراجع التقنية</w:t>
-      </w:r>
-    </w:p>
-    <w:p>
-      <w:pPr>
-        <w:spacing w:after="160" w:line="312" w:lineRule="auto"/>
-        <w:ind w:left="510" w:hanging="510"/>
-        <w:jc w:val="left"/>
-      </w:pPr>
-      <w:r>
-        <w:rPr>
-          <w:rFonts w:ascii="Times New Roman" w:hAnsi="Times New Roman" w:cs="Times New Roman"/>
-          <w:b w:val="0"/>
-          <w:i w:val="0"/>
-          <w:color w:val="111111"/>
-          <w:sz w:val="21"/>
-          <w:szCs w:val="21"/>
-        </w:rPr>
-        <w:t>[1]  Dosovitskiy, A., Beyer, L., Kolesnikov, A., et al. (2021). An Image is Worth 16x16 Words: Transformers for Image Recognition at Scale. International Conference on Learning Representations (ICLR). — معمارية النماذج (ViT) الكامنة خلف مُصنِّفات العلامة والمتغيّرات في المراحل ٢–٤.</w:t>
-      </w:r>
-    </w:p>
-    <w:p>
-      <w:pPr>
-        <w:spacing w:after="160" w:line="312" w:lineRule="auto"/>
-        <w:ind w:left="510" w:hanging="510"/>
-        <w:jc w:val="left"/>
-      </w:pPr>
-      <w:r>
-        <w:rPr>
-          <w:rFonts w:ascii="Times New Roman" w:hAnsi="Times New Roman" w:cs="Times New Roman"/>
-          <w:b w:val="0"/>
-          <w:i w:val="0"/>
-          <w:color w:val="111111"/>
-          <w:sz w:val="21"/>
-          <w:szCs w:val="21"/>
-        </w:rPr>
-        <w:t>[2]  Ren, S., He, K., Girshick, R., &amp; Sun, J. (2015). Faster R-CNN: Towards Real-Time Object Detection with Region Proposal Networks. Advances in Neural Information Processing Systems (NeurIPS). — خلفية نمط الكشف ثم التصنيف المعماري الكامن خلف المرحلة الأولى.</w:t>
-      </w:r>
-    </w:p>
-    <w:p>
-      <w:pPr>
-        <w:spacing w:after="160" w:line="312" w:lineRule="auto"/>
-        <w:ind w:left="510" w:hanging="510"/>
-        <w:jc w:val="left"/>
-      </w:pPr>
-      <w:r>
-        <w:rPr>
-          <w:rFonts w:ascii="Times New Roman" w:hAnsi="Times New Roman" w:cs="Times New Roman"/>
-          <w:b w:val="0"/>
-          <w:i w:val="0"/>
-          <w:color w:val="111111"/>
-          <w:sz w:val="21"/>
-          <w:szCs w:val="21"/>
-        </w:rPr>
-        <w:t>[3]  Roboflow. Workflows Documentation. https://inference.roboflow.com/workflows/ (accessed August 2026). — المنصة التي يُنفَّذ عليها خط المعالجة الإنتاجي في القسم الثاني، بما في ذلك كتل التوجيه («switch case») ودمج الفروع المستخدمة في القسم ٣.٥.</w:t>
-      </w:r>
-    </w:p>
-    <w:p>
-      <w:pPr>
-        <w:spacing w:after="160" w:line="312" w:lineRule="auto"/>
-        <w:ind w:left="510" w:hanging="510"/>
-        <w:jc w:val="left"/>
-      </w:pPr>
-      <w:r>
-        <w:rPr>
-          <w:rFonts w:ascii="Times New Roman" w:hAnsi="Times New Roman" w:cs="Times New Roman"/>
-          <w:b w:val="0"/>
-          <w:i w:val="0"/>
-          <w:color w:val="111111"/>
-          <w:sz w:val="21"/>
-          <w:szCs w:val="21"/>
-        </w:rPr>
-        <w:t>[4]  Roboflow. Pricing and Credits. https://roboflow.com/pricing (accessed August 2026). — مصدر معدلات الأرصدة المستخدمة في القسم الرابع؛ يُرجى مراجعتها مباشرة للأسعار الفعلية بالدولار.</w:t>
+        <w:t>أما ما قد يساعد جوهرياً فهو: قرار بشأن تمويل جولة تصوير قصيرة وموجَّهة — متغيّرات نكهة كوكاكولا حقيقية ومتغيّرات XL Energy ناقصة التمثيل — بما أن الفجوتين محجوبتان ببيانات لا توجد بعد، لا بجهد هندسي. وعلى نحو منفصل، فإن قراراً بترقية مستوى خطة Roboflow التي تحجب التقييم الآلي للمُصنِّفات سيتيح لكل مُصنِّف يُدرَّب بعد تلك اللحظة أن يحمل رقم دقة حقيقياً بدلاً من غير مقيس، وهي حالياً أكبر فجوة بين ما يفعله هذا النظام وما يمكن الإبلاغ عنه رسمياً بشأن جودة أدائه. كما أن توجيهاً بشأن عتبة الدقة التي ينبغي اعتبارها جاهزة للإنتاج سيُشكِّل مباشرة الجولة القادمة من عمل الضبط.</w:t>
       </w:r>
     </w:p>
     <w:sectPr>

--- a/docs/report/out/Aystro_Field_Training_Report_AR.docx
+++ b/docs/report/out/Aystro_Field_Training_Report_AR.docx
@@ -46,7 +46,7 @@
           <w:rtl/>
           <w:cs/>
         </w:rPr>
-        <w:t>التدقيق الآلي للرفوف التجارية: تحديث التقدّم التقني</w:t>
+        <w:t>التدقيق الآلي لرفوف التجزئة بالرؤية الحاسوبية</w:t>
       </w:r>
     </w:p>
     <w:p>
@@ -67,7 +67,7 @@
           <w:rtl/>
           <w:cs/>
         </w:rPr>
-        <w:t>تقرير تقدّم بحث وتطوير</w:t>
+        <w:t>تقرير التدريب الميداني — من نقطة البداية إلى النظام العامل</w:t>
       </w:r>
     </w:p>
     <w:p>
@@ -122,7 +122,7 @@
           <w:rtl/>
           <w:cs/>
         </w:rPr>
-        <w:t xml:space="preserve">الجهة:  </w:t>
+        <w:t xml:space="preserve">الجهة المستضيفة:  </w:t>
       </w:r>
       <w:r>
         <w:rPr>
@@ -156,7 +156,7 @@
           <w:rtl/>
           <w:cs/>
         </w:rPr>
-        <w:t xml:space="preserve">فترة التقرير:  </w:t>
+        <w:t xml:space="preserve">فترة التدريب:  </w:t>
       </w:r>
       <w:r>
         <w:rPr>
@@ -251,7 +251,7 @@
           <w:rtl/>
           <w:cs/>
         </w:rPr>
-        <w:t>يُحدِّث هذا التقرير مسار عمل Aystro التدريبي الميداني حول التدقيق الآلي للرفوف: ما الذي أُنجِز، وما الذي قِيس فعلياً، وما الذي ما يزال مفتوحاً. فمنذ المراجعة السابقة، انتقلت معمارية «الكشف ثم التصنيف» المرحلية من مثال واحد يعمل (Fanta) إلى نمط مُكرَّر ومُثبَت: فقد دُرِّب مُصنِّف ثانٍ لمتغيّرات علامة تجارية (XL Energy) وإشارة جديدة لمادة التعبئة، وكلاهما دُمِج في خط المعالجة الحي بالطريقة ذاتها، وباتت مادة التعبئة الآن جزءاً من النتيجة التي يُبلِغ عنها التطبيق إلى جانب العلامة والمتغيّر، بدلاً من أن تبقى في حقل منفصل لا يقرأه أحد.</w:t>
+        <w:t>يوثّق هذا التقرير ثلاثة أسابيع من العمل في Aystro على تحويل صورة فوتوغرافية عادية لرفّ تجاري إلى بيانات مخزون مُهيكلة يمكن بيعها كخدمة. ولم يكن العمل تنفيذاً لمواصفات جاهزة، بل منهجية بحث وتطوير: تدقيق ما هو قائم، وتشخيص حدوده، واشتقاق معمارية بديلة، وبناؤها، ثم قياس ما إذا كانت البدائل قد حقّقت فعلاً ما وُعِدت به. وكل رقم في هذا التقرير مقيس، لا مُقدَّر؛ وحيثما لا يوجد قياس، يُذكر ذلك صراحةً بدلاً من سدّ الفراغ بتقدير.</w:t>
       </w:r>
     </w:p>
     <w:p>
@@ -272,7 +272,7 @@
           <w:rtl/>
           <w:cs/>
         </w:rPr>
-        <w:t>أما الادّعاء المعماري المحوري — أن فصل «أين يقع المنتج» عن «ما هو هذا المنتج» يُبقي كلفة نمو الكتالوج منخفضة — فبات مدعوماً الآن بأدلة على التعقيد الحسابي، لا بأرقام الكلفة وحدها. فحصر تشغيل مُصنِّفات المتغيّرات خلف خطوة توجيه خفّض استدعاءات المُصنِّف لكل صورة من نمو مرتبط بعدد المنتجات وعدد مُصنِّفات المتغيّرات معاً (O(N×K))‎ إلى نمو مرتبط بعدد المنتجات فقط (O(N))‎، وقِيس ذلك بخفض ٦٥٪ في زمن التصنيف (من ٤٠٫٣ ثانية إلى ١٤٫٢ ثانية)، ويصمد الآن مع مُصنِّفَي متغيّرات مستقلَّين لا مُصنِّف واحد. وعلى نحو منفصل، لم تكلّف إضافة كل مُصنِّف متغيّر جديد أكثر من ساعات من التعليم ونموذج صغير واحد، من دون إعادة تدريب الكاشف أو مُصنِّف العلامة — وقد تكرر ذلك مرتين، وهو سبب وصف كلفة نمو الكتالوج الحدّية بأنها صغيرة وشبه ثابتة، لا استنتاجاً من مثال منفرد.</w:t>
+        <w:t>كانت نقطة البداية كاشفاً واحداً يجمع بين تحديد موضع المنتج وتحديد هويته في نموذج واحد. وهذه المعمارية تعمل، لكنها تربط كلفة كل إضافة إلى الكتالوج بحجم الكتالوج كله: فكل صنف جديد يستوجب إعادة تدريب النموذج بأكمله. والبديل الذي بُني خلال هذه الفترة يفصل السؤالين: كاشف محايد صنفياً يجد المنتجات من دون معرفة هويتها، تليه طبقات تصنيف صغيرة ومستقلة تحدد العلامة، ثم المتغيّر، ثم مادة التعبئة. والنتيجة أن الكاشف الجديد يبلغ دقة أعلى (‏٨٩٫٣٪ مقابل ٨٦٫٩٢٪ لمتوسط الدقة، و‏٩٠٫٥٪ مقابل ٨٢٫٧٪ للإحكام) على نحو ثلث صور التدريب التي احتاجها النهج الأصلي.</w:t>
       </w:r>
     </w:p>
     <w:p>
@@ -293,7 +293,7 @@
           <w:rtl/>
           <w:cs/>
         </w:rPr>
-        <w:t>والتقرير صريح بالقدر ذاته فيما يخص ما ما يزال مفتوحاً. فلا يوجد حتى الآن أي مُصنِّف في المجموعة الحالية يحمل رقم دقة مُسجَّلاً رسمياً، لسبب محدد ومفهوم (القسم الثالث)، كما أن متغيّرات نكهة الكوكاكولا ما تزال معلَّقة بفعل فجوة بيانات حقيقية، أكّدها تدقيقٌ مستقلٌّ ثانٍ خلال هذه الفترة.</w:t>
+        <w:t>والنتيجة الثانية تتعلق بكيفية تفاعل هذه الطبقات مع بعضها. ففي التصميم الأول كان كل مُصنِّف متغيّرات يعمل على كل قصاصة بصرف النظر عن علامتها، فينمو عدد الاستدعاءات مع عدد المنتجات وعدد المُصنِّفات معاً ‏(O(N×K))‎. وبإدخال خطوة توجيه تُشغِّل مُصنِّف المتغيّرات المعني وحده، صار النمو مرتبطاً بعدد المنتجات فقط ‏(O(N))‎، بصرف النظر عن اتساع الكتالوج — وقِيس ذلك على الصورة الاختبارية ذاتها بانخفاض زمن التصنيف من ٤٠٫٣٢ ثانية إلى ١٤٫٢٠ ثانية (‏٦٥٪) بمُخرَجات مطابقة تماماً. وقد أُضيفت علامتان بهذا النمط خلال هذه الفترة، كلٌّ منهما في ساعات لا أسابيع، وهو ما يجعل «كلفة نمو الكتالوج منخفضة» ملاحظةً مُكرَّرة لا استنتاجاً من حالة واحدة.</w:t>
       </w:r>
     </w:p>
     <w:p>
@@ -320,7 +320,7 @@
           <w:rtl/>
           <w:cs/>
         </w:rPr>
-        <w:t>١. المشكلة التجارية</w:t>
+        <w:t>١. السياق والهدف</w:t>
       </w:r>
     </w:p>
     <w:p>
@@ -341,7 +341,7 @@
           <w:rtl/>
           <w:cs/>
         </w:rPr>
-        <w:t>إن حضور علامة تجارية على الرف — عدد الوحدات المخزَّنة، وكيفية ترتيبها، وحصة كل منافس من مساحة الرف — معلومة تجارية يدفع المصنِّعون وتجار التجزئة ثمن معرفتها، وتُجمَع اليوم عبر شخص يجول الممرات بلوحة تدوين أو هاتف. والفرصة هي تحويل صورة عادية للرف إلى بيانات مخزون مُهيكلة وموثوقة آلياً، وبالحجم والسرعة اللذين يتعذّر على التدقيق اليدوي بلوغهما.</w:t>
+        <w:t>إن حضور علامة تجارية على الرف — كم وحدة معروضة، وكيف رُتِّبت، وما حصة كل منافس من المساحة المرئية — معلومة تجارية يدفع المصنِّعون وتجار التجزئة ثمن معرفتها. وتُجمَع اليوم يدوياً: مندوب يجول المتاجر ويسجّل ما يراه. وهذا بطيء، ومكلف عند التوسّع، وغير ثابت الجودة لأنه يعتمد على انتباه الشخص الذي يؤديه.</w:t>
       </w:r>
     </w:p>
     <w:p>
@@ -362,7 +362,28 @@
           <w:rtl/>
           <w:cs/>
         </w:rPr>
-        <w:t>أما التحدي التقني فهو أن هذه في حقيقتها مسألتان تُطرحان على كل كائن في الصورة في آنٍ معاً: أين يقع، وما هو. والنظام الذي يجيب عن السؤالين بنموذج واحد يستوجب إعادة تدريبه على الكتالوج بأكمله كلما تغيّر منتج واحد — وهذا هو العبء الذي تتفاداه معمارية القسم الثاني، ويقيس القسم الثالث ما إذا كانت تحقق ذلك فعلياً.</w:t>
+        <w:t>والهدف من هذا التدريب أن نتعلّم — عبر البناء الفعلي لا عبر الدراسة النظرية — كيف يُحوَّل هذا العمل إلى منتج قابل للبيع لعميل قائم. ولذلك عُومل المشروع بوصفه عمل بحث وتطوير: نبني، ونقيس، ونصحّح المسار بناءً على ما تُظهره القياسات، لا على ما كنا نفترضه في البداية. وما يوثّقه هذا التقرير هو هذا المسار كاملاً — بما فيه ما لم ينجح.</w:t>
+      </w:r>
+    </w:p>
+    <w:p>
+      <w:pPr>
+        <w:keepNext w:val="0"/>
+        <w:bidi/>
+        <w:spacing w:after="160" w:before="0" w:line="348" w:lineRule="auto"/>
+        <w:jc w:val="both"/>
+      </w:pPr>
+      <w:r>
+        <w:rPr>
+          <w:rFonts w:ascii="Times New Roman" w:hAnsi="Times New Roman" w:cs="Noto Naskh Arabic"/>
+          <w:b w:val="0"/>
+          <w:i w:val="0"/>
+          <w:color w:val="111111"/>
+          <w:sz w:val="23"/>
+          <w:szCs w:val="23"/>
+          <w:rtl/>
+          <w:cs/>
+        </w:rPr>
+        <w:t>والتحدي التقني في جوهره أن المطلوب ليس سؤالاً واحداً بل سؤالان يُطرحان على كل منتج في الصورة في آنٍ معاً: أين يقع (التوطين)، وما هو (الهوية). والطريقة التي يُوزَّع بها هذان السؤالان على مكوّنات النظام هي القرار المعماري الذي شكّل هذه الفترة بأكملها.</w:t>
       </w:r>
     </w:p>
     <w:p>
@@ -384,7 +405,7 @@
           <w:rtl/>
           <w:cs/>
         </w:rPr>
-        <w:t>٢. ما الذي بُني: المعمارية</w:t>
+        <w:t>٢. نقطة البداية: ما كان قائماً في ٢٧ تموز</w:t>
       </w:r>
     </w:p>
     <w:p>
@@ -405,91 +426,7 @@
           <w:rtl/>
           <w:cs/>
         </w:rPr>
-        <w:t>إن أي نموذج واحد يصنّف كل منتج مباشرةً بحسب هويته يستوجب إعادة تدريب كامل كلما دخلت وحدة مخزون جديدة إلى الكتالوج، ويعاني إحصائياً أيضاً: فمجموعة تدريب ثابتة مقسَّمة على أصناف علامات كثيرة تُجوِّع الأصناف الأندر (القسم ٣.١). والنظام المبنيّ خلال هذه الفترة يفصل بدلاً من ذلك الجزء المتقلّب من المشكلة (هوية المنتج) عن الجزء المستقر (وجود الكائن)، ويُضيّق فضاء القرار مرحلةً بعد مرحلة:</w:t>
-      </w:r>
-    </w:p>
-    <w:p>
-      <w:pPr>
-        <w:keepNext w:val="0"/>
-        <w:bidi/>
-        <w:spacing w:after="120" w:before="0" w:line="348" w:lineRule="auto"/>
-        <w:jc w:val="both"/>
-      </w:pPr>
-      <w:r>
-        <w:rPr>
-          <w:rFonts w:ascii="Times New Roman" w:hAnsi="Times New Roman" w:cs="Noto Naskh Arabic"/>
-          <w:b w:val="0"/>
-          <w:i w:val="0"/>
-          <w:color w:val="111111"/>
-          <w:sz w:val="23"/>
-          <w:szCs w:val="23"/>
-          <w:rtl/>
-          <w:cs/>
-        </w:rPr>
-        <w:t>المرحلة الأولى — الكشف. كاشف محايد صنفياً يحدد موضع كل منتج تحت صنف عام واحد هو «product»، بصرف النظر عن العلامة، فلا يستوجب أبداً إعادة تدريب عند ظهور وحدة مخزون جديدة.</w:t>
-      </w:r>
-    </w:p>
-    <w:p>
-      <w:pPr>
-        <w:keepNext w:val="0"/>
-        <w:bidi/>
-        <w:spacing w:after="120" w:before="0" w:line="348" w:lineRule="auto"/>
-        <w:jc w:val="both"/>
-      </w:pPr>
-      <w:r>
-        <w:rPr>
-          <w:rFonts w:ascii="Times New Roman" w:hAnsi="Times New Roman" w:cs="Noto Naskh Arabic"/>
-          <w:b w:val="0"/>
-          <w:i w:val="0"/>
-          <w:color w:val="111111"/>
-          <w:sz w:val="23"/>
-          <w:szCs w:val="23"/>
-          <w:rtl/>
-          <w:cs/>
-        </w:rPr>
-        <w:t>المرحلة الثانية — تصنيف العلامة التجارية. تُقتطع كل منطقة مكتشَفة وتُصنَّف بحسب الشركة المصنِّعة — طبقة صغيرة ومستقرة، لأن مجموعة العلامات تتغير أبطأ بكثير من مجموعة المنتجات.</w:t>
-      </w:r>
-    </w:p>
-    <w:p>
-      <w:pPr>
-        <w:keepNext w:val="0"/>
-        <w:bidi/>
-        <w:spacing w:after="120" w:before="0" w:line="348" w:lineRule="auto"/>
-        <w:jc w:val="both"/>
-      </w:pPr>
-      <w:r>
-        <w:rPr>
-          <w:rFonts w:ascii="Times New Roman" w:hAnsi="Times New Roman" w:cs="Noto Naskh Arabic"/>
-          <w:b w:val="0"/>
-          <w:i w:val="0"/>
-          <w:color w:val="111111"/>
-          <w:sz w:val="23"/>
-          <w:szCs w:val="23"/>
-          <w:rtl/>
-          <w:cs/>
-        </w:rPr>
-        <w:t>المرحلة الثالثة — تصنيف المتغيّر، بشرط التوجيه. حين تُحدِّد المرحلة الثانية علامةً لها مُصنِّف متغيّرات خاص بها، تستدعي خطوة توجيه ذلك المُصنِّف وحده لا كل مُصنِّفات المتغيّرات. وعلامتان موصولتان بهذا النمط اليوم: Fanta (النكهة) وXL Energy (النكهة/الصيغة).</w:t>
-      </w:r>
-    </w:p>
-    <w:p>
-      <w:pPr>
-        <w:keepNext w:val="0"/>
-        <w:bidi/>
-        <w:spacing w:after="120" w:before="0" w:line="348" w:lineRule="auto"/>
-        <w:jc w:val="both"/>
-      </w:pPr>
-      <w:r>
-        <w:rPr>
-          <w:rFonts w:ascii="Times New Roman" w:hAnsi="Times New Roman" w:cs="Noto Naskh Arabic"/>
-          <w:b w:val="0"/>
-          <w:i w:val="0"/>
-          <w:color w:val="111111"/>
-          <w:sz w:val="23"/>
-          <w:szCs w:val="23"/>
-          <w:rtl/>
-          <w:cs/>
-        </w:rPr>
-        <w:t>المرحلة الرابعة — مادة التعبئة، بلا شرط. مُصنِّف مستقل عن العلامة (علبة / بلاستيك / زجاج) يعمل على كل قصاصة، وتُدمَج نتيجته في التصنيف ذاته الذي يعرضه التطبيق إلى جانب العلامة والمتغيّر.</w:t>
+        <w:t>كان النظام القائم عند بداية التدريب كاشفاً واحداً للكائنات، مُدرَّباً على ستة أصناف تمثّل العلامات التجارية مباشرةً: coca-cola، وfanta، وsprite، وpepsi، وcappy، وxl_energy. أي أن النموذج نفسه كان يجيب عن السؤالين معاً — يرسم الصندوق ويسمّي العلامة في خطوة واحدة.</w:t>
       </w:r>
     </w:p>
     <w:p>
@@ -510,7 +447,28 @@
           <w:rtl/>
           <w:cs/>
         </w:rPr>
-        <w:t>وهذا مُنفَّذ عبر سير عمل Roboflow هرمي حي، لا اقتراح نظري. والتوجيه في المرحلة الثالثة هو التغيير المعماري المقيس في القسم ٣.٣: فهو ما يمنع استدعاءات المُصنِّف من النمو مع عدد مُصنِّفات المتغيّرات المنشورة، وهو أمر تتزايد أهميته مع انضمام مزيد من العلامات إلى مُصنِّف خاص بها.</w:t>
+        <w:t>وقد نما هذا المشروع تدريجياً عبر عشرين نسخة. والنسخة الأولى، المُدرَّبة على ٢٧ صورة فقط، بلغت متوسط دقة ٧٧٫٩٥٪. أما النسخة الثانية، المُدرَّبة على ٤٩ صورة — أي ضِعف البيانات تقريباً — فقد تراجعت إلى ٥٧٫٧٨٪، وانخفض استدعاؤها من ٧٣٫٥٪ إلى ٥٠٪. وهذه الواقعة المبكرة، المسجَّلة في تاريخ المشروع قبل بدء هذا التدريب، هي أول دليل عملي على المشكلة التي عالجتها هذه الفترة: فالبيانات الإضافية لم تكن تدعم الأصناف القائمة، بل كانت تُدخِل أصنافاً جديدة تتقاسم المجموعة ذاتها، فيقلّ نصيب كل صنف بدلاً من أن يزيد.</w:t>
+      </w:r>
+    </w:p>
+    <w:p>
+      <w:pPr>
+        <w:keepNext w:val="0"/>
+        <w:bidi/>
+        <w:spacing w:after="160" w:before="0" w:line="348" w:lineRule="auto"/>
+        <w:jc w:val="both"/>
+      </w:pPr>
+      <w:r>
+        <w:rPr>
+          <w:rFonts w:ascii="Times New Roman" w:hAnsi="Times New Roman" w:cs="Noto Naskh Arabic"/>
+          <w:b w:val="0"/>
+          <w:i w:val="0"/>
+          <w:color w:val="111111"/>
+          <w:sz w:val="23"/>
+          <w:szCs w:val="23"/>
+          <w:rtl/>
+          <w:cs/>
+        </w:rPr>
+        <w:t>وبحلول نسخته العشرين، وبعد أن بلغت مدوَّنته ١٬١٩١ صورة مُعلَّمة على معمارية rfdetr-large، استقر هذا الكاشف على متوسط دقة ٨٦٫٩٢٪ وإحكام ٨٢٫٧٪ واستدعاء ٨٥٫٨٪. وهذه هي الحالة الناضجة للنهج الأصلي، وهي نقطة المقارنة العادلة المستخدمة في هذا التقرير — لا النسخ المبكرة الصغيرة.</w:t>
       </w:r>
     </w:p>
     <w:p>
@@ -532,7 +490,421 @@
           <w:rtl/>
           <w:cs/>
         </w:rPr>
-        <w:t>٣. الأدلة: هل يعمل؟</w:t>
+        <w:t>٣. المنهجية</w:t>
+      </w:r>
+    </w:p>
+    <w:p>
+      <w:pPr>
+        <w:keepNext w:val="0"/>
+        <w:bidi/>
+        <w:spacing w:after="160" w:before="0" w:line="348" w:lineRule="auto"/>
+        <w:jc w:val="both"/>
+      </w:pPr>
+      <w:r>
+        <w:rPr>
+          <w:rFonts w:ascii="Times New Roman" w:hAnsi="Times New Roman" w:cs="Noto Naskh Arabic"/>
+          <w:b w:val="0"/>
+          <w:i w:val="0"/>
+          <w:color w:val="111111"/>
+          <w:sz w:val="23"/>
+          <w:szCs w:val="23"/>
+          <w:rtl/>
+          <w:cs/>
+        </w:rPr>
+        <w:t>اتُّبع في كل بند من بنود هذه الفترة تسلسل واحد: تدقيق ما هو قائم فعلياً، ثم تشخيص السبب الجذري لا العَرَض الظاهر، ثم بناء البديل، ثم التحقق منه في مواجهة بيانات حقيقية قبل اعتباره منجزاً.</w:t>
+      </w:r>
+    </w:p>
+    <w:p>
+      <w:pPr>
+        <w:keepNext w:val="0"/>
+        <w:bidi/>
+        <w:spacing w:after="160" w:before="0" w:line="348" w:lineRule="auto"/>
+        <w:jc w:val="both"/>
+      </w:pPr>
+      <w:r>
+        <w:rPr>
+          <w:rFonts w:ascii="Times New Roman" w:hAnsi="Times New Roman" w:cs="Noto Naskh Arabic"/>
+          <w:b w:val="0"/>
+          <w:i w:val="0"/>
+          <w:color w:val="111111"/>
+          <w:sz w:val="23"/>
+          <w:szCs w:val="23"/>
+          <w:rtl/>
+          <w:cs/>
+        </w:rPr>
+        <w:t>وقد فُرِض قيدان على هذا التسلسل تبيّن أنهما حاسمان. الأول أن أي ادّعاء عن سلوك النظام يجب أن يُتحقَّق منه باستدعاء استدلال حقيقي على صورة حقيقية، لا بقراءة إعدادات سير العمل — فقد ثبت أكثر من مرة خلال هذه الفترة أن الإعداد يبدو صحيحاً بينما السلوك الفعلي مختلف. والثاني أن التدقيق البصري المباشر لبيانات التدريب هو الأداة التشخيصية الأولى عند ضعف الأداء على صنف بعينه، قبل أي محاولة لضبط النموذج.</w:t>
+      </w:r>
+    </w:p>
+    <w:p>
+      <w:pPr>
+        <w:keepNext w:val="0"/>
+        <w:bidi/>
+        <w:spacing w:after="160" w:before="0" w:line="348" w:lineRule="auto"/>
+        <w:jc w:val="both"/>
+      </w:pPr>
+      <w:r>
+        <w:rPr>
+          <w:rFonts w:ascii="Times New Roman" w:hAnsi="Times New Roman" w:cs="Noto Naskh Arabic"/>
+          <w:b w:val="0"/>
+          <w:i w:val="0"/>
+          <w:color w:val="111111"/>
+          <w:sz w:val="23"/>
+          <w:szCs w:val="23"/>
+          <w:rtl/>
+          <w:cs/>
+        </w:rPr>
+        <w:t>ولهذا الغرض طُوِّرت طريقة عمل متكرّرة: تُنزَّل قصاصات الصنف محل الفحص، وتُرتَّب في صفحات تباين شبكية مرتّبة بإشارة رخيصة لكنها دالة (نسبة أبعاد الصندوق تفصل العلب عن الزجاجات، واللون السائد يفصل النكهات)، فيصبح الحكم البشري ممكناً على نطاقات كاملة دفعةً واحدة بدلاً من صورة بعد صورة. وقد استُخدمت هذه الطريقة في كل تدقيق ورد في هذا التقرير.</w:t>
+      </w:r>
+    </w:p>
+    <w:p>
+      <w:pPr>
+        <w:keepNext/>
+        <w:bidi/>
+        <w:spacing w:before="360" w:after="140"/>
+        <w:jc w:val="right"/>
+      </w:pPr>
+      <w:r>
+        <w:rPr>
+          <w:rFonts w:ascii="Times New Roman" w:hAnsi="Times New Roman" w:cs="Noto Naskh Arabic"/>
+          <w:b/>
+          <w:bCs w:val="1"/>
+          <w:i w:val="0"/>
+          <w:color w:val="1A3A5C"/>
+          <w:sz w:val="28"/>
+          <w:szCs w:val="28"/>
+          <w:rtl/>
+          <w:cs/>
+        </w:rPr>
+        <w:t>٤. تشخيص المعمارية الأحادية</w:t>
+      </w:r>
+    </w:p>
+    <w:p>
+      <w:pPr>
+        <w:keepNext w:val="0"/>
+        <w:bidi/>
+        <w:spacing w:after="160" w:before="0" w:line="348" w:lineRule="auto"/>
+        <w:jc w:val="both"/>
+      </w:pPr>
+      <w:r>
+        <w:rPr>
+          <w:rFonts w:ascii="Times New Roman" w:hAnsi="Times New Roman" w:cs="Noto Naskh Arabic"/>
+          <w:b w:val="0"/>
+          <w:i w:val="0"/>
+          <w:color w:val="111111"/>
+          <w:sz w:val="23"/>
+          <w:szCs w:val="23"/>
+          <w:rtl/>
+          <w:cs/>
+        </w:rPr>
+        <w:t>أسفر تدقيق النهج القائم عن قيدين بنيويين، كلاهما ناتج عن القرار ذاته: جمع التوطين والهوية في نموذج واحد.</w:t>
+      </w:r>
+    </w:p>
+    <w:p>
+      <w:pPr>
+        <w:keepNext w:val="0"/>
+        <w:bidi/>
+        <w:spacing w:after="160" w:before="0" w:line="348" w:lineRule="auto"/>
+        <w:jc w:val="both"/>
+      </w:pPr>
+      <w:r>
+        <w:rPr>
+          <w:rFonts w:ascii="Times New Roman" w:hAnsi="Times New Roman" w:cs="Noto Naskh Arabic"/>
+          <w:b w:val="0"/>
+          <w:i w:val="0"/>
+          <w:color w:val="111111"/>
+          <w:sz w:val="23"/>
+          <w:szCs w:val="23"/>
+          <w:rtl/>
+          <w:cs/>
+        </w:rPr>
+        <w:t>القيد الأول اقتصادي. فما دام النموذج يحمل معرفة بهوية المنتجات، فإن كل منتج جديد يدخل السوق يستوجب إعادة تدريبه بالكامل. وكلفة هذه الإعادة لا تتناسب مع حجم الإضافة بل مع حجم الكتالوج كله، كما أنها تُعرِّض منتجات كانت تعمل بصورة صحيحة لتدهور غير مقصود في الأداء. وفي مجال يتغيّر كتالوجه باستمرار، هذا يعني أن كلفة الصيانة تنمو مع نجاح المنتج نفسه.</w:t>
+      </w:r>
+    </w:p>
+    <w:p>
+      <w:pPr>
+        <w:keepNext w:val="0"/>
+        <w:bidi/>
+        <w:spacing w:after="160" w:before="0" w:line="348" w:lineRule="auto"/>
+        <w:jc w:val="both"/>
+      </w:pPr>
+      <w:r>
+        <w:rPr>
+          <w:rFonts w:ascii="Times New Roman" w:hAnsi="Times New Roman" w:cs="Noto Naskh Arabic"/>
+          <w:b w:val="0"/>
+          <w:i w:val="0"/>
+          <w:color w:val="111111"/>
+          <w:sz w:val="23"/>
+          <w:szCs w:val="23"/>
+          <w:rtl/>
+          <w:cs/>
+        </w:rPr>
+        <w:t>والقيد الثاني إحصائي. فمجموعة صور ثابتة مقسَّمة على ستة أصناف تعني أن كل صنف لا ينال إلا جزءاً من الإشارة المتاحة، وأن الأصناف الأقل تمثيلاً تتعلّم على أمثلة قليلة جداً — وهو ما يُنتج انخفاض الاستدعاء، أي وجود منتجات على الرف لا تُكتشَف إطلاقاً. وتراجع النسخة الثانية عن الأولى، الوارد في القسم السابق، هو هذا القيد وقد ظهر بالقياس لا بالتنظير.</w:t>
+      </w:r>
+    </w:p>
+    <w:p>
+      <w:pPr>
+        <w:keepNext w:val="0"/>
+        <w:bidi/>
+        <w:spacing w:after="160" w:before="0" w:line="348" w:lineRule="auto"/>
+        <w:jc w:val="both"/>
+      </w:pPr>
+      <w:r>
+        <w:rPr>
+          <w:rFonts w:ascii="Times New Roman" w:hAnsi="Times New Roman" w:cs="Noto Naskh Arabic"/>
+          <w:b w:val="0"/>
+          <w:i w:val="0"/>
+          <w:color w:val="111111"/>
+          <w:sz w:val="23"/>
+          <w:szCs w:val="23"/>
+          <w:rtl/>
+          <w:cs/>
+        </w:rPr>
+        <w:t>ويشترك القيدان في ملاحظة واحدة: أن الجزء المتقلّب من المشكلة (هوية المنتج) والجزء المستقر منها (وجود جسم على الرف) قد كُبِّلا معاً من دون داعٍ. فوجود منتج على الرف حقيقة بصرية لا تتغيّر بتغيّر الكتالوج؛ وفصلها عن مسألة الهوية هو ما تقوم عليه المعمارية التالية.</w:t>
+      </w:r>
+    </w:p>
+    <w:p>
+      <w:pPr>
+        <w:keepNext/>
+        <w:bidi/>
+        <w:spacing w:before="360" w:after="140"/>
+        <w:jc w:val="right"/>
+      </w:pPr>
+      <w:r>
+        <w:rPr>
+          <w:rFonts w:ascii="Times New Roman" w:hAnsi="Times New Roman" w:cs="Noto Naskh Arabic"/>
+          <w:b/>
+          <w:bCs w:val="1"/>
+          <w:i w:val="0"/>
+          <w:color w:val="1A3A5C"/>
+          <w:sz w:val="28"/>
+          <w:szCs w:val="28"/>
+          <w:rtl/>
+          <w:cs/>
+        </w:rPr>
+        <w:t>٥. المعمارية المبنيّة</w:t>
+      </w:r>
+    </w:p>
+    <w:p>
+      <w:pPr>
+        <w:keepNext w:val="0"/>
+        <w:bidi/>
+        <w:spacing w:after="160" w:before="0" w:line="348" w:lineRule="auto"/>
+        <w:jc w:val="both"/>
+      </w:pPr>
+      <w:r>
+        <w:rPr>
+          <w:rFonts w:ascii="Times New Roman" w:hAnsi="Times New Roman" w:cs="Noto Naskh Arabic"/>
+          <w:b w:val="0"/>
+          <w:i w:val="0"/>
+          <w:color w:val="111111"/>
+          <w:sz w:val="23"/>
+          <w:szCs w:val="23"/>
+          <w:rtl/>
+          <w:cs/>
+        </w:rPr>
+        <w:t>تُضيّق المعمارية المبنيّة خلال هذه الفترة فضاء القرار مرحلةً بعد مرحلة، بحيث تكون كل طبقة صغيرة ومستقلة وقابلة للاستبدال من دون المساس بما قبلها.</w:t>
+      </w:r>
+    </w:p>
+    <w:p>
+      <w:pPr>
+        <w:keepNext w:val="0"/>
+        <w:bidi/>
+        <w:spacing w:after="120" w:before="0" w:line="348" w:lineRule="auto"/>
+        <w:jc w:val="both"/>
+      </w:pPr>
+      <w:r>
+        <w:rPr>
+          <w:rFonts w:ascii="Times New Roman" w:hAnsi="Times New Roman" w:cs="Noto Naskh Arabic"/>
+          <w:b w:val="0"/>
+          <w:i w:val="0"/>
+          <w:color w:val="111111"/>
+          <w:sz w:val="23"/>
+          <w:szCs w:val="23"/>
+          <w:rtl/>
+          <w:cs/>
+        </w:rPr>
+        <w:t>المرحلة الأولى — الكشف. كاشف محايد صنفياً يحدد موضع كل منتج تحت صنف عام واحد هو «product». وهو لا يحمل أي معرفة بالهوية، فلا يستوجب إعادة تدريب عند دخول منتج جديد إلى الكتالوج مهما تغيّر.</w:t>
+      </w:r>
+    </w:p>
+    <w:p>
+      <w:pPr>
+        <w:keepNext w:val="0"/>
+        <w:bidi/>
+        <w:spacing w:after="120" w:before="0" w:line="348" w:lineRule="auto"/>
+        <w:jc w:val="both"/>
+      </w:pPr>
+      <w:r>
+        <w:rPr>
+          <w:rFonts w:ascii="Times New Roman" w:hAnsi="Times New Roman" w:cs="Noto Naskh Arabic"/>
+          <w:b w:val="0"/>
+          <w:i w:val="0"/>
+          <w:color w:val="111111"/>
+          <w:sz w:val="23"/>
+          <w:szCs w:val="23"/>
+          <w:rtl/>
+          <w:cs/>
+        </w:rPr>
+        <w:t>المرحلة الثانية — العلامة التجارية. تُقتطع كل منطقة مكتشَفة وتُصنَّف بحسب الشركة المصنِّعة. وهذه طبقة مستقرة، لأن مجموعة العلامات في سوق ما تتغيّر أبطأ بكثير من مجموعة المنتجات.</w:t>
+      </w:r>
+    </w:p>
+    <w:p>
+      <w:pPr>
+        <w:keepNext w:val="0"/>
+        <w:bidi/>
+        <w:spacing w:after="120" w:before="0" w:line="348" w:lineRule="auto"/>
+        <w:jc w:val="both"/>
+      </w:pPr>
+      <w:r>
+        <w:rPr>
+          <w:rFonts w:ascii="Times New Roman" w:hAnsi="Times New Roman" w:cs="Noto Naskh Arabic"/>
+          <w:b w:val="0"/>
+          <w:i w:val="0"/>
+          <w:color w:val="111111"/>
+          <w:sz w:val="23"/>
+          <w:szCs w:val="23"/>
+          <w:rtl/>
+          <w:cs/>
+        </w:rPr>
+        <w:t>المرحلة الثالثة — المتغيّر، بشرط التوجيه. حين تُحدِّد المرحلة الثانية علامةً لها مُصنِّف متغيّرات خاص بها، تستدعي خطوة توجيه ذلك المُصنِّف وحده. وعلامتان موصولتان بهذا النمط اليوم: Fanta (النكهة) وXL Energy. والقصاصة التي لا تخص أياً منهما لا تمرّ على أي مُصنِّف متغيّرات إطلاقاً.</w:t>
+      </w:r>
+    </w:p>
+    <w:p>
+      <w:pPr>
+        <w:keepNext w:val="0"/>
+        <w:bidi/>
+        <w:spacing w:after="120" w:before="0" w:line="348" w:lineRule="auto"/>
+        <w:jc w:val="both"/>
+      </w:pPr>
+      <w:r>
+        <w:rPr>
+          <w:rFonts w:ascii="Times New Roman" w:hAnsi="Times New Roman" w:cs="Noto Naskh Arabic"/>
+          <w:b w:val="0"/>
+          <w:i w:val="0"/>
+          <w:color w:val="111111"/>
+          <w:sz w:val="23"/>
+          <w:szCs w:val="23"/>
+          <w:rtl/>
+          <w:cs/>
+        </w:rPr>
+        <w:t>المرحلة الرابعة — مادة التعبئة، بلا شرط. مُصنِّف واحد مشترك (علبة / بلاستيك / زجاج) يعمل على كل قصاصة بصرف النظر عن العلامة، لأن المادة خاصية فيزيائية لا تتوقف على المصنِّع — فأي علامة جديدة تُضاف مستقبلاً تستفيد منه فوراً من دون تدريب إضافي.</w:t>
+      </w:r>
+    </w:p>
+    <w:p>
+      <w:pPr>
+        <w:keepNext w:val="0"/>
+        <w:bidi/>
+        <w:spacing w:after="160" w:before="0" w:line="348" w:lineRule="auto"/>
+        <w:jc w:val="both"/>
+      </w:pPr>
+      <w:r>
+        <w:rPr>
+          <w:rFonts w:ascii="Times New Roman" w:hAnsi="Times New Roman" w:cs="Noto Naskh Arabic"/>
+          <w:b w:val="0"/>
+          <w:i w:val="0"/>
+          <w:color w:val="111111"/>
+          <w:sz w:val="23"/>
+          <w:szCs w:val="23"/>
+          <w:rtl/>
+          <w:cs/>
+        </w:rPr>
+        <w:t>ثم تختار خطوة دمج أدقّ تسمية متاحة لكل قصاصة — المتغيّر إن وُجد، وإلا العلامة المجردة — وتُكتب النتيجة على الاكتشاف نفسه، فتصل إلى التطبيق تسمية واحدة تحمل العلامة والمتغيّر ومادة التعبئة معاً.</w:t>
+      </w:r>
+    </w:p>
+    <w:p>
+      <w:pPr>
+        <w:keepNext/>
+        <w:spacing w:before="240" w:after="80"/>
+        <w:jc w:val="center"/>
+      </w:pPr>
+      <w:r>
+        <w:drawing>
+          <wp:inline xmlns:a="http://schemas.openxmlformats.org/drawingml/2006/main" xmlns:pic="http://schemas.openxmlformats.org/drawingml/2006/picture">
+            <wp:extent cx="5544000" cy="3653373"/>
+            <wp:docPr id="1" name="Picture 1"/>
+            <wp:cNvGraphicFramePr>
+              <a:graphicFrameLocks noChangeAspect="1"/>
+            </wp:cNvGraphicFramePr>
+            <a:graphic>
+              <a:graphicData uri="http://schemas.openxmlformats.org/drawingml/2006/picture">
+                <pic:pic>
+                  <pic:nvPicPr>
+                    <pic:cNvPr id="0" name="fig_pipeline_v2.png"/>
+                    <pic:cNvPicPr/>
+                  </pic:nvPicPr>
+                  <pic:blipFill>
+                    <a:blip r:embed="rId9"/>
+                    <a:stretch>
+                      <a:fillRect/>
+                    </a:stretch>
+                  </pic:blipFill>
+                  <pic:spPr>
+                    <a:xfrm>
+                      <a:off x="0" y="0"/>
+                      <a:ext cx="5544000" cy="3653373"/>
+                    </a:xfrm>
+                    <a:prstGeom prst="rect"/>
+                  </pic:spPr>
+                </pic:pic>
+              </a:graphicData>
+            </a:graphic>
+          </wp:inline>
+        </w:drawing>
+      </w:r>
+    </w:p>
+    <w:p>
+      <w:pPr>
+        <w:bidi/>
+        <w:spacing w:after="280"/>
+        <w:jc w:val="center"/>
+      </w:pPr>
+      <w:r>
+        <w:rPr>
+          <w:rFonts w:ascii="Times New Roman" w:hAnsi="Times New Roman" w:cs="Noto Naskh Arabic"/>
+          <w:b/>
+          <w:bCs w:val="1"/>
+          <w:i w:val="0"/>
+          <w:color w:val="555555"/>
+          <w:sz w:val="19"/>
+          <w:szCs w:val="19"/>
+          <w:rtl/>
+          <w:cs/>
+        </w:rPr>
+        <w:t xml:space="preserve">الشكل ١. </w:t>
+      </w:r>
+      <w:r>
+        <w:rPr>
+          <w:rFonts w:ascii="Times New Roman" w:hAnsi="Times New Roman" w:cs="Noto Naskh Arabic"/>
+          <w:b w:val="0"/>
+          <w:i w:val="0"/>
+          <w:color w:val="555555"/>
+          <w:sz w:val="19"/>
+          <w:szCs w:val="19"/>
+          <w:rtl/>
+          <w:cs/>
+        </w:rPr>
+        <w:t>المعمارية كما هي منشورة فعلياً. الفارق الجوهري عن المعماريات المرحلية المعتادة هو خطوتا التوجيه (باللون البرتقالي): فهما تفصلان تنفيذ مُصنِّفات المتغيّرات عن مجرد توفّر البيانات لها، وهو ما يقيسه القسم ٦٫٢.</w:t>
+      </w:r>
+    </w:p>
+    <w:p>
+      <w:pPr>
+        <w:keepNext/>
+        <w:bidi/>
+        <w:spacing w:before="360" w:after="140"/>
+        <w:jc w:val="right"/>
+      </w:pPr>
+      <w:r>
+        <w:rPr>
+          <w:rFonts w:ascii="Times New Roman" w:hAnsi="Times New Roman" w:cs="Noto Naskh Arabic"/>
+          <w:b/>
+          <w:bCs w:val="1"/>
+          <w:i w:val="0"/>
+          <w:color w:val="1A3A5C"/>
+          <w:sz w:val="28"/>
+          <w:szCs w:val="28"/>
+          <w:rtl/>
+          <w:cs/>
+        </w:rPr>
+        <w:t>٦. النتائج المقيسة</w:t>
       </w:r>
     </w:p>
     <w:p>
@@ -554,7 +926,7 @@
           <w:rtl/>
           <w:cs/>
         </w:rPr>
-        <w:t>٣.١ دقة الكاشف: تغيير معماري، مقيس</w:t>
+        <w:t>٦٫١ دقة الكشف</w:t>
       </w:r>
     </w:p>
     <w:p>
@@ -575,7 +947,7 @@
           <w:rtl/>
           <w:cs/>
         </w:rPr>
-        <w:t>قُورِن الكاشف الأصلي المُصنَّف بالعلامة التجارية بالكاشف الحالي المحايد صنفياً عند أنضج نسخة من كلٍّ منهما، وكلاهما على نموذج RF-DETR-large.</w:t>
+        <w:t>قُورِن الكاشف الأصلي المُصنَّف بالعلامة بالكاشف المحايد صنفياً عند أنضج نسخة من كلٍّ منهما، وكلاهما على معمارية النموذج ذاتها (rfdetr-large) حتى تكون المقارنة عادلة.</w:t>
       </w:r>
     </w:p>
     <w:p>
@@ -610,7 +982,7 @@
           <w:rtl/>
           <w:cs/>
         </w:rPr>
-        <w:t>دقة الكاشف: المعمارية الأصلية المُصنَّفة بالعلامة التجارية مقابل المعمارية الحالية المحايدة صنفياً، وكلتاهما على نموذج RF-DETR-large.</w:t>
+        <w:t>دقة الكشف قبل الفصل المعماري وبعده، على معمارية النموذج ذاتها.</w:t>
       </w:r>
     </w:p>
     <w:tbl>
@@ -847,7 +1219,7 @@
                 <w:rtl/>
                 <w:cs/>
               </w:rPr>
-              <w:t>متوسط الدقة ٥٠</w:t>
+              <w:t>متوسط الدقة ‎mAP50</w:t>
             </w:r>
           </w:p>
         </w:tc>
@@ -942,7 +1314,7 @@
                 <w:rtl/>
                 <w:cs/>
               </w:rPr>
-              <w:t>الدقة</w:t>
+              <w:t>الإحكام</w:t>
             </w:r>
           </w:p>
         </w:tc>
@@ -1128,7 +1500,7 @@
           <w:rtl/>
           <w:cs/>
         </w:rPr>
-        <w:t>تبلغ المعمارية الحالية دقة أعلى ودقة إجمالية أعلى على نحو ثلث صور التدريب التي احتاجها النهج الأصلي. أما الاستدعاء فأدنى قليلاً لسبب معروف لا معماري: فنحو ٨٠٠ صورة مُعلَّمة سلفاً من المشروع الأصلي لم تُرحَّل بعد. وترحيلها إعادة تسمية برمجية لا عمل تعليم جديد، ويظل أعلى إجراء قريب المدى قيمةً في هذا التقرير (القسم ٨).</w:t>
+        <w:t>بلغ الكاشف الجديد متوسط دقة وإحكاماً أعلى على نحو ثلث صور التدريب — وهي نتيجة في كفاءة البيانات، لا مجرد حجة تصميمية. أما الاستدعاء فأدنى بأربع نقاط، ويجب ألا يُخفى ذلك. والتفسير معروف ولا يتعلق بالمعمارية: فالمشروع المحايد صنفياً يضم ٢٢٦ صورة خام فقط، بينما بلغ المشروع الأصلي ١٬١٩١ صورة مُعلَّمة — أي أن نحو ٨٠٠ صورة مُعلَّمة سلفاً لم تُرحَّل بعد. وترحيلها إعادة تسمية برمجية إلى صنف واحد، لا عمل تعليم جديد، وهو أرخص إجراء متاح لسدّ هذه الفجوة.</w:t>
       </w:r>
     </w:p>
     <w:p>
@@ -1150,7 +1522,7 @@
           <w:rtl/>
           <w:cs/>
         </w:rPr>
-        <w:t>٣.٢ دقة المُصنِّفات: غير مقيسة، لسبب معروف</w:t>
+        <w:t>٦٫٢ التعقيد الحسابي: من ‎O(N×K)‎ إلى ‎O(N)‎</w:t>
       </w:r>
     </w:p>
     <w:p>
@@ -1171,7 +1543,7 @@
           <w:rtl/>
           <w:cs/>
         </w:rPr>
-        <w:t>لا يحمل أي من المُصنِّفات الأربعة الحية — العلامة، وFanta، وXL Energy، ومادة التعبئة — تقييم دقة مُسجَّلاً رسمياً. والسبب فجوة في مستوى الخطة: فالتقييم الآلي للنموذج في منصة التدريب ميزةٌ حصرية بخطة مدفوعة تعمل عند التدريب فقط، من دون وسيلة لتشغيلها لاحقاً، وكل مُصنِّف دُرِّب حتى الآن سابق لهذه الميزة. ولا يُدَّعى في هذا التقرير أي رقم دقة لم يُقَس فعلياً؛ وسد هذه الفجوة أول بند في القسم ٨.</w:t>
+        <w:t>في التصميم الأول كان مُصنِّف المتغيّرات يعمل على كل قصاصة بصرف النظر عن علامتها، لأن خطوة الدمج كانت تختار النتيجة الصحيحة بعد التنفيذ لا قبله. وعلى صورة اختبارية حقيقية تضم ٦٠ منتجاً، عمل مُصنِّف Fanta على القصاصات الستين جميعها رغم أن ١٢ منها فقط كانت Fanta — أي أن ٤٨ استدعاءً من كل ٦٠ كانت مهدورة بالكامل. وبعدد المنتجات N وعدد مُصنِّفات المتغيّرات K، ينمو هذا العبء بحاصل ضربهما.</w:t>
       </w:r>
     </w:p>
     <w:p>
@@ -1192,7 +1564,103 @@
           <w:rtl/>
           <w:cs/>
         </w:rPr>
-        <w:t>أُعيد فحص متغيّرات نكهة الكوكاكولا هذه الفترة بتدقيق مستقل ثانٍ — بفرز جميع القصاصات المتاحة البالغة ٣٠١ بحسب اللون السائد — وتوصّل إلى النتيجة ذاتها السابقة: نحو ٩٥٪ كلاسيكية، من دون أي مثال مؤكد لـ Zero. وهذه فجوة تصوير، لا فجوة نمذجة.</w:t>
+        <w:t>وبإدخال خطوة توجيه تُقيّم تسمية العلامة أولاً ثم تُنفِّذ الفرع المعني وحده، تصبح كل قصاصة مارّةً بمُصنِّف متغيّرات واحد على الأكثر — فينمو العبء مع N وحدها، بصرف النظر عن K. وقد قِيس هذا على الصورة ذاتها وتحت الظروف ذاتها، بتشغيل النسختين تباعاً عبر مسار الاستدعاء نفسه: انخفض زمن التصنيف من ٤٠٫٣٢ ثانية إلى ١٤٫٢٠ ثانية، أي بنسبة ٦٥٪ ووفراً قدره ٢٦٫١ ثانية، مع تطابق تام في المُخرَجات.</w:t>
+      </w:r>
+    </w:p>
+    <w:p>
+      <w:pPr>
+        <w:keepNext w:val="0"/>
+        <w:bidi/>
+        <w:spacing w:after="160" w:before="0" w:line="348" w:lineRule="auto"/>
+        <w:jc w:val="both"/>
+      </w:pPr>
+      <w:r>
+        <w:rPr>
+          <w:rFonts w:ascii="Times New Roman" w:hAnsi="Times New Roman" w:cs="Noto Naskh Arabic"/>
+          <w:b w:val="0"/>
+          <w:i w:val="0"/>
+          <w:color w:val="111111"/>
+          <w:sz w:val="23"/>
+          <w:szCs w:val="23"/>
+          <w:rtl/>
+          <w:cs/>
+        </w:rPr>
+        <w:t>وأهمية هذه النتيجة أنها لا تتعلق بهذه الصورة بعينها بل بشكل النمو نفسه: فكل علامة تحصل مستقبلاً على مُصنِّف متغيّرات خاص بها كانت ستُضيف عبئاً على كل قصاصة في كل صورة تحت التصميم القديم، بينما تُضيف اليوم عبئاً ثابتاً لا يتراكم. وقد جرى تطبيق النمط مرتين خلال هذه الفترة — Fanta ثم XL Energy — والمكسب صامد مع مُصنِّفَين فعّالَين لا واحد.</w:t>
+      </w:r>
+    </w:p>
+    <w:p>
+      <w:pPr>
+        <w:keepNext/>
+        <w:spacing w:before="240" w:after="80"/>
+        <w:jc w:val="center"/>
+      </w:pPr>
+      <w:r>
+        <w:drawing>
+          <wp:inline xmlns:a="http://schemas.openxmlformats.org/drawingml/2006/main" xmlns:pic="http://schemas.openxmlformats.org/drawingml/2006/picture">
+            <wp:extent cx="5544000" cy="2055878"/>
+            <wp:docPr id="2" name="Picture 2"/>
+            <wp:cNvGraphicFramePr>
+              <a:graphicFrameLocks noChangeAspect="1"/>
+            </wp:cNvGraphicFramePr>
+            <a:graphic>
+              <a:graphicData uri="http://schemas.openxmlformats.org/drawingml/2006/picture">
+                <pic:pic>
+                  <pic:nvPicPr>
+                    <pic:cNvPr id="0" name="fig_complexity.png"/>
+                    <pic:cNvPicPr/>
+                  </pic:nvPicPr>
+                  <pic:blipFill>
+                    <a:blip r:embed="rId10"/>
+                    <a:stretch>
+                      <a:fillRect/>
+                    </a:stretch>
+                  </pic:blipFill>
+                  <pic:spPr>
+                    <a:xfrm>
+                      <a:off x="0" y="0"/>
+                      <a:ext cx="5544000" cy="2055878"/>
+                    </a:xfrm>
+                    <a:prstGeom prst="rect"/>
+                  </pic:spPr>
+                </pic:pic>
+              </a:graphicData>
+            </a:graphic>
+          </wp:inline>
+        </w:drawing>
+      </w:r>
+    </w:p>
+    <w:p>
+      <w:pPr>
+        <w:bidi/>
+        <w:spacing w:after="280"/>
+        <w:jc w:val="center"/>
+      </w:pPr>
+      <w:r>
+        <w:rPr>
+          <w:rFonts w:ascii="Times New Roman" w:hAnsi="Times New Roman" w:cs="Noto Naskh Arabic"/>
+          <w:b/>
+          <w:bCs w:val="1"/>
+          <w:i w:val="0"/>
+          <w:color w:val="555555"/>
+          <w:sz w:val="19"/>
+          <w:szCs w:val="19"/>
+          <w:rtl/>
+          <w:cs/>
+        </w:rPr>
+        <w:t xml:space="preserve">الشكل ٢. </w:t>
+      </w:r>
+      <w:r>
+        <w:rPr>
+          <w:rFonts w:ascii="Times New Roman" w:hAnsi="Times New Roman" w:cs="Noto Naskh Arabic"/>
+          <w:b w:val="0"/>
+          <w:i w:val="0"/>
+          <w:color w:val="555555"/>
+          <w:sz w:val="19"/>
+          <w:szCs w:val="19"/>
+          <w:rtl/>
+          <w:cs/>
+        </w:rPr>
+        <w:t>يساراً: عدد استدعاءات مُصنِّفات المتغيّرات لكل صورة بدلالة عدد العلامات التي لها مُصنِّف خاص. والنجمة هي القياس الفعلي عند K = ١ (‏١٢ استدعاءً بدل ٦٠)، أي أن المكسب الحقيقي أكبر من الحدّ الأعلى المرسوم. يميناً: الزمن المقيس على الصورة ذاتها قبل التوجيه وبعده.</w:t>
       </w:r>
     </w:p>
     <w:p>
@@ -1214,7 +1682,7 @@
           <w:rtl/>
           <w:cs/>
         </w:rPr>
-        <w:t>٣.٣ التعقيد الحسابي: ما الذي حققه تغيير التوجيه</w:t>
+        <w:t>٦٫٣ كلفة التدريب</w:t>
       </w:r>
     </w:p>
     <w:p>
@@ -1235,71 +1703,7 @@
           <w:rtl/>
           <w:cs/>
         </w:rPr>
-        <w:t>قبل هذه الفترة، كان كل مُصنِّف قد ينطبق على علامة تجارية يعمل على كل قصاصة من تلك العلامة من دون شرط: فN منتجاً مكتشَفاً وK مُصنِّف متغيّرات كانا يعنيان حتى N×K استدعاء للمُصنِّف. وعلى صورة حقيقية تضم ٦٠ قصاصة، عمل مُصنِّف Fanta على القصاصات الستين جميعها رغم أن ١٢ فقط كانت فعلياً Fanta.</w:t>
-      </w:r>
-    </w:p>
-    <w:p>
-      <w:pPr>
-        <w:keepNext w:val="0"/>
-        <w:bidi/>
-        <w:spacing w:after="160" w:before="0" w:line="348" w:lineRule="auto"/>
-        <w:jc w:val="both"/>
-      </w:pPr>
-      <w:r>
-        <w:rPr>
-          <w:rFonts w:ascii="Times New Roman" w:hAnsi="Times New Roman" w:cs="Noto Naskh Arabic"/>
-          <w:b w:val="0"/>
-          <w:i w:val="0"/>
-          <w:color w:val="111111"/>
-          <w:sz w:val="23"/>
-          <w:szCs w:val="23"/>
-          <w:rtl/>
-          <w:cs/>
-        </w:rPr>
-        <w:t>وحصر كل مُصنِّف متغيّرات خلف خطوة توجيه، بحيث لا يعمل إلا على القصاصات التي طابقها مُصنِّف العلامة أصلاً، يُحوّل النمو إلى الارتباط بـN وحدها بصرف النظر عن K. وعلى الصورة ذاتها، قِيس خفضٌ بنسبة ٦٥٪ في زمن التصنيف (من ٤٠٫٣ ثانية إلى ١٤٫٢ ثانية) بمُخرَجات مطابقة. وطُبِّق النمط ذاته مرة ثانية هذه الفترة بإضافة XL Energy إلى جانب Fanta، وصمدت المكسبة مع مُصنِّفَين فعّالين لا واحد.</w:t>
-      </w:r>
-    </w:p>
-    <w:p>
-      <w:pPr>
-        <w:keepNext/>
-        <w:bidi/>
-        <w:spacing w:before="360" w:after="140"/>
-        <w:jc w:val="right"/>
-      </w:pPr>
-      <w:r>
-        <w:rPr>
-          <w:rFonts w:ascii="Times New Roman" w:hAnsi="Times New Roman" w:cs="Noto Naskh Arabic"/>
-          <w:b/>
-          <w:bCs w:val="1"/>
-          <w:i w:val="0"/>
-          <w:color w:val="1A3A5C"/>
-          <w:sz w:val="28"/>
-          <w:szCs w:val="28"/>
-          <w:rtl/>
-          <w:cs/>
-        </w:rPr>
-        <w:t>٤. الاقتصاد: كلفة التوسّع</w:t>
-      </w:r>
-    </w:p>
-    <w:p>
-      <w:pPr>
-        <w:keepNext w:val="0"/>
-        <w:bidi/>
-        <w:spacing w:after="160" w:before="0" w:line="348" w:lineRule="auto"/>
-        <w:jc w:val="both"/>
-      </w:pPr>
-      <w:r>
-        <w:rPr>
-          <w:rFonts w:ascii="Times New Roman" w:hAnsi="Times New Roman" w:cs="Noto Naskh Arabic"/>
-          <w:b w:val="0"/>
-          <w:i w:val="0"/>
-          <w:color w:val="111111"/>
-          <w:sz w:val="23"/>
-          <w:szCs w:val="23"/>
-          <w:rtl/>
-          <w:cs/>
-        </w:rPr>
-        <w:t>المخاطرة التجارية المحورية في أي منتج يعتمد على كتالوج هي أن يصبح النمو مكلفاً. وقد اختيرت هذه المعمارية خصيصاً لتفادي ذلك، ويستند الادّعاء إلى الكلف الفعلية المقيسة في هذه الفترة، والتي تغطي الآن خمسة نماذج مُدرَّبة.</w:t>
+        <w:t>المخاطرة المتوقَّعة من الانتقال من نموذج واحد إلى خمسة هي ارتفاع كلفة الحوسبة. والأرقام التالية محسوبة من أزمنة التدريب الفعلية المسجَّلة، وفق المعدل المُعلَن البالغ رصيداً واحداً لكل ثلاثين دقيقة تدريب على معالج رسوميات.</w:t>
       </w:r>
     </w:p>
     <w:p>
@@ -1334,7 +1738,7 @@
           <w:rtl/>
           <w:cs/>
         </w:rPr>
-        <w:t>الكلفة الفعلية لتدريب كل نموذج في المجموعة الإنتاجية الحالية، وفق معدل Roboflow المُعلَن البالغ رصيداً واحداً لكل ثلاثين دقيقة تدريب.</w:t>
+        <w:t>كلفة تدريب النماذج الخمسة العاملة حالياً في الإنتاج. لا تشمل النسخ المتجاوَزة.</w:t>
       </w:r>
     </w:p>
     <w:tbl>
@@ -1443,7 +1847,7 @@
                 <w:rtl/>
                 <w:cs/>
               </w:rPr>
-              <w:t>أرصدة التدريب</w:t>
+              <w:t>الأرصدة</w:t>
             </w:r>
           </w:p>
         </w:tc>
@@ -1476,102 +1880,7 @@
                 <w:rtl/>
                 <w:cs/>
               </w:rPr>
-              <w:t>الكاشف الأصلي (النسخة الأولى)</w:t>
-            </w:r>
-          </w:p>
-        </w:tc>
-        <w:tc>
-          <w:tcPr>
-            <w:tcW w:type="dxa" w:w="2986"/>
-          </w:tcPr>
-          <w:p>
-            <w:pPr>
-              <w:bidi/>
-              <w:spacing w:before="60" w:after="60"/>
-              <w:jc w:val="right"/>
-            </w:pPr>
-            <w:r>
-              <w:rPr>
-                <w:rtl/>
-                <w:cs/>
-              </w:rPr>
-            </w:r>
-            <w:r>
-              <w:rPr>
-                <w:rFonts w:ascii="Times New Roman" w:hAnsi="Times New Roman" w:cs="Noto Naskh Arabic"/>
-                <w:b w:val="0"/>
-                <w:i w:val="0"/>
-                <w:color w:val="111111"/>
-                <w:sz w:val="20"/>
-                <w:szCs w:val="20"/>
-                <w:rtl/>
-                <w:cs/>
-              </w:rPr>
-              <w:t>١١٫٢ دقيقة</w:t>
-            </w:r>
-          </w:p>
-        </w:tc>
-        <w:tc>
-          <w:tcPr>
-            <w:tcW w:type="dxa" w:w="2986"/>
-          </w:tcPr>
-          <w:p>
-            <w:pPr>
-              <w:bidi/>
-              <w:spacing w:before="60" w:after="60"/>
-              <w:jc w:val="right"/>
-            </w:pPr>
-            <w:r>
-              <w:rPr>
-                <w:rtl/>
-                <w:cs/>
-              </w:rPr>
-            </w:r>
-            <w:r>
-              <w:rPr>
-                <w:rFonts w:ascii="Times New Roman" w:hAnsi="Times New Roman" w:cs="Noto Naskh Arabic"/>
-                <w:b w:val="0"/>
-                <w:i w:val="0"/>
-                <w:color w:val="111111"/>
-                <w:sz w:val="20"/>
-                <w:szCs w:val="20"/>
-                <w:rtl/>
-                <w:cs/>
-              </w:rPr>
-              <w:t>٠٫٣٧</w:t>
-            </w:r>
-          </w:p>
-        </w:tc>
-      </w:tr>
-      <w:tr>
-        <w:tc>
-          <w:tcPr>
-            <w:tcW w:type="dxa" w:w="2986"/>
-          </w:tcPr>
-          <w:p>
-            <w:pPr>
-              <w:bidi/>
-              <w:spacing w:before="60" w:after="60"/>
-              <w:jc w:val="right"/>
-            </w:pPr>
-            <w:r>
-              <w:rPr>
-                <w:rtl/>
-                <w:cs/>
-              </w:rPr>
-            </w:r>
-            <w:r>
-              <w:rPr>
-                <w:rFonts w:ascii="Times New Roman" w:hAnsi="Times New Roman" w:cs="Noto Naskh Arabic"/>
-                <w:b w:val="0"/>
-                <w:i w:val="0"/>
-                <w:color w:val="111111"/>
-                <w:sz w:val="20"/>
-                <w:szCs w:val="20"/>
-                <w:rtl/>
-                <w:cs/>
-              </w:rPr>
-              <w:t>الكاشف الإنتاجي الحالي</w:t>
+              <w:t>الكاشف المحايد صنفياً</w:t>
             </w:r>
           </w:p>
         </w:tc>
@@ -1666,7 +1975,7 @@
                 <w:rtl/>
                 <w:cs/>
               </w:rPr>
-              <w:t>مُصنِّف العلامة (النسخة الحالية)</w:t>
+              <w:t>مُصنِّف العلامة التجارية</w:t>
             </w:r>
           </w:p>
         </w:tc>
@@ -1697,7 +2006,7 @@
                 <w:rtl/>
                 <w:cs/>
               </w:rPr>
-              <w:t>٩٫١ دقيقة</w:t>
+              <w:t>٤٫٣ دقيقة</w:t>
             </w:r>
           </w:p>
         </w:tc>
@@ -1728,7 +2037,7 @@
                 <w:rtl/>
                 <w:cs/>
               </w:rPr>
-              <w:t>٠٫٣٠</w:t>
+              <w:t>٠٫١٤</w:t>
             </w:r>
           </w:p>
         </w:tc>
@@ -1761,7 +2070,7 @@
                 <w:rtl/>
                 <w:cs/>
               </w:rPr>
-              <w:t>مُصنِّف نكهة Fanta</w:t>
+              <w:t>مُصنِّف نكهات Fanta</w:t>
             </w:r>
           </w:p>
         </w:tc>
@@ -1856,7 +2165,7 @@
                 <w:rtl/>
                 <w:cs/>
               </w:rPr>
-              <w:t>مُصنِّف متغيّر XL Energy</w:t>
+              <w:t>مُصنِّف متغيّرات XL Energy</w:t>
             </w:r>
           </w:p>
         </w:tc>
@@ -2018,6 +2327,101 @@
           </w:p>
         </w:tc>
       </w:tr>
+      <w:tr>
+        <w:tc>
+          <w:tcPr>
+            <w:tcW w:type="dxa" w:w="2986"/>
+          </w:tcPr>
+          <w:p>
+            <w:pPr>
+              <w:bidi/>
+              <w:spacing w:before="60" w:after="60"/>
+              <w:jc w:val="right"/>
+            </w:pPr>
+            <w:r>
+              <w:rPr>
+                <w:rtl/>
+                <w:cs/>
+              </w:rPr>
+            </w:r>
+            <w:r>
+              <w:rPr>
+                <w:rFonts w:ascii="Times New Roman" w:hAnsi="Times New Roman" w:cs="Noto Naskh Arabic"/>
+                <w:b w:val="0"/>
+                <w:i w:val="0"/>
+                <w:color w:val="111111"/>
+                <w:sz w:val="20"/>
+                <w:szCs w:val="20"/>
+                <w:rtl/>
+                <w:cs/>
+              </w:rPr>
+              <w:t>المجموع</w:t>
+            </w:r>
+          </w:p>
+        </w:tc>
+        <w:tc>
+          <w:tcPr>
+            <w:tcW w:type="dxa" w:w="2986"/>
+          </w:tcPr>
+          <w:p>
+            <w:pPr>
+              <w:bidi/>
+              <w:spacing w:before="60" w:after="60"/>
+              <w:jc w:val="right"/>
+            </w:pPr>
+            <w:r>
+              <w:rPr>
+                <w:rtl/>
+                <w:cs/>
+              </w:rPr>
+            </w:r>
+            <w:r>
+              <w:rPr>
+                <w:rFonts w:ascii="Times New Roman" w:hAnsi="Times New Roman" w:cs="Noto Naskh Arabic"/>
+                <w:b w:val="0"/>
+                <w:i w:val="0"/>
+                <w:color w:val="111111"/>
+                <w:sz w:val="20"/>
+                <w:szCs w:val="20"/>
+                <w:rtl/>
+                <w:cs/>
+              </w:rPr>
+              <w:t>٦٧٫١ دقيقة</w:t>
+            </w:r>
+          </w:p>
+        </w:tc>
+        <w:tc>
+          <w:tcPr>
+            <w:tcW w:type="dxa" w:w="2986"/>
+          </w:tcPr>
+          <w:p>
+            <w:pPr>
+              <w:bidi/>
+              <w:spacing w:before="60" w:after="60"/>
+              <w:jc w:val="right"/>
+            </w:pPr>
+            <w:r>
+              <w:rPr>
+                <w:rtl/>
+                <w:cs/>
+              </w:rPr>
+            </w:r>
+            <w:r>
+              <w:rPr>
+                <w:rFonts w:ascii="Times New Roman" w:hAnsi="Times New Roman" w:cs="Noto Naskh Arabic"/>
+                <w:b w:val="0"/>
+                <w:i w:val="0"/>
+                <w:color w:val="111111"/>
+                <w:sz w:val="20"/>
+                <w:szCs w:val="20"/>
+                <w:rtl/>
+                <w:cs/>
+              </w:rPr>
+              <w:t>٢٫٢٤</w:t>
+            </w:r>
+          </w:p>
+        </w:tc>
+      </w:tr>
     </w:tbl>
     <w:p>
       <w:pPr>
@@ -2042,7 +2446,7 @@
           <w:rtl/>
           <w:cs/>
         </w:rPr>
-        <w:t>بلغت كلفة تدريب المجموعة الكاملة المؤلفة من خمسة نماذج نحو ٢٫٨ رصيد (أقل من تسعين دقيقة من زمن معالج الرسوميات) إجمالاً، منذ البداية — جزء ضئيل من مخصصات شهر واحد في أرخص خطة مدفوعة. وينبغي دوماً التحقق من الأسعار الفعلية بالدولار مباشرة من أسعار Roboflow المُعلَنة بدلاً من الاستشهاد بها هنا كرقم ثابت.</w:t>
+        <w:t>أي أن المجموعة الكاملة كلّفت أقل من ساعة وعشر دقائق من زمن معالج الرسوميات منذ البداية — جزء ضئيل من مخصصات شهر واحد في أرخص خطة مدفوعة. فالانتقال من نموذج واحد إلى خمسة لم يرفع كلفة التدريب بصورة معتبرة بينما رفع الدقة وغطّى ثلاثة محاور جديدة للمعلومة. ولا يُذكر هنا رقم بالدولار عمداً، لأن الأسعار تتغيّر بمعزل عن هذا التقرير وينبغي التحقق منها من مصدرها عند الحاجة.</w:t>
       </w:r>
     </w:p>
     <w:p>
@@ -2063,7 +2467,29 @@
           <w:rtl/>
           <w:cs/>
         </w:rPr>
-        <w:t>أما الرقم الأبلغ أثراً فهو الكلفة الحدّية لنمو الكتالوج. فقد كلّفت إضافة تمييز متغيّرات XL Energy الشكل ذاته من العمل الذي كلّفته Fanta سابقاً — تعليم بضع مئات من القصاصات المتاحة أصلاً وتدريب مُصنِّف صغير موجَّه واحد، من دون أي تغيير في الكاشف أو مُصنِّف العلامة — وأُنجِز خلال ساعات لا أسابيع. وينطبق النمط ذاته على استقبال شركة جديدة: فقاعدة البيانات متعددة المستأجرين بحكم التصميم، فاستقبال عميل جديد عملية إدخال بيانات لا تغيير برمجي.</w:t>
+        <w:t>وثمة كلفة مقابلة لم تُقَس بعد وتُذكر هنا بدلاً من إغفالها: فخط المعالجة يُصدر الآن استدعاءات تصنيف لكل منتج مكتشَف لا لكل صورة، فرفّ مزدحم بعشرين منتجاً يستهلك أكثر بكثير من صورة تحوي منتجين. وهذا أثر تشغيلي حقيقي ينبغي قياسه من الاستخدام الحي قبل الاستشهاد به كرقم.</w:t>
+      </w:r>
+    </w:p>
+    <w:p>
+      <w:pPr>
+        <w:keepNext/>
+        <w:bidi/>
+        <w:spacing w:before="240" w:after="140"/>
+        <w:jc w:val="right"/>
+      </w:pPr>
+      <w:r>
+        <w:rPr>
+          <w:rFonts w:ascii="Times New Roman" w:hAnsi="Times New Roman" w:cs="Noto Naskh Arabic"/>
+          <w:b/>
+          <w:bCs w:val="1"/>
+          <w:i w:val="0"/>
+          <w:color w:val="1A3A5C"/>
+          <w:sz w:val="24"/>
+          <w:szCs w:val="24"/>
+          <w:rtl/>
+          <w:cs/>
+        </w:rPr>
+        <w:t>٦٫٤ الكلفة الحدّية لنمو الكتالوج</w:t>
       </w:r>
     </w:p>
     <w:p>
@@ -2084,7 +2510,28 @@
           <w:rtl/>
           <w:cs/>
         </w:rPr>
-        <w:t>وثمة كلفة حقيقية لم تُقَس بعد: فخط المعالجة يُصدر الآن استدعاء علامة واستدعاء مادة تعبئة غير مشروط لكل منتج مكتشَف، إضافة إلى استدعاء متغيّر حين يُفعَّل التوجيه. وينبغي قياس ذلك من الاستخدام الحي قبل الاستشهاد به كرقم (القسم ٦).</w:t>
+        <w:t>أهم رقم تجارياً ليس دقة النموذج بل كلفة إضافة منتج جديد. وتحت المعمارية الأصلية كانت هذه الكلفة متناسبة مع حجم الكتالوج كله، لأن كل إضافة تعني إعادة تدريب شاملة. أما تحت المعمارية الحالية فقد جرى قياسها مرتين عملياً: إضافة تمييز نكهات Fanta أولاً، ثم إضافة متغيّرات XL Energy لاحقاً. وفي الحالتين كان العمل هو نفسه — تعليم بضع مئات من القصاصات المتاحة أصلاً، وتدريب مُصنِّف صغير واحد، ووصله بخطوة توجيه — من دون أي مساس بالكاشف أو بمُصنِّف العلامة، وأُنجِز كلٌّ منهما خلال ساعات.</w:t>
+      </w:r>
+    </w:p>
+    <w:p>
+      <w:pPr>
+        <w:keepNext w:val="0"/>
+        <w:bidi/>
+        <w:spacing w:after="160" w:before="0" w:line="348" w:lineRule="auto"/>
+        <w:jc w:val="both"/>
+      </w:pPr>
+      <w:r>
+        <w:rPr>
+          <w:rFonts w:ascii="Times New Roman" w:hAnsi="Times New Roman" w:cs="Noto Naskh Arabic"/>
+          <w:b w:val="0"/>
+          <w:i w:val="0"/>
+          <w:color w:val="111111"/>
+          <w:sz w:val="23"/>
+          <w:szCs w:val="23"/>
+          <w:rtl/>
+          <w:cs/>
+        </w:rPr>
+        <w:t>وينطبق الأمر نفسه على استقبال عميل جديد: فقاعدة البيانات مبنيّة متعددة المستأجرين منذ التصميم، بحيث تُعزَل بيانات كل شركة على مستوى قاعدة البيانات نفسها. أي أن إضافة شركة عملية إدخال بيانات، لا تغيير برمجي.</w:t>
       </w:r>
     </w:p>
     <w:p>
@@ -2106,7 +2553,7 @@
           <w:rtl/>
           <w:cs/>
         </w:rPr>
-        <w:t>٥. التطبيق: مُثبَت ميدانياً</w:t>
+        <w:t>٧. التطبيق الميداني</w:t>
       </w:r>
     </w:p>
     <w:p>
@@ -2127,7 +2574,7 @@
           <w:rtl/>
           <w:cs/>
         </w:rPr>
-        <w:t>تطبيق متعدد المنصّات، طُوِّر جنباً إلى جنب مع معمارية النموذج، يُحوّل مُخرَجات النموذج إلى عملية تجارية قابلة للاستخدام لا عرضاً بحثياً: فهو يُوحِّد معايير الالتقاط الميداني، ويُشغِّل خط معالجة الكشف على كل صورة، ويُقحِم مراجعاً بشرياً بين مُخرَج النموذج الخام وأي رقم يُبلَّغ عنه كحقيقة.</w:t>
+        <w:t>النماذج وحدها لا تُشكّل منتجاً. فالمُخرَج الآلي على صور غير مضبوطة لا يمكن اعتباره نهائياً — الالتباس فيها بنيوي لا استثنائي — ولذلك طُوِّر بالتوازي تطبيق متعدد المنصّات يؤدي ثلاثة أدوار: توحيد معايير الالتقاط عند نقطة الجمع، وتشغيل خط المعالجة على الصورة، وإقحام مراجع بشري بين مُخرَج النموذج وأي رقم يُبلَّغ عنه بوصفه حقيقة.</w:t>
       </w:r>
     </w:p>
     <w:p>
@@ -2148,7 +2595,697 @@
           <w:rtl/>
           <w:cs/>
         </w:rPr>
-        <w:t>ومنذ المراجعة السابقة نما التطبيق متجاوزاً الالتقاط والمراجعة الأوّليين إلى التقارير التي طلبتها الأعمال فعلياً — واجهة «التقديمات» تتيح لمسؤول الشركة رؤية ما سجّله المندوب الميداني، وتقرير «حصة الرف» من العلامة إلى المتغيّر — وباتت مادة التعبئة الآن تُرافق التصنيف ذاته الذي يعرضه التطبيق ويُبلِغ عنه، بدلاً من أن تبقى غير مستخدَمة في حقل منفصل. كما تُرقّي تحذير جودة الالتقاط المنخفضة من إشعار يسهل تفويته إلى نافذة حوار يجب على المندوب رفضها فعلياً.</w:t>
+        <w:t>ويتألف التطبيق حالياً من ٦٤ ملفاً مصدرياً بلغة Dart يبلغ مجموعها نحو ١١٬٨٠٠ سطر، يصحبها ٢٣ ملف اختبار بنحو ٤٬٧٠٠ سطر.</w:t>
+      </w:r>
+    </w:p>
+    <w:p>
+      <w:pPr>
+        <w:keepNext/>
+        <w:bidi/>
+        <w:spacing w:before="240" w:after="100"/>
+        <w:jc w:val="center"/>
+      </w:pPr>
+      <w:r>
+        <w:rPr>
+          <w:rFonts w:ascii="Times New Roman" w:hAnsi="Times New Roman" w:cs="Noto Naskh Arabic"/>
+          <w:b/>
+          <w:bCs w:val="1"/>
+          <w:i w:val="0"/>
+          <w:color w:val="555555"/>
+          <w:sz w:val="19"/>
+          <w:szCs w:val="19"/>
+          <w:rtl/>
+          <w:cs/>
+        </w:rPr>
+        <w:t xml:space="preserve">الجدول ٣. </w:t>
+      </w:r>
+      <w:r>
+        <w:rPr>
+          <w:rFonts w:ascii="Times New Roman" w:hAnsi="Times New Roman" w:cs="Noto Naskh Arabic"/>
+          <w:b w:val="0"/>
+          <w:i w:val="0"/>
+          <w:color w:val="555555"/>
+          <w:sz w:val="19"/>
+          <w:szCs w:val="19"/>
+          <w:rtl/>
+          <w:cs/>
+        </w:rPr>
+        <w:t>تركيب التطبيق بحسب الطبقة المعمارية.</w:t>
+      </w:r>
+    </w:p>
+    <w:tbl>
+      <w:tblPr>
+        <w:tblStyle w:val="TableGrid"/>
+        <w:bidiVisual/>
+        <w:tblW w:type="auto" w:w="0"/>
+        <w:jc w:val="right"/>
+        <w:tblLook w:firstColumn="1" w:firstRow="1" w:lastColumn="0" w:lastRow="0" w:noHBand="0" w:noVBand="1" w:val="04A0"/>
+      </w:tblPr>
+      <w:tblGrid>
+        <w:gridCol w:w="2986"/>
+        <w:gridCol w:w="2986"/>
+        <w:gridCol w:w="2986"/>
+      </w:tblGrid>
+      <w:tr>
+        <w:tc>
+          <w:tcPr>
+            <w:tcW w:type="dxa" w:w="2986"/>
+          </w:tcPr>
+          <w:p>
+            <w:pPr>
+              <w:bidi/>
+              <w:spacing w:before="60" w:after="60"/>
+              <w:jc w:val="right"/>
+            </w:pPr>
+            <w:r>
+              <w:rPr>
+                <w:rtl/>
+                <w:cs/>
+              </w:rPr>
+            </w:r>
+            <w:r>
+              <w:rPr>
+                <w:rFonts w:ascii="Times New Roman" w:hAnsi="Times New Roman" w:cs="Noto Naskh Arabic"/>
+                <w:b/>
+                <w:bCs w:val="1"/>
+                <w:i w:val="0"/>
+                <w:color w:val="111111"/>
+                <w:sz w:val="20"/>
+                <w:szCs w:val="20"/>
+                <w:rtl/>
+                <w:cs/>
+              </w:rPr>
+              <w:t>الطبقة</w:t>
+            </w:r>
+          </w:p>
+        </w:tc>
+        <w:tc>
+          <w:tcPr>
+            <w:tcW w:type="dxa" w:w="2986"/>
+          </w:tcPr>
+          <w:p>
+            <w:pPr>
+              <w:bidi/>
+              <w:spacing w:before="60" w:after="60"/>
+              <w:jc w:val="right"/>
+            </w:pPr>
+            <w:r>
+              <w:rPr>
+                <w:rtl/>
+                <w:cs/>
+              </w:rPr>
+            </w:r>
+            <w:r>
+              <w:rPr>
+                <w:rFonts w:ascii="Times New Roman" w:hAnsi="Times New Roman" w:cs="Noto Naskh Arabic"/>
+                <w:b/>
+                <w:bCs w:val="1"/>
+                <w:i w:val="0"/>
+                <w:color w:val="111111"/>
+                <w:sz w:val="20"/>
+                <w:szCs w:val="20"/>
+                <w:rtl/>
+                <w:cs/>
+              </w:rPr>
+              <w:t>عدد الوحدات</w:t>
+            </w:r>
+          </w:p>
+        </w:tc>
+        <w:tc>
+          <w:tcPr>
+            <w:tcW w:type="dxa" w:w="2986"/>
+          </w:tcPr>
+          <w:p>
+            <w:pPr>
+              <w:bidi/>
+              <w:spacing w:before="60" w:after="60"/>
+              <w:jc w:val="right"/>
+            </w:pPr>
+            <w:r>
+              <w:rPr>
+                <w:rtl/>
+                <w:cs/>
+              </w:rPr>
+            </w:r>
+            <w:r>
+              <w:rPr>
+                <w:rFonts w:ascii="Times New Roman" w:hAnsi="Times New Roman" w:cs="Noto Naskh Arabic"/>
+                <w:b/>
+                <w:bCs w:val="1"/>
+                <w:i w:val="0"/>
+                <w:color w:val="111111"/>
+                <w:sz w:val="20"/>
+                <w:szCs w:val="20"/>
+                <w:rtl/>
+                <w:cs/>
+              </w:rPr>
+              <w:t>المسؤولية</w:t>
+            </w:r>
+          </w:p>
+        </w:tc>
+      </w:tr>
+      <w:tr>
+        <w:tc>
+          <w:tcPr>
+            <w:tcW w:type="dxa" w:w="2986"/>
+          </w:tcPr>
+          <w:p>
+            <w:pPr>
+              <w:bidi/>
+              <w:spacing w:before="60" w:after="60"/>
+              <w:jc w:val="right"/>
+            </w:pPr>
+            <w:r>
+              <w:rPr>
+                <w:rtl/>
+                <w:cs/>
+              </w:rPr>
+            </w:r>
+            <w:r>
+              <w:rPr>
+                <w:rFonts w:ascii="Times New Roman" w:hAnsi="Times New Roman" w:cs="Noto Naskh Arabic"/>
+                <w:b w:val="0"/>
+                <w:i w:val="0"/>
+                <w:color w:val="111111"/>
+                <w:sz w:val="20"/>
+                <w:szCs w:val="20"/>
+                <w:rtl/>
+                <w:cs/>
+              </w:rPr>
+              <w:t>الشاشات</w:t>
+            </w:r>
+          </w:p>
+        </w:tc>
+        <w:tc>
+          <w:tcPr>
+            <w:tcW w:type="dxa" w:w="2986"/>
+          </w:tcPr>
+          <w:p>
+            <w:pPr>
+              <w:bidi/>
+              <w:spacing w:before="60" w:after="60"/>
+              <w:jc w:val="right"/>
+            </w:pPr>
+            <w:r>
+              <w:rPr>
+                <w:rtl/>
+                <w:cs/>
+              </w:rPr>
+            </w:r>
+            <w:r>
+              <w:rPr>
+                <w:rFonts w:ascii="Times New Roman" w:hAnsi="Times New Roman" w:cs="Noto Naskh Arabic"/>
+                <w:b w:val="0"/>
+                <w:i w:val="0"/>
+                <w:color w:val="111111"/>
+                <w:sz w:val="20"/>
+                <w:szCs w:val="20"/>
+                <w:rtl/>
+                <w:cs/>
+              </w:rPr>
+              <w:t>١٢</w:t>
+            </w:r>
+          </w:p>
+        </w:tc>
+        <w:tc>
+          <w:tcPr>
+            <w:tcW w:type="dxa" w:w="2986"/>
+          </w:tcPr>
+          <w:p>
+            <w:pPr>
+              <w:bidi/>
+              <w:spacing w:before="60" w:after="60"/>
+              <w:jc w:val="right"/>
+            </w:pPr>
+            <w:r>
+              <w:rPr>
+                <w:rtl/>
+                <w:cs/>
+              </w:rPr>
+            </w:r>
+            <w:r>
+              <w:rPr>
+                <w:rFonts w:ascii="Times New Roman" w:hAnsi="Times New Roman" w:cs="Noto Naskh Arabic"/>
+                <w:b w:val="0"/>
+                <w:i w:val="0"/>
+                <w:color w:val="111111"/>
+                <w:sz w:val="20"/>
+                <w:szCs w:val="20"/>
+                <w:rtl/>
+                <w:cs/>
+              </w:rPr>
+              <w:t>المصادقة والالتقاط والمراجعة والإدارة وسير الزيارة</w:t>
+            </w:r>
+          </w:p>
+        </w:tc>
+      </w:tr>
+      <w:tr>
+        <w:tc>
+          <w:tcPr>
+            <w:tcW w:type="dxa" w:w="2986"/>
+          </w:tcPr>
+          <w:p>
+            <w:pPr>
+              <w:bidi/>
+              <w:spacing w:before="60" w:after="60"/>
+              <w:jc w:val="right"/>
+            </w:pPr>
+            <w:r>
+              <w:rPr>
+                <w:rtl/>
+                <w:cs/>
+              </w:rPr>
+            </w:r>
+            <w:r>
+              <w:rPr>
+                <w:rFonts w:ascii="Times New Roman" w:hAnsi="Times New Roman" w:cs="Noto Naskh Arabic"/>
+                <w:b w:val="0"/>
+                <w:i w:val="0"/>
+                <w:color w:val="111111"/>
+                <w:sz w:val="20"/>
+                <w:szCs w:val="20"/>
+                <w:rtl/>
+                <w:cs/>
+              </w:rPr>
+              <w:t>الخدمات</w:t>
+            </w:r>
+          </w:p>
+        </w:tc>
+        <w:tc>
+          <w:tcPr>
+            <w:tcW w:type="dxa" w:w="2986"/>
+          </w:tcPr>
+          <w:p>
+            <w:pPr>
+              <w:bidi/>
+              <w:spacing w:before="60" w:after="60"/>
+              <w:jc w:val="right"/>
+            </w:pPr>
+            <w:r>
+              <w:rPr>
+                <w:rtl/>
+                <w:cs/>
+              </w:rPr>
+            </w:r>
+            <w:r>
+              <w:rPr>
+                <w:rFonts w:ascii="Times New Roman" w:hAnsi="Times New Roman" w:cs="Noto Naskh Arabic"/>
+                <w:b w:val="0"/>
+                <w:i w:val="0"/>
+                <w:color w:val="111111"/>
+                <w:sz w:val="20"/>
+                <w:szCs w:val="20"/>
+                <w:rtl/>
+                <w:cs/>
+              </w:rPr>
+              <w:t>١٥</w:t>
+            </w:r>
+          </w:p>
+        </w:tc>
+        <w:tc>
+          <w:tcPr>
+            <w:tcW w:type="dxa" w:w="2986"/>
+          </w:tcPr>
+          <w:p>
+            <w:pPr>
+              <w:bidi/>
+              <w:spacing w:before="60" w:after="60"/>
+              <w:jc w:val="right"/>
+            </w:pPr>
+            <w:r>
+              <w:rPr>
+                <w:rtl/>
+                <w:cs/>
+              </w:rPr>
+            </w:r>
+            <w:r>
+              <w:rPr>
+                <w:rFonts w:ascii="Times New Roman" w:hAnsi="Times New Roman" w:cs="Noto Naskh Arabic"/>
+                <w:b w:val="0"/>
+                <w:i w:val="0"/>
+                <w:color w:val="111111"/>
+                <w:sz w:val="20"/>
+                <w:szCs w:val="20"/>
+                <w:rtl/>
+                <w:cs/>
+              </w:rPr>
+              <w:t>الكشف والكاميرا والمصادقة وحفظ الأسواق والزيارات</w:t>
+            </w:r>
+          </w:p>
+        </w:tc>
+      </w:tr>
+      <w:tr>
+        <w:tc>
+          <w:tcPr>
+            <w:tcW w:type="dxa" w:w="2986"/>
+          </w:tcPr>
+          <w:p>
+            <w:pPr>
+              <w:bidi/>
+              <w:spacing w:before="60" w:after="60"/>
+              <w:jc w:val="right"/>
+            </w:pPr>
+            <w:r>
+              <w:rPr>
+                <w:rtl/>
+                <w:cs/>
+              </w:rPr>
+            </w:r>
+            <w:r>
+              <w:rPr>
+                <w:rFonts w:ascii="Times New Roman" w:hAnsi="Times New Roman" w:cs="Noto Naskh Arabic"/>
+                <w:b w:val="0"/>
+                <w:i w:val="0"/>
+                <w:color w:val="111111"/>
+                <w:sz w:val="20"/>
+                <w:szCs w:val="20"/>
+                <w:rtl/>
+                <w:cs/>
+              </w:rPr>
+              <w:t>النماذج</w:t>
+            </w:r>
+          </w:p>
+        </w:tc>
+        <w:tc>
+          <w:tcPr>
+            <w:tcW w:type="dxa" w:w="2986"/>
+          </w:tcPr>
+          <w:p>
+            <w:pPr>
+              <w:bidi/>
+              <w:spacing w:before="60" w:after="60"/>
+              <w:jc w:val="right"/>
+            </w:pPr>
+            <w:r>
+              <w:rPr>
+                <w:rtl/>
+                <w:cs/>
+              </w:rPr>
+            </w:r>
+            <w:r>
+              <w:rPr>
+                <w:rFonts w:ascii="Times New Roman" w:hAnsi="Times New Roman" w:cs="Noto Naskh Arabic"/>
+                <w:b w:val="0"/>
+                <w:i w:val="0"/>
+                <w:color w:val="111111"/>
+                <w:sz w:val="20"/>
+                <w:szCs w:val="20"/>
+                <w:rtl/>
+                <w:cs/>
+              </w:rPr>
+              <w:t>١٦</w:t>
+            </w:r>
+          </w:p>
+        </w:tc>
+        <w:tc>
+          <w:tcPr>
+            <w:tcW w:type="dxa" w:w="2986"/>
+          </w:tcPr>
+          <w:p>
+            <w:pPr>
+              <w:bidi/>
+              <w:spacing w:before="60" w:after="60"/>
+              <w:jc w:val="right"/>
+            </w:pPr>
+            <w:r>
+              <w:rPr>
+                <w:rtl/>
+                <w:cs/>
+              </w:rPr>
+            </w:r>
+            <w:r>
+              <w:rPr>
+                <w:rFonts w:ascii="Times New Roman" w:hAnsi="Times New Roman" w:cs="Noto Naskh Arabic"/>
+                <w:b w:val="0"/>
+                <w:i w:val="0"/>
+                <w:color w:val="111111"/>
+                <w:sz w:val="20"/>
+                <w:szCs w:val="20"/>
+                <w:rtl/>
+                <w:cs/>
+              </w:rPr>
+              <w:t>الاكتشافات وصناديق الإحاطة وحصة الرف وملفات المستخدمين</w:t>
+            </w:r>
+          </w:p>
+        </w:tc>
+      </w:tr>
+      <w:tr>
+        <w:tc>
+          <w:tcPr>
+            <w:tcW w:type="dxa" w:w="2986"/>
+          </w:tcPr>
+          <w:p>
+            <w:pPr>
+              <w:bidi/>
+              <w:spacing w:before="60" w:after="60"/>
+              <w:jc w:val="right"/>
+            </w:pPr>
+            <w:r>
+              <w:rPr>
+                <w:rtl/>
+                <w:cs/>
+              </w:rPr>
+            </w:r>
+            <w:r>
+              <w:rPr>
+                <w:rFonts w:ascii="Times New Roman" w:hAnsi="Times New Roman" w:cs="Noto Naskh Arabic"/>
+                <w:b w:val="0"/>
+                <w:i w:val="0"/>
+                <w:color w:val="111111"/>
+                <w:sz w:val="20"/>
+                <w:szCs w:val="20"/>
+                <w:rtl/>
+                <w:cs/>
+              </w:rPr>
+              <w:t>الودجات</w:t>
+            </w:r>
+          </w:p>
+        </w:tc>
+        <w:tc>
+          <w:tcPr>
+            <w:tcW w:type="dxa" w:w="2986"/>
+          </w:tcPr>
+          <w:p>
+            <w:pPr>
+              <w:bidi/>
+              <w:spacing w:before="60" w:after="60"/>
+              <w:jc w:val="right"/>
+            </w:pPr>
+            <w:r>
+              <w:rPr>
+                <w:rtl/>
+                <w:cs/>
+              </w:rPr>
+            </w:r>
+            <w:r>
+              <w:rPr>
+                <w:rFonts w:ascii="Times New Roman" w:hAnsi="Times New Roman" w:cs="Noto Naskh Arabic"/>
+                <w:b w:val="0"/>
+                <w:i w:val="0"/>
+                <w:color w:val="111111"/>
+                <w:sz w:val="20"/>
+                <w:szCs w:val="20"/>
+                <w:rtl/>
+                <w:cs/>
+              </w:rPr>
+              <w:t>١٧</w:t>
+            </w:r>
+          </w:p>
+        </w:tc>
+        <w:tc>
+          <w:tcPr>
+            <w:tcW w:type="dxa" w:w="2986"/>
+          </w:tcPr>
+          <w:p>
+            <w:pPr>
+              <w:bidi/>
+              <w:spacing w:before="60" w:after="60"/>
+              <w:jc w:val="right"/>
+            </w:pPr>
+            <w:r>
+              <w:rPr>
+                <w:rtl/>
+                <w:cs/>
+              </w:rPr>
+            </w:r>
+            <w:r>
+              <w:rPr>
+                <w:rFonts w:ascii="Times New Roman" w:hAnsi="Times New Roman" w:cs="Noto Naskh Arabic"/>
+                <w:b w:val="0"/>
+                <w:i w:val="0"/>
+                <w:color w:val="111111"/>
+                <w:sz w:val="20"/>
+                <w:szCs w:val="20"/>
+                <w:rtl/>
+                <w:cs/>
+              </w:rPr>
+              <w:t>طبقات عرض الاكتشافات والمحرِّرات ولوحات النتائج</w:t>
+            </w:r>
+          </w:p>
+        </w:tc>
+      </w:tr>
+      <w:tr>
+        <w:tc>
+          <w:tcPr>
+            <w:tcW w:type="dxa" w:w="2986"/>
+          </w:tcPr>
+          <w:p>
+            <w:pPr>
+              <w:bidi/>
+              <w:spacing w:before="60" w:after="60"/>
+              <w:jc w:val="right"/>
+            </w:pPr>
+            <w:r>
+              <w:rPr>
+                <w:rtl/>
+                <w:cs/>
+              </w:rPr>
+            </w:r>
+            <w:r>
+              <w:rPr>
+                <w:rFonts w:ascii="Times New Roman" w:hAnsi="Times New Roman" w:cs="Noto Naskh Arabic"/>
+                <w:b w:val="0"/>
+                <w:i w:val="0"/>
+                <w:color w:val="111111"/>
+                <w:sz w:val="20"/>
+                <w:szCs w:val="20"/>
+                <w:rtl/>
+                <w:cs/>
+              </w:rPr>
+              <w:t>الإعداد والسمة</w:t>
+            </w:r>
+          </w:p>
+        </w:tc>
+        <w:tc>
+          <w:tcPr>
+            <w:tcW w:type="dxa" w:w="2986"/>
+          </w:tcPr>
+          <w:p>
+            <w:pPr>
+              <w:bidi/>
+              <w:spacing w:before="60" w:after="60"/>
+              <w:jc w:val="right"/>
+            </w:pPr>
+            <w:r>
+              <w:rPr>
+                <w:rtl/>
+                <w:cs/>
+              </w:rPr>
+            </w:r>
+            <w:r>
+              <w:rPr>
+                <w:rFonts w:ascii="Times New Roman" w:hAnsi="Times New Roman" w:cs="Noto Naskh Arabic"/>
+                <w:b w:val="0"/>
+                <w:i w:val="0"/>
+                <w:color w:val="111111"/>
+                <w:sz w:val="20"/>
+                <w:szCs w:val="20"/>
+                <w:rtl/>
+                <w:cs/>
+              </w:rPr>
+              <w:t>٣</w:t>
+            </w:r>
+          </w:p>
+        </w:tc>
+        <w:tc>
+          <w:tcPr>
+            <w:tcW w:type="dxa" w:w="2986"/>
+          </w:tcPr>
+          <w:p>
+            <w:pPr>
+              <w:bidi/>
+              <w:spacing w:before="60" w:after="60"/>
+              <w:jc w:val="right"/>
+            </w:pPr>
+            <w:r>
+              <w:rPr>
+                <w:rtl/>
+                <w:cs/>
+              </w:rPr>
+            </w:r>
+            <w:r>
+              <w:rPr>
+                <w:rFonts w:ascii="Times New Roman" w:hAnsi="Times New Roman" w:cs="Noto Naskh Arabic"/>
+                <w:b w:val="0"/>
+                <w:i w:val="0"/>
+                <w:color w:val="111111"/>
+                <w:sz w:val="20"/>
+                <w:szCs w:val="20"/>
+                <w:rtl/>
+                <w:cs/>
+              </w:rPr>
+              <w:t>إعدادات زمن التشغيل ورموز العرض</w:t>
+            </w:r>
+          </w:p>
+        </w:tc>
+      </w:tr>
+    </w:tbl>
+    <w:p>
+      <w:pPr>
+        <w:spacing w:after="200" w:before="0"/>
+      </w:pPr>
+    </w:p>
+    <w:p>
+      <w:pPr>
+        <w:keepNext w:val="0"/>
+        <w:bidi/>
+        <w:spacing w:after="160" w:before="0" w:line="348" w:lineRule="auto"/>
+        <w:jc w:val="both"/>
+      </w:pPr>
+      <w:r>
+        <w:rPr>
+          <w:rFonts w:ascii="Times New Roman" w:hAnsi="Times New Roman" w:cs="Noto Naskh Arabic"/>
+          <w:b w:val="0"/>
+          <w:i w:val="0"/>
+          <w:color w:val="111111"/>
+          <w:sz w:val="23"/>
+          <w:szCs w:val="23"/>
+          <w:rtl/>
+          <w:cs/>
+        </w:rPr>
+        <w:t>ويُنفِّذ التطبيق سير عمل مُفرَّقاً بحسب الأدوار: يُعرِّف مسؤولو الشركة الأسواق الخاضعة للتدقيق ويراجعون طلبات الوصول، بينما يختار المندوبون سوقاً ويلتقطون صور الرفوف وتُحفَظ النتيجة منسوبةً إلى ذلك السوق ضمن زيارة مسجَّلة. وربط كل صورة بسوق معلوم لحظةَ الالتقاط هو ما يجعل البيانات المجموعة قابلة للتحليل التجاري لاحقاً بدلاً من أن تكون صوراً غير منسوبة.</w:t>
+      </w:r>
+    </w:p>
+    <w:p>
+      <w:pPr>
+        <w:keepNext w:val="0"/>
+        <w:bidi/>
+        <w:spacing w:after="160" w:before="0" w:line="348" w:lineRule="auto"/>
+        <w:jc w:val="both"/>
+      </w:pPr>
+      <w:r>
+        <w:rPr>
+          <w:rFonts w:ascii="Times New Roman" w:hAnsi="Times New Roman" w:cs="Noto Naskh Arabic"/>
+          <w:b w:val="0"/>
+          <w:i w:val="0"/>
+          <w:color w:val="111111"/>
+          <w:sz w:val="23"/>
+          <w:szCs w:val="23"/>
+          <w:rtl/>
+          <w:cs/>
+        </w:rPr>
+        <w:t>ويسمح محرِّر الاكتشافات للمُشغِّل بمراجعة مُخرَج النموذج وتصحيحه قبل الإرسال — فحيثما يجعل الحجب أو زاوية التصوير التصنيفَ غير موثوق، يحسمه إنسان بدلاً من أن تنتشر تسمية ضعيفة الثقة إلى التقارير. وهذه التصحيحات تُشكّل في الوقت ذاته إشارةً خاضعة للإشراف صالحة لإعادة التدريب، فيُنتج الاستخدام الميداني الاعتيادي بياناتِ تدريب كناتج عرَضي.</w:t>
+      </w:r>
+    </w:p>
+    <w:p>
+      <w:pPr>
+        <w:keepNext w:val="0"/>
+        <w:bidi/>
+        <w:spacing w:after="160" w:before="0" w:line="348" w:lineRule="auto"/>
+        <w:jc w:val="both"/>
+      </w:pPr>
+      <w:r>
+        <w:rPr>
+          <w:rFonts w:ascii="Times New Roman" w:hAnsi="Times New Roman" w:cs="Noto Naskh Arabic"/>
+          <w:b w:val="0"/>
+          <w:i w:val="0"/>
+          <w:color w:val="111111"/>
+          <w:sz w:val="23"/>
+          <w:szCs w:val="23"/>
+          <w:rtl/>
+          <w:cs/>
+        </w:rPr>
+        <w:t>وقد أُضيف خلال هذه الفترة ما يجعل البيانات المجموعة مقروءة فعلاً: واجهة تُظهر لمسؤول الشركة ما سجّله المندوبون (كانت البيانات تُكتب سابقاً من دون أن يقرأها أحد)، وتقرير لحصة الرف يفصّل نسبة كل علامة إلى متغيّراتها، وتحذير إلزامي عند الالتقاط من مسافة بعيدة يتعذّر معها العدّ الموثوق. كما باتت مادة التعبئة تُرافق التسمية ذاتها التي يعرضها التطبيق، لا حقلاً منفصلاً لا يقرأه أحد.</w:t>
       </w:r>
     </w:p>
     <w:p>
@@ -2161,7 +3298,7 @@
         <w:drawing>
           <wp:inline xmlns:a="http://schemas.openxmlformats.org/drawingml/2006/main" xmlns:pic="http://schemas.openxmlformats.org/drawingml/2006/picture">
             <wp:extent cx="3891120" cy="5580000"/>
-            <wp:docPr id="1" name="Picture 1"/>
+            <wp:docPr id="3" name="Picture 3"/>
             <wp:cNvGraphicFramePr>
               <a:graphicFrameLocks noChangeAspect="1"/>
             </wp:cNvGraphicFramePr>
@@ -2173,7 +3310,7 @@
                     <pic:cNvPicPr/>
                   </pic:nvPicPr>
                   <pic:blipFill>
-                    <a:blip r:embed="rId9"/>
+                    <a:blip r:embed="rId11"/>
                     <a:stretch>
                       <a:fillRect/>
                     </a:stretch>
@@ -2210,7 +3347,7 @@
           <w:rtl/>
           <w:cs/>
         </w:rPr>
-        <w:t xml:space="preserve">الشكل ١. </w:t>
+        <w:t xml:space="preserve">الشكل ٣. </w:t>
       </w:r>
       <w:r>
         <w:rPr>
@@ -2223,7 +3360,7 @@
           <w:rtl/>
           <w:cs/>
         </w:rPr>
-        <w:t>التطبيق وهو يراجع التقاطاً حياً — ٧٥ اكتشافاً أُعيدت لبرّاد واحد، مع حصص ثقة العلامة محسوبة أسفلها. وتزاحمُ التسميات الظاهر هنا دليل حقيقي بذاته على أن المحرِّر الخاضع للمراجعة البشرية، لا القبول الآلي الكامل، هو التصميم الملائم لمشاهد الرفوف الكثيفة.</w:t>
+        <w:t>التطبيق وهو يراجع التقاطاً حياً: ٧٥ اكتشافاً في برّاد واحد مع حصص العلامات محسوبة أسفلها. وتزاحمُ التسميات الظاهر هنا ليس عيباً في العرض بل وصفٌ دقيق لكثافة المشهد الحقيقي، وهو بذاته الحجة على أن المراجعة البشرية جزء من التصميم لا حلٌّ احتياطي.</w:t>
       </w:r>
     </w:p>
     <w:p>
@@ -2245,7 +3382,28 @@
           <w:rtl/>
           <w:cs/>
         </w:rPr>
-        <w:t>٦. المخاطر والفجوات المفتوحة</w:t>
+        <w:t>٨. الصعوبات المُواجَهة</w:t>
+      </w:r>
+    </w:p>
+    <w:p>
+      <w:pPr>
+        <w:keepNext w:val="0"/>
+        <w:bidi/>
+        <w:spacing w:after="160" w:before="0" w:line="348" w:lineRule="auto"/>
+        <w:jc w:val="both"/>
+      </w:pPr>
+      <w:r>
+        <w:rPr>
+          <w:rFonts w:ascii="Times New Roman" w:hAnsi="Times New Roman" w:cs="Noto Naskh Arabic"/>
+          <w:b w:val="0"/>
+          <w:i w:val="0"/>
+          <w:color w:val="111111"/>
+          <w:sz w:val="23"/>
+          <w:szCs w:val="23"/>
+          <w:rtl/>
+          <w:cs/>
+        </w:rPr>
+        <w:t>لم تكن الصعوبات الجوهرية في هذه الفترة خوارزمية. فقد كان الجزء الأصعب دائماً هو معرفة ما يفعله النظام فعلياً، في مقابل ما كان يبدو أنه يفعله.</w:t>
       </w:r>
     </w:p>
     <w:p>
@@ -2266,7 +3424,7 @@
           <w:rtl/>
           <w:cs/>
         </w:rPr>
-        <w:t>١. دقة المُصنِّفات غير مقيسة، لسبب معروف. فالمُصنِّفات الأربعة جميعها حية من دون تقييم مُسجَّل لأن التقييم الآلي محجوب خلف مستوى خطة لا تملكها مساحة العمل. وسدّ هذه الفجوة يستوجب ترقية الخطة.</w:t>
+        <w:t>أولاً: أعراض تشير بعيداً عن أسبابها. عند ضعف الأداء على صنف بعينه، تكون القراءة البديهية دائماً «النموذج يحتاج تدريباً أكثر». وقد تبيّن مراراً أن هذا خطأ. ففي حالة متغيّرات الكوكاكولا، لم يكن القيد في النموذج بل في البيانات نفسها: تدقيقٌ بصري لجميع القصاصات المتاحة البالغة ٣٠١ أظهر أن نحو ٩٥٪ منها للنسخة الكلاسيكية، من دون أي مثال مؤكد لـ Zero. ولا يمكن لأي قدر من التدريب أن يُنتج تمييزاً بين متغيّرات لا توجد صورها أصلاً. والدرس المنهجي أن تدقيق بيانات التدريب مباشرةً أسرع في الوصول إلى السبب من ضبط النموذج.</w:t>
       </w:r>
     </w:p>
     <w:p>
@@ -2287,7 +3445,7 @@
           <w:rtl/>
           <w:cs/>
         </w:rPr>
-        <w:t>٢. فجوة استدعاء الكاشف تعود إلى سبب معروف: نحو ٨٠٠ صورة مُعلَّمة سلفاً من المشروع الأصلي لم تُرحَّل بعد. مهمة هندسة بيانات، لا بحث جديد.</w:t>
+        <w:t>ثانياً: إخفاق صامت في محرّك سير العمل. عند إدخال خطوة التوجيه، عادت العلامات فارغة لكل قصاصة غير تابعة للفرع الموجَّه — رغم أن مُصنِّف العلامة كان قد صنّفها جميعاً بشكل صحيح. وقد استُهلِكت محاولتان قبل الوصول إلى السبب: أن المحرّك يُضيّق نطاق أي خطوة إلى أضيق نطاق بين مُدخلاتها، فمزجُ مُدخَل مارٍّ عبر بوابة توجيه بمُدخَل غير مارٍّ بها يُسقِط قيم الثاني بصمت — من دون رسالة خطأ. وكان الحل استخدام الكتلة المخصصة لدمج الفروع البديلة بدلاً من منطق مخصص مكتوب يدوياً. والدرس أن غياب رسالة الخطأ ليس دليل سلامة، وأن الإخفاق الصامت في هذه المنصات هو النمط الأخطر لأنه لا يُعلن عن نفسه.</w:t>
       </w:r>
     </w:p>
     <w:p>
@@ -2308,7 +3466,7 @@
           <w:rtl/>
           <w:cs/>
         </w:rPr>
-        <w:t>٣. تنوّع نكهة الكوكاكولا غير موجود في البيانات الحالية، وقد تأكد ذلك مرتين بفارق أشهر. والحل تصوير جديد موجَّه، لا إعادة تسمية — وهو خيار استُبعِد أصلاً.</w:t>
+        <w:t>ثالثاً: قيد في المنصة لا في العمل. تقييم الدقة الآلي للمُصنِّفات في منصة التدريب يعمل لحظة التدريب فقط، وضمن مستوى اشتراك مدفوع لا تملكه مساحة العمل الحالية، ولا توجد وسيلة لتشغيله لاحقاً على تدريب منتهٍ. ولهذا لا يحمل أيٌّ من المُصنِّفات الأربعة رقم دقة مسجَّلاً — لا لأن الخطوة أُغفِلت، بل لأن المنصة لم تُشغِّلها. وقد استلزم الوصول إلى هذا الاستنتاج استبعاد تفسيرات أكثر ترجيحاً أولاً قبل تأكيده من وثائق المنصة.</w:t>
       </w:r>
     </w:p>
     <w:p>
@@ -2329,28 +3487,7 @@
           <w:rtl/>
           <w:cs/>
         </w:rPr>
-        <w:t>٤. مُصنِّف متغيّرات XL Energy مُدرَّب لكنه غير متوازن بشدة: يستأثر صنف واحد بنسبة ٨٥٪ من الأمثلة، وثلاثة من الأصناف الخمسة يقل كل منها عن عشرة أمثلة. حيّ وقابل للاستخدام، لكنه سيستفيد من تصوير موجَّه للمتغيّرات ناقصة التمثيل.</w:t>
-      </w:r>
-    </w:p>
-    <w:p>
-      <w:pPr>
-        <w:keepNext w:val="0"/>
-        <w:bidi/>
-        <w:spacing w:after="120" w:before="0" w:line="348" w:lineRule="auto"/>
-        <w:jc w:val="both"/>
-      </w:pPr>
-      <w:r>
-        <w:rPr>
-          <w:rFonts w:ascii="Times New Roman" w:hAnsi="Times New Roman" w:cs="Noto Naskh Arabic"/>
-          <w:b w:val="0"/>
-          <w:i w:val="0"/>
-          <w:color w:val="111111"/>
-          <w:sz w:val="23"/>
-          <w:szCs w:val="23"/>
-          <w:rtl/>
-          <w:cs/>
-        </w:rPr>
-        <w:t>٥. كلفة الاستدلال لكل منتج عند التوسّع لم تُقَس بعد. وينبغي أن يأتي الأثر الفعلي للكلفة من الاستخدام الحي قبل استخدامه في أي إسقاط.</w:t>
+        <w:t>رابعاً: احتكاك العمل على بيانات كبيرة. استلزم تعليم أكثر من ١٬٤٠٠ صورة لمُصنِّف مادة التعبئة توزيع العمل على عدة عمليات متوازية، واصطدم بحدود جلسات حقيقية استوجبت استئنافاً في منتصف المهمة. وهذا ليس قيداً معمارياً، لكنه جزء واقعي من كلفة أي عمل على بيانات بهذا الحجم، ويُذكر لأنه يؤثر في تقدير زمن المهام المشابهة مستقبلاً.</w:t>
       </w:r>
     </w:p>
     <w:p>
@@ -2372,7 +3509,7 @@
           <w:rtl/>
           <w:cs/>
         </w:rPr>
-        <w:t>٧. الصعوبات المُواجَهة</w:t>
+        <w:t>٩. المخاطر والفجوات المفتوحة</w:t>
       </w:r>
     </w:p>
     <w:p>
@@ -2393,14 +3530,14 @@
           <w:rtl/>
           <w:cs/>
         </w:rPr>
-        <w:t>كانت أصعب مشكلة في هذه الفترة تشخيص إخفاقات كان عرَضها الظاهر يشير بعيداً عن سببها الحقيقي. فمسألة نكهة الكوكاكولا بدت، ظاهرياً، وكأن المُصنِّف يحتاج تدريباً أكثر؛ لكن القيد الفعلي أن التصوير الأساسي لا يحوي المتغيّرات المطلوبة أصلاً — وهو أمر لا يظهر إلا بتدقيق صور التدريب مباشرة، لا بضبط النموذج.</w:t>
+        <w:t>مذكورة بترتيب أولوية الإغلاق، مع السبب الصادق وراء بقاء كلٍّ منها مفتوحاً:</w:t>
       </w:r>
     </w:p>
     <w:p>
       <w:pPr>
         <w:keepNext w:val="0"/>
         <w:bidi/>
-        <w:spacing w:after="160" w:before="0" w:line="348" w:lineRule="auto"/>
+        <w:spacing w:after="120" w:before="0" w:line="348" w:lineRule="auto"/>
         <w:jc w:val="both"/>
       </w:pPr>
       <w:r>
@@ -2414,7 +3551,112 @@
           <w:rtl/>
           <w:cs/>
         </w:rPr>
-        <w:t>وثانيتها قيد منصة حقيقي لا خللاً في عمل هذا المشروع بذاته: فتقييم الدقة الخاص بكل مُصنِّف في منصة التدريب لا يعمل تلقائياً إلا عند التدريب، وضمن مستوى خطة مدفوعة لا تملكها مساحة العمل هذه، من دون وسيلة لتشغيله لاحقاً على تدريب منتهٍ سلفاً. وهذا بات الآن قيداً معروفاً ومُسمّى لا سؤالاً مفتوحاً، لكنه يحدّ مباشرة مما يمكن الادّعاء به عن دقة المُصنِّفات في هذا التقرير.</w:t>
+        <w:t>١. لا يوجد رقم دقة مقيس لأي مُصنِّف. المُصنِّفات الأربعة تخدم حركة حية من دون تقييم مسجَّل، للسبب الوارد في القسم السابق. وسدّ هذه الفجوة يستوجب ترقية مستوى الاشتراك ثم إعادة تدريب، لا مجرد استدعاء إضافي. وإلى أن يحدث ذلك، لا يرد في هذا التقرير أي رقم دقة لمُصنِّف.</w:t>
+      </w:r>
+    </w:p>
+    <w:p>
+      <w:pPr>
+        <w:keepNext w:val="0"/>
+        <w:bidi/>
+        <w:spacing w:after="120" w:before="0" w:line="348" w:lineRule="auto"/>
+        <w:jc w:val="both"/>
+      </w:pPr>
+      <w:r>
+        <w:rPr>
+          <w:rFonts w:ascii="Times New Roman" w:hAnsi="Times New Roman" w:cs="Noto Naskh Arabic"/>
+          <w:b w:val="0"/>
+          <w:i w:val="0"/>
+          <w:color w:val="111111"/>
+          <w:sz w:val="23"/>
+          <w:szCs w:val="23"/>
+          <w:rtl/>
+          <w:cs/>
+        </w:rPr>
+        <w:t>٢. فجوة استدعاء الكاشف. نحو ٨٠٠ صورة مُعلَّمة سلفاً لم تُرحَّل إلى المشروع المحايد صنفياً، وهي التفسير المرجَّح لفارق النقاط الأربع في الاستدعاء. مهمة هندسة بيانات لا بحث جديد.</w:t>
+      </w:r>
+    </w:p>
+    <w:p>
+      <w:pPr>
+        <w:keepNext w:val="0"/>
+        <w:bidi/>
+        <w:spacing w:after="120" w:before="0" w:line="348" w:lineRule="auto"/>
+        <w:jc w:val="both"/>
+      </w:pPr>
+      <w:r>
+        <w:rPr>
+          <w:rFonts w:ascii="Times New Roman" w:hAnsi="Times New Roman" w:cs="Noto Naskh Arabic"/>
+          <w:b w:val="0"/>
+          <w:i w:val="0"/>
+          <w:color w:val="111111"/>
+          <w:sz w:val="23"/>
+          <w:szCs w:val="23"/>
+          <w:rtl/>
+          <w:cs/>
+        </w:rPr>
+        <w:t>٣. متغيّرات الكوكاكولا غير موجودة في البيانات. تأكد ذلك بتدقيقين مستقلَّين. والحل تصويرٌ ميداني موجَّه، لا إعادة تنظيم للبيانات القائمة.</w:t>
+      </w:r>
+    </w:p>
+    <w:p>
+      <w:pPr>
+        <w:keepNext w:val="0"/>
+        <w:bidi/>
+        <w:spacing w:after="120" w:before="0" w:line="348" w:lineRule="auto"/>
+        <w:jc w:val="both"/>
+      </w:pPr>
+      <w:r>
+        <w:rPr>
+          <w:rFonts w:ascii="Times New Roman" w:hAnsi="Times New Roman" w:cs="Noto Naskh Arabic"/>
+          <w:b w:val="0"/>
+          <w:i w:val="0"/>
+          <w:color w:val="111111"/>
+          <w:sz w:val="23"/>
+          <w:szCs w:val="23"/>
+          <w:rtl/>
+          <w:cs/>
+        </w:rPr>
+        <w:t>٤. مُصنِّف XL Energy غير متوازن بشدة. يستأثر صنف xl-classic بـ ٢٤٧ صورة من أصل ٢٩١، بينما لا يتجاوز كل من xl-mojito وxl-doublekick ست صور. المُصنِّف حيّ وقابل للاستخدام، لكن الأصناف النادرة فيه غير موثوقة عملياً حتى تُصوَّر أمثلة إضافية.</w:t>
+      </w:r>
+    </w:p>
+    <w:p>
+      <w:pPr>
+        <w:keepNext w:val="0"/>
+        <w:bidi/>
+        <w:spacing w:after="120" w:before="0" w:line="348" w:lineRule="auto"/>
+        <w:jc w:val="both"/>
+      </w:pPr>
+      <w:r>
+        <w:rPr>
+          <w:rFonts w:ascii="Times New Roman" w:hAnsi="Times New Roman" w:cs="Noto Naskh Arabic"/>
+          <w:b w:val="0"/>
+          <w:i w:val="0"/>
+          <w:color w:val="111111"/>
+          <w:sz w:val="23"/>
+          <w:szCs w:val="23"/>
+          <w:rtl/>
+          <w:cs/>
+        </w:rPr>
+        <w:t>٥. الزجاج غير قابل للتدريب حالياً. لا تضم المدوَّنة كلها سوى ٢٢ صورة زجاجية، ولذلك حُصِر مُصنِّف مادة التعبئة عملياً في التمييز بين البلاستيك (‏٨٤٤ صورة) والعلب (‏٧٣٧ صورة)، وحُفِظت الصور الزجاجية جانباً بدلاً من إقحامها في أحد الصنفين.</w:t>
+      </w:r>
+    </w:p>
+    <w:p>
+      <w:pPr>
+        <w:keepNext w:val="0"/>
+        <w:bidi/>
+        <w:spacing w:after="120" w:before="0" w:line="348" w:lineRule="auto"/>
+        <w:jc w:val="both"/>
+      </w:pPr>
+      <w:r>
+        <w:rPr>
+          <w:rFonts w:ascii="Times New Roman" w:hAnsi="Times New Roman" w:cs="Noto Naskh Arabic"/>
+          <w:b w:val="0"/>
+          <w:i w:val="0"/>
+          <w:color w:val="111111"/>
+          <w:sz w:val="23"/>
+          <w:szCs w:val="23"/>
+          <w:rtl/>
+          <w:cs/>
+        </w:rPr>
+        <w:t>٦. كلفة الاستدلال لكل منتج غير مقيسة. الأثر التشغيلي الوارد في القسم ٦٫٣ ينبغي أن يأتي من الاستخدام الحي قبل استخدامه في أي إسقاط مالي.</w:t>
       </w:r>
     </w:p>
     <w:p>
@@ -2436,7 +3678,7 @@
           <w:rtl/>
           <w:cs/>
         </w:rPr>
-        <w:t>٨. التوصية والخطوات القادمة وما نحتاجه</w:t>
+        <w:t>١٠. الخطوات القادمة وما نحتاجه</w:t>
       </w:r>
     </w:p>
     <w:p>
@@ -2457,7 +3699,7 @@
           <w:rtl/>
           <w:cs/>
         </w:rPr>
-        <w:t>التوصية هي الاستمرار في المعمارية الحالية. فهي أدق قياسياً على ثلث بيانات التدريب، بزيادة في كلفة التدريب أصغر من أن تُذكَر عبر خمسة نماذج، ونمط المُصنِّف الموجَّه الذي يمنع استدعاءات المُصنِّف من التضاعف مع حجم الكتالوج أصبح مُثبَتاً مرتين. والبنود المفتوحة أدناه محددة وزهيدة الكلفة فردياً؛ ولا يشير أيٌّ منها إلى خلل في التصميم الأساسي.</w:t>
+        <w:t>العمل القادم مرتّب بحسب ما يمكن إنجازه فوراً مقابل ما يعتمد على مُدخَل خارجي.</w:t>
       </w:r>
     </w:p>
     <w:p>
@@ -2478,7 +3720,7 @@
           <w:rtl/>
           <w:cs/>
         </w:rPr>
-        <w:t>ترتيب العمل المقترح: أولاً، تشغيل تقييمات المُصنِّفات المفقودة وترحيل نحو ٨٠٠ صورة كاشف لم تُرحَّل بعد، وإعادة تدريب الكاشف على المجموعة الأوفر — عمل أيام من دون جمع بيانات جديدة، يُغلق البندين ١ و٢ في القسم ٦. ثانياً، قياس كلفة الاستدلال الفعلية لكل صورة من الاستخدام الحي متى ما برّر الحجم ذلك، لإبقاء القسم ٤ محدَّثاً بدلاً من مُفتَرَضاً.</w:t>
+        <w:t>أولاً، ما لا يحتاج شيئاً من خارج الفريق: ترحيل الصور الثمانمئة غير المُرحَّلة وإعادة تدريب الكاشف على المجموعة الأوفر، وهو أرخص إجراء متاح لسدّ فجوة الاستدعاء؛ ثم تدقيق ما تبقّى من العلامات (‏Cappy تحديداً، إذ تأكّد وجود تنوّع حقيقي في نكهاتها) لتحديد أيها يستحق مُصنِّف متغيّرات خاصاً به؛ ثم قياس كلفة الاستدلال الفعلية من الاستخدام الحي. وكل بند من هذه يقع في نطاق أيام لا أسابيع، استناداً إلى الزمن الذي استغرقه فعلياً بناء مُصنِّفَي Fanta وXL Energy.</w:t>
       </w:r>
     </w:p>
     <w:p>
@@ -2499,7 +3741,176 @@
           <w:rtl/>
           <w:cs/>
         </w:rPr>
-        <w:t>أما ما قد يساعد جوهرياً فهو: قرار بشأن تمويل جولة تصوير قصيرة وموجَّهة — متغيّرات نكهة كوكاكولا حقيقية ومتغيّرات XL Energy ناقصة التمثيل — بما أن الفجوتين محجوبتان ببيانات لا توجد بعد، لا بجهد هندسي. وعلى نحو منفصل، فإن قراراً بترقية مستوى خطة Roboflow التي تحجب التقييم الآلي للمُصنِّفات سيتيح لكل مُصنِّف يُدرَّب بعد تلك اللحظة أن يحمل رقم دقة حقيقياً بدلاً من غير مقيس، وهي حالياً أكبر فجوة بين ما يفعله هذا النظام وما يمكن الإبلاغ عنه رسمياً بشأن جودة أدائه. كما أن توجيهاً بشأن عتبة الدقة التي ينبغي اعتبارها جاهزة للإنتاج سيُشكِّل مباشرة الجولة القادمة من عمل الضبط.</w:t>
+        <w:t>وثانياً، المحور الأصعب تقنياً وهو تقدير الحجم — أي التمييز بين العبوة نصف اللتر ونظيرتها لتراً ونصف من الصورة وحدها. والخطوة الأولى فيه ليست تقنية بل استقصائية: التحقق مما إذا كان الحجم مُلتبِساً أصلاً في هذا السوق، إذ إن كثيراً من التركيبات (علامة + نكهة + نوع عبوة) قد لا تُباع إلا بحجم واحد، فيُستخرج الحجم من جدول مرجعي بدلاً من استنتاجه بصرياً. وهذه خطوة رخيصة قد تُلغي معظم الحالات الصعبة قبل بناء أي شيء.</w:t>
+      </w:r>
+    </w:p>
+    <w:p>
+      <w:pPr>
+        <w:keepNext w:val="0"/>
+        <w:bidi/>
+        <w:spacing w:after="160" w:before="0" w:line="348" w:lineRule="auto"/>
+        <w:jc w:val="both"/>
+      </w:pPr>
+      <w:r>
+        <w:rPr>
+          <w:rFonts w:ascii="Times New Roman" w:hAnsi="Times New Roman" w:cs="Noto Naskh Arabic"/>
+          <w:b w:val="0"/>
+          <w:i w:val="0"/>
+          <w:color w:val="111111"/>
+          <w:sz w:val="23"/>
+          <w:szCs w:val="23"/>
+          <w:rtl/>
+          <w:cs/>
+        </w:rPr>
+        <w:t>أما ما نحتاجه من خارج الفريق، وهو ما يحدّ التقدّم فعلياً، فثلاثة أمور. أولها جولة تصوير ميداني موجَّهة تغطي ثلاث فجوات محددة: متغيّرات الكوكاكولا الحقيقية، والمنتجات المعبَّأة بالزجاج، ومتغيّرات XL Energy ناقصة التمثيل. وهذه ليست مسألة جهد هندسي — فالبيانات ببساطة غير موجودة، ولا يُنتجها أي قدر إضافي من العمل على النماذج. ويلزم معها مجموعة تحقق للحجم من ٥٠ إلى ١٠٠ صورة يكون الحجم الحقيقي فيها معلوماً بيقين، إذ يتعذّر تقييم أي نهج لتقدير الحجم من دونها.</w:t>
+      </w:r>
+    </w:p>
+    <w:p>
+      <w:pPr>
+        <w:keepNext w:val="0"/>
+        <w:bidi/>
+        <w:spacing w:after="160" w:before="0" w:line="348" w:lineRule="auto"/>
+        <w:jc w:val="both"/>
+      </w:pPr>
+      <w:r>
+        <w:rPr>
+          <w:rFonts w:ascii="Times New Roman" w:hAnsi="Times New Roman" w:cs="Noto Naskh Arabic"/>
+          <w:b w:val="0"/>
+          <w:i w:val="0"/>
+          <w:color w:val="111111"/>
+          <w:sz w:val="23"/>
+          <w:szCs w:val="23"/>
+          <w:rtl/>
+          <w:cs/>
+        </w:rPr>
+        <w:t>وثانيها قرار بشأن ترقية مستوى الاشتراك الذي يحجب التقييم الآلي للمُصنِّفات. فهذه اليوم أكبر فجوة منفردة بين ما يفعله النظام وما يمكن الإبلاغ عنه رسمياً بشأن جودة أدائه — النظام يعمل، لكننا لا نملك رقماً موثّقاً نضعه أمام عميل.</w:t>
+      </w:r>
+    </w:p>
+    <w:p>
+      <w:pPr>
+        <w:keepNext w:val="0"/>
+        <w:bidi/>
+        <w:spacing w:after="160" w:before="0" w:line="348" w:lineRule="auto"/>
+        <w:jc w:val="both"/>
+      </w:pPr>
+      <w:r>
+        <w:rPr>
+          <w:rFonts w:ascii="Times New Roman" w:hAnsi="Times New Roman" w:cs="Noto Naskh Arabic"/>
+          <w:b w:val="0"/>
+          <w:i w:val="0"/>
+          <w:color w:val="111111"/>
+          <w:sz w:val="23"/>
+          <w:szCs w:val="23"/>
+          <w:rtl/>
+          <w:cs/>
+        </w:rPr>
+        <w:t>وثالثها توجيه لا يستطيع الفريق التقني إصداره وحده: ما هي عتبة الدقة التي تُعدّ جاهزة للإنتاج في هذا المجال؟ فنقطة التشغيل الصحيحة — ومن ثمّ مدى ميل النظام إلى إحالة القرار للمراجعة البشرية بدلاً من الحسم آلياً — حكمٌ تجاري يتعلق بما يقبله العميل، لا مسألة تقنية. وتحديدها سيُشكّل مباشرةً الجولة القادمة من عمل الضبط.</w:t>
+      </w:r>
+    </w:p>
+    <w:p>
+      <w:pPr>
+        <w:keepNext/>
+        <w:bidi/>
+        <w:spacing w:before="360" w:after="140"/>
+        <w:jc w:val="right"/>
+      </w:pPr>
+      <w:r>
+        <w:rPr>
+          <w:rFonts w:ascii="Times New Roman" w:hAnsi="Times New Roman" w:cs="Noto Naskh Arabic"/>
+          <w:b/>
+          <w:bCs w:val="1"/>
+          <w:i w:val="0"/>
+          <w:color w:val="1A3A5C"/>
+          <w:sz w:val="28"/>
+          <w:szCs w:val="28"/>
+          <w:rtl/>
+          <w:cs/>
+        </w:rPr>
+        <w:t>١١. الخلاصة</w:t>
+      </w:r>
+    </w:p>
+    <w:p>
+      <w:pPr>
+        <w:keepNext w:val="0"/>
+        <w:bidi/>
+        <w:spacing w:after="160" w:before="0" w:line="348" w:lineRule="auto"/>
+        <w:jc w:val="both"/>
+      </w:pPr>
+      <w:r>
+        <w:rPr>
+          <w:rFonts w:ascii="Times New Roman" w:hAnsi="Times New Roman" w:cs="Noto Naskh Arabic"/>
+          <w:b w:val="0"/>
+          <w:i w:val="0"/>
+          <w:color w:val="111111"/>
+          <w:sz w:val="23"/>
+          <w:szCs w:val="23"/>
+          <w:rtl/>
+          <w:cs/>
+        </w:rPr>
+        <w:t>الاستنتاج الأول لهذه الفترة معماري لا خوارزمي: أن قابلية الصيانة في مجال يتّسع كتالوجه باستمرار تتحدد بكيفية توزيع المسؤوليات بين المكوّنات أكثر مما تتحدد بدقة أي نموذج منفرد. فعزل الجزء المتقلّب من المشكلة عن الجزء المستقر هو ما حوّل نمو الكتالوج من عملية إعادة تدريب إلى عملية إضافة بيانات.</w:t>
+      </w:r>
+    </w:p>
+    <w:p>
+      <w:pPr>
+        <w:keepNext w:val="0"/>
+        <w:bidi/>
+        <w:spacing w:after="160" w:before="0" w:line="348" w:lineRule="auto"/>
+        <w:jc w:val="both"/>
+      </w:pPr>
+      <w:r>
+        <w:rPr>
+          <w:rFonts w:ascii="Times New Roman" w:hAnsi="Times New Roman" w:cs="Noto Naskh Arabic"/>
+          <w:b w:val="0"/>
+          <w:i w:val="0"/>
+          <w:color w:val="111111"/>
+          <w:sz w:val="23"/>
+          <w:szCs w:val="23"/>
+          <w:rtl/>
+          <w:cs/>
+        </w:rPr>
+        <w:t>والاستنتاج الثاني أن شكل النمو يستحق القياس بقدر ما تستحقه الدقة. فالفارق بين ‎O(N×K)‎ و‎O(N)‎ لا يظهر في صورة واحدة، لكنه يحدد ما إذا كان النظام سيظل عملياً بعد عشر علامات تجارية أو سينهار تحت وزنه. وقياس ذلك مبكراً — قبل أن يصبح K كبيراً — كان أرخص بكثير من اكتشافه لاحقاً.</w:t>
+      </w:r>
+    </w:p>
+    <w:p>
+      <w:pPr>
+        <w:keepNext w:val="0"/>
+        <w:bidi/>
+        <w:spacing w:after="160" w:before="0" w:line="348" w:lineRule="auto"/>
+        <w:jc w:val="both"/>
+      </w:pPr>
+      <w:r>
+        <w:rPr>
+          <w:rFonts w:ascii="Times New Roman" w:hAnsi="Times New Roman" w:cs="Noto Naskh Arabic"/>
+          <w:b w:val="0"/>
+          <w:i w:val="0"/>
+          <w:color w:val="111111"/>
+          <w:sz w:val="23"/>
+          <w:szCs w:val="23"/>
+          <w:rtl/>
+          <w:cs/>
+        </w:rPr>
+        <w:t>والاستنتاج الثالث أن جودة البيانات تُقيّد سقف أي معمارية. فأكثر ما أخّر التقدّم في هذه الفترة لم يكن قصوراً في النماذج بل غياب أمثلة حقيقية لما نطلب من النظام تمييزه. ولذلك فإن أهم بند في خطة المرحلة القادمة ليس بنداً هندسياً على الإطلاق، بل جولة تصوير.</w:t>
+      </w:r>
+    </w:p>
+    <w:p>
+      <w:pPr>
+        <w:keepNext w:val="0"/>
+        <w:bidi/>
+        <w:spacing w:after="160" w:before="0" w:line="348" w:lineRule="auto"/>
+        <w:jc w:val="both"/>
+      </w:pPr>
+      <w:r>
+        <w:rPr>
+          <w:rFonts w:ascii="Times New Roman" w:hAnsi="Times New Roman" w:cs="Noto Naskh Arabic"/>
+          <w:b w:val="0"/>
+          <w:i w:val="0"/>
+          <w:color w:val="111111"/>
+          <w:sz w:val="23"/>
+          <w:szCs w:val="23"/>
+          <w:rtl/>
+          <w:cs/>
+        </w:rPr>
+        <w:t>وأخيراً، فإن ما تحقّق حتى الآن — كاشف أدقّ على ثلث البيانات، وأربع طبقات تصنيف عاملة، ومعمارية توجيه مُثبَتة مرتين، وتطبيق ميداني يُنتج تقارير حقيقية — يمثّل أساساً صالحاً للبناء عليه، لا منتجاً مكتملاً. والفجوات المذكورة في القسم التاسع محددة ومعروفة الكلفة، وليس فيها ما يشير إلى خلل في التصميم الأساسي؛ وهذا في تقديري أهم ما يمكن قوله بعد ثلاثة أسابيع.</w:t>
       </w:r>
     </w:p>
     <w:sectPr>

--- a/docs/report/out/Aystro_Field_Training_Report_AR.docx
+++ b/docs/report/out/Aystro_Field_Training_Report_AR.docx
@@ -1500,7 +1500,28 @@
           <w:rtl/>
           <w:cs/>
         </w:rPr>
-        <w:t>بلغ الكاشف الجديد متوسط دقة وإحكاماً أعلى على نحو ثلث صور التدريب — وهي نتيجة في كفاءة البيانات، لا مجرد حجة تصميمية. أما الاستدعاء فأدنى بأربع نقاط، ويجب ألا يُخفى ذلك. والتفسير معروف ولا يتعلق بالمعمارية: فالمشروع المحايد صنفياً يضم ٢٢٦ صورة خام فقط، بينما بلغ المشروع الأصلي ١٬١٩١ صورة مُعلَّمة — أي أن نحو ٨٠٠ صورة مُعلَّمة سلفاً لم تُرحَّل بعد. وترحيلها إعادة تسمية برمجية إلى صنف واحد، لا عمل تعليم جديد، وهو أرخص إجراء متاح لسدّ هذه الفجوة.</w:t>
+        <w:t>بلغ الكاشف الجديد متوسط دقة وإحكاماً أعلى على نحو ثلث صور التدريب — وهي نتيجة في كفاءة البيانات، لا مجرد حجة تصميمية. أما الاستدعاء فأدنى بأربع نقاط، ويجب ألا يُخفى ذلك.</w:t>
+      </w:r>
+    </w:p>
+    <w:p>
+      <w:pPr>
+        <w:keepNext w:val="0"/>
+        <w:bidi/>
+        <w:spacing w:after="160" w:before="0" w:line="348" w:lineRule="auto"/>
+        <w:jc w:val="both"/>
+      </w:pPr>
+      <w:r>
+        <w:rPr>
+          <w:rFonts w:ascii="Times New Roman" w:hAnsi="Times New Roman" w:cs="Noto Naskh Arabic"/>
+          <w:b w:val="0"/>
+          <w:i w:val="0"/>
+          <w:color w:val="111111"/>
+          <w:sz w:val="23"/>
+          <w:szCs w:val="23"/>
+          <w:rtl/>
+          <w:cs/>
+        </w:rPr>
+        <w:t>وتحقق فعلي من مصدر هذا الفارق — لا افتراض — كشف أنه ليس فجوة بيانات على الإطلاق: فعدد الصور الخام في المشروعين متطابق اليوم تماماً (٢٢٧ صورة في كلٍّ منهما، وحتى أول صورة بالمعرِّف ذاته)، خلافاً لما كان يُفترَض سابقاً من وجود صور مُعلَّمة لم تُرحَّل. والفارق الحقيقي في إعدادات المعالجة المسبقة عند توليد كل نسخة: فالكاشف الأصلي (النسخة ٢٠) قُسِّمت صوره إلى شبكة ٢×٢ (تقطيع/tiling) قبل التدريب، بينما لم يُطبَّق أي تقطيع على الكاشف الحالي. والتقطيع تقنية معروفة لتحسين كشف الكائنات الصغيرة والمتلاصقة تحديداً — وهي بالضبط طبيعة صور الرفوف هنا — لأنها تكبّر الحجم النسبي لكل منتج داخل الإطار الذي يراه النموذج. هذا تفسير قابل للاختبار المباشر (توليد نسخة جديدة بالتقطيع ذاته وإعادة التدريب)، ولم يُختبَر بعد عند كتابة هذا التقرير — مُدرَج كأول بند في القسم ١٠.</w:t>
       </w:r>
     </w:p>
     <w:p>
@@ -3572,7 +3593,7 @@
           <w:rtl/>
           <w:cs/>
         </w:rPr>
-        <w:t>٢. فجوة استدعاء الكاشف. نحو ٨٠٠ صورة مُعلَّمة سلفاً لم تُرحَّل إلى المشروع المحايد صنفياً، وهي التفسير المرجَّح لفارق النقاط الأربع في الاستدعاء. مهمة هندسة بيانات لا بحث جديد.</w:t>
+        <w:t>٢. فجوة استدعاء الكاشف غير مفسَّرة بعد بشكل قاطع. الفرضية الحالية — فارق إعداد التقطيع (tiling) بين النسختين، لا فارق في عدد الصور — مبنيّة على فحص إعدادات التوليد الفعلية، لكنها لم تُختبَر بإعادة تدريب فعلية بعد. اختبارها يستوجب تدريباً واحداً (نحو ٤٥ دقيقة)، لا بحثاً جديداً.</w:t>
       </w:r>
     </w:p>
     <w:p>
@@ -3720,7 +3741,7 @@
           <w:rtl/>
           <w:cs/>
         </w:rPr>
-        <w:t>أولاً، ما لا يحتاج شيئاً من خارج الفريق: ترحيل الصور الثمانمئة غير المُرحَّلة وإعادة تدريب الكاشف على المجموعة الأوفر، وهو أرخص إجراء متاح لسدّ فجوة الاستدعاء؛ ثم تدقيق ما تبقّى من العلامات (‏Cappy تحديداً، إذ تأكّد وجود تنوّع حقيقي في نكهاتها) لتحديد أيها يستحق مُصنِّف متغيّرات خاصاً به؛ ثم قياس كلفة الاستدلال الفعلية من الاستخدام الحي. وكل بند من هذه يقع في نطاق أيام لا أسابيع، استناداً إلى الزمن الذي استغرقه فعلياً بناء مُصنِّفَي Fanta وXL Energy.</w:t>
+        <w:t>أولاً، ما لا يحتاج شيئاً من خارج الفريق: توليد نسخة جديدة من الكاشف المحايد صنفياً بإعداد تقطيع ٢×٢ مطابق للكاشف الأصلي، وتدريبها، لاختبار فرضية القسم ٦٫١ مباشرةً — تدريب واحد يحسم السؤال بدلاً من افتراضه؛ ثم تدقيق ما تبقّى من العلامات (‏Cappy تحديداً، إذ تأكّد وجود تنوّع حقيقي في نكهاتها) لتحديد أيها يستحق مُصنِّف متغيّرات خاصاً به؛ ثم قياس كلفة الاستدلال الفعلية من الاستخدام الحي. وكل بند من هذه يقع في نطاق ساعات إلى أيام لا أسابيع، استناداً إلى الزمن الذي استغرقه فعلياً بناء مُصنِّفَي Fanta وXL Energy.</w:t>
       </w:r>
     </w:p>
     <w:p>

--- a/docs/report/out/Aystro_Field_Training_Report_AR.docx
+++ b/docs/report/out/Aystro_Field_Training_Report_AR.docx
@@ -2488,7 +2488,7 @@
           <w:rtl/>
           <w:cs/>
         </w:rPr>
-        <w:t>وثمة كلفة مقابلة لم تُقَس بعد وتُذكر هنا بدلاً من إغفالها: فخط المعالجة يُصدر الآن استدعاءات تصنيف لكل منتج مكتشَف لا لكل صورة، فرفّ مزدحم بعشرين منتجاً يستهلك أكثر بكثير من صورة تحوي منتجين. وهذا أثر تشغيلي حقيقي ينبغي قياسه من الاستخدام الحي قبل الاستشهاد به كرقم.</w:t>
+        <w:t>وتحقُّقٌ مباشر من نموذج التسعير — لا افتراض — نفى مخاوف كانت مطروحة سابقاً حول هذه النقطة تحديداً. فقد كان يُفترَض أن رفّاً مزدحماً بعشرين منتجاً، مقارنةً بصورة تحوي منتجَين، يستهلك كلفة أكبر بكثير لأن خط المعالجة يُصدر استدعاء علامة واستدعاء مادة تعبئة لكل منتج مكتشَف لا لكل صورة. لكن الاستدلال على سير عمل (Workflow) في Roboflow يُحاسَب كوحدة استدعاء واحدة لكل صورة تُرسَل إليه، بصرف النظر عن عدد خطوات النماذج الداخلية التي يُشغِّلها — فتطبيق فلاتر يرسل صورة واحدة لكل التقاطة، لا استدعاءً منفصلاً لكل منتج. أي أن الأثر الحقيقي لكثافة الرف ليس في الكلفة المالية بل في زمن الاستجابة، وهو بالضبط ما قِيس في القسم ٦٫٢ (١٤٫٢٠ ثانية لصورة تضم ٦٠ منتجاً بعد التوجيه). وهذا الفهم مصدره سؤال مباشر لمساعد Roboflow الرسمي لا وثيقة تسعير مقروءة حرفياً، فيبقى التحقق النهائي من لوحة الاستخدام الفعلي في لوحة تحكم مساحة العمل (‏app.roboflow.com) الخطوة الحاسمة الأخيرة.</w:t>
       </w:r>
     </w:p>
     <w:p>
@@ -3677,7 +3677,7 @@
           <w:rtl/>
           <w:cs/>
         </w:rPr>
-        <w:t>٦. كلفة الاستدلال لكل منتج غير مقيسة. الأثر التشغيلي الوارد في القسم ٦٫٣ ينبغي أن يأتي من الاستخدام الحي قبل استخدامه في أي إسقاط مالي.</w:t>
+        <w:t>٦. كلفة الاستدلال — مُوضَّحة جزئياً، لا مقفلة بعد. تبيّن أن الاستدلال يُحاسَب لكل صورة لا لكل منتج داخلها (القسم ٦٫٣)، فكثافة الرف تكلّف زمناً لا مالاً إضافياً. يبقى تأكيد هذا نهائياً من لوحة الاستخدام الفعلي في مساحة العمل، وهي خطوة تحقق لا بحث جديد.</w:t>
       </w:r>
     </w:p>
     <w:p>
@@ -3741,7 +3741,7 @@
           <w:rtl/>
           <w:cs/>
         </w:rPr>
-        <w:t>أولاً، ما لا يحتاج شيئاً من خارج الفريق: توليد نسخة جديدة من الكاشف المحايد صنفياً بإعداد تقطيع ٢×٢ مطابق للكاشف الأصلي، وتدريبها، لاختبار فرضية القسم ٦٫١ مباشرةً — تدريب واحد يحسم السؤال بدلاً من افتراضه؛ ثم تدقيق ما تبقّى من العلامات (‏Cappy تحديداً، إذ تأكّد وجود تنوّع حقيقي في نكهاتها) لتحديد أيها يستحق مُصنِّف متغيّرات خاصاً به؛ ثم قياس كلفة الاستدلال الفعلية من الاستخدام الحي. وكل بند من هذه يقع في نطاق ساعات إلى أيام لا أسابيع، استناداً إلى الزمن الذي استغرقه فعلياً بناء مُصنِّفَي Fanta وXL Energy.</w:t>
+        <w:t>أولاً، ما لا يحتاج شيئاً من خارج الفريق: توليد نسخة جديدة من الكاشف المحايد صنفياً بإعداد تقطيع ٢×٢ مطابق للكاشف الأصلي، وتدريبها، لاختبار فرضية القسم ٦٫١ مباشرةً — تدريب واحد يحسم السؤال بدلاً من افتراضه؛ ثم تدقيق ما تبقّى من العلامات (‏Cappy تحديداً، إذ تأكّد وجود تنوّع حقيقي في نكهاتها) لتحديد أيها يستحق مُصنِّف متغيّرات خاصاً به؛ ثم تأكيد نموذج التسعير الوارد في القسم ٦٫٣ من لوحة الاستخدام الفعلي — تحقق سريع لا قياس من الصفر. وكل بند من هذه يقع في نطاق ساعات إلى أيام لا أسابيع، استناداً إلى الزمن الذي استغرقه فعلياً بناء مُصنِّفَي Fanta وXL Energy.</w:t>
       </w:r>
     </w:p>
     <w:p>
